--- a/doc/project/03-计划文档/迭代开发计划第三稿 .docx
+++ b/doc/project/03-计划文档/迭代开发计划第三稿 .docx
@@ -1701,95 +1701,7 @@
             <w:insideH w:val="none" w:color="auto" w:sz="0" w:space="0"/>
             <w:insideV w:val="none" w:color="auto" w:sz="0" w:space="0"/>
           </w:tblBorders>
-        </w:tblPrEx>
-        <w:trPr>
-          <w:tblHeader/>
-        </w:trPr>
-        <w:tc>
-          <w:tcPr>
-            <w:tcW w:w="0" w:type="auto"/>
-            <w:tcBorders>
-              <w:top w:val="nil"/>
-              <w:left w:val="nil"/>
-              <w:bottom w:val="nil"/>
-              <w:right w:val="single" w:color="auto" w:sz="2" w:space="0"/>
-            </w:tcBorders>
-            <w:shd w:val="clear" w:color="auto" w:fill="F2F2F2"/>
-            <w:tcMar>
-              <w:top w:w="120" w:type="dxa"/>
-              <w:left w:w="180" w:type="dxa"/>
-              <w:bottom w:w="120" w:type="dxa"/>
-              <w:right w:w="180" w:type="dxa"/>
-            </w:tcMar>
-            <w:vAlign w:val="center"/>
-          </w:tcPr>
-          <w:p>
-            <w:pPr>
-              <w:rPr>
-                <w:rFonts w:hint="eastAsia" w:ascii="楷体" w:hAnsi="楷体" w:eastAsia="楷体" w:cs="楷体"/>
-                <w:sz w:val="24"/>
-                <w:szCs w:val="24"/>
-              </w:rPr>
-            </w:pPr>
-            <w:r>
-              <w:rPr>
-                <w:rFonts w:hint="eastAsia" w:ascii="楷体" w:hAnsi="楷体" w:eastAsia="楷体" w:cs="楷体"/>
-                <w:sz w:val="24"/>
-                <w:szCs w:val="24"/>
-                <w:lang w:val="en-US" w:eastAsia="zh-CN"/>
-              </w:rPr>
-              <w:t>缩写、术语</w:t>
-            </w:r>
-          </w:p>
-        </w:tc>
-        <w:tc>
-          <w:tcPr>
-            <w:tcW w:w="0" w:type="auto"/>
-            <w:tcBorders>
-              <w:top w:val="nil"/>
-              <w:left w:val="nil"/>
-              <w:bottom w:val="nil"/>
-              <w:right w:val="nil"/>
-            </w:tcBorders>
-            <w:shd w:val="clear" w:color="auto" w:fill="F2F2F2"/>
-            <w:tcMar>
-              <w:top w:w="120" w:type="dxa"/>
-              <w:left w:w="180" w:type="dxa"/>
-              <w:bottom w:w="120" w:type="dxa"/>
-              <w:right w:w="180" w:type="dxa"/>
-            </w:tcMar>
-            <w:vAlign w:val="center"/>
-          </w:tcPr>
-          <w:p>
-            <w:pPr>
-              <w:rPr>
-                <w:rFonts w:hint="eastAsia" w:ascii="楷体" w:hAnsi="楷体" w:eastAsia="楷体" w:cs="楷体"/>
-                <w:sz w:val="24"/>
-                <w:szCs w:val="24"/>
-              </w:rPr>
-            </w:pPr>
-            <w:r>
-              <w:rPr>
-                <w:rFonts w:hint="eastAsia" w:ascii="楷体" w:hAnsi="楷体" w:eastAsia="楷体" w:cs="楷体"/>
-                <w:sz w:val="24"/>
-                <w:szCs w:val="24"/>
-                <w:lang w:val="en-US" w:eastAsia="zh-CN"/>
-              </w:rPr>
-              <w:t>解释</w:t>
-            </w:r>
-          </w:p>
-        </w:tc>
-      </w:tr>
-      <w:tr>
-        <w:tblPrEx>
-          <w:tblBorders>
-            <w:top w:val="single" w:color="auto" w:sz="2" w:space="0"/>
-            <w:left w:val="single" w:color="auto" w:sz="2" w:space="0"/>
-            <w:bottom w:val="single" w:color="auto" w:sz="2" w:space="0"/>
-            <w:right w:val="single" w:color="auto" w:sz="2" w:space="0"/>
-            <w:insideH w:val="none" w:color="auto" w:sz="0" w:space="0"/>
-            <w:insideV w:val="none" w:color="auto" w:sz="0" w:space="0"/>
-          </w:tblBorders>
+          <w:shd w:val="clear" w:color="auto" w:fill="auto"/>
           <w:tblCellMar>
             <w:top w:w="0" w:type="dxa"/>
             <w:left w:w="0" w:type="dxa"/>
@@ -1797,6 +1709,9 @@
             <w:right w:w="0" w:type="dxa"/>
           </w:tblCellMar>
         </w:tblPrEx>
+        <w:trPr>
+          <w:tblHeader/>
+        </w:trPr>
         <w:tc>
           <w:tcPr>
             <w:tcW w:w="0" w:type="auto"/>
@@ -1806,31 +1721,31 @@
               <w:bottom w:val="nil"/>
               <w:right w:val="single" w:color="auto" w:sz="2" w:space="0"/>
             </w:tcBorders>
-            <w:shd w:val="clear" w:color="auto" w:fill="auto"/>
-            <w:tcMar>
-              <w:top w:w="120" w:type="dxa"/>
-              <w:left w:w="180" w:type="dxa"/>
-              <w:bottom w:w="120" w:type="dxa"/>
-              <w:right w:w="180" w:type="dxa"/>
-            </w:tcMar>
-            <w:vAlign w:val="center"/>
-          </w:tcPr>
-          <w:p>
-            <w:pPr>
-              <w:rPr>
-                <w:rFonts w:hint="eastAsia" w:ascii="楷体" w:hAnsi="楷体" w:eastAsia="楷体" w:cs="楷体"/>
-                <w:sz w:val="24"/>
-                <w:szCs w:val="24"/>
-              </w:rPr>
-            </w:pPr>
-            <w:r>
-              <w:rPr>
-                <w:rFonts w:hint="eastAsia" w:ascii="楷体" w:hAnsi="楷体" w:eastAsia="楷体" w:cs="楷体"/>
-                <w:sz w:val="24"/>
-                <w:szCs w:val="24"/>
-                <w:lang w:val="en-US" w:eastAsia="zh-CN"/>
-              </w:rPr>
-              <w:t>管理员</w:t>
+            <w:shd w:val="clear" w:color="auto" w:fill="F2F2F2"/>
+            <w:tcMar>
+              <w:top w:w="120" w:type="dxa"/>
+              <w:left w:w="180" w:type="dxa"/>
+              <w:bottom w:w="120" w:type="dxa"/>
+              <w:right w:w="180" w:type="dxa"/>
+            </w:tcMar>
+            <w:vAlign w:val="center"/>
+          </w:tcPr>
+          <w:p>
+            <w:pPr>
+              <w:rPr>
+                <w:rFonts w:hint="eastAsia" w:ascii="楷体" w:hAnsi="楷体" w:eastAsia="楷体" w:cs="楷体"/>
+                <w:sz w:val="24"/>
+                <w:szCs w:val="24"/>
+              </w:rPr>
+            </w:pPr>
+            <w:r>
+              <w:rPr>
+                <w:rFonts w:hint="eastAsia" w:ascii="楷体" w:hAnsi="楷体" w:eastAsia="楷体" w:cs="楷体"/>
+                <w:sz w:val="24"/>
+                <w:szCs w:val="24"/>
+                <w:lang w:val="en-US" w:eastAsia="zh-CN"/>
+              </w:rPr>
+              <w:t>缩写、术语</w:t>
             </w:r>
           </w:p>
         </w:tc>
@@ -1843,215 +1758,31 @@
               <w:bottom w:val="nil"/>
               <w:right w:val="nil"/>
             </w:tcBorders>
-            <w:shd w:val="clear" w:color="auto" w:fill="auto"/>
-            <w:tcMar>
-              <w:top w:w="120" w:type="dxa"/>
-              <w:left w:w="180" w:type="dxa"/>
-              <w:bottom w:w="120" w:type="dxa"/>
-              <w:right w:w="180" w:type="dxa"/>
-            </w:tcMar>
-            <w:vAlign w:val="center"/>
-          </w:tcPr>
-          <w:p>
-            <w:pPr>
-              <w:rPr>
-                <w:rFonts w:hint="eastAsia" w:ascii="楷体" w:hAnsi="楷体" w:eastAsia="楷体" w:cs="楷体"/>
-                <w:sz w:val="24"/>
-                <w:szCs w:val="24"/>
-              </w:rPr>
-            </w:pPr>
-            <w:r>
-              <w:rPr>
-                <w:rFonts w:hint="eastAsia" w:ascii="楷体" w:hAnsi="楷体" w:eastAsia="楷体" w:cs="楷体"/>
-                <w:sz w:val="24"/>
-                <w:szCs w:val="24"/>
-                <w:lang w:val="en-US" w:eastAsia="zh-CN"/>
-              </w:rPr>
-              <w:t>平台管理用户，负责人员 / 地区 / 设备管理、工单监控、人工派单等</w:t>
-            </w:r>
-          </w:p>
-        </w:tc>
-      </w:tr>
-      <w:tr>
-        <w:tblPrEx>
-          <w:tblBorders>
-            <w:top w:val="single" w:color="auto" w:sz="2" w:space="0"/>
-            <w:left w:val="single" w:color="auto" w:sz="2" w:space="0"/>
-            <w:bottom w:val="single" w:color="auto" w:sz="2" w:space="0"/>
-            <w:right w:val="single" w:color="auto" w:sz="2" w:space="0"/>
-            <w:insideH w:val="none" w:color="auto" w:sz="0" w:space="0"/>
-            <w:insideV w:val="none" w:color="auto" w:sz="0" w:space="0"/>
-          </w:tblBorders>
-          <w:tblCellMar>
-            <w:top w:w="0" w:type="dxa"/>
-            <w:left w:w="0" w:type="dxa"/>
-            <w:bottom w:w="0" w:type="dxa"/>
-            <w:right w:w="0" w:type="dxa"/>
-          </w:tblCellMar>
-        </w:tblPrEx>
-        <w:tc>
-          <w:tcPr>
-            <w:tcW w:w="0" w:type="auto"/>
-            <w:tcBorders>
-              <w:top w:val="nil"/>
-              <w:left w:val="nil"/>
-              <w:bottom w:val="nil"/>
-              <w:right w:val="single" w:color="auto" w:sz="2" w:space="0"/>
-            </w:tcBorders>
-            <w:shd w:val="clear" w:color="auto" w:fill="auto"/>
-            <w:tcMar>
-              <w:top w:w="120" w:type="dxa"/>
-              <w:left w:w="180" w:type="dxa"/>
-              <w:bottom w:w="120" w:type="dxa"/>
-              <w:right w:w="180" w:type="dxa"/>
-            </w:tcMar>
-            <w:vAlign w:val="center"/>
-          </w:tcPr>
-          <w:p>
-            <w:pPr>
-              <w:rPr>
-                <w:rFonts w:hint="eastAsia" w:ascii="楷体" w:hAnsi="楷体" w:eastAsia="楷体" w:cs="楷体"/>
-                <w:sz w:val="24"/>
-                <w:szCs w:val="24"/>
-              </w:rPr>
-            </w:pPr>
-            <w:r>
-              <w:rPr>
-                <w:rFonts w:hint="eastAsia" w:ascii="楷体" w:hAnsi="楷体" w:eastAsia="楷体" w:cs="楷体"/>
-                <w:sz w:val="24"/>
-                <w:szCs w:val="24"/>
-                <w:lang w:val="en-US" w:eastAsia="zh-CN"/>
-              </w:rPr>
-              <w:t>维修人员</w:t>
-            </w:r>
-          </w:p>
-        </w:tc>
-        <w:tc>
-          <w:tcPr>
-            <w:tcW w:w="0" w:type="auto"/>
-            <w:tcBorders>
-              <w:top w:val="nil"/>
-              <w:left w:val="nil"/>
-              <w:bottom w:val="nil"/>
-              <w:right w:val="nil"/>
-            </w:tcBorders>
-            <w:shd w:val="clear" w:color="auto" w:fill="auto"/>
-            <w:tcMar>
-              <w:top w:w="120" w:type="dxa"/>
-              <w:left w:w="180" w:type="dxa"/>
-              <w:bottom w:w="120" w:type="dxa"/>
-              <w:right w:w="180" w:type="dxa"/>
-            </w:tcMar>
-            <w:vAlign w:val="center"/>
-          </w:tcPr>
-          <w:p>
-            <w:pPr>
-              <w:rPr>
-                <w:rFonts w:hint="eastAsia" w:ascii="楷体" w:hAnsi="楷体" w:eastAsia="楷体" w:cs="楷体"/>
-                <w:sz w:val="24"/>
-                <w:szCs w:val="24"/>
-              </w:rPr>
-            </w:pPr>
-            <w:r>
-              <w:rPr>
-                <w:rFonts w:hint="eastAsia" w:ascii="楷体" w:hAnsi="楷体" w:eastAsia="楷体" w:cs="楷体"/>
-                <w:sz w:val="24"/>
-                <w:szCs w:val="24"/>
-                <w:lang w:val="en-US" w:eastAsia="zh-CN"/>
-              </w:rPr>
-              <w:t>平台运维用户，负责接收工单、处理设备故障、巡检辖区设备</w:t>
-            </w:r>
-          </w:p>
-        </w:tc>
-      </w:tr>
-      <w:tr>
-        <w:tblPrEx>
-          <w:tblBorders>
-            <w:top w:val="single" w:color="auto" w:sz="2" w:space="0"/>
-            <w:left w:val="single" w:color="auto" w:sz="2" w:space="0"/>
-            <w:bottom w:val="single" w:color="auto" w:sz="2" w:space="0"/>
-            <w:right w:val="single" w:color="auto" w:sz="2" w:space="0"/>
-            <w:insideH w:val="none" w:color="auto" w:sz="0" w:space="0"/>
-            <w:insideV w:val="none" w:color="auto" w:sz="0" w:space="0"/>
-          </w:tblBorders>
-          <w:tblCellMar>
-            <w:top w:w="0" w:type="dxa"/>
-            <w:left w:w="0" w:type="dxa"/>
-            <w:bottom w:w="0" w:type="dxa"/>
-            <w:right w:w="0" w:type="dxa"/>
-          </w:tblCellMar>
-        </w:tblPrEx>
-        <w:tc>
-          <w:tcPr>
-            <w:tcW w:w="0" w:type="auto"/>
-            <w:tcBorders>
-              <w:top w:val="nil"/>
-              <w:left w:val="nil"/>
-              <w:bottom w:val="nil"/>
-              <w:right w:val="single" w:color="auto" w:sz="2" w:space="0"/>
-            </w:tcBorders>
-            <w:shd w:val="clear" w:color="auto" w:fill="auto"/>
-            <w:tcMar>
-              <w:top w:w="120" w:type="dxa"/>
-              <w:left w:w="180" w:type="dxa"/>
-              <w:bottom w:w="120" w:type="dxa"/>
-              <w:right w:w="180" w:type="dxa"/>
-            </w:tcMar>
-            <w:vAlign w:val="center"/>
-          </w:tcPr>
-          <w:p>
-            <w:pPr>
-              <w:rPr>
-                <w:rFonts w:hint="eastAsia" w:ascii="楷体" w:hAnsi="楷体" w:eastAsia="楷体" w:cs="楷体"/>
-                <w:sz w:val="24"/>
-                <w:szCs w:val="24"/>
-              </w:rPr>
-            </w:pPr>
-            <w:r>
-              <w:rPr>
-                <w:rFonts w:hint="eastAsia" w:ascii="楷体" w:hAnsi="楷体" w:eastAsia="楷体" w:cs="楷体"/>
-                <w:sz w:val="24"/>
-                <w:szCs w:val="24"/>
-                <w:lang w:val="en-US" w:eastAsia="zh-CN"/>
-              </w:rPr>
-              <w:t>学生</w:t>
-            </w:r>
-          </w:p>
-        </w:tc>
-        <w:tc>
-          <w:tcPr>
-            <w:tcW w:w="0" w:type="auto"/>
-            <w:tcBorders>
-              <w:top w:val="nil"/>
-              <w:left w:val="nil"/>
-              <w:bottom w:val="nil"/>
-              <w:right w:val="nil"/>
-            </w:tcBorders>
-            <w:shd w:val="clear" w:color="auto" w:fill="auto"/>
-            <w:tcMar>
-              <w:top w:w="120" w:type="dxa"/>
-              <w:left w:w="180" w:type="dxa"/>
-              <w:bottom w:w="120" w:type="dxa"/>
-              <w:right w:w="180" w:type="dxa"/>
-            </w:tcMar>
-            <w:vAlign w:val="center"/>
-          </w:tcPr>
-          <w:p>
-            <w:pPr>
-              <w:rPr>
-                <w:rFonts w:hint="eastAsia" w:ascii="楷体" w:hAnsi="楷体" w:eastAsia="楷体" w:cs="楷体"/>
-                <w:sz w:val="24"/>
-                <w:szCs w:val="24"/>
-              </w:rPr>
-            </w:pPr>
-            <w:r>
-              <w:rPr>
-                <w:rFonts w:hint="eastAsia" w:ascii="楷体" w:hAnsi="楷体" w:eastAsia="楷体" w:cs="楷体"/>
-                <w:sz w:val="24"/>
-                <w:szCs w:val="24"/>
-                <w:lang w:val="en-US" w:eastAsia="zh-CN"/>
-              </w:rPr>
-              <w:t>平台使用用户，负责查看饮水点、扫码用水、查询水质与饮水量</w:t>
+            <w:shd w:val="clear" w:color="auto" w:fill="F2F2F2"/>
+            <w:tcMar>
+              <w:top w:w="120" w:type="dxa"/>
+              <w:left w:w="180" w:type="dxa"/>
+              <w:bottom w:w="120" w:type="dxa"/>
+              <w:right w:w="180" w:type="dxa"/>
+            </w:tcMar>
+            <w:vAlign w:val="center"/>
+          </w:tcPr>
+          <w:p>
+            <w:pPr>
+              <w:rPr>
+                <w:rFonts w:hint="eastAsia" w:ascii="楷体" w:hAnsi="楷体" w:eastAsia="楷体" w:cs="楷体"/>
+                <w:sz w:val="24"/>
+                <w:szCs w:val="24"/>
+              </w:rPr>
+            </w:pPr>
+            <w:r>
+              <w:rPr>
+                <w:rFonts w:hint="eastAsia" w:ascii="楷体" w:hAnsi="楷体" w:eastAsia="楷体" w:cs="楷体"/>
+                <w:sz w:val="24"/>
+                <w:szCs w:val="24"/>
+                <w:lang w:val="en-US" w:eastAsia="zh-CN"/>
+              </w:rPr>
+              <w:t>解释</w:t>
             </w:r>
           </w:p>
         </w:tc>
@@ -2107,7 +1838,7 @@
                 <w:szCs w:val="24"/>
                 <w:lang w:val="en-US" w:eastAsia="zh-CN"/>
               </w:rPr>
-              <w:t>MQTT</w:t>
+              <w:t>管理员</w:t>
             </w:r>
           </w:p>
         </w:tc>
@@ -2144,7 +1875,7 @@
                 <w:szCs w:val="24"/>
                 <w:lang w:val="en-US" w:eastAsia="zh-CN"/>
               </w:rPr>
-              <w:t>消息队列遥测传输协议，用于设备数据上传云端</w:t>
+              <w:t>平台管理用户，负责人员 / 地区 / 设备管理、工单监控、人工派单等</w:t>
             </w:r>
           </w:p>
         </w:tc>
@@ -2159,6 +1890,286 @@
             <w:insideH w:val="none" w:color="auto" w:sz="0" w:space="0"/>
             <w:insideV w:val="none" w:color="auto" w:sz="0" w:space="0"/>
           </w:tblBorders>
+          <w:shd w:val="clear" w:color="auto" w:fill="auto"/>
+          <w:tblCellMar>
+            <w:top w:w="0" w:type="dxa"/>
+            <w:left w:w="0" w:type="dxa"/>
+            <w:bottom w:w="0" w:type="dxa"/>
+            <w:right w:w="0" w:type="dxa"/>
+          </w:tblCellMar>
+        </w:tblPrEx>
+        <w:tc>
+          <w:tcPr>
+            <w:tcW w:w="0" w:type="auto"/>
+            <w:tcBorders>
+              <w:top w:val="nil"/>
+              <w:left w:val="nil"/>
+              <w:bottom w:val="nil"/>
+              <w:right w:val="single" w:color="auto" w:sz="2" w:space="0"/>
+            </w:tcBorders>
+            <w:shd w:val="clear" w:color="auto" w:fill="auto"/>
+            <w:tcMar>
+              <w:top w:w="120" w:type="dxa"/>
+              <w:left w:w="180" w:type="dxa"/>
+              <w:bottom w:w="120" w:type="dxa"/>
+              <w:right w:w="180" w:type="dxa"/>
+            </w:tcMar>
+            <w:vAlign w:val="center"/>
+          </w:tcPr>
+          <w:p>
+            <w:pPr>
+              <w:rPr>
+                <w:rFonts w:hint="eastAsia" w:ascii="楷体" w:hAnsi="楷体" w:eastAsia="楷体" w:cs="楷体"/>
+                <w:sz w:val="24"/>
+                <w:szCs w:val="24"/>
+              </w:rPr>
+            </w:pPr>
+            <w:r>
+              <w:rPr>
+                <w:rFonts w:hint="eastAsia" w:ascii="楷体" w:hAnsi="楷体" w:eastAsia="楷体" w:cs="楷体"/>
+                <w:sz w:val="24"/>
+                <w:szCs w:val="24"/>
+                <w:lang w:val="en-US" w:eastAsia="zh-CN"/>
+              </w:rPr>
+              <w:t>维修人员</w:t>
+            </w:r>
+          </w:p>
+        </w:tc>
+        <w:tc>
+          <w:tcPr>
+            <w:tcW w:w="0" w:type="auto"/>
+            <w:tcBorders>
+              <w:top w:val="nil"/>
+              <w:left w:val="nil"/>
+              <w:bottom w:val="nil"/>
+              <w:right w:val="nil"/>
+            </w:tcBorders>
+            <w:shd w:val="clear" w:color="auto" w:fill="auto"/>
+            <w:tcMar>
+              <w:top w:w="120" w:type="dxa"/>
+              <w:left w:w="180" w:type="dxa"/>
+              <w:bottom w:w="120" w:type="dxa"/>
+              <w:right w:w="180" w:type="dxa"/>
+            </w:tcMar>
+            <w:vAlign w:val="center"/>
+          </w:tcPr>
+          <w:p>
+            <w:pPr>
+              <w:rPr>
+                <w:rFonts w:hint="eastAsia" w:ascii="楷体" w:hAnsi="楷体" w:eastAsia="楷体" w:cs="楷体"/>
+                <w:sz w:val="24"/>
+                <w:szCs w:val="24"/>
+              </w:rPr>
+            </w:pPr>
+            <w:r>
+              <w:rPr>
+                <w:rFonts w:hint="eastAsia" w:ascii="楷体" w:hAnsi="楷体" w:eastAsia="楷体" w:cs="楷体"/>
+                <w:sz w:val="24"/>
+                <w:szCs w:val="24"/>
+                <w:lang w:val="en-US" w:eastAsia="zh-CN"/>
+              </w:rPr>
+              <w:t>平台运维用户，负责接收工单、处理设备故障、巡检辖区设备</w:t>
+            </w:r>
+          </w:p>
+        </w:tc>
+      </w:tr>
+      <w:tr>
+        <w:tblPrEx>
+          <w:tblBorders>
+            <w:top w:val="single" w:color="auto" w:sz="2" w:space="0"/>
+            <w:left w:val="single" w:color="auto" w:sz="2" w:space="0"/>
+            <w:bottom w:val="single" w:color="auto" w:sz="2" w:space="0"/>
+            <w:right w:val="single" w:color="auto" w:sz="2" w:space="0"/>
+            <w:insideH w:val="none" w:color="auto" w:sz="0" w:space="0"/>
+            <w:insideV w:val="none" w:color="auto" w:sz="0" w:space="0"/>
+          </w:tblBorders>
+          <w:shd w:val="clear" w:color="auto" w:fill="auto"/>
+          <w:tblCellMar>
+            <w:top w:w="0" w:type="dxa"/>
+            <w:left w:w="0" w:type="dxa"/>
+            <w:bottom w:w="0" w:type="dxa"/>
+            <w:right w:w="0" w:type="dxa"/>
+          </w:tblCellMar>
+        </w:tblPrEx>
+        <w:tc>
+          <w:tcPr>
+            <w:tcW w:w="0" w:type="auto"/>
+            <w:tcBorders>
+              <w:top w:val="nil"/>
+              <w:left w:val="nil"/>
+              <w:bottom w:val="nil"/>
+              <w:right w:val="single" w:color="auto" w:sz="2" w:space="0"/>
+            </w:tcBorders>
+            <w:shd w:val="clear" w:color="auto" w:fill="auto"/>
+            <w:tcMar>
+              <w:top w:w="120" w:type="dxa"/>
+              <w:left w:w="180" w:type="dxa"/>
+              <w:bottom w:w="120" w:type="dxa"/>
+              <w:right w:w="180" w:type="dxa"/>
+            </w:tcMar>
+            <w:vAlign w:val="center"/>
+          </w:tcPr>
+          <w:p>
+            <w:pPr>
+              <w:rPr>
+                <w:rFonts w:hint="eastAsia" w:ascii="楷体" w:hAnsi="楷体" w:eastAsia="楷体" w:cs="楷体"/>
+                <w:sz w:val="24"/>
+                <w:szCs w:val="24"/>
+              </w:rPr>
+            </w:pPr>
+            <w:r>
+              <w:rPr>
+                <w:rFonts w:hint="eastAsia" w:ascii="楷体" w:hAnsi="楷体" w:eastAsia="楷体" w:cs="楷体"/>
+                <w:sz w:val="24"/>
+                <w:szCs w:val="24"/>
+                <w:lang w:val="en-US" w:eastAsia="zh-CN"/>
+              </w:rPr>
+              <w:t>学生</w:t>
+            </w:r>
+          </w:p>
+        </w:tc>
+        <w:tc>
+          <w:tcPr>
+            <w:tcW w:w="0" w:type="auto"/>
+            <w:tcBorders>
+              <w:top w:val="nil"/>
+              <w:left w:val="nil"/>
+              <w:bottom w:val="nil"/>
+              <w:right w:val="nil"/>
+            </w:tcBorders>
+            <w:shd w:val="clear" w:color="auto" w:fill="auto"/>
+            <w:tcMar>
+              <w:top w:w="120" w:type="dxa"/>
+              <w:left w:w="180" w:type="dxa"/>
+              <w:bottom w:w="120" w:type="dxa"/>
+              <w:right w:w="180" w:type="dxa"/>
+            </w:tcMar>
+            <w:vAlign w:val="center"/>
+          </w:tcPr>
+          <w:p>
+            <w:pPr>
+              <w:rPr>
+                <w:rFonts w:hint="eastAsia" w:ascii="楷体" w:hAnsi="楷体" w:eastAsia="楷体" w:cs="楷体"/>
+                <w:sz w:val="24"/>
+                <w:szCs w:val="24"/>
+              </w:rPr>
+            </w:pPr>
+            <w:r>
+              <w:rPr>
+                <w:rFonts w:hint="eastAsia" w:ascii="楷体" w:hAnsi="楷体" w:eastAsia="楷体" w:cs="楷体"/>
+                <w:sz w:val="24"/>
+                <w:szCs w:val="24"/>
+                <w:lang w:val="en-US" w:eastAsia="zh-CN"/>
+              </w:rPr>
+              <w:t>平台使用用户，负责查看饮水点、扫码用水、查询水质与饮水量</w:t>
+            </w:r>
+          </w:p>
+        </w:tc>
+      </w:tr>
+      <w:tr>
+        <w:tblPrEx>
+          <w:tblBorders>
+            <w:top w:val="single" w:color="auto" w:sz="2" w:space="0"/>
+            <w:left w:val="single" w:color="auto" w:sz="2" w:space="0"/>
+            <w:bottom w:val="single" w:color="auto" w:sz="2" w:space="0"/>
+            <w:right w:val="single" w:color="auto" w:sz="2" w:space="0"/>
+            <w:insideH w:val="none" w:color="auto" w:sz="0" w:space="0"/>
+            <w:insideV w:val="none" w:color="auto" w:sz="0" w:space="0"/>
+          </w:tblBorders>
+          <w:shd w:val="clear" w:color="auto" w:fill="auto"/>
+          <w:tblCellMar>
+            <w:top w:w="0" w:type="dxa"/>
+            <w:left w:w="0" w:type="dxa"/>
+            <w:bottom w:w="0" w:type="dxa"/>
+            <w:right w:w="0" w:type="dxa"/>
+          </w:tblCellMar>
+        </w:tblPrEx>
+        <w:tc>
+          <w:tcPr>
+            <w:tcW w:w="0" w:type="auto"/>
+            <w:tcBorders>
+              <w:top w:val="nil"/>
+              <w:left w:val="nil"/>
+              <w:bottom w:val="nil"/>
+              <w:right w:val="single" w:color="auto" w:sz="2" w:space="0"/>
+            </w:tcBorders>
+            <w:shd w:val="clear" w:color="auto" w:fill="auto"/>
+            <w:tcMar>
+              <w:top w:w="120" w:type="dxa"/>
+              <w:left w:w="180" w:type="dxa"/>
+              <w:bottom w:w="120" w:type="dxa"/>
+              <w:right w:w="180" w:type="dxa"/>
+            </w:tcMar>
+            <w:vAlign w:val="center"/>
+          </w:tcPr>
+          <w:p>
+            <w:pPr>
+              <w:rPr>
+                <w:rFonts w:hint="eastAsia" w:ascii="楷体" w:hAnsi="楷体" w:eastAsia="楷体" w:cs="楷体"/>
+                <w:sz w:val="24"/>
+                <w:szCs w:val="24"/>
+              </w:rPr>
+            </w:pPr>
+            <w:r>
+              <w:rPr>
+                <w:rFonts w:hint="eastAsia" w:ascii="楷体" w:hAnsi="楷体" w:eastAsia="楷体" w:cs="楷体"/>
+                <w:sz w:val="24"/>
+                <w:szCs w:val="24"/>
+                <w:lang w:val="en-US" w:eastAsia="zh-CN"/>
+              </w:rPr>
+              <w:t>MQTT</w:t>
+            </w:r>
+          </w:p>
+        </w:tc>
+        <w:tc>
+          <w:tcPr>
+            <w:tcW w:w="0" w:type="auto"/>
+            <w:tcBorders>
+              <w:top w:val="nil"/>
+              <w:left w:val="nil"/>
+              <w:bottom w:val="nil"/>
+              <w:right w:val="nil"/>
+            </w:tcBorders>
+            <w:shd w:val="clear" w:color="auto" w:fill="auto"/>
+            <w:tcMar>
+              <w:top w:w="120" w:type="dxa"/>
+              <w:left w:w="180" w:type="dxa"/>
+              <w:bottom w:w="120" w:type="dxa"/>
+              <w:right w:w="180" w:type="dxa"/>
+            </w:tcMar>
+            <w:vAlign w:val="center"/>
+          </w:tcPr>
+          <w:p>
+            <w:pPr>
+              <w:rPr>
+                <w:rFonts w:hint="eastAsia" w:ascii="楷体" w:hAnsi="楷体" w:eastAsia="楷体" w:cs="楷体"/>
+                <w:sz w:val="24"/>
+                <w:szCs w:val="24"/>
+              </w:rPr>
+            </w:pPr>
+            <w:r>
+              <w:rPr>
+                <w:rFonts w:hint="eastAsia" w:ascii="楷体" w:hAnsi="楷体" w:eastAsia="楷体" w:cs="楷体"/>
+                <w:sz w:val="24"/>
+                <w:szCs w:val="24"/>
+                <w:lang w:val="en-US" w:eastAsia="zh-CN"/>
+              </w:rPr>
+              <w:t>消息队列遥测传输协议，用于设备数据上传云端</w:t>
+            </w:r>
+          </w:p>
+        </w:tc>
+      </w:tr>
+      <w:tr>
+        <w:tblPrEx>
+          <w:tblBorders>
+            <w:top w:val="single" w:color="auto" w:sz="2" w:space="0"/>
+            <w:left w:val="single" w:color="auto" w:sz="2" w:space="0"/>
+            <w:bottom w:val="single" w:color="auto" w:sz="2" w:space="0"/>
+            <w:right w:val="single" w:color="auto" w:sz="2" w:space="0"/>
+            <w:insideH w:val="none" w:color="auto" w:sz="0" w:space="0"/>
+            <w:insideV w:val="none" w:color="auto" w:sz="0" w:space="0"/>
+          </w:tblBorders>
+          <w:shd w:val="clear" w:color="auto" w:fill="auto"/>
           <w:tblCellMar>
             <w:top w:w="0" w:type="dxa"/>
             <w:left w:w="0" w:type="dxa"/>
@@ -2587,6 +2598,7 @@
             <w:insideH w:val="none" w:color="auto" w:sz="0" w:space="0"/>
             <w:insideV w:val="none" w:color="auto" w:sz="0" w:space="0"/>
           </w:tblBorders>
+          <w:shd w:val="clear" w:color="auto" w:fill="auto"/>
           <w:tblCellMar>
             <w:top w:w="0" w:type="dxa"/>
             <w:left w:w="0" w:type="dxa"/>
@@ -2668,466 +2680,6 @@
                 <w:lang w:val="en-US" w:eastAsia="zh-CN"/>
               </w:rPr>
               <w:t>优先级</w:t>
-            </w:r>
-          </w:p>
-        </w:tc>
-      </w:tr>
-      <w:tr>
-        <w:tblPrEx>
-          <w:tblBorders>
-            <w:top w:val="single" w:color="auto" w:sz="2" w:space="0"/>
-            <w:left w:val="single" w:color="auto" w:sz="2" w:space="0"/>
-            <w:bottom w:val="single" w:color="auto" w:sz="2" w:space="0"/>
-            <w:right w:val="single" w:color="auto" w:sz="2" w:space="0"/>
-            <w:insideH w:val="none" w:color="auto" w:sz="0" w:space="0"/>
-            <w:insideV w:val="none" w:color="auto" w:sz="0" w:space="0"/>
-          </w:tblBorders>
-          <w:tblCellMar>
-            <w:top w:w="0" w:type="dxa"/>
-            <w:left w:w="0" w:type="dxa"/>
-            <w:bottom w:w="0" w:type="dxa"/>
-            <w:right w:w="0" w:type="dxa"/>
-          </w:tblCellMar>
-        </w:tblPrEx>
-        <w:tc>
-          <w:tcPr>
-            <w:tcW w:w="0" w:type="auto"/>
-            <w:tcBorders>
-              <w:top w:val="nil"/>
-              <w:left w:val="nil"/>
-              <w:bottom w:val="nil"/>
-              <w:right w:val="single" w:color="auto" w:sz="2" w:space="0"/>
-            </w:tcBorders>
-            <w:shd w:val="clear" w:color="auto" w:fill="auto"/>
-            <w:tcMar>
-              <w:top w:w="120" w:type="dxa"/>
-              <w:left w:w="180" w:type="dxa"/>
-              <w:bottom w:w="120" w:type="dxa"/>
-              <w:right w:w="180" w:type="dxa"/>
-            </w:tcMar>
-            <w:vAlign w:val="center"/>
-          </w:tcPr>
-          <w:p>
-            <w:pPr>
-              <w:rPr>
-                <w:rFonts w:hint="eastAsia" w:ascii="楷体" w:hAnsi="楷体" w:eastAsia="楷体" w:cs="楷体"/>
-                <w:sz w:val="24"/>
-                <w:szCs w:val="24"/>
-              </w:rPr>
-            </w:pPr>
-            <w:r>
-              <w:rPr>
-                <w:rFonts w:hint="eastAsia" w:ascii="楷体" w:hAnsi="楷体" w:eastAsia="楷体" w:cs="楷体"/>
-                <w:sz w:val="24"/>
-                <w:szCs w:val="24"/>
-                <w:lang w:val="en-US" w:eastAsia="zh-CN"/>
-              </w:rPr>
-              <w:t>用户登录（多角色）</w:t>
-            </w:r>
-          </w:p>
-        </w:tc>
-        <w:tc>
-          <w:tcPr>
-            <w:tcW w:w="0" w:type="auto"/>
-            <w:tcBorders>
-              <w:top w:val="nil"/>
-              <w:left w:val="nil"/>
-              <w:bottom w:val="nil"/>
-              <w:right w:val="nil"/>
-            </w:tcBorders>
-            <w:shd w:val="clear" w:color="auto" w:fill="auto"/>
-            <w:tcMar>
-              <w:top w:w="120" w:type="dxa"/>
-              <w:left w:w="180" w:type="dxa"/>
-              <w:bottom w:w="120" w:type="dxa"/>
-              <w:right w:w="180" w:type="dxa"/>
-            </w:tcMar>
-            <w:vAlign w:val="center"/>
-          </w:tcPr>
-          <w:p>
-            <w:pPr>
-              <w:rPr>
-                <w:rFonts w:hint="eastAsia" w:ascii="楷体" w:hAnsi="楷体" w:eastAsia="楷体" w:cs="楷体"/>
-                <w:sz w:val="24"/>
-                <w:szCs w:val="24"/>
-              </w:rPr>
-            </w:pPr>
-            <w:r>
-              <w:rPr>
-                <w:rFonts w:hint="eastAsia" w:ascii="楷体" w:hAnsi="楷体" w:eastAsia="楷体" w:cs="楷体"/>
-                <w:sz w:val="24"/>
-                <w:szCs w:val="24"/>
-                <w:lang w:val="en-US" w:eastAsia="zh-CN"/>
-              </w:rPr>
-              <w:t>高</w:t>
-            </w:r>
-          </w:p>
-        </w:tc>
-      </w:tr>
-      <w:tr>
-        <w:tblPrEx>
-          <w:tblBorders>
-            <w:top w:val="single" w:color="auto" w:sz="2" w:space="0"/>
-            <w:left w:val="single" w:color="auto" w:sz="2" w:space="0"/>
-            <w:bottom w:val="single" w:color="auto" w:sz="2" w:space="0"/>
-            <w:right w:val="single" w:color="auto" w:sz="2" w:space="0"/>
-            <w:insideH w:val="none" w:color="auto" w:sz="0" w:space="0"/>
-            <w:insideV w:val="none" w:color="auto" w:sz="0" w:space="0"/>
-          </w:tblBorders>
-          <w:tblCellMar>
-            <w:top w:w="0" w:type="dxa"/>
-            <w:left w:w="0" w:type="dxa"/>
-            <w:bottom w:w="0" w:type="dxa"/>
-            <w:right w:w="0" w:type="dxa"/>
-          </w:tblCellMar>
-        </w:tblPrEx>
-        <w:tc>
-          <w:tcPr>
-            <w:tcW w:w="0" w:type="auto"/>
-            <w:tcBorders>
-              <w:top w:val="nil"/>
-              <w:left w:val="nil"/>
-              <w:bottom w:val="nil"/>
-              <w:right w:val="single" w:color="auto" w:sz="2" w:space="0"/>
-            </w:tcBorders>
-            <w:shd w:val="clear" w:color="auto" w:fill="auto"/>
-            <w:tcMar>
-              <w:top w:w="120" w:type="dxa"/>
-              <w:left w:w="180" w:type="dxa"/>
-              <w:bottom w:w="120" w:type="dxa"/>
-              <w:right w:w="180" w:type="dxa"/>
-            </w:tcMar>
-            <w:vAlign w:val="center"/>
-          </w:tcPr>
-          <w:p>
-            <w:pPr>
-              <w:rPr>
-                <w:rFonts w:hint="eastAsia" w:ascii="楷体" w:hAnsi="楷体" w:eastAsia="楷体" w:cs="楷体"/>
-                <w:sz w:val="24"/>
-                <w:szCs w:val="24"/>
-              </w:rPr>
-            </w:pPr>
-            <w:r>
-              <w:rPr>
-                <w:rFonts w:hint="eastAsia" w:ascii="楷体" w:hAnsi="楷体" w:eastAsia="楷体" w:cs="楷体"/>
-                <w:sz w:val="24"/>
-                <w:szCs w:val="24"/>
-                <w:lang w:val="en-US" w:eastAsia="zh-CN"/>
-              </w:rPr>
-              <w:t>数据模拟器（定时生成数据）</w:t>
-            </w:r>
-          </w:p>
-        </w:tc>
-        <w:tc>
-          <w:tcPr>
-            <w:tcW w:w="0" w:type="auto"/>
-            <w:tcBorders>
-              <w:top w:val="nil"/>
-              <w:left w:val="nil"/>
-              <w:bottom w:val="nil"/>
-              <w:right w:val="nil"/>
-            </w:tcBorders>
-            <w:shd w:val="clear" w:color="auto" w:fill="auto"/>
-            <w:tcMar>
-              <w:top w:w="120" w:type="dxa"/>
-              <w:left w:w="180" w:type="dxa"/>
-              <w:bottom w:w="120" w:type="dxa"/>
-              <w:right w:w="180" w:type="dxa"/>
-            </w:tcMar>
-            <w:vAlign w:val="center"/>
-          </w:tcPr>
-          <w:p>
-            <w:pPr>
-              <w:rPr>
-                <w:rFonts w:hint="eastAsia" w:ascii="楷体" w:hAnsi="楷体" w:eastAsia="楷体" w:cs="楷体"/>
-                <w:sz w:val="24"/>
-                <w:szCs w:val="24"/>
-              </w:rPr>
-            </w:pPr>
-            <w:r>
-              <w:rPr>
-                <w:rFonts w:hint="eastAsia" w:ascii="楷体" w:hAnsi="楷体" w:eastAsia="楷体" w:cs="楷体"/>
-                <w:sz w:val="24"/>
-                <w:szCs w:val="24"/>
-                <w:lang w:val="en-US" w:eastAsia="zh-CN"/>
-              </w:rPr>
-              <w:t>高</w:t>
-            </w:r>
-          </w:p>
-        </w:tc>
-      </w:tr>
-      <w:tr>
-        <w:tblPrEx>
-          <w:tblBorders>
-            <w:top w:val="single" w:color="auto" w:sz="2" w:space="0"/>
-            <w:left w:val="single" w:color="auto" w:sz="2" w:space="0"/>
-            <w:bottom w:val="single" w:color="auto" w:sz="2" w:space="0"/>
-            <w:right w:val="single" w:color="auto" w:sz="2" w:space="0"/>
-            <w:insideH w:val="none" w:color="auto" w:sz="0" w:space="0"/>
-            <w:insideV w:val="none" w:color="auto" w:sz="0" w:space="0"/>
-          </w:tblBorders>
-          <w:tblCellMar>
-            <w:top w:w="0" w:type="dxa"/>
-            <w:left w:w="0" w:type="dxa"/>
-            <w:bottom w:w="0" w:type="dxa"/>
-            <w:right w:w="0" w:type="dxa"/>
-          </w:tblCellMar>
-        </w:tblPrEx>
-        <w:tc>
-          <w:tcPr>
-            <w:tcW w:w="0" w:type="auto"/>
-            <w:tcBorders>
-              <w:top w:val="nil"/>
-              <w:left w:val="nil"/>
-              <w:bottom w:val="nil"/>
-              <w:right w:val="single" w:color="auto" w:sz="2" w:space="0"/>
-            </w:tcBorders>
-            <w:shd w:val="clear" w:color="auto" w:fill="auto"/>
-            <w:tcMar>
-              <w:top w:w="120" w:type="dxa"/>
-              <w:left w:w="180" w:type="dxa"/>
-              <w:bottom w:w="120" w:type="dxa"/>
-              <w:right w:w="180" w:type="dxa"/>
-            </w:tcMar>
-            <w:vAlign w:val="center"/>
-          </w:tcPr>
-          <w:p>
-            <w:pPr>
-              <w:rPr>
-                <w:rFonts w:hint="eastAsia" w:ascii="楷体" w:hAnsi="楷体" w:eastAsia="楷体" w:cs="楷体"/>
-                <w:sz w:val="24"/>
-                <w:szCs w:val="24"/>
-              </w:rPr>
-            </w:pPr>
-            <w:r>
-              <w:rPr>
-                <w:rFonts w:hint="eastAsia" w:ascii="楷体" w:hAnsi="楷体" w:eastAsia="楷体" w:cs="楷体"/>
-                <w:sz w:val="24"/>
-                <w:szCs w:val="24"/>
-                <w:lang w:val="en-US" w:eastAsia="zh-CN"/>
-              </w:rPr>
-              <w:t>管理员 - 设备监控</w:t>
-            </w:r>
-          </w:p>
-        </w:tc>
-        <w:tc>
-          <w:tcPr>
-            <w:tcW w:w="0" w:type="auto"/>
-            <w:tcBorders>
-              <w:top w:val="nil"/>
-              <w:left w:val="nil"/>
-              <w:bottom w:val="nil"/>
-              <w:right w:val="nil"/>
-            </w:tcBorders>
-            <w:shd w:val="clear" w:color="auto" w:fill="auto"/>
-            <w:tcMar>
-              <w:top w:w="120" w:type="dxa"/>
-              <w:left w:w="180" w:type="dxa"/>
-              <w:bottom w:w="120" w:type="dxa"/>
-              <w:right w:w="180" w:type="dxa"/>
-            </w:tcMar>
-            <w:vAlign w:val="center"/>
-          </w:tcPr>
-          <w:p>
-            <w:pPr>
-              <w:rPr>
-                <w:rFonts w:hint="eastAsia" w:ascii="楷体" w:hAnsi="楷体" w:eastAsia="楷体" w:cs="楷体"/>
-                <w:sz w:val="24"/>
-                <w:szCs w:val="24"/>
-              </w:rPr>
-            </w:pPr>
-            <w:r>
-              <w:rPr>
-                <w:rFonts w:hint="eastAsia" w:ascii="楷体" w:hAnsi="楷体" w:eastAsia="楷体" w:cs="楷体"/>
-                <w:sz w:val="24"/>
-                <w:szCs w:val="24"/>
-                <w:lang w:val="en-US" w:eastAsia="zh-CN"/>
-              </w:rPr>
-              <w:t>高</w:t>
-            </w:r>
-          </w:p>
-        </w:tc>
-      </w:tr>
-      <w:tr>
-        <w:tblPrEx>
-          <w:tblBorders>
-            <w:top w:val="single" w:color="auto" w:sz="2" w:space="0"/>
-            <w:left w:val="single" w:color="auto" w:sz="2" w:space="0"/>
-            <w:bottom w:val="single" w:color="auto" w:sz="2" w:space="0"/>
-            <w:right w:val="single" w:color="auto" w:sz="2" w:space="0"/>
-            <w:insideH w:val="none" w:color="auto" w:sz="0" w:space="0"/>
-            <w:insideV w:val="none" w:color="auto" w:sz="0" w:space="0"/>
-          </w:tblBorders>
-          <w:tblCellMar>
-            <w:top w:w="0" w:type="dxa"/>
-            <w:left w:w="0" w:type="dxa"/>
-            <w:bottom w:w="0" w:type="dxa"/>
-            <w:right w:w="0" w:type="dxa"/>
-          </w:tblCellMar>
-        </w:tblPrEx>
-        <w:tc>
-          <w:tcPr>
-            <w:tcW w:w="0" w:type="auto"/>
-            <w:tcBorders>
-              <w:top w:val="nil"/>
-              <w:left w:val="nil"/>
-              <w:bottom w:val="nil"/>
-              <w:right w:val="single" w:color="auto" w:sz="2" w:space="0"/>
-            </w:tcBorders>
-            <w:shd w:val="clear" w:color="auto" w:fill="auto"/>
-            <w:tcMar>
-              <w:top w:w="120" w:type="dxa"/>
-              <w:left w:w="180" w:type="dxa"/>
-              <w:bottom w:w="120" w:type="dxa"/>
-              <w:right w:w="180" w:type="dxa"/>
-            </w:tcMar>
-            <w:vAlign w:val="center"/>
-          </w:tcPr>
-          <w:p>
-            <w:pPr>
-              <w:rPr>
-                <w:rFonts w:hint="eastAsia" w:ascii="楷体" w:hAnsi="楷体" w:eastAsia="楷体" w:cs="楷体"/>
-                <w:sz w:val="24"/>
-                <w:szCs w:val="24"/>
-              </w:rPr>
-            </w:pPr>
-            <w:r>
-              <w:rPr>
-                <w:rFonts w:hint="eastAsia" w:ascii="楷体" w:hAnsi="楷体" w:eastAsia="楷体" w:cs="楷体"/>
-                <w:sz w:val="24"/>
-                <w:szCs w:val="24"/>
-                <w:lang w:val="en-US" w:eastAsia="zh-CN"/>
-              </w:rPr>
-              <w:t>管理员 - 人员 / 用户管理</w:t>
-            </w:r>
-          </w:p>
-        </w:tc>
-        <w:tc>
-          <w:tcPr>
-            <w:tcW w:w="0" w:type="auto"/>
-            <w:tcBorders>
-              <w:top w:val="nil"/>
-              <w:left w:val="nil"/>
-              <w:bottom w:val="nil"/>
-              <w:right w:val="nil"/>
-            </w:tcBorders>
-            <w:shd w:val="clear" w:color="auto" w:fill="auto"/>
-            <w:tcMar>
-              <w:top w:w="120" w:type="dxa"/>
-              <w:left w:w="180" w:type="dxa"/>
-              <w:bottom w:w="120" w:type="dxa"/>
-              <w:right w:w="180" w:type="dxa"/>
-            </w:tcMar>
-            <w:vAlign w:val="center"/>
-          </w:tcPr>
-          <w:p>
-            <w:pPr>
-              <w:rPr>
-                <w:rFonts w:hint="eastAsia" w:ascii="楷体" w:hAnsi="楷体" w:eastAsia="楷体" w:cs="楷体"/>
-                <w:sz w:val="24"/>
-                <w:szCs w:val="24"/>
-              </w:rPr>
-            </w:pPr>
-            <w:r>
-              <w:rPr>
-                <w:rFonts w:hint="eastAsia" w:ascii="楷体" w:hAnsi="楷体" w:eastAsia="楷体" w:cs="楷体"/>
-                <w:sz w:val="24"/>
-                <w:szCs w:val="24"/>
-                <w:lang w:val="en-US" w:eastAsia="zh-CN"/>
-              </w:rPr>
-              <w:t>高</w:t>
-            </w:r>
-          </w:p>
-        </w:tc>
-      </w:tr>
-      <w:tr>
-        <w:tblPrEx>
-          <w:tblBorders>
-            <w:top w:val="single" w:color="auto" w:sz="2" w:space="0"/>
-            <w:left w:val="single" w:color="auto" w:sz="2" w:space="0"/>
-            <w:bottom w:val="single" w:color="auto" w:sz="2" w:space="0"/>
-            <w:right w:val="single" w:color="auto" w:sz="2" w:space="0"/>
-            <w:insideH w:val="none" w:color="auto" w:sz="0" w:space="0"/>
-            <w:insideV w:val="none" w:color="auto" w:sz="0" w:space="0"/>
-          </w:tblBorders>
-          <w:tblCellMar>
-            <w:top w:w="0" w:type="dxa"/>
-            <w:left w:w="0" w:type="dxa"/>
-            <w:bottom w:w="0" w:type="dxa"/>
-            <w:right w:w="0" w:type="dxa"/>
-          </w:tblCellMar>
-        </w:tblPrEx>
-        <w:tc>
-          <w:tcPr>
-            <w:tcW w:w="0" w:type="auto"/>
-            <w:tcBorders>
-              <w:top w:val="nil"/>
-              <w:left w:val="nil"/>
-              <w:bottom w:val="nil"/>
-              <w:right w:val="single" w:color="auto" w:sz="2" w:space="0"/>
-            </w:tcBorders>
-            <w:shd w:val="clear" w:color="auto" w:fill="auto"/>
-            <w:tcMar>
-              <w:top w:w="120" w:type="dxa"/>
-              <w:left w:w="180" w:type="dxa"/>
-              <w:bottom w:w="120" w:type="dxa"/>
-              <w:right w:w="180" w:type="dxa"/>
-            </w:tcMar>
-            <w:vAlign w:val="center"/>
-          </w:tcPr>
-          <w:p>
-            <w:pPr>
-              <w:rPr>
-                <w:rFonts w:hint="eastAsia" w:ascii="楷体" w:hAnsi="楷体" w:eastAsia="楷体" w:cs="楷体"/>
-                <w:sz w:val="24"/>
-                <w:szCs w:val="24"/>
-              </w:rPr>
-            </w:pPr>
-            <w:r>
-              <w:rPr>
-                <w:rFonts w:hint="eastAsia" w:ascii="楷体" w:hAnsi="楷体" w:eastAsia="楷体" w:cs="楷体"/>
-                <w:sz w:val="24"/>
-                <w:szCs w:val="24"/>
-                <w:lang w:val="en-US" w:eastAsia="zh-CN"/>
-              </w:rPr>
-              <w:t>管理员 - 告警查看</w:t>
-            </w:r>
-          </w:p>
-        </w:tc>
-        <w:tc>
-          <w:tcPr>
-            <w:tcW w:w="0" w:type="auto"/>
-            <w:tcBorders>
-              <w:top w:val="nil"/>
-              <w:left w:val="nil"/>
-              <w:bottom w:val="nil"/>
-              <w:right w:val="nil"/>
-            </w:tcBorders>
-            <w:shd w:val="clear" w:color="auto" w:fill="auto"/>
-            <w:tcMar>
-              <w:top w:w="120" w:type="dxa"/>
-              <w:left w:w="180" w:type="dxa"/>
-              <w:bottom w:w="120" w:type="dxa"/>
-              <w:right w:w="180" w:type="dxa"/>
-            </w:tcMar>
-            <w:vAlign w:val="center"/>
-          </w:tcPr>
-          <w:p>
-            <w:pPr>
-              <w:rPr>
-                <w:rFonts w:hint="eastAsia" w:ascii="楷体" w:hAnsi="楷体" w:eastAsia="楷体" w:cs="楷体"/>
-                <w:sz w:val="24"/>
-                <w:szCs w:val="24"/>
-              </w:rPr>
-            </w:pPr>
-            <w:r>
-              <w:rPr>
-                <w:rFonts w:hint="eastAsia" w:ascii="楷体" w:hAnsi="楷体" w:eastAsia="楷体" w:cs="楷体"/>
-                <w:sz w:val="24"/>
-                <w:szCs w:val="24"/>
-                <w:lang w:val="en-US" w:eastAsia="zh-CN"/>
-              </w:rPr>
-              <w:t>高</w:t>
             </w:r>
           </w:p>
         </w:tc>
@@ -3183,7 +2735,7 @@
                 <w:szCs w:val="24"/>
                 <w:lang w:val="en-US" w:eastAsia="zh-CN"/>
               </w:rPr>
-              <w:t>管理员 - 人工派单</w:t>
+              <w:t>用户登录（多角色）</w:t>
             </w:r>
           </w:p>
         </w:tc>
@@ -3221,374 +2773,6 @@
                 <w:lang w:val="en-US" w:eastAsia="zh-CN"/>
               </w:rPr>
               <w:t>高</w:t>
-            </w:r>
-          </w:p>
-        </w:tc>
-      </w:tr>
-      <w:tr>
-        <w:tblPrEx>
-          <w:tblBorders>
-            <w:top w:val="single" w:color="auto" w:sz="2" w:space="0"/>
-            <w:left w:val="single" w:color="auto" w:sz="2" w:space="0"/>
-            <w:bottom w:val="single" w:color="auto" w:sz="2" w:space="0"/>
-            <w:right w:val="single" w:color="auto" w:sz="2" w:space="0"/>
-            <w:insideH w:val="none" w:color="auto" w:sz="0" w:space="0"/>
-            <w:insideV w:val="none" w:color="auto" w:sz="0" w:space="0"/>
-          </w:tblBorders>
-          <w:tblCellMar>
-            <w:top w:w="0" w:type="dxa"/>
-            <w:left w:w="0" w:type="dxa"/>
-            <w:bottom w:w="0" w:type="dxa"/>
-            <w:right w:w="0" w:type="dxa"/>
-          </w:tblCellMar>
-        </w:tblPrEx>
-        <w:tc>
-          <w:tcPr>
-            <w:tcW w:w="0" w:type="auto"/>
-            <w:tcBorders>
-              <w:top w:val="nil"/>
-              <w:left w:val="nil"/>
-              <w:bottom w:val="nil"/>
-              <w:right w:val="single" w:color="auto" w:sz="2" w:space="0"/>
-            </w:tcBorders>
-            <w:shd w:val="clear" w:color="auto" w:fill="auto"/>
-            <w:tcMar>
-              <w:top w:w="120" w:type="dxa"/>
-              <w:left w:w="180" w:type="dxa"/>
-              <w:bottom w:w="120" w:type="dxa"/>
-              <w:right w:w="180" w:type="dxa"/>
-            </w:tcMar>
-            <w:vAlign w:val="center"/>
-          </w:tcPr>
-          <w:p>
-            <w:pPr>
-              <w:rPr>
-                <w:rFonts w:hint="eastAsia" w:ascii="楷体" w:hAnsi="楷体" w:eastAsia="楷体" w:cs="楷体"/>
-                <w:sz w:val="24"/>
-                <w:szCs w:val="24"/>
-              </w:rPr>
-            </w:pPr>
-            <w:r>
-              <w:rPr>
-                <w:rFonts w:hint="eastAsia" w:ascii="楷体" w:hAnsi="楷体" w:eastAsia="楷体" w:cs="楷体"/>
-                <w:sz w:val="24"/>
-                <w:szCs w:val="24"/>
-                <w:lang w:val="en-US" w:eastAsia="zh-CN"/>
-              </w:rPr>
-              <w:t>管理员 - 查看日志</w:t>
-            </w:r>
-          </w:p>
-        </w:tc>
-        <w:tc>
-          <w:tcPr>
-            <w:tcW w:w="0" w:type="auto"/>
-            <w:tcBorders>
-              <w:top w:val="nil"/>
-              <w:left w:val="nil"/>
-              <w:bottom w:val="nil"/>
-              <w:right w:val="nil"/>
-            </w:tcBorders>
-            <w:shd w:val="clear" w:color="auto" w:fill="auto"/>
-            <w:tcMar>
-              <w:top w:w="120" w:type="dxa"/>
-              <w:left w:w="180" w:type="dxa"/>
-              <w:bottom w:w="120" w:type="dxa"/>
-              <w:right w:w="180" w:type="dxa"/>
-            </w:tcMar>
-            <w:vAlign w:val="center"/>
-          </w:tcPr>
-          <w:p>
-            <w:pPr>
-              <w:rPr>
-                <w:rFonts w:hint="eastAsia" w:ascii="楷体" w:hAnsi="楷体" w:eastAsia="楷体" w:cs="楷体"/>
-                <w:sz w:val="24"/>
-                <w:szCs w:val="24"/>
-              </w:rPr>
-            </w:pPr>
-            <w:r>
-              <w:rPr>
-                <w:rFonts w:hint="eastAsia" w:ascii="楷体" w:hAnsi="楷体" w:eastAsia="楷体" w:cs="楷体"/>
-                <w:sz w:val="24"/>
-                <w:szCs w:val="24"/>
-                <w:lang w:val="en-US" w:eastAsia="zh-CN"/>
-              </w:rPr>
-              <w:t>中</w:t>
-            </w:r>
-          </w:p>
-        </w:tc>
-      </w:tr>
-      <w:tr>
-        <w:tblPrEx>
-          <w:tblBorders>
-            <w:top w:val="single" w:color="auto" w:sz="2" w:space="0"/>
-            <w:left w:val="single" w:color="auto" w:sz="2" w:space="0"/>
-            <w:bottom w:val="single" w:color="auto" w:sz="2" w:space="0"/>
-            <w:right w:val="single" w:color="auto" w:sz="2" w:space="0"/>
-            <w:insideH w:val="none" w:color="auto" w:sz="0" w:space="0"/>
-            <w:insideV w:val="none" w:color="auto" w:sz="0" w:space="0"/>
-          </w:tblBorders>
-          <w:tblCellMar>
-            <w:top w:w="0" w:type="dxa"/>
-            <w:left w:w="0" w:type="dxa"/>
-            <w:bottom w:w="0" w:type="dxa"/>
-            <w:right w:w="0" w:type="dxa"/>
-          </w:tblCellMar>
-        </w:tblPrEx>
-        <w:tc>
-          <w:tcPr>
-            <w:tcW w:w="0" w:type="auto"/>
-            <w:tcBorders>
-              <w:top w:val="nil"/>
-              <w:left w:val="nil"/>
-              <w:bottom w:val="nil"/>
-              <w:right w:val="single" w:color="auto" w:sz="2" w:space="0"/>
-            </w:tcBorders>
-            <w:shd w:val="clear" w:color="auto" w:fill="auto"/>
-            <w:tcMar>
-              <w:top w:w="120" w:type="dxa"/>
-              <w:left w:w="180" w:type="dxa"/>
-              <w:bottom w:w="120" w:type="dxa"/>
-              <w:right w:w="180" w:type="dxa"/>
-            </w:tcMar>
-            <w:vAlign w:val="center"/>
-          </w:tcPr>
-          <w:p>
-            <w:pPr>
-              <w:rPr>
-                <w:rFonts w:hint="eastAsia" w:ascii="楷体" w:hAnsi="楷体" w:eastAsia="楷体" w:cs="楷体"/>
-                <w:sz w:val="24"/>
-                <w:szCs w:val="24"/>
-              </w:rPr>
-            </w:pPr>
-            <w:r>
-              <w:rPr>
-                <w:rFonts w:hint="eastAsia" w:ascii="楷体" w:hAnsi="楷体" w:eastAsia="楷体" w:cs="楷体"/>
-                <w:sz w:val="24"/>
-                <w:szCs w:val="24"/>
-                <w:lang w:val="en-US" w:eastAsia="zh-CN"/>
-              </w:rPr>
-              <w:t>维修人员 - 辖区设备查看</w:t>
-            </w:r>
-          </w:p>
-        </w:tc>
-        <w:tc>
-          <w:tcPr>
-            <w:tcW w:w="0" w:type="auto"/>
-            <w:tcBorders>
-              <w:top w:val="nil"/>
-              <w:left w:val="nil"/>
-              <w:bottom w:val="nil"/>
-              <w:right w:val="nil"/>
-            </w:tcBorders>
-            <w:shd w:val="clear" w:color="auto" w:fill="auto"/>
-            <w:tcMar>
-              <w:top w:w="120" w:type="dxa"/>
-              <w:left w:w="180" w:type="dxa"/>
-              <w:bottom w:w="120" w:type="dxa"/>
-              <w:right w:w="180" w:type="dxa"/>
-            </w:tcMar>
-            <w:vAlign w:val="center"/>
-          </w:tcPr>
-          <w:p>
-            <w:pPr>
-              <w:rPr>
-                <w:rFonts w:hint="eastAsia" w:ascii="楷体" w:hAnsi="楷体" w:eastAsia="楷体" w:cs="楷体"/>
-                <w:sz w:val="24"/>
-                <w:szCs w:val="24"/>
-              </w:rPr>
-            </w:pPr>
-            <w:r>
-              <w:rPr>
-                <w:rFonts w:hint="eastAsia" w:ascii="楷体" w:hAnsi="楷体" w:eastAsia="楷体" w:cs="楷体"/>
-                <w:sz w:val="24"/>
-                <w:szCs w:val="24"/>
-                <w:lang w:val="en-US" w:eastAsia="zh-CN"/>
-              </w:rPr>
-              <w:t>高</w:t>
-            </w:r>
-          </w:p>
-        </w:tc>
-      </w:tr>
-      <w:tr>
-        <w:tblPrEx>
-          <w:tblBorders>
-            <w:top w:val="single" w:color="auto" w:sz="2" w:space="0"/>
-            <w:left w:val="single" w:color="auto" w:sz="2" w:space="0"/>
-            <w:bottom w:val="single" w:color="auto" w:sz="2" w:space="0"/>
-            <w:right w:val="single" w:color="auto" w:sz="2" w:space="0"/>
-            <w:insideH w:val="none" w:color="auto" w:sz="0" w:space="0"/>
-            <w:insideV w:val="none" w:color="auto" w:sz="0" w:space="0"/>
-          </w:tblBorders>
-          <w:tblCellMar>
-            <w:top w:w="0" w:type="dxa"/>
-            <w:left w:w="0" w:type="dxa"/>
-            <w:bottom w:w="0" w:type="dxa"/>
-            <w:right w:w="0" w:type="dxa"/>
-          </w:tblCellMar>
-        </w:tblPrEx>
-        <w:tc>
-          <w:tcPr>
-            <w:tcW w:w="0" w:type="auto"/>
-            <w:tcBorders>
-              <w:top w:val="nil"/>
-              <w:left w:val="nil"/>
-              <w:bottom w:val="nil"/>
-              <w:right w:val="single" w:color="auto" w:sz="2" w:space="0"/>
-            </w:tcBorders>
-            <w:shd w:val="clear" w:color="auto" w:fill="auto"/>
-            <w:tcMar>
-              <w:top w:w="120" w:type="dxa"/>
-              <w:left w:w="180" w:type="dxa"/>
-              <w:bottom w:w="120" w:type="dxa"/>
-              <w:right w:w="180" w:type="dxa"/>
-            </w:tcMar>
-            <w:vAlign w:val="center"/>
-          </w:tcPr>
-          <w:p>
-            <w:pPr>
-              <w:rPr>
-                <w:rFonts w:hint="eastAsia" w:ascii="楷体" w:hAnsi="楷体" w:eastAsia="楷体" w:cs="楷体"/>
-                <w:sz w:val="24"/>
-                <w:szCs w:val="24"/>
-              </w:rPr>
-            </w:pPr>
-            <w:r>
-              <w:rPr>
-                <w:rFonts w:hint="eastAsia" w:ascii="楷体" w:hAnsi="楷体" w:eastAsia="楷体" w:cs="楷体"/>
-                <w:sz w:val="24"/>
-                <w:szCs w:val="24"/>
-                <w:lang w:val="en-US" w:eastAsia="zh-CN"/>
-              </w:rPr>
-              <w:t>维修人员 - 工单抢单 / 拒单 / 提交</w:t>
-            </w:r>
-          </w:p>
-        </w:tc>
-        <w:tc>
-          <w:tcPr>
-            <w:tcW w:w="0" w:type="auto"/>
-            <w:tcBorders>
-              <w:top w:val="nil"/>
-              <w:left w:val="nil"/>
-              <w:bottom w:val="nil"/>
-              <w:right w:val="nil"/>
-            </w:tcBorders>
-            <w:shd w:val="clear" w:color="auto" w:fill="auto"/>
-            <w:tcMar>
-              <w:top w:w="120" w:type="dxa"/>
-              <w:left w:w="180" w:type="dxa"/>
-              <w:bottom w:w="120" w:type="dxa"/>
-              <w:right w:w="180" w:type="dxa"/>
-            </w:tcMar>
-            <w:vAlign w:val="center"/>
-          </w:tcPr>
-          <w:p>
-            <w:pPr>
-              <w:rPr>
-                <w:rFonts w:hint="eastAsia" w:ascii="楷体" w:hAnsi="楷体" w:eastAsia="楷体" w:cs="楷体"/>
-                <w:sz w:val="24"/>
-                <w:szCs w:val="24"/>
-              </w:rPr>
-            </w:pPr>
-            <w:r>
-              <w:rPr>
-                <w:rFonts w:hint="eastAsia" w:ascii="楷体" w:hAnsi="楷体" w:eastAsia="楷体" w:cs="楷体"/>
-                <w:sz w:val="24"/>
-                <w:szCs w:val="24"/>
-                <w:lang w:val="en-US" w:eastAsia="zh-CN"/>
-              </w:rPr>
-              <w:t>高</w:t>
-            </w:r>
-          </w:p>
-        </w:tc>
-      </w:tr>
-      <w:tr>
-        <w:tblPrEx>
-          <w:tblBorders>
-            <w:top w:val="single" w:color="auto" w:sz="2" w:space="0"/>
-            <w:left w:val="single" w:color="auto" w:sz="2" w:space="0"/>
-            <w:bottom w:val="single" w:color="auto" w:sz="2" w:space="0"/>
-            <w:right w:val="single" w:color="auto" w:sz="2" w:space="0"/>
-            <w:insideH w:val="none" w:color="auto" w:sz="0" w:space="0"/>
-            <w:insideV w:val="none" w:color="auto" w:sz="0" w:space="0"/>
-          </w:tblBorders>
-          <w:tblCellMar>
-            <w:top w:w="0" w:type="dxa"/>
-            <w:left w:w="0" w:type="dxa"/>
-            <w:bottom w:w="0" w:type="dxa"/>
-            <w:right w:w="0" w:type="dxa"/>
-          </w:tblCellMar>
-        </w:tblPrEx>
-        <w:tc>
-          <w:tcPr>
-            <w:tcW w:w="0" w:type="auto"/>
-            <w:tcBorders>
-              <w:top w:val="nil"/>
-              <w:left w:val="nil"/>
-              <w:bottom w:val="nil"/>
-              <w:right w:val="single" w:color="auto" w:sz="2" w:space="0"/>
-            </w:tcBorders>
-            <w:shd w:val="clear" w:color="auto" w:fill="auto"/>
-            <w:tcMar>
-              <w:top w:w="120" w:type="dxa"/>
-              <w:left w:w="180" w:type="dxa"/>
-              <w:bottom w:w="120" w:type="dxa"/>
-              <w:right w:w="180" w:type="dxa"/>
-            </w:tcMar>
-            <w:vAlign w:val="center"/>
-          </w:tcPr>
-          <w:p>
-            <w:pPr>
-              <w:rPr>
-                <w:rFonts w:hint="eastAsia" w:ascii="楷体" w:hAnsi="楷体" w:eastAsia="楷体" w:cs="楷体"/>
-                <w:sz w:val="24"/>
-                <w:szCs w:val="24"/>
-              </w:rPr>
-            </w:pPr>
-            <w:r>
-              <w:rPr>
-                <w:rFonts w:hint="eastAsia" w:ascii="楷体" w:hAnsi="楷体" w:eastAsia="楷体" w:cs="楷体"/>
-                <w:sz w:val="24"/>
-                <w:szCs w:val="24"/>
-                <w:lang w:val="en-US" w:eastAsia="zh-CN"/>
-              </w:rPr>
-              <w:t>维修人员 - 查看通知</w:t>
-            </w:r>
-          </w:p>
-        </w:tc>
-        <w:tc>
-          <w:tcPr>
-            <w:tcW w:w="0" w:type="auto"/>
-            <w:tcBorders>
-              <w:top w:val="nil"/>
-              <w:left w:val="nil"/>
-              <w:bottom w:val="nil"/>
-              <w:right w:val="nil"/>
-            </w:tcBorders>
-            <w:shd w:val="clear" w:color="auto" w:fill="auto"/>
-            <w:tcMar>
-              <w:top w:w="120" w:type="dxa"/>
-              <w:left w:w="180" w:type="dxa"/>
-              <w:bottom w:w="120" w:type="dxa"/>
-              <w:right w:w="180" w:type="dxa"/>
-            </w:tcMar>
-            <w:vAlign w:val="center"/>
-          </w:tcPr>
-          <w:p>
-            <w:pPr>
-              <w:rPr>
-                <w:rFonts w:hint="eastAsia" w:ascii="楷体" w:hAnsi="楷体" w:eastAsia="楷体" w:cs="楷体"/>
-                <w:sz w:val="24"/>
-                <w:szCs w:val="24"/>
-              </w:rPr>
-            </w:pPr>
-            <w:r>
-              <w:rPr>
-                <w:rFonts w:hint="eastAsia" w:ascii="楷体" w:hAnsi="楷体" w:eastAsia="楷体" w:cs="楷体"/>
-                <w:sz w:val="24"/>
-                <w:szCs w:val="24"/>
-                <w:lang w:val="en-US" w:eastAsia="zh-CN"/>
-              </w:rPr>
-              <w:t>低</w:t>
             </w:r>
           </w:p>
         </w:tc>
@@ -3644,7 +2828,379 @@
                 <w:szCs w:val="24"/>
                 <w:lang w:val="en-US" w:eastAsia="zh-CN"/>
               </w:rPr>
-              <w:t>学生 - 饮水点地图查看</w:t>
+              <w:t>数据模拟器（定时生成数据）</w:t>
+            </w:r>
+          </w:p>
+        </w:tc>
+        <w:tc>
+          <w:tcPr>
+            <w:tcW w:w="0" w:type="auto"/>
+            <w:tcBorders>
+              <w:top w:val="nil"/>
+              <w:left w:val="nil"/>
+              <w:bottom w:val="nil"/>
+              <w:right w:val="nil"/>
+            </w:tcBorders>
+            <w:shd w:val="clear" w:color="auto" w:fill="auto"/>
+            <w:tcMar>
+              <w:top w:w="120" w:type="dxa"/>
+              <w:left w:w="180" w:type="dxa"/>
+              <w:bottom w:w="120" w:type="dxa"/>
+              <w:right w:w="180" w:type="dxa"/>
+            </w:tcMar>
+            <w:vAlign w:val="center"/>
+          </w:tcPr>
+          <w:p>
+            <w:pPr>
+              <w:rPr>
+                <w:rFonts w:hint="eastAsia" w:ascii="楷体" w:hAnsi="楷体" w:eastAsia="楷体" w:cs="楷体"/>
+                <w:sz w:val="24"/>
+                <w:szCs w:val="24"/>
+              </w:rPr>
+            </w:pPr>
+            <w:r>
+              <w:rPr>
+                <w:rFonts w:hint="eastAsia" w:ascii="楷体" w:hAnsi="楷体" w:eastAsia="楷体" w:cs="楷体"/>
+                <w:sz w:val="24"/>
+                <w:szCs w:val="24"/>
+                <w:lang w:val="en-US" w:eastAsia="zh-CN"/>
+              </w:rPr>
+              <w:t>高</w:t>
+            </w:r>
+          </w:p>
+        </w:tc>
+      </w:tr>
+      <w:tr>
+        <w:tblPrEx>
+          <w:tblBorders>
+            <w:top w:val="single" w:color="auto" w:sz="2" w:space="0"/>
+            <w:left w:val="single" w:color="auto" w:sz="2" w:space="0"/>
+            <w:bottom w:val="single" w:color="auto" w:sz="2" w:space="0"/>
+            <w:right w:val="single" w:color="auto" w:sz="2" w:space="0"/>
+            <w:insideH w:val="none" w:color="auto" w:sz="0" w:space="0"/>
+            <w:insideV w:val="none" w:color="auto" w:sz="0" w:space="0"/>
+          </w:tblBorders>
+          <w:shd w:val="clear" w:color="auto" w:fill="auto"/>
+          <w:tblCellMar>
+            <w:top w:w="0" w:type="dxa"/>
+            <w:left w:w="0" w:type="dxa"/>
+            <w:bottom w:w="0" w:type="dxa"/>
+            <w:right w:w="0" w:type="dxa"/>
+          </w:tblCellMar>
+        </w:tblPrEx>
+        <w:tc>
+          <w:tcPr>
+            <w:tcW w:w="0" w:type="auto"/>
+            <w:tcBorders>
+              <w:top w:val="nil"/>
+              <w:left w:val="nil"/>
+              <w:bottom w:val="nil"/>
+              <w:right w:val="single" w:color="auto" w:sz="2" w:space="0"/>
+            </w:tcBorders>
+            <w:shd w:val="clear" w:color="auto" w:fill="auto"/>
+            <w:tcMar>
+              <w:top w:w="120" w:type="dxa"/>
+              <w:left w:w="180" w:type="dxa"/>
+              <w:bottom w:w="120" w:type="dxa"/>
+              <w:right w:w="180" w:type="dxa"/>
+            </w:tcMar>
+            <w:vAlign w:val="center"/>
+          </w:tcPr>
+          <w:p>
+            <w:pPr>
+              <w:rPr>
+                <w:rFonts w:hint="eastAsia" w:ascii="楷体" w:hAnsi="楷体" w:eastAsia="楷体" w:cs="楷体"/>
+                <w:sz w:val="24"/>
+                <w:szCs w:val="24"/>
+              </w:rPr>
+            </w:pPr>
+            <w:r>
+              <w:rPr>
+                <w:rFonts w:hint="eastAsia" w:ascii="楷体" w:hAnsi="楷体" w:eastAsia="楷体" w:cs="楷体"/>
+                <w:sz w:val="24"/>
+                <w:szCs w:val="24"/>
+                <w:lang w:val="en-US" w:eastAsia="zh-CN"/>
+              </w:rPr>
+              <w:t>管理员 - 设备监控</w:t>
+            </w:r>
+          </w:p>
+        </w:tc>
+        <w:tc>
+          <w:tcPr>
+            <w:tcW w:w="0" w:type="auto"/>
+            <w:tcBorders>
+              <w:top w:val="nil"/>
+              <w:left w:val="nil"/>
+              <w:bottom w:val="nil"/>
+              <w:right w:val="nil"/>
+            </w:tcBorders>
+            <w:shd w:val="clear" w:color="auto" w:fill="auto"/>
+            <w:tcMar>
+              <w:top w:w="120" w:type="dxa"/>
+              <w:left w:w="180" w:type="dxa"/>
+              <w:bottom w:w="120" w:type="dxa"/>
+              <w:right w:w="180" w:type="dxa"/>
+            </w:tcMar>
+            <w:vAlign w:val="center"/>
+          </w:tcPr>
+          <w:p>
+            <w:pPr>
+              <w:rPr>
+                <w:rFonts w:hint="eastAsia" w:ascii="楷体" w:hAnsi="楷体" w:eastAsia="楷体" w:cs="楷体"/>
+                <w:sz w:val="24"/>
+                <w:szCs w:val="24"/>
+              </w:rPr>
+            </w:pPr>
+            <w:r>
+              <w:rPr>
+                <w:rFonts w:hint="eastAsia" w:ascii="楷体" w:hAnsi="楷体" w:eastAsia="楷体" w:cs="楷体"/>
+                <w:sz w:val="24"/>
+                <w:szCs w:val="24"/>
+                <w:lang w:val="en-US" w:eastAsia="zh-CN"/>
+              </w:rPr>
+              <w:t>高</w:t>
+            </w:r>
+          </w:p>
+        </w:tc>
+      </w:tr>
+      <w:tr>
+        <w:tblPrEx>
+          <w:tblBorders>
+            <w:top w:val="single" w:color="auto" w:sz="2" w:space="0"/>
+            <w:left w:val="single" w:color="auto" w:sz="2" w:space="0"/>
+            <w:bottom w:val="single" w:color="auto" w:sz="2" w:space="0"/>
+            <w:right w:val="single" w:color="auto" w:sz="2" w:space="0"/>
+            <w:insideH w:val="none" w:color="auto" w:sz="0" w:space="0"/>
+            <w:insideV w:val="none" w:color="auto" w:sz="0" w:space="0"/>
+          </w:tblBorders>
+          <w:shd w:val="clear" w:color="auto" w:fill="auto"/>
+          <w:tblCellMar>
+            <w:top w:w="0" w:type="dxa"/>
+            <w:left w:w="0" w:type="dxa"/>
+            <w:bottom w:w="0" w:type="dxa"/>
+            <w:right w:w="0" w:type="dxa"/>
+          </w:tblCellMar>
+        </w:tblPrEx>
+        <w:tc>
+          <w:tcPr>
+            <w:tcW w:w="0" w:type="auto"/>
+            <w:tcBorders>
+              <w:top w:val="nil"/>
+              <w:left w:val="nil"/>
+              <w:bottom w:val="nil"/>
+              <w:right w:val="single" w:color="auto" w:sz="2" w:space="0"/>
+            </w:tcBorders>
+            <w:shd w:val="clear" w:color="auto" w:fill="auto"/>
+            <w:tcMar>
+              <w:top w:w="120" w:type="dxa"/>
+              <w:left w:w="180" w:type="dxa"/>
+              <w:bottom w:w="120" w:type="dxa"/>
+              <w:right w:w="180" w:type="dxa"/>
+            </w:tcMar>
+            <w:vAlign w:val="center"/>
+          </w:tcPr>
+          <w:p>
+            <w:pPr>
+              <w:rPr>
+                <w:rFonts w:hint="eastAsia" w:ascii="楷体" w:hAnsi="楷体" w:eastAsia="楷体" w:cs="楷体"/>
+                <w:sz w:val="24"/>
+                <w:szCs w:val="24"/>
+              </w:rPr>
+            </w:pPr>
+            <w:r>
+              <w:rPr>
+                <w:rFonts w:hint="eastAsia" w:ascii="楷体" w:hAnsi="楷体" w:eastAsia="楷体" w:cs="楷体"/>
+                <w:sz w:val="24"/>
+                <w:szCs w:val="24"/>
+                <w:lang w:val="en-US" w:eastAsia="zh-CN"/>
+              </w:rPr>
+              <w:t>管理员 - 人员 / 用户管理</w:t>
+            </w:r>
+          </w:p>
+        </w:tc>
+        <w:tc>
+          <w:tcPr>
+            <w:tcW w:w="0" w:type="auto"/>
+            <w:tcBorders>
+              <w:top w:val="nil"/>
+              <w:left w:val="nil"/>
+              <w:bottom w:val="nil"/>
+              <w:right w:val="nil"/>
+            </w:tcBorders>
+            <w:shd w:val="clear" w:color="auto" w:fill="auto"/>
+            <w:tcMar>
+              <w:top w:w="120" w:type="dxa"/>
+              <w:left w:w="180" w:type="dxa"/>
+              <w:bottom w:w="120" w:type="dxa"/>
+              <w:right w:w="180" w:type="dxa"/>
+            </w:tcMar>
+            <w:vAlign w:val="center"/>
+          </w:tcPr>
+          <w:p>
+            <w:pPr>
+              <w:rPr>
+                <w:rFonts w:hint="eastAsia" w:ascii="楷体" w:hAnsi="楷体" w:eastAsia="楷体" w:cs="楷体"/>
+                <w:sz w:val="24"/>
+                <w:szCs w:val="24"/>
+              </w:rPr>
+            </w:pPr>
+            <w:r>
+              <w:rPr>
+                <w:rFonts w:hint="eastAsia" w:ascii="楷体" w:hAnsi="楷体" w:eastAsia="楷体" w:cs="楷体"/>
+                <w:sz w:val="24"/>
+                <w:szCs w:val="24"/>
+                <w:lang w:val="en-US" w:eastAsia="zh-CN"/>
+              </w:rPr>
+              <w:t>高</w:t>
+            </w:r>
+          </w:p>
+        </w:tc>
+      </w:tr>
+      <w:tr>
+        <w:tblPrEx>
+          <w:tblBorders>
+            <w:top w:val="single" w:color="auto" w:sz="2" w:space="0"/>
+            <w:left w:val="single" w:color="auto" w:sz="2" w:space="0"/>
+            <w:bottom w:val="single" w:color="auto" w:sz="2" w:space="0"/>
+            <w:right w:val="single" w:color="auto" w:sz="2" w:space="0"/>
+            <w:insideH w:val="none" w:color="auto" w:sz="0" w:space="0"/>
+            <w:insideV w:val="none" w:color="auto" w:sz="0" w:space="0"/>
+          </w:tblBorders>
+          <w:shd w:val="clear" w:color="auto" w:fill="auto"/>
+          <w:tblCellMar>
+            <w:top w:w="0" w:type="dxa"/>
+            <w:left w:w="0" w:type="dxa"/>
+            <w:bottom w:w="0" w:type="dxa"/>
+            <w:right w:w="0" w:type="dxa"/>
+          </w:tblCellMar>
+        </w:tblPrEx>
+        <w:tc>
+          <w:tcPr>
+            <w:tcW w:w="0" w:type="auto"/>
+            <w:tcBorders>
+              <w:top w:val="nil"/>
+              <w:left w:val="nil"/>
+              <w:bottom w:val="nil"/>
+              <w:right w:val="single" w:color="auto" w:sz="2" w:space="0"/>
+            </w:tcBorders>
+            <w:shd w:val="clear" w:color="auto" w:fill="auto"/>
+            <w:tcMar>
+              <w:top w:w="120" w:type="dxa"/>
+              <w:left w:w="180" w:type="dxa"/>
+              <w:bottom w:w="120" w:type="dxa"/>
+              <w:right w:w="180" w:type="dxa"/>
+            </w:tcMar>
+            <w:vAlign w:val="center"/>
+          </w:tcPr>
+          <w:p>
+            <w:pPr>
+              <w:rPr>
+                <w:rFonts w:hint="eastAsia" w:ascii="楷体" w:hAnsi="楷体" w:eastAsia="楷体" w:cs="楷体"/>
+                <w:sz w:val="24"/>
+                <w:szCs w:val="24"/>
+              </w:rPr>
+            </w:pPr>
+            <w:r>
+              <w:rPr>
+                <w:rFonts w:hint="eastAsia" w:ascii="楷体" w:hAnsi="楷体" w:eastAsia="楷体" w:cs="楷体"/>
+                <w:sz w:val="24"/>
+                <w:szCs w:val="24"/>
+                <w:lang w:val="en-US" w:eastAsia="zh-CN"/>
+              </w:rPr>
+              <w:t>管理员 - 告警查看</w:t>
+            </w:r>
+          </w:p>
+        </w:tc>
+        <w:tc>
+          <w:tcPr>
+            <w:tcW w:w="0" w:type="auto"/>
+            <w:tcBorders>
+              <w:top w:val="nil"/>
+              <w:left w:val="nil"/>
+              <w:bottom w:val="nil"/>
+              <w:right w:val="nil"/>
+            </w:tcBorders>
+            <w:shd w:val="clear" w:color="auto" w:fill="auto"/>
+            <w:tcMar>
+              <w:top w:w="120" w:type="dxa"/>
+              <w:left w:w="180" w:type="dxa"/>
+              <w:bottom w:w="120" w:type="dxa"/>
+              <w:right w:w="180" w:type="dxa"/>
+            </w:tcMar>
+            <w:vAlign w:val="center"/>
+          </w:tcPr>
+          <w:p>
+            <w:pPr>
+              <w:rPr>
+                <w:rFonts w:hint="eastAsia" w:ascii="楷体" w:hAnsi="楷体" w:eastAsia="楷体" w:cs="楷体"/>
+                <w:sz w:val="24"/>
+                <w:szCs w:val="24"/>
+              </w:rPr>
+            </w:pPr>
+            <w:r>
+              <w:rPr>
+                <w:rFonts w:hint="eastAsia" w:ascii="楷体" w:hAnsi="楷体" w:eastAsia="楷体" w:cs="楷体"/>
+                <w:sz w:val="24"/>
+                <w:szCs w:val="24"/>
+                <w:lang w:val="en-US" w:eastAsia="zh-CN"/>
+              </w:rPr>
+              <w:t>高</w:t>
+            </w:r>
+          </w:p>
+        </w:tc>
+      </w:tr>
+      <w:tr>
+        <w:tblPrEx>
+          <w:tblBorders>
+            <w:top w:val="single" w:color="auto" w:sz="2" w:space="0"/>
+            <w:left w:val="single" w:color="auto" w:sz="2" w:space="0"/>
+            <w:bottom w:val="single" w:color="auto" w:sz="2" w:space="0"/>
+            <w:right w:val="single" w:color="auto" w:sz="2" w:space="0"/>
+            <w:insideH w:val="none" w:color="auto" w:sz="0" w:space="0"/>
+            <w:insideV w:val="none" w:color="auto" w:sz="0" w:space="0"/>
+          </w:tblBorders>
+          <w:shd w:val="clear" w:color="auto" w:fill="auto"/>
+          <w:tblCellMar>
+            <w:top w:w="0" w:type="dxa"/>
+            <w:left w:w="0" w:type="dxa"/>
+            <w:bottom w:w="0" w:type="dxa"/>
+            <w:right w:w="0" w:type="dxa"/>
+          </w:tblCellMar>
+        </w:tblPrEx>
+        <w:tc>
+          <w:tcPr>
+            <w:tcW w:w="0" w:type="auto"/>
+            <w:tcBorders>
+              <w:top w:val="nil"/>
+              <w:left w:val="nil"/>
+              <w:bottom w:val="nil"/>
+              <w:right w:val="single" w:color="auto" w:sz="2" w:space="0"/>
+            </w:tcBorders>
+            <w:shd w:val="clear" w:color="auto" w:fill="auto"/>
+            <w:tcMar>
+              <w:top w:w="120" w:type="dxa"/>
+              <w:left w:w="180" w:type="dxa"/>
+              <w:bottom w:w="120" w:type="dxa"/>
+              <w:right w:w="180" w:type="dxa"/>
+            </w:tcMar>
+            <w:vAlign w:val="center"/>
+          </w:tcPr>
+          <w:p>
+            <w:pPr>
+              <w:rPr>
+                <w:rFonts w:hint="eastAsia" w:ascii="楷体" w:hAnsi="楷体" w:eastAsia="楷体" w:cs="楷体"/>
+                <w:sz w:val="24"/>
+                <w:szCs w:val="24"/>
+              </w:rPr>
+            </w:pPr>
+            <w:r>
+              <w:rPr>
+                <w:rFonts w:hint="eastAsia" w:ascii="楷体" w:hAnsi="楷体" w:eastAsia="楷体" w:cs="楷体"/>
+                <w:sz w:val="24"/>
+                <w:szCs w:val="24"/>
+                <w:lang w:val="en-US" w:eastAsia="zh-CN"/>
+              </w:rPr>
+              <w:t>管理员 - 人工派单</w:t>
             </w:r>
           </w:p>
         </w:tc>
@@ -3736,7 +3292,7 @@
                 <w:szCs w:val="24"/>
                 <w:lang w:val="en-US" w:eastAsia="zh-CN"/>
               </w:rPr>
-              <w:t>学生 - 扫码用水</w:t>
+              <w:t>管理员 - 查看日志</w:t>
             </w:r>
           </w:p>
         </w:tc>
@@ -3773,7 +3329,286 @@
                 <w:szCs w:val="24"/>
                 <w:lang w:val="en-US" w:eastAsia="zh-CN"/>
               </w:rPr>
+              <w:t>中</w:t>
+            </w:r>
+          </w:p>
+        </w:tc>
+      </w:tr>
+      <w:tr>
+        <w:tblPrEx>
+          <w:tblBorders>
+            <w:top w:val="single" w:color="auto" w:sz="2" w:space="0"/>
+            <w:left w:val="single" w:color="auto" w:sz="2" w:space="0"/>
+            <w:bottom w:val="single" w:color="auto" w:sz="2" w:space="0"/>
+            <w:right w:val="single" w:color="auto" w:sz="2" w:space="0"/>
+            <w:insideH w:val="none" w:color="auto" w:sz="0" w:space="0"/>
+            <w:insideV w:val="none" w:color="auto" w:sz="0" w:space="0"/>
+          </w:tblBorders>
+          <w:shd w:val="clear" w:color="auto" w:fill="auto"/>
+          <w:tblCellMar>
+            <w:top w:w="0" w:type="dxa"/>
+            <w:left w:w="0" w:type="dxa"/>
+            <w:bottom w:w="0" w:type="dxa"/>
+            <w:right w:w="0" w:type="dxa"/>
+          </w:tblCellMar>
+        </w:tblPrEx>
+        <w:tc>
+          <w:tcPr>
+            <w:tcW w:w="0" w:type="auto"/>
+            <w:tcBorders>
+              <w:top w:val="nil"/>
+              <w:left w:val="nil"/>
+              <w:bottom w:val="nil"/>
+              <w:right w:val="single" w:color="auto" w:sz="2" w:space="0"/>
+            </w:tcBorders>
+            <w:shd w:val="clear" w:color="auto" w:fill="auto"/>
+            <w:tcMar>
+              <w:top w:w="120" w:type="dxa"/>
+              <w:left w:w="180" w:type="dxa"/>
+              <w:bottom w:w="120" w:type="dxa"/>
+              <w:right w:w="180" w:type="dxa"/>
+            </w:tcMar>
+            <w:vAlign w:val="center"/>
+          </w:tcPr>
+          <w:p>
+            <w:pPr>
+              <w:rPr>
+                <w:rFonts w:hint="eastAsia" w:ascii="楷体" w:hAnsi="楷体" w:eastAsia="楷体" w:cs="楷体"/>
+                <w:sz w:val="24"/>
+                <w:szCs w:val="24"/>
+              </w:rPr>
+            </w:pPr>
+            <w:r>
+              <w:rPr>
+                <w:rFonts w:hint="eastAsia" w:ascii="楷体" w:hAnsi="楷体" w:eastAsia="楷体" w:cs="楷体"/>
+                <w:sz w:val="24"/>
+                <w:szCs w:val="24"/>
+                <w:lang w:val="en-US" w:eastAsia="zh-CN"/>
+              </w:rPr>
+              <w:t>维修人员 - 辖区设备查看</w:t>
+            </w:r>
+          </w:p>
+        </w:tc>
+        <w:tc>
+          <w:tcPr>
+            <w:tcW w:w="0" w:type="auto"/>
+            <w:tcBorders>
+              <w:top w:val="nil"/>
+              <w:left w:val="nil"/>
+              <w:bottom w:val="nil"/>
+              <w:right w:val="nil"/>
+            </w:tcBorders>
+            <w:shd w:val="clear" w:color="auto" w:fill="auto"/>
+            <w:tcMar>
+              <w:top w:w="120" w:type="dxa"/>
+              <w:left w:w="180" w:type="dxa"/>
+              <w:bottom w:w="120" w:type="dxa"/>
+              <w:right w:w="180" w:type="dxa"/>
+            </w:tcMar>
+            <w:vAlign w:val="center"/>
+          </w:tcPr>
+          <w:p>
+            <w:pPr>
+              <w:rPr>
+                <w:rFonts w:hint="eastAsia" w:ascii="楷体" w:hAnsi="楷体" w:eastAsia="楷体" w:cs="楷体"/>
+                <w:sz w:val="24"/>
+                <w:szCs w:val="24"/>
+              </w:rPr>
+            </w:pPr>
+            <w:r>
+              <w:rPr>
+                <w:rFonts w:hint="eastAsia" w:ascii="楷体" w:hAnsi="楷体" w:eastAsia="楷体" w:cs="楷体"/>
+                <w:sz w:val="24"/>
+                <w:szCs w:val="24"/>
+                <w:lang w:val="en-US" w:eastAsia="zh-CN"/>
+              </w:rPr>
               <w:t>高</w:t>
+            </w:r>
+          </w:p>
+        </w:tc>
+      </w:tr>
+      <w:tr>
+        <w:tblPrEx>
+          <w:tblBorders>
+            <w:top w:val="single" w:color="auto" w:sz="2" w:space="0"/>
+            <w:left w:val="single" w:color="auto" w:sz="2" w:space="0"/>
+            <w:bottom w:val="single" w:color="auto" w:sz="2" w:space="0"/>
+            <w:right w:val="single" w:color="auto" w:sz="2" w:space="0"/>
+            <w:insideH w:val="none" w:color="auto" w:sz="0" w:space="0"/>
+            <w:insideV w:val="none" w:color="auto" w:sz="0" w:space="0"/>
+          </w:tblBorders>
+          <w:shd w:val="clear" w:color="auto" w:fill="auto"/>
+          <w:tblCellMar>
+            <w:top w:w="0" w:type="dxa"/>
+            <w:left w:w="0" w:type="dxa"/>
+            <w:bottom w:w="0" w:type="dxa"/>
+            <w:right w:w="0" w:type="dxa"/>
+          </w:tblCellMar>
+        </w:tblPrEx>
+        <w:tc>
+          <w:tcPr>
+            <w:tcW w:w="0" w:type="auto"/>
+            <w:tcBorders>
+              <w:top w:val="nil"/>
+              <w:left w:val="nil"/>
+              <w:bottom w:val="nil"/>
+              <w:right w:val="single" w:color="auto" w:sz="2" w:space="0"/>
+            </w:tcBorders>
+            <w:shd w:val="clear" w:color="auto" w:fill="auto"/>
+            <w:tcMar>
+              <w:top w:w="120" w:type="dxa"/>
+              <w:left w:w="180" w:type="dxa"/>
+              <w:bottom w:w="120" w:type="dxa"/>
+              <w:right w:w="180" w:type="dxa"/>
+            </w:tcMar>
+            <w:vAlign w:val="center"/>
+          </w:tcPr>
+          <w:p>
+            <w:pPr>
+              <w:rPr>
+                <w:rFonts w:hint="eastAsia" w:ascii="楷体" w:hAnsi="楷体" w:eastAsia="楷体" w:cs="楷体"/>
+                <w:sz w:val="24"/>
+                <w:szCs w:val="24"/>
+              </w:rPr>
+            </w:pPr>
+            <w:r>
+              <w:rPr>
+                <w:rFonts w:hint="eastAsia" w:ascii="楷体" w:hAnsi="楷体" w:eastAsia="楷体" w:cs="楷体"/>
+                <w:sz w:val="24"/>
+                <w:szCs w:val="24"/>
+                <w:lang w:val="en-US" w:eastAsia="zh-CN"/>
+              </w:rPr>
+              <w:t>维修人员 - 工单抢单 / 拒单 / 提交</w:t>
+            </w:r>
+          </w:p>
+        </w:tc>
+        <w:tc>
+          <w:tcPr>
+            <w:tcW w:w="0" w:type="auto"/>
+            <w:tcBorders>
+              <w:top w:val="nil"/>
+              <w:left w:val="nil"/>
+              <w:bottom w:val="nil"/>
+              <w:right w:val="nil"/>
+            </w:tcBorders>
+            <w:shd w:val="clear" w:color="auto" w:fill="auto"/>
+            <w:tcMar>
+              <w:top w:w="120" w:type="dxa"/>
+              <w:left w:w="180" w:type="dxa"/>
+              <w:bottom w:w="120" w:type="dxa"/>
+              <w:right w:w="180" w:type="dxa"/>
+            </w:tcMar>
+            <w:vAlign w:val="center"/>
+          </w:tcPr>
+          <w:p>
+            <w:pPr>
+              <w:rPr>
+                <w:rFonts w:hint="eastAsia" w:ascii="楷体" w:hAnsi="楷体" w:eastAsia="楷体" w:cs="楷体"/>
+                <w:sz w:val="24"/>
+                <w:szCs w:val="24"/>
+              </w:rPr>
+            </w:pPr>
+            <w:r>
+              <w:rPr>
+                <w:rFonts w:hint="eastAsia" w:ascii="楷体" w:hAnsi="楷体" w:eastAsia="楷体" w:cs="楷体"/>
+                <w:sz w:val="24"/>
+                <w:szCs w:val="24"/>
+                <w:lang w:val="en-US" w:eastAsia="zh-CN"/>
+              </w:rPr>
+              <w:t>高</w:t>
+            </w:r>
+          </w:p>
+        </w:tc>
+      </w:tr>
+      <w:tr>
+        <w:tblPrEx>
+          <w:tblBorders>
+            <w:top w:val="single" w:color="auto" w:sz="2" w:space="0"/>
+            <w:left w:val="single" w:color="auto" w:sz="2" w:space="0"/>
+            <w:bottom w:val="single" w:color="auto" w:sz="2" w:space="0"/>
+            <w:right w:val="single" w:color="auto" w:sz="2" w:space="0"/>
+            <w:insideH w:val="none" w:color="auto" w:sz="0" w:space="0"/>
+            <w:insideV w:val="none" w:color="auto" w:sz="0" w:space="0"/>
+          </w:tblBorders>
+          <w:shd w:val="clear" w:color="auto" w:fill="auto"/>
+          <w:tblCellMar>
+            <w:top w:w="0" w:type="dxa"/>
+            <w:left w:w="0" w:type="dxa"/>
+            <w:bottom w:w="0" w:type="dxa"/>
+            <w:right w:w="0" w:type="dxa"/>
+          </w:tblCellMar>
+        </w:tblPrEx>
+        <w:tc>
+          <w:tcPr>
+            <w:tcW w:w="0" w:type="auto"/>
+            <w:tcBorders>
+              <w:top w:val="nil"/>
+              <w:left w:val="nil"/>
+              <w:bottom w:val="nil"/>
+              <w:right w:val="single" w:color="auto" w:sz="2" w:space="0"/>
+            </w:tcBorders>
+            <w:shd w:val="clear" w:color="auto" w:fill="auto"/>
+            <w:tcMar>
+              <w:top w:w="120" w:type="dxa"/>
+              <w:left w:w="180" w:type="dxa"/>
+              <w:bottom w:w="120" w:type="dxa"/>
+              <w:right w:w="180" w:type="dxa"/>
+            </w:tcMar>
+            <w:vAlign w:val="center"/>
+          </w:tcPr>
+          <w:p>
+            <w:pPr>
+              <w:rPr>
+                <w:rFonts w:hint="eastAsia" w:ascii="楷体" w:hAnsi="楷体" w:eastAsia="楷体" w:cs="楷体"/>
+                <w:sz w:val="24"/>
+                <w:szCs w:val="24"/>
+              </w:rPr>
+            </w:pPr>
+            <w:r>
+              <w:rPr>
+                <w:rFonts w:hint="eastAsia" w:ascii="楷体" w:hAnsi="楷体" w:eastAsia="楷体" w:cs="楷体"/>
+                <w:sz w:val="24"/>
+                <w:szCs w:val="24"/>
+                <w:lang w:val="en-US" w:eastAsia="zh-CN"/>
+              </w:rPr>
+              <w:t>维修人员 - 查看通知</w:t>
+            </w:r>
+          </w:p>
+        </w:tc>
+        <w:tc>
+          <w:tcPr>
+            <w:tcW w:w="0" w:type="auto"/>
+            <w:tcBorders>
+              <w:top w:val="nil"/>
+              <w:left w:val="nil"/>
+              <w:bottom w:val="nil"/>
+              <w:right w:val="nil"/>
+            </w:tcBorders>
+            <w:shd w:val="clear" w:color="auto" w:fill="auto"/>
+            <w:tcMar>
+              <w:top w:w="120" w:type="dxa"/>
+              <w:left w:w="180" w:type="dxa"/>
+              <w:bottom w:w="120" w:type="dxa"/>
+              <w:right w:w="180" w:type="dxa"/>
+            </w:tcMar>
+            <w:vAlign w:val="center"/>
+          </w:tcPr>
+          <w:p>
+            <w:pPr>
+              <w:rPr>
+                <w:rFonts w:hint="eastAsia" w:ascii="楷体" w:hAnsi="楷体" w:eastAsia="楷体" w:cs="楷体"/>
+                <w:sz w:val="24"/>
+                <w:szCs w:val="24"/>
+              </w:rPr>
+            </w:pPr>
+            <w:r>
+              <w:rPr>
+                <w:rFonts w:hint="eastAsia" w:ascii="楷体" w:hAnsi="楷体" w:eastAsia="楷体" w:cs="楷体"/>
+                <w:sz w:val="24"/>
+                <w:szCs w:val="24"/>
+                <w:lang w:val="en-US" w:eastAsia="zh-CN"/>
+              </w:rPr>
+              <w:t>低</w:t>
             </w:r>
           </w:p>
         </w:tc>
@@ -3828,7 +3663,7 @@
                 <w:szCs w:val="24"/>
                 <w:lang w:val="en-US" w:eastAsia="zh-CN"/>
               </w:rPr>
-              <w:t>学生 - 水质信息查看</w:t>
+              <w:t>学生 - 饮水点地图查看</w:t>
             </w:r>
           </w:p>
         </w:tc>
@@ -3920,7 +3755,7 @@
                 <w:szCs w:val="24"/>
                 <w:lang w:val="en-US" w:eastAsia="zh-CN"/>
               </w:rPr>
-              <w:t>学生 - 每日饮水量统计</w:t>
+              <w:t>学生 - 扫码用水</w:t>
             </w:r>
           </w:p>
         </w:tc>
@@ -3957,7 +3792,7 @@
                 <w:szCs w:val="24"/>
                 <w:lang w:val="en-US" w:eastAsia="zh-CN"/>
               </w:rPr>
-              <w:t>中</w:t>
+              <w:t>高</w:t>
             </w:r>
           </w:p>
         </w:tc>
@@ -3972,6 +3807,192 @@
             <w:insideH w:val="none" w:color="auto" w:sz="0" w:space="0"/>
             <w:insideV w:val="none" w:color="auto" w:sz="0" w:space="0"/>
           </w:tblBorders>
+          <w:shd w:val="clear" w:color="auto" w:fill="auto"/>
+          <w:tblCellMar>
+            <w:top w:w="0" w:type="dxa"/>
+            <w:left w:w="0" w:type="dxa"/>
+            <w:bottom w:w="0" w:type="dxa"/>
+            <w:right w:w="0" w:type="dxa"/>
+          </w:tblCellMar>
+        </w:tblPrEx>
+        <w:tc>
+          <w:tcPr>
+            <w:tcW w:w="0" w:type="auto"/>
+            <w:tcBorders>
+              <w:top w:val="nil"/>
+              <w:left w:val="nil"/>
+              <w:bottom w:val="nil"/>
+              <w:right w:val="single" w:color="auto" w:sz="2" w:space="0"/>
+            </w:tcBorders>
+            <w:shd w:val="clear" w:color="auto" w:fill="auto"/>
+            <w:tcMar>
+              <w:top w:w="120" w:type="dxa"/>
+              <w:left w:w="180" w:type="dxa"/>
+              <w:bottom w:w="120" w:type="dxa"/>
+              <w:right w:w="180" w:type="dxa"/>
+            </w:tcMar>
+            <w:vAlign w:val="center"/>
+          </w:tcPr>
+          <w:p>
+            <w:pPr>
+              <w:rPr>
+                <w:rFonts w:hint="eastAsia" w:ascii="楷体" w:hAnsi="楷体" w:eastAsia="楷体" w:cs="楷体"/>
+                <w:sz w:val="24"/>
+                <w:szCs w:val="24"/>
+              </w:rPr>
+            </w:pPr>
+            <w:r>
+              <w:rPr>
+                <w:rFonts w:hint="eastAsia" w:ascii="楷体" w:hAnsi="楷体" w:eastAsia="楷体" w:cs="楷体"/>
+                <w:sz w:val="24"/>
+                <w:szCs w:val="24"/>
+                <w:lang w:val="en-US" w:eastAsia="zh-CN"/>
+              </w:rPr>
+              <w:t>学生 - 水质信息查看</w:t>
+            </w:r>
+          </w:p>
+        </w:tc>
+        <w:tc>
+          <w:tcPr>
+            <w:tcW w:w="0" w:type="auto"/>
+            <w:tcBorders>
+              <w:top w:val="nil"/>
+              <w:left w:val="nil"/>
+              <w:bottom w:val="nil"/>
+              <w:right w:val="nil"/>
+            </w:tcBorders>
+            <w:shd w:val="clear" w:color="auto" w:fill="auto"/>
+            <w:tcMar>
+              <w:top w:w="120" w:type="dxa"/>
+              <w:left w:w="180" w:type="dxa"/>
+              <w:bottom w:w="120" w:type="dxa"/>
+              <w:right w:w="180" w:type="dxa"/>
+            </w:tcMar>
+            <w:vAlign w:val="center"/>
+          </w:tcPr>
+          <w:p>
+            <w:pPr>
+              <w:rPr>
+                <w:rFonts w:hint="eastAsia" w:ascii="楷体" w:hAnsi="楷体" w:eastAsia="楷体" w:cs="楷体"/>
+                <w:sz w:val="24"/>
+                <w:szCs w:val="24"/>
+              </w:rPr>
+            </w:pPr>
+            <w:r>
+              <w:rPr>
+                <w:rFonts w:hint="eastAsia" w:ascii="楷体" w:hAnsi="楷体" w:eastAsia="楷体" w:cs="楷体"/>
+                <w:sz w:val="24"/>
+                <w:szCs w:val="24"/>
+                <w:lang w:val="en-US" w:eastAsia="zh-CN"/>
+              </w:rPr>
+              <w:t>高</w:t>
+            </w:r>
+          </w:p>
+        </w:tc>
+      </w:tr>
+      <w:tr>
+        <w:tblPrEx>
+          <w:tblBorders>
+            <w:top w:val="single" w:color="auto" w:sz="2" w:space="0"/>
+            <w:left w:val="single" w:color="auto" w:sz="2" w:space="0"/>
+            <w:bottom w:val="single" w:color="auto" w:sz="2" w:space="0"/>
+            <w:right w:val="single" w:color="auto" w:sz="2" w:space="0"/>
+            <w:insideH w:val="none" w:color="auto" w:sz="0" w:space="0"/>
+            <w:insideV w:val="none" w:color="auto" w:sz="0" w:space="0"/>
+          </w:tblBorders>
+          <w:tblCellMar>
+            <w:top w:w="0" w:type="dxa"/>
+            <w:left w:w="0" w:type="dxa"/>
+            <w:bottom w:w="0" w:type="dxa"/>
+            <w:right w:w="0" w:type="dxa"/>
+          </w:tblCellMar>
+        </w:tblPrEx>
+        <w:tc>
+          <w:tcPr>
+            <w:tcW w:w="0" w:type="auto"/>
+            <w:tcBorders>
+              <w:top w:val="nil"/>
+              <w:left w:val="nil"/>
+              <w:bottom w:val="nil"/>
+              <w:right w:val="single" w:color="auto" w:sz="2" w:space="0"/>
+            </w:tcBorders>
+            <w:shd w:val="clear" w:color="auto" w:fill="auto"/>
+            <w:tcMar>
+              <w:top w:w="120" w:type="dxa"/>
+              <w:left w:w="180" w:type="dxa"/>
+              <w:bottom w:w="120" w:type="dxa"/>
+              <w:right w:w="180" w:type="dxa"/>
+            </w:tcMar>
+            <w:vAlign w:val="center"/>
+          </w:tcPr>
+          <w:p>
+            <w:pPr>
+              <w:rPr>
+                <w:rFonts w:hint="eastAsia" w:ascii="楷体" w:hAnsi="楷体" w:eastAsia="楷体" w:cs="楷体"/>
+                <w:sz w:val="24"/>
+                <w:szCs w:val="24"/>
+              </w:rPr>
+            </w:pPr>
+            <w:r>
+              <w:rPr>
+                <w:rFonts w:hint="eastAsia" w:ascii="楷体" w:hAnsi="楷体" w:eastAsia="楷体" w:cs="楷体"/>
+                <w:sz w:val="24"/>
+                <w:szCs w:val="24"/>
+                <w:lang w:val="en-US" w:eastAsia="zh-CN"/>
+              </w:rPr>
+              <w:t>学生 - 每日饮水量统计</w:t>
+            </w:r>
+          </w:p>
+        </w:tc>
+        <w:tc>
+          <w:tcPr>
+            <w:tcW w:w="0" w:type="auto"/>
+            <w:tcBorders>
+              <w:top w:val="nil"/>
+              <w:left w:val="nil"/>
+              <w:bottom w:val="nil"/>
+              <w:right w:val="nil"/>
+            </w:tcBorders>
+            <w:shd w:val="clear" w:color="auto" w:fill="auto"/>
+            <w:tcMar>
+              <w:top w:w="120" w:type="dxa"/>
+              <w:left w:w="180" w:type="dxa"/>
+              <w:bottom w:w="120" w:type="dxa"/>
+              <w:right w:w="180" w:type="dxa"/>
+            </w:tcMar>
+            <w:vAlign w:val="center"/>
+          </w:tcPr>
+          <w:p>
+            <w:pPr>
+              <w:rPr>
+                <w:rFonts w:hint="eastAsia" w:ascii="楷体" w:hAnsi="楷体" w:eastAsia="楷体" w:cs="楷体"/>
+                <w:sz w:val="24"/>
+                <w:szCs w:val="24"/>
+              </w:rPr>
+            </w:pPr>
+            <w:r>
+              <w:rPr>
+                <w:rFonts w:hint="eastAsia" w:ascii="楷体" w:hAnsi="楷体" w:eastAsia="楷体" w:cs="楷体"/>
+                <w:sz w:val="24"/>
+                <w:szCs w:val="24"/>
+                <w:lang w:val="en-US" w:eastAsia="zh-CN"/>
+              </w:rPr>
+              <w:t>中</w:t>
+            </w:r>
+          </w:p>
+        </w:tc>
+      </w:tr>
+      <w:tr>
+        <w:tblPrEx>
+          <w:tblBorders>
+            <w:top w:val="single" w:color="auto" w:sz="2" w:space="0"/>
+            <w:left w:val="single" w:color="auto" w:sz="2" w:space="0"/>
+            <w:bottom w:val="single" w:color="auto" w:sz="2" w:space="0"/>
+            <w:right w:val="single" w:color="auto" w:sz="2" w:space="0"/>
+            <w:insideH w:val="none" w:color="auto" w:sz="0" w:space="0"/>
+            <w:insideV w:val="none" w:color="auto" w:sz="0" w:space="0"/>
+          </w:tblBorders>
+          <w:shd w:val="clear" w:color="auto" w:fill="auto"/>
           <w:tblCellMar>
             <w:top w:w="0" w:type="dxa"/>
             <w:left w:w="0" w:type="dxa"/>
@@ -4119,7 +4140,6 @@
             <w:insideH w:val="none" w:color="auto" w:sz="0" w:space="0"/>
             <w:insideV w:val="none" w:color="auto" w:sz="0" w:space="0"/>
           </w:tblBorders>
-          <w:shd w:val="clear" w:color="auto" w:fill="auto"/>
           <w:tblCellMar>
             <w:top w:w="0" w:type="dxa"/>
             <w:left w:w="0" w:type="dxa"/>
@@ -5586,6 +5606,7 @@
             <w:insideH w:val="none" w:color="auto" w:sz="0" w:space="0"/>
             <w:insideV w:val="none" w:color="auto" w:sz="0" w:space="0"/>
           </w:tblBorders>
+          <w:shd w:val="clear" w:color="auto" w:fill="auto"/>
           <w:tblCellMar>
             <w:top w:w="0" w:type="dxa"/>
             <w:left w:w="0" w:type="dxa"/>
@@ -5701,6 +5722,526 @@
                 <w:lang w:val="en-US" w:eastAsia="zh-CN"/>
               </w:rPr>
               <w:t>后端 1</w:t>
+            </w:r>
+          </w:p>
+        </w:tc>
+      </w:tr>
+      <w:tr>
+        <w:tblPrEx>
+          <w:tblBorders>
+            <w:top w:val="single" w:color="auto" w:sz="2" w:space="0"/>
+            <w:left w:val="single" w:color="auto" w:sz="2" w:space="0"/>
+            <w:bottom w:val="single" w:color="auto" w:sz="2" w:space="0"/>
+            <w:right w:val="single" w:color="auto" w:sz="2" w:space="0"/>
+            <w:insideH w:val="none" w:color="auto" w:sz="0" w:space="0"/>
+            <w:insideV w:val="none" w:color="auto" w:sz="0" w:space="0"/>
+          </w:tblBorders>
+          <w:shd w:val="clear" w:color="auto" w:fill="auto"/>
+          <w:tblCellMar>
+            <w:top w:w="0" w:type="dxa"/>
+            <w:left w:w="0" w:type="dxa"/>
+            <w:bottom w:w="0" w:type="dxa"/>
+            <w:right w:w="0" w:type="dxa"/>
+          </w:tblCellMar>
+        </w:tblPrEx>
+        <w:tc>
+          <w:tcPr>
+            <w:tcW w:w="0" w:type="auto"/>
+            <w:tcBorders>
+              <w:top w:val="nil"/>
+              <w:left w:val="nil"/>
+              <w:bottom w:val="nil"/>
+              <w:right w:val="single" w:color="auto" w:sz="2" w:space="0"/>
+            </w:tcBorders>
+            <w:shd w:val="clear" w:color="auto" w:fill="auto"/>
+            <w:tcMar>
+              <w:top w:w="120" w:type="dxa"/>
+              <w:left w:w="180" w:type="dxa"/>
+              <w:bottom w:w="120" w:type="dxa"/>
+              <w:right w:w="180" w:type="dxa"/>
+            </w:tcMar>
+            <w:vAlign w:val="center"/>
+          </w:tcPr>
+          <w:p>
+            <w:pPr>
+              <w:rPr>
+                <w:rFonts w:hint="eastAsia" w:ascii="楷体" w:hAnsi="楷体" w:eastAsia="楷体" w:cs="楷体"/>
+                <w:sz w:val="24"/>
+                <w:szCs w:val="24"/>
+              </w:rPr>
+            </w:pPr>
+            <w:r>
+              <w:rPr>
+                <w:rFonts w:hint="eastAsia" w:ascii="楷体" w:hAnsi="楷体" w:eastAsia="楷体" w:cs="楷体"/>
+                <w:sz w:val="24"/>
+                <w:szCs w:val="24"/>
+                <w:lang w:val="en-US" w:eastAsia="zh-CN"/>
+              </w:rPr>
+              <w:t>数据库搭建</w:t>
+            </w:r>
+          </w:p>
+        </w:tc>
+        <w:tc>
+          <w:tcPr>
+            <w:tcW w:w="0" w:type="auto"/>
+            <w:tcBorders>
+              <w:top w:val="nil"/>
+              <w:left w:val="nil"/>
+              <w:bottom w:val="nil"/>
+              <w:right w:val="single" w:color="auto" w:sz="2" w:space="0"/>
+            </w:tcBorders>
+            <w:shd w:val="clear" w:color="auto" w:fill="auto"/>
+            <w:tcMar>
+              <w:top w:w="120" w:type="dxa"/>
+              <w:left w:w="180" w:type="dxa"/>
+              <w:bottom w:w="120" w:type="dxa"/>
+              <w:right w:w="180" w:type="dxa"/>
+            </w:tcMar>
+            <w:vAlign w:val="center"/>
+          </w:tcPr>
+          <w:p>
+            <w:pPr>
+              <w:rPr>
+                <w:rFonts w:hint="eastAsia" w:ascii="楷体" w:hAnsi="楷体" w:eastAsia="楷体" w:cs="楷体"/>
+                <w:sz w:val="24"/>
+                <w:szCs w:val="24"/>
+              </w:rPr>
+            </w:pPr>
+            <w:r>
+              <w:rPr>
+                <w:rFonts w:hint="eastAsia" w:ascii="楷体" w:hAnsi="楷体" w:eastAsia="楷体" w:cs="楷体"/>
+                <w:sz w:val="24"/>
+                <w:szCs w:val="24"/>
+                <w:lang w:val="en-US" w:eastAsia="zh-CN"/>
+              </w:rPr>
+              <w:t>数据库脚本（表结构设计）、环境搭建文档</w:t>
+            </w:r>
+          </w:p>
+        </w:tc>
+        <w:tc>
+          <w:tcPr>
+            <w:tcW w:w="0" w:type="auto"/>
+            <w:tcBorders>
+              <w:top w:val="nil"/>
+              <w:left w:val="nil"/>
+              <w:bottom w:val="nil"/>
+              <w:right w:val="nil"/>
+            </w:tcBorders>
+            <w:shd w:val="clear" w:color="auto" w:fill="auto"/>
+            <w:tcMar>
+              <w:top w:w="120" w:type="dxa"/>
+              <w:left w:w="180" w:type="dxa"/>
+              <w:bottom w:w="120" w:type="dxa"/>
+              <w:right w:w="180" w:type="dxa"/>
+            </w:tcMar>
+            <w:vAlign w:val="center"/>
+          </w:tcPr>
+          <w:p>
+            <w:pPr>
+              <w:rPr>
+                <w:rFonts w:hint="eastAsia" w:ascii="楷体" w:hAnsi="楷体" w:eastAsia="楷体" w:cs="楷体"/>
+                <w:sz w:val="24"/>
+                <w:szCs w:val="24"/>
+              </w:rPr>
+            </w:pPr>
+            <w:r>
+              <w:rPr>
+                <w:rFonts w:hint="eastAsia" w:ascii="楷体" w:hAnsi="楷体" w:eastAsia="楷体" w:cs="楷体"/>
+                <w:sz w:val="24"/>
+                <w:szCs w:val="24"/>
+                <w:lang w:val="en-US" w:eastAsia="zh-CN"/>
+              </w:rPr>
+              <w:t>后端 2</w:t>
+            </w:r>
+          </w:p>
+        </w:tc>
+      </w:tr>
+      <w:tr>
+        <w:tblPrEx>
+          <w:tblBorders>
+            <w:top w:val="single" w:color="auto" w:sz="2" w:space="0"/>
+            <w:left w:val="single" w:color="auto" w:sz="2" w:space="0"/>
+            <w:bottom w:val="single" w:color="auto" w:sz="2" w:space="0"/>
+            <w:right w:val="single" w:color="auto" w:sz="2" w:space="0"/>
+            <w:insideH w:val="none" w:color="auto" w:sz="0" w:space="0"/>
+            <w:insideV w:val="none" w:color="auto" w:sz="0" w:space="0"/>
+          </w:tblBorders>
+          <w:shd w:val="clear" w:color="auto" w:fill="auto"/>
+          <w:tblCellMar>
+            <w:top w:w="0" w:type="dxa"/>
+            <w:left w:w="0" w:type="dxa"/>
+            <w:bottom w:w="0" w:type="dxa"/>
+            <w:right w:w="0" w:type="dxa"/>
+          </w:tblCellMar>
+        </w:tblPrEx>
+        <w:tc>
+          <w:tcPr>
+            <w:tcW w:w="0" w:type="auto"/>
+            <w:tcBorders>
+              <w:top w:val="nil"/>
+              <w:left w:val="nil"/>
+              <w:bottom w:val="nil"/>
+              <w:right w:val="single" w:color="auto" w:sz="2" w:space="0"/>
+            </w:tcBorders>
+            <w:shd w:val="clear" w:color="auto" w:fill="auto"/>
+            <w:tcMar>
+              <w:top w:w="120" w:type="dxa"/>
+              <w:left w:w="180" w:type="dxa"/>
+              <w:bottom w:w="120" w:type="dxa"/>
+              <w:right w:w="180" w:type="dxa"/>
+            </w:tcMar>
+            <w:vAlign w:val="center"/>
+          </w:tcPr>
+          <w:p>
+            <w:pPr>
+              <w:rPr>
+                <w:rFonts w:hint="eastAsia" w:ascii="楷体" w:hAnsi="楷体" w:eastAsia="楷体" w:cs="楷体"/>
+                <w:sz w:val="24"/>
+                <w:szCs w:val="24"/>
+              </w:rPr>
+            </w:pPr>
+            <w:r>
+              <w:rPr>
+                <w:rFonts w:hint="eastAsia" w:ascii="楷体" w:hAnsi="楷体" w:eastAsia="楷体" w:cs="楷体"/>
+                <w:sz w:val="24"/>
+                <w:szCs w:val="24"/>
+                <w:lang w:val="en-US" w:eastAsia="zh-CN"/>
+              </w:rPr>
+              <w:t>管理员 - 设备监控</w:t>
+            </w:r>
+          </w:p>
+        </w:tc>
+        <w:tc>
+          <w:tcPr>
+            <w:tcW w:w="0" w:type="auto"/>
+            <w:tcBorders>
+              <w:top w:val="nil"/>
+              <w:left w:val="nil"/>
+              <w:bottom w:val="nil"/>
+              <w:right w:val="single" w:color="auto" w:sz="2" w:space="0"/>
+            </w:tcBorders>
+            <w:shd w:val="clear" w:color="auto" w:fill="auto"/>
+            <w:tcMar>
+              <w:top w:w="120" w:type="dxa"/>
+              <w:left w:w="180" w:type="dxa"/>
+              <w:bottom w:w="120" w:type="dxa"/>
+              <w:right w:w="180" w:type="dxa"/>
+            </w:tcMar>
+            <w:vAlign w:val="center"/>
+          </w:tcPr>
+          <w:p>
+            <w:pPr>
+              <w:rPr>
+                <w:rFonts w:hint="eastAsia" w:ascii="楷体" w:hAnsi="楷体" w:eastAsia="楷体" w:cs="楷体"/>
+                <w:sz w:val="24"/>
+                <w:szCs w:val="24"/>
+              </w:rPr>
+            </w:pPr>
+            <w:r>
+              <w:rPr>
+                <w:rFonts w:hint="eastAsia" w:ascii="楷体" w:hAnsi="楷体" w:eastAsia="楷体" w:cs="楷体"/>
+                <w:sz w:val="24"/>
+                <w:szCs w:val="24"/>
+                <w:lang w:val="en-US" w:eastAsia="zh-CN"/>
+              </w:rPr>
+              <w:t>Web 端设备监控页面代码、数据查询接口代码</w:t>
+            </w:r>
+          </w:p>
+        </w:tc>
+        <w:tc>
+          <w:tcPr>
+            <w:tcW w:w="0" w:type="auto"/>
+            <w:tcBorders>
+              <w:top w:val="nil"/>
+              <w:left w:val="nil"/>
+              <w:bottom w:val="nil"/>
+              <w:right w:val="nil"/>
+            </w:tcBorders>
+            <w:shd w:val="clear" w:color="auto" w:fill="auto"/>
+            <w:tcMar>
+              <w:top w:w="120" w:type="dxa"/>
+              <w:left w:w="180" w:type="dxa"/>
+              <w:bottom w:w="120" w:type="dxa"/>
+              <w:right w:w="180" w:type="dxa"/>
+            </w:tcMar>
+            <w:vAlign w:val="center"/>
+          </w:tcPr>
+          <w:p>
+            <w:pPr>
+              <w:rPr>
+                <w:rFonts w:hint="eastAsia" w:ascii="楷体" w:hAnsi="楷体" w:eastAsia="楷体" w:cs="楷体"/>
+                <w:sz w:val="24"/>
+                <w:szCs w:val="24"/>
+              </w:rPr>
+            </w:pPr>
+            <w:r>
+              <w:rPr>
+                <w:rFonts w:hint="eastAsia" w:ascii="楷体" w:hAnsi="楷体" w:eastAsia="楷体" w:cs="楷体"/>
+                <w:sz w:val="24"/>
+                <w:szCs w:val="24"/>
+                <w:lang w:val="en-US" w:eastAsia="zh-CN"/>
+              </w:rPr>
+              <w:t>后端 2、前端 1</w:t>
+            </w:r>
+          </w:p>
+        </w:tc>
+      </w:tr>
+      <w:tr>
+        <w:tblPrEx>
+          <w:tblBorders>
+            <w:top w:val="single" w:color="auto" w:sz="2" w:space="0"/>
+            <w:left w:val="single" w:color="auto" w:sz="2" w:space="0"/>
+            <w:bottom w:val="single" w:color="auto" w:sz="2" w:space="0"/>
+            <w:right w:val="single" w:color="auto" w:sz="2" w:space="0"/>
+            <w:insideH w:val="none" w:color="auto" w:sz="0" w:space="0"/>
+            <w:insideV w:val="none" w:color="auto" w:sz="0" w:space="0"/>
+          </w:tblBorders>
+          <w:shd w:val="clear" w:color="auto" w:fill="auto"/>
+          <w:tblCellMar>
+            <w:top w:w="0" w:type="dxa"/>
+            <w:left w:w="0" w:type="dxa"/>
+            <w:bottom w:w="0" w:type="dxa"/>
+            <w:right w:w="0" w:type="dxa"/>
+          </w:tblCellMar>
+        </w:tblPrEx>
+        <w:tc>
+          <w:tcPr>
+            <w:tcW w:w="0" w:type="auto"/>
+            <w:tcBorders>
+              <w:top w:val="nil"/>
+              <w:left w:val="nil"/>
+              <w:bottom w:val="nil"/>
+              <w:right w:val="single" w:color="auto" w:sz="2" w:space="0"/>
+            </w:tcBorders>
+            <w:shd w:val="clear" w:color="auto" w:fill="auto"/>
+            <w:tcMar>
+              <w:top w:w="120" w:type="dxa"/>
+              <w:left w:w="180" w:type="dxa"/>
+              <w:bottom w:w="120" w:type="dxa"/>
+              <w:right w:w="180" w:type="dxa"/>
+            </w:tcMar>
+            <w:vAlign w:val="center"/>
+          </w:tcPr>
+          <w:p>
+            <w:pPr>
+              <w:rPr>
+                <w:rFonts w:hint="eastAsia" w:ascii="楷体" w:hAnsi="楷体" w:eastAsia="楷体" w:cs="楷体"/>
+                <w:sz w:val="24"/>
+                <w:szCs w:val="24"/>
+              </w:rPr>
+            </w:pPr>
+            <w:r>
+              <w:rPr>
+                <w:rFonts w:hint="eastAsia" w:ascii="楷体" w:hAnsi="楷体" w:eastAsia="楷体" w:cs="楷体"/>
+                <w:sz w:val="24"/>
+                <w:szCs w:val="24"/>
+                <w:lang w:val="en-US" w:eastAsia="zh-CN"/>
+              </w:rPr>
+              <w:t>管理员 - 人员 / 用户管理</w:t>
+            </w:r>
+          </w:p>
+        </w:tc>
+        <w:tc>
+          <w:tcPr>
+            <w:tcW w:w="0" w:type="auto"/>
+            <w:tcBorders>
+              <w:top w:val="nil"/>
+              <w:left w:val="nil"/>
+              <w:bottom w:val="nil"/>
+              <w:right w:val="single" w:color="auto" w:sz="2" w:space="0"/>
+            </w:tcBorders>
+            <w:shd w:val="clear" w:color="auto" w:fill="auto"/>
+            <w:tcMar>
+              <w:top w:w="120" w:type="dxa"/>
+              <w:left w:w="180" w:type="dxa"/>
+              <w:bottom w:w="120" w:type="dxa"/>
+              <w:right w:w="180" w:type="dxa"/>
+            </w:tcMar>
+            <w:vAlign w:val="center"/>
+          </w:tcPr>
+          <w:p>
+            <w:pPr>
+              <w:rPr>
+                <w:rFonts w:hint="eastAsia" w:ascii="楷体" w:hAnsi="楷体" w:eastAsia="楷体" w:cs="楷体"/>
+                <w:sz w:val="24"/>
+                <w:szCs w:val="24"/>
+              </w:rPr>
+            </w:pPr>
+            <w:r>
+              <w:rPr>
+                <w:rFonts w:hint="eastAsia" w:ascii="楷体" w:hAnsi="楷体" w:eastAsia="楷体" w:cs="楷体"/>
+                <w:sz w:val="24"/>
+                <w:szCs w:val="24"/>
+                <w:lang w:val="en-US" w:eastAsia="zh-CN"/>
+              </w:rPr>
+              <w:t>Web 端人员管理页面代码、用户增删改查接口代码</w:t>
+            </w:r>
+          </w:p>
+        </w:tc>
+        <w:tc>
+          <w:tcPr>
+            <w:tcW w:w="0" w:type="auto"/>
+            <w:tcBorders>
+              <w:top w:val="nil"/>
+              <w:left w:val="nil"/>
+              <w:bottom w:val="nil"/>
+              <w:right w:val="nil"/>
+            </w:tcBorders>
+            <w:shd w:val="clear" w:color="auto" w:fill="auto"/>
+            <w:tcMar>
+              <w:top w:w="120" w:type="dxa"/>
+              <w:left w:w="180" w:type="dxa"/>
+              <w:bottom w:w="120" w:type="dxa"/>
+              <w:right w:w="180" w:type="dxa"/>
+            </w:tcMar>
+            <w:vAlign w:val="center"/>
+          </w:tcPr>
+          <w:p>
+            <w:pPr>
+              <w:rPr>
+                <w:rFonts w:hint="eastAsia" w:ascii="楷体" w:hAnsi="楷体" w:eastAsia="楷体" w:cs="楷体"/>
+                <w:sz w:val="24"/>
+                <w:szCs w:val="24"/>
+              </w:rPr>
+            </w:pPr>
+            <w:r>
+              <w:rPr>
+                <w:rFonts w:hint="eastAsia" w:ascii="楷体" w:hAnsi="楷体" w:eastAsia="楷体" w:cs="楷体"/>
+                <w:sz w:val="24"/>
+                <w:szCs w:val="24"/>
+                <w:lang w:val="en-US" w:eastAsia="zh-CN"/>
+              </w:rPr>
+              <w:t>后端 2、前端 1</w:t>
+            </w:r>
+          </w:p>
+        </w:tc>
+      </w:tr>
+      <w:tr>
+        <w:tblPrEx>
+          <w:tblBorders>
+            <w:top w:val="single" w:color="auto" w:sz="2" w:space="0"/>
+            <w:left w:val="single" w:color="auto" w:sz="2" w:space="0"/>
+            <w:bottom w:val="single" w:color="auto" w:sz="2" w:space="0"/>
+            <w:right w:val="single" w:color="auto" w:sz="2" w:space="0"/>
+            <w:insideH w:val="none" w:color="auto" w:sz="0" w:space="0"/>
+            <w:insideV w:val="none" w:color="auto" w:sz="0" w:space="0"/>
+          </w:tblBorders>
+          <w:shd w:val="clear" w:color="auto" w:fill="auto"/>
+          <w:tblCellMar>
+            <w:top w:w="0" w:type="dxa"/>
+            <w:left w:w="0" w:type="dxa"/>
+            <w:bottom w:w="0" w:type="dxa"/>
+            <w:right w:w="0" w:type="dxa"/>
+          </w:tblCellMar>
+        </w:tblPrEx>
+        <w:tc>
+          <w:tcPr>
+            <w:tcW w:w="0" w:type="auto"/>
+            <w:tcBorders>
+              <w:top w:val="nil"/>
+              <w:left w:val="nil"/>
+              <w:bottom w:val="nil"/>
+              <w:right w:val="single" w:color="auto" w:sz="2" w:space="0"/>
+            </w:tcBorders>
+            <w:shd w:val="clear" w:color="auto" w:fill="auto"/>
+            <w:tcMar>
+              <w:top w:w="120" w:type="dxa"/>
+              <w:left w:w="180" w:type="dxa"/>
+              <w:bottom w:w="120" w:type="dxa"/>
+              <w:right w:w="180" w:type="dxa"/>
+            </w:tcMar>
+            <w:vAlign w:val="center"/>
+          </w:tcPr>
+          <w:p>
+            <w:pPr>
+              <w:rPr>
+                <w:rFonts w:hint="eastAsia" w:ascii="楷体" w:hAnsi="楷体" w:eastAsia="楷体" w:cs="楷体"/>
+                <w:sz w:val="24"/>
+                <w:szCs w:val="24"/>
+              </w:rPr>
+            </w:pPr>
+            <w:r>
+              <w:rPr>
+                <w:rFonts w:hint="eastAsia" w:ascii="楷体" w:hAnsi="楷体" w:eastAsia="楷体" w:cs="楷体"/>
+                <w:sz w:val="24"/>
+                <w:szCs w:val="24"/>
+                <w:lang w:val="en-US" w:eastAsia="zh-CN"/>
+              </w:rPr>
+              <w:t>管理员 - 告警查看</w:t>
+            </w:r>
+          </w:p>
+        </w:tc>
+        <w:tc>
+          <w:tcPr>
+            <w:tcW w:w="0" w:type="auto"/>
+            <w:tcBorders>
+              <w:top w:val="nil"/>
+              <w:left w:val="nil"/>
+              <w:bottom w:val="nil"/>
+              <w:right w:val="single" w:color="auto" w:sz="2" w:space="0"/>
+            </w:tcBorders>
+            <w:shd w:val="clear" w:color="auto" w:fill="auto"/>
+            <w:tcMar>
+              <w:top w:w="120" w:type="dxa"/>
+              <w:left w:w="180" w:type="dxa"/>
+              <w:bottom w:w="120" w:type="dxa"/>
+              <w:right w:w="180" w:type="dxa"/>
+            </w:tcMar>
+            <w:vAlign w:val="center"/>
+          </w:tcPr>
+          <w:p>
+            <w:pPr>
+              <w:rPr>
+                <w:rFonts w:hint="eastAsia" w:ascii="楷体" w:hAnsi="楷体" w:eastAsia="楷体" w:cs="楷体"/>
+                <w:sz w:val="24"/>
+                <w:szCs w:val="24"/>
+              </w:rPr>
+            </w:pPr>
+            <w:r>
+              <w:rPr>
+                <w:rFonts w:hint="eastAsia" w:ascii="楷体" w:hAnsi="楷体" w:eastAsia="楷体" w:cs="楷体"/>
+                <w:sz w:val="24"/>
+                <w:szCs w:val="24"/>
+                <w:lang w:val="en-US" w:eastAsia="zh-CN"/>
+              </w:rPr>
+              <w:t>Web 端告警列表页面代码、告警接口代码</w:t>
+            </w:r>
+          </w:p>
+        </w:tc>
+        <w:tc>
+          <w:tcPr>
+            <w:tcW w:w="0" w:type="auto"/>
+            <w:tcBorders>
+              <w:top w:val="nil"/>
+              <w:left w:val="nil"/>
+              <w:bottom w:val="nil"/>
+              <w:right w:val="nil"/>
+            </w:tcBorders>
+            <w:shd w:val="clear" w:color="auto" w:fill="auto"/>
+            <w:tcMar>
+              <w:top w:w="120" w:type="dxa"/>
+              <w:left w:w="180" w:type="dxa"/>
+              <w:bottom w:w="120" w:type="dxa"/>
+              <w:right w:w="180" w:type="dxa"/>
+            </w:tcMar>
+            <w:vAlign w:val="center"/>
+          </w:tcPr>
+          <w:p>
+            <w:pPr>
+              <w:rPr>
+                <w:rFonts w:hint="eastAsia" w:ascii="楷体" w:hAnsi="楷体" w:eastAsia="楷体" w:cs="楷体"/>
+                <w:sz w:val="24"/>
+                <w:szCs w:val="24"/>
+              </w:rPr>
+            </w:pPr>
+            <w:r>
+              <w:rPr>
+                <w:rFonts w:hint="eastAsia" w:ascii="楷体" w:hAnsi="楷体" w:eastAsia="楷体" w:cs="楷体"/>
+                <w:sz w:val="24"/>
+                <w:szCs w:val="24"/>
+                <w:lang w:val="en-US" w:eastAsia="zh-CN"/>
+              </w:rPr>
+              <w:t>后端 2、前端 1</w:t>
             </w:r>
           </w:p>
         </w:tc>
@@ -5755,7 +6296,7 @@
                 <w:szCs w:val="24"/>
                 <w:lang w:val="en-US" w:eastAsia="zh-CN"/>
               </w:rPr>
-              <w:t>数据库搭建</w:t>
+              <w:t>管理员 - 人工派单</w:t>
             </w:r>
           </w:p>
         </w:tc>
@@ -5792,7 +6333,7 @@
                 <w:szCs w:val="24"/>
                 <w:lang w:val="en-US" w:eastAsia="zh-CN"/>
               </w:rPr>
-              <w:t>数据库脚本（表结构设计）、环境搭建文档</w:t>
+              <w:t>Web 端派单页面代码、派单接口代码</w:t>
             </w:r>
           </w:p>
         </w:tc>
@@ -5829,7 +6370,267 @@
                 <w:szCs w:val="24"/>
                 <w:lang w:val="en-US" w:eastAsia="zh-CN"/>
               </w:rPr>
-              <w:t>后端 2</w:t>
+              <w:t>后端 2、前端 1</w:t>
+            </w:r>
+          </w:p>
+        </w:tc>
+      </w:tr>
+      <w:tr>
+        <w:tblPrEx>
+          <w:tblBorders>
+            <w:top w:val="single" w:color="auto" w:sz="2" w:space="0"/>
+            <w:left w:val="single" w:color="auto" w:sz="2" w:space="0"/>
+            <w:bottom w:val="single" w:color="auto" w:sz="2" w:space="0"/>
+            <w:right w:val="single" w:color="auto" w:sz="2" w:space="0"/>
+            <w:insideH w:val="none" w:color="auto" w:sz="0" w:space="0"/>
+            <w:insideV w:val="none" w:color="auto" w:sz="0" w:space="0"/>
+          </w:tblBorders>
+          <w:shd w:val="clear" w:color="auto" w:fill="auto"/>
+          <w:tblCellMar>
+            <w:top w:w="0" w:type="dxa"/>
+            <w:left w:w="0" w:type="dxa"/>
+            <w:bottom w:w="0" w:type="dxa"/>
+            <w:right w:w="0" w:type="dxa"/>
+          </w:tblCellMar>
+        </w:tblPrEx>
+        <w:tc>
+          <w:tcPr>
+            <w:tcW w:w="0" w:type="auto"/>
+            <w:tcBorders>
+              <w:top w:val="nil"/>
+              <w:left w:val="nil"/>
+              <w:bottom w:val="nil"/>
+              <w:right w:val="single" w:color="auto" w:sz="2" w:space="0"/>
+            </w:tcBorders>
+            <w:shd w:val="clear" w:color="auto" w:fill="auto"/>
+            <w:tcMar>
+              <w:top w:w="120" w:type="dxa"/>
+              <w:left w:w="180" w:type="dxa"/>
+              <w:bottom w:w="120" w:type="dxa"/>
+              <w:right w:w="180" w:type="dxa"/>
+            </w:tcMar>
+            <w:vAlign w:val="center"/>
+          </w:tcPr>
+          <w:p>
+            <w:pPr>
+              <w:rPr>
+                <w:rFonts w:hint="eastAsia" w:ascii="楷体" w:hAnsi="楷体" w:eastAsia="楷体" w:cs="楷体"/>
+                <w:sz w:val="24"/>
+                <w:szCs w:val="24"/>
+              </w:rPr>
+            </w:pPr>
+            <w:r>
+              <w:rPr>
+                <w:rFonts w:hint="eastAsia" w:ascii="楷体" w:hAnsi="楷体" w:eastAsia="楷体" w:cs="楷体"/>
+                <w:sz w:val="24"/>
+                <w:szCs w:val="24"/>
+                <w:lang w:val="en-US" w:eastAsia="zh-CN"/>
+              </w:rPr>
+              <w:t>维修人员 - 辖区设备查看</w:t>
+            </w:r>
+          </w:p>
+        </w:tc>
+        <w:tc>
+          <w:tcPr>
+            <w:tcW w:w="0" w:type="auto"/>
+            <w:tcBorders>
+              <w:top w:val="nil"/>
+              <w:left w:val="nil"/>
+              <w:bottom w:val="nil"/>
+              <w:right w:val="single" w:color="auto" w:sz="2" w:space="0"/>
+            </w:tcBorders>
+            <w:shd w:val="clear" w:color="auto" w:fill="auto"/>
+            <w:tcMar>
+              <w:top w:w="120" w:type="dxa"/>
+              <w:left w:w="180" w:type="dxa"/>
+              <w:bottom w:w="120" w:type="dxa"/>
+              <w:right w:w="180" w:type="dxa"/>
+            </w:tcMar>
+            <w:vAlign w:val="center"/>
+          </w:tcPr>
+          <w:p>
+            <w:pPr>
+              <w:rPr>
+                <w:rFonts w:hint="eastAsia" w:ascii="楷体" w:hAnsi="楷体" w:eastAsia="楷体" w:cs="楷体"/>
+                <w:sz w:val="24"/>
+                <w:szCs w:val="24"/>
+              </w:rPr>
+            </w:pPr>
+            <w:r>
+              <w:rPr>
+                <w:rFonts w:hint="eastAsia" w:ascii="楷体" w:hAnsi="楷体" w:eastAsia="楷体" w:cs="楷体"/>
+                <w:sz w:val="24"/>
+                <w:szCs w:val="24"/>
+                <w:lang w:val="en-US" w:eastAsia="zh-CN"/>
+              </w:rPr>
+              <w:t>APP 端设备列表页面代码、辖区筛选接口代码</w:t>
+            </w:r>
+          </w:p>
+        </w:tc>
+        <w:tc>
+          <w:tcPr>
+            <w:tcW w:w="0" w:type="auto"/>
+            <w:tcBorders>
+              <w:top w:val="nil"/>
+              <w:left w:val="nil"/>
+              <w:bottom w:val="nil"/>
+              <w:right w:val="nil"/>
+            </w:tcBorders>
+            <w:shd w:val="clear" w:color="auto" w:fill="auto"/>
+            <w:tcMar>
+              <w:top w:w="120" w:type="dxa"/>
+              <w:left w:w="180" w:type="dxa"/>
+              <w:bottom w:w="120" w:type="dxa"/>
+              <w:right w:w="180" w:type="dxa"/>
+            </w:tcMar>
+            <w:vAlign w:val="center"/>
+          </w:tcPr>
+          <w:p>
+            <w:pPr>
+              <w:rPr>
+                <w:rFonts w:hint="eastAsia" w:ascii="楷体" w:hAnsi="楷体" w:eastAsia="楷体" w:cs="楷体"/>
+                <w:sz w:val="24"/>
+                <w:szCs w:val="24"/>
+              </w:rPr>
+            </w:pPr>
+            <w:r>
+              <w:rPr>
+                <w:rFonts w:hint="eastAsia" w:ascii="楷体" w:hAnsi="楷体" w:eastAsia="楷体" w:cs="楷体"/>
+                <w:sz w:val="24"/>
+                <w:szCs w:val="24"/>
+                <w:lang w:val="en-US" w:eastAsia="zh-CN"/>
+              </w:rPr>
+              <w:t>后端 3、前端 2</w:t>
+            </w:r>
+          </w:p>
+        </w:tc>
+      </w:tr>
+      <w:tr>
+        <w:tblPrEx>
+          <w:tblBorders>
+            <w:top w:val="single" w:color="auto" w:sz="2" w:space="0"/>
+            <w:left w:val="single" w:color="auto" w:sz="2" w:space="0"/>
+            <w:bottom w:val="single" w:color="auto" w:sz="2" w:space="0"/>
+            <w:right w:val="single" w:color="auto" w:sz="2" w:space="0"/>
+            <w:insideH w:val="none" w:color="auto" w:sz="0" w:space="0"/>
+            <w:insideV w:val="none" w:color="auto" w:sz="0" w:space="0"/>
+          </w:tblBorders>
+          <w:shd w:val="clear" w:color="auto" w:fill="auto"/>
+          <w:tblCellMar>
+            <w:top w:w="0" w:type="dxa"/>
+            <w:left w:w="0" w:type="dxa"/>
+            <w:bottom w:w="0" w:type="dxa"/>
+            <w:right w:w="0" w:type="dxa"/>
+          </w:tblCellMar>
+        </w:tblPrEx>
+        <w:tc>
+          <w:tcPr>
+            <w:tcW w:w="0" w:type="auto"/>
+            <w:tcBorders>
+              <w:top w:val="nil"/>
+              <w:left w:val="nil"/>
+              <w:bottom w:val="nil"/>
+              <w:right w:val="single" w:color="auto" w:sz="2" w:space="0"/>
+            </w:tcBorders>
+            <w:shd w:val="clear" w:color="auto" w:fill="auto"/>
+            <w:tcMar>
+              <w:top w:w="120" w:type="dxa"/>
+              <w:left w:w="180" w:type="dxa"/>
+              <w:bottom w:w="120" w:type="dxa"/>
+              <w:right w:w="180" w:type="dxa"/>
+            </w:tcMar>
+            <w:vAlign w:val="center"/>
+          </w:tcPr>
+          <w:p>
+            <w:pPr>
+              <w:rPr>
+                <w:rFonts w:hint="eastAsia" w:ascii="楷体" w:hAnsi="楷体" w:eastAsia="楷体" w:cs="楷体"/>
+                <w:sz w:val="24"/>
+                <w:szCs w:val="24"/>
+              </w:rPr>
+            </w:pPr>
+            <w:r>
+              <w:rPr>
+                <w:rFonts w:hint="eastAsia" w:ascii="楷体" w:hAnsi="楷体" w:eastAsia="楷体" w:cs="楷体"/>
+                <w:sz w:val="24"/>
+                <w:szCs w:val="24"/>
+                <w:lang w:val="en-US" w:eastAsia="zh-CN"/>
+              </w:rPr>
+              <w:t>维修人员 - 工单抢单 / 拒单 / 提交</w:t>
+            </w:r>
+          </w:p>
+        </w:tc>
+        <w:tc>
+          <w:tcPr>
+            <w:tcW w:w="0" w:type="auto"/>
+            <w:tcBorders>
+              <w:top w:val="nil"/>
+              <w:left w:val="nil"/>
+              <w:bottom w:val="nil"/>
+              <w:right w:val="single" w:color="auto" w:sz="2" w:space="0"/>
+            </w:tcBorders>
+            <w:shd w:val="clear" w:color="auto" w:fill="auto"/>
+            <w:tcMar>
+              <w:top w:w="120" w:type="dxa"/>
+              <w:left w:w="180" w:type="dxa"/>
+              <w:bottom w:w="120" w:type="dxa"/>
+              <w:right w:w="180" w:type="dxa"/>
+            </w:tcMar>
+            <w:vAlign w:val="center"/>
+          </w:tcPr>
+          <w:p>
+            <w:pPr>
+              <w:rPr>
+                <w:rFonts w:hint="eastAsia" w:ascii="楷体" w:hAnsi="楷体" w:eastAsia="楷体" w:cs="楷体"/>
+                <w:sz w:val="24"/>
+                <w:szCs w:val="24"/>
+              </w:rPr>
+            </w:pPr>
+            <w:r>
+              <w:rPr>
+                <w:rFonts w:hint="eastAsia" w:ascii="楷体" w:hAnsi="楷体" w:eastAsia="楷体" w:cs="楷体"/>
+                <w:sz w:val="24"/>
+                <w:szCs w:val="24"/>
+                <w:lang w:val="en-US" w:eastAsia="zh-CN"/>
+              </w:rPr>
+              <w:t>APP 端工单相关页面代码、工单状态更新接口代码</w:t>
+            </w:r>
+          </w:p>
+        </w:tc>
+        <w:tc>
+          <w:tcPr>
+            <w:tcW w:w="0" w:type="auto"/>
+            <w:tcBorders>
+              <w:top w:val="nil"/>
+              <w:left w:val="nil"/>
+              <w:bottom w:val="nil"/>
+              <w:right w:val="nil"/>
+            </w:tcBorders>
+            <w:shd w:val="clear" w:color="auto" w:fill="auto"/>
+            <w:tcMar>
+              <w:top w:w="120" w:type="dxa"/>
+              <w:left w:w="180" w:type="dxa"/>
+              <w:bottom w:w="120" w:type="dxa"/>
+              <w:right w:w="180" w:type="dxa"/>
+            </w:tcMar>
+            <w:vAlign w:val="center"/>
+          </w:tcPr>
+          <w:p>
+            <w:pPr>
+              <w:rPr>
+                <w:rFonts w:hint="eastAsia" w:ascii="楷体" w:hAnsi="楷体" w:eastAsia="楷体" w:cs="楷体"/>
+                <w:sz w:val="24"/>
+                <w:szCs w:val="24"/>
+              </w:rPr>
+            </w:pPr>
+            <w:r>
+              <w:rPr>
+                <w:rFonts w:hint="eastAsia" w:ascii="楷体" w:hAnsi="楷体" w:eastAsia="楷体" w:cs="楷体"/>
+                <w:sz w:val="24"/>
+                <w:szCs w:val="24"/>
+                <w:lang w:val="en-US" w:eastAsia="zh-CN"/>
+              </w:rPr>
+              <w:t>后端 3、前端 2</w:t>
             </w:r>
           </w:p>
         </w:tc>
@@ -5877,15 +6678,6 @@
                 <w:szCs w:val="24"/>
               </w:rPr>
             </w:pPr>
-            <w:r>
-              <w:rPr>
-                <w:rFonts w:hint="eastAsia" w:ascii="楷体" w:hAnsi="楷体" w:eastAsia="楷体" w:cs="楷体"/>
-                <w:sz w:val="24"/>
-                <w:szCs w:val="24"/>
-                <w:lang w:val="en-US" w:eastAsia="zh-CN"/>
-              </w:rPr>
-              <w:t>管理员 - 设备监控</w:t>
-            </w:r>
           </w:p>
         </w:tc>
         <w:tc>
@@ -5914,15 +6706,6 @@
                 <w:szCs w:val="24"/>
               </w:rPr>
             </w:pPr>
-            <w:r>
-              <w:rPr>
-                <w:rFonts w:hint="eastAsia" w:ascii="楷体" w:hAnsi="楷体" w:eastAsia="楷体" w:cs="楷体"/>
-                <w:sz w:val="24"/>
-                <w:szCs w:val="24"/>
-                <w:lang w:val="en-US" w:eastAsia="zh-CN"/>
-              </w:rPr>
-              <w:t>Web 端设备监控页面代码、数据查询接口代码</w:t>
-            </w:r>
           </w:p>
         </w:tc>
         <w:tc>
@@ -5951,15 +6734,6 @@
                 <w:szCs w:val="24"/>
               </w:rPr>
             </w:pPr>
-            <w:r>
-              <w:rPr>
-                <w:rFonts w:hint="eastAsia" w:ascii="楷体" w:hAnsi="楷体" w:eastAsia="楷体" w:cs="楷体"/>
-                <w:sz w:val="24"/>
-                <w:szCs w:val="24"/>
-                <w:lang w:val="en-US" w:eastAsia="zh-CN"/>
-              </w:rPr>
-              <w:t>后端 2、前端 1</w:t>
-            </w:r>
           </w:p>
         </w:tc>
       </w:tr>
@@ -6013,7 +6787,7 @@
                 <w:szCs w:val="24"/>
                 <w:lang w:val="en-US" w:eastAsia="zh-CN"/>
               </w:rPr>
-              <w:t>管理员 - 人员 / 用户管理</w:t>
+              <w:t>学生 - 扫码用水</w:t>
             </w:r>
           </w:p>
         </w:tc>
@@ -6050,7 +6824,7 @@
                 <w:szCs w:val="24"/>
                 <w:lang w:val="en-US" w:eastAsia="zh-CN"/>
               </w:rPr>
-              <w:t>Web 端人员管理页面代码、用户增删改查接口代码</w:t>
+              <w:t>APP 端扫码模块代码、出水控制接口代码</w:t>
             </w:r>
           </w:p>
         </w:tc>
@@ -6087,7 +6861,7 @@
                 <w:szCs w:val="24"/>
                 <w:lang w:val="en-US" w:eastAsia="zh-CN"/>
               </w:rPr>
-              <w:t>后端 2、前端 1</w:t>
+              <w:t>后端 3、前端 2</w:t>
             </w:r>
           </w:p>
         </w:tc>
@@ -6102,780 +6876,7 @@
             <w:insideH w:val="none" w:color="auto" w:sz="0" w:space="0"/>
             <w:insideV w:val="none" w:color="auto" w:sz="0" w:space="0"/>
           </w:tblBorders>
-          <w:tblCellMar>
-            <w:top w:w="0" w:type="dxa"/>
-            <w:left w:w="0" w:type="dxa"/>
-            <w:bottom w:w="0" w:type="dxa"/>
-            <w:right w:w="0" w:type="dxa"/>
-          </w:tblCellMar>
-        </w:tblPrEx>
-        <w:tc>
-          <w:tcPr>
-            <w:tcW w:w="0" w:type="auto"/>
-            <w:tcBorders>
-              <w:top w:val="nil"/>
-              <w:left w:val="nil"/>
-              <w:bottom w:val="nil"/>
-              <w:right w:val="single" w:color="auto" w:sz="2" w:space="0"/>
-            </w:tcBorders>
-            <w:shd w:val="clear" w:color="auto" w:fill="auto"/>
-            <w:tcMar>
-              <w:top w:w="120" w:type="dxa"/>
-              <w:left w:w="180" w:type="dxa"/>
-              <w:bottom w:w="120" w:type="dxa"/>
-              <w:right w:w="180" w:type="dxa"/>
-            </w:tcMar>
-            <w:vAlign w:val="center"/>
-          </w:tcPr>
-          <w:p>
-            <w:pPr>
-              <w:rPr>
-                <w:rFonts w:hint="eastAsia" w:ascii="楷体" w:hAnsi="楷体" w:eastAsia="楷体" w:cs="楷体"/>
-                <w:sz w:val="24"/>
-                <w:szCs w:val="24"/>
-              </w:rPr>
-            </w:pPr>
-            <w:r>
-              <w:rPr>
-                <w:rFonts w:hint="eastAsia" w:ascii="楷体" w:hAnsi="楷体" w:eastAsia="楷体" w:cs="楷体"/>
-                <w:sz w:val="24"/>
-                <w:szCs w:val="24"/>
-                <w:lang w:val="en-US" w:eastAsia="zh-CN"/>
-              </w:rPr>
-              <w:t>管理员 - 告警查看</w:t>
-            </w:r>
-          </w:p>
-        </w:tc>
-        <w:tc>
-          <w:tcPr>
-            <w:tcW w:w="0" w:type="auto"/>
-            <w:tcBorders>
-              <w:top w:val="nil"/>
-              <w:left w:val="nil"/>
-              <w:bottom w:val="nil"/>
-              <w:right w:val="single" w:color="auto" w:sz="2" w:space="0"/>
-            </w:tcBorders>
-            <w:shd w:val="clear" w:color="auto" w:fill="auto"/>
-            <w:tcMar>
-              <w:top w:w="120" w:type="dxa"/>
-              <w:left w:w="180" w:type="dxa"/>
-              <w:bottom w:w="120" w:type="dxa"/>
-              <w:right w:w="180" w:type="dxa"/>
-            </w:tcMar>
-            <w:vAlign w:val="center"/>
-          </w:tcPr>
-          <w:p>
-            <w:pPr>
-              <w:rPr>
-                <w:rFonts w:hint="eastAsia" w:ascii="楷体" w:hAnsi="楷体" w:eastAsia="楷体" w:cs="楷体"/>
-                <w:sz w:val="24"/>
-                <w:szCs w:val="24"/>
-              </w:rPr>
-            </w:pPr>
-            <w:r>
-              <w:rPr>
-                <w:rFonts w:hint="eastAsia" w:ascii="楷体" w:hAnsi="楷体" w:eastAsia="楷体" w:cs="楷体"/>
-                <w:sz w:val="24"/>
-                <w:szCs w:val="24"/>
-                <w:lang w:val="en-US" w:eastAsia="zh-CN"/>
-              </w:rPr>
-              <w:t>Web 端告警列表页面代码、告警接口代码</w:t>
-            </w:r>
-          </w:p>
-        </w:tc>
-        <w:tc>
-          <w:tcPr>
-            <w:tcW w:w="0" w:type="auto"/>
-            <w:tcBorders>
-              <w:top w:val="nil"/>
-              <w:left w:val="nil"/>
-              <w:bottom w:val="nil"/>
-              <w:right w:val="nil"/>
-            </w:tcBorders>
-            <w:shd w:val="clear" w:color="auto" w:fill="auto"/>
-            <w:tcMar>
-              <w:top w:w="120" w:type="dxa"/>
-              <w:left w:w="180" w:type="dxa"/>
-              <w:bottom w:w="120" w:type="dxa"/>
-              <w:right w:w="180" w:type="dxa"/>
-            </w:tcMar>
-            <w:vAlign w:val="center"/>
-          </w:tcPr>
-          <w:p>
-            <w:pPr>
-              <w:rPr>
-                <w:rFonts w:hint="eastAsia" w:ascii="楷体" w:hAnsi="楷体" w:eastAsia="楷体" w:cs="楷体"/>
-                <w:sz w:val="24"/>
-                <w:szCs w:val="24"/>
-              </w:rPr>
-            </w:pPr>
-            <w:r>
-              <w:rPr>
-                <w:rFonts w:hint="eastAsia" w:ascii="楷体" w:hAnsi="楷体" w:eastAsia="楷体" w:cs="楷体"/>
-                <w:sz w:val="24"/>
-                <w:szCs w:val="24"/>
-                <w:lang w:val="en-US" w:eastAsia="zh-CN"/>
-              </w:rPr>
-              <w:t>后端 2、前端 1</w:t>
-            </w:r>
-          </w:p>
-        </w:tc>
-      </w:tr>
-      <w:tr>
-        <w:tblPrEx>
-          <w:tblBorders>
-            <w:top w:val="single" w:color="auto" w:sz="2" w:space="0"/>
-            <w:left w:val="single" w:color="auto" w:sz="2" w:space="0"/>
-            <w:bottom w:val="single" w:color="auto" w:sz="2" w:space="0"/>
-            <w:right w:val="single" w:color="auto" w:sz="2" w:space="0"/>
-            <w:insideH w:val="none" w:color="auto" w:sz="0" w:space="0"/>
-            <w:insideV w:val="none" w:color="auto" w:sz="0" w:space="0"/>
-          </w:tblBorders>
-          <w:tblCellMar>
-            <w:top w:w="0" w:type="dxa"/>
-            <w:left w:w="0" w:type="dxa"/>
-            <w:bottom w:w="0" w:type="dxa"/>
-            <w:right w:w="0" w:type="dxa"/>
-          </w:tblCellMar>
-        </w:tblPrEx>
-        <w:tc>
-          <w:tcPr>
-            <w:tcW w:w="0" w:type="auto"/>
-            <w:tcBorders>
-              <w:top w:val="nil"/>
-              <w:left w:val="nil"/>
-              <w:bottom w:val="nil"/>
-              <w:right w:val="single" w:color="auto" w:sz="2" w:space="0"/>
-            </w:tcBorders>
-            <w:shd w:val="clear" w:color="auto" w:fill="auto"/>
-            <w:tcMar>
-              <w:top w:w="120" w:type="dxa"/>
-              <w:left w:w="180" w:type="dxa"/>
-              <w:bottom w:w="120" w:type="dxa"/>
-              <w:right w:w="180" w:type="dxa"/>
-            </w:tcMar>
-            <w:vAlign w:val="center"/>
-          </w:tcPr>
-          <w:p>
-            <w:pPr>
-              <w:rPr>
-                <w:rFonts w:hint="eastAsia" w:ascii="楷体" w:hAnsi="楷体" w:eastAsia="楷体" w:cs="楷体"/>
-                <w:sz w:val="24"/>
-                <w:szCs w:val="24"/>
-              </w:rPr>
-            </w:pPr>
-            <w:r>
-              <w:rPr>
-                <w:rFonts w:hint="eastAsia" w:ascii="楷体" w:hAnsi="楷体" w:eastAsia="楷体" w:cs="楷体"/>
-                <w:sz w:val="24"/>
-                <w:szCs w:val="24"/>
-                <w:lang w:val="en-US" w:eastAsia="zh-CN"/>
-              </w:rPr>
-              <w:t>管理员 - 人工派单</w:t>
-            </w:r>
-          </w:p>
-        </w:tc>
-        <w:tc>
-          <w:tcPr>
-            <w:tcW w:w="0" w:type="auto"/>
-            <w:tcBorders>
-              <w:top w:val="nil"/>
-              <w:left w:val="nil"/>
-              <w:bottom w:val="nil"/>
-              <w:right w:val="single" w:color="auto" w:sz="2" w:space="0"/>
-            </w:tcBorders>
-            <w:shd w:val="clear" w:color="auto" w:fill="auto"/>
-            <w:tcMar>
-              <w:top w:w="120" w:type="dxa"/>
-              <w:left w:w="180" w:type="dxa"/>
-              <w:bottom w:w="120" w:type="dxa"/>
-              <w:right w:w="180" w:type="dxa"/>
-            </w:tcMar>
-            <w:vAlign w:val="center"/>
-          </w:tcPr>
-          <w:p>
-            <w:pPr>
-              <w:rPr>
-                <w:rFonts w:hint="eastAsia" w:ascii="楷体" w:hAnsi="楷体" w:eastAsia="楷体" w:cs="楷体"/>
-                <w:sz w:val="24"/>
-                <w:szCs w:val="24"/>
-              </w:rPr>
-            </w:pPr>
-            <w:r>
-              <w:rPr>
-                <w:rFonts w:hint="eastAsia" w:ascii="楷体" w:hAnsi="楷体" w:eastAsia="楷体" w:cs="楷体"/>
-                <w:sz w:val="24"/>
-                <w:szCs w:val="24"/>
-                <w:lang w:val="en-US" w:eastAsia="zh-CN"/>
-              </w:rPr>
-              <w:t>Web 端派单页面代码、派单接口代码</w:t>
-            </w:r>
-          </w:p>
-        </w:tc>
-        <w:tc>
-          <w:tcPr>
-            <w:tcW w:w="0" w:type="auto"/>
-            <w:tcBorders>
-              <w:top w:val="nil"/>
-              <w:left w:val="nil"/>
-              <w:bottom w:val="nil"/>
-              <w:right w:val="nil"/>
-            </w:tcBorders>
-            <w:shd w:val="clear" w:color="auto" w:fill="auto"/>
-            <w:tcMar>
-              <w:top w:w="120" w:type="dxa"/>
-              <w:left w:w="180" w:type="dxa"/>
-              <w:bottom w:w="120" w:type="dxa"/>
-              <w:right w:w="180" w:type="dxa"/>
-            </w:tcMar>
-            <w:vAlign w:val="center"/>
-          </w:tcPr>
-          <w:p>
-            <w:pPr>
-              <w:rPr>
-                <w:rFonts w:hint="eastAsia" w:ascii="楷体" w:hAnsi="楷体" w:eastAsia="楷体" w:cs="楷体"/>
-                <w:sz w:val="24"/>
-                <w:szCs w:val="24"/>
-              </w:rPr>
-            </w:pPr>
-            <w:r>
-              <w:rPr>
-                <w:rFonts w:hint="eastAsia" w:ascii="楷体" w:hAnsi="楷体" w:eastAsia="楷体" w:cs="楷体"/>
-                <w:sz w:val="24"/>
-                <w:szCs w:val="24"/>
-                <w:lang w:val="en-US" w:eastAsia="zh-CN"/>
-              </w:rPr>
-              <w:t>后端 2、前端 1</w:t>
-            </w:r>
-          </w:p>
-        </w:tc>
-      </w:tr>
-      <w:tr>
-        <w:tblPrEx>
-          <w:tblBorders>
-            <w:top w:val="single" w:color="auto" w:sz="2" w:space="0"/>
-            <w:left w:val="single" w:color="auto" w:sz="2" w:space="0"/>
-            <w:bottom w:val="single" w:color="auto" w:sz="2" w:space="0"/>
-            <w:right w:val="single" w:color="auto" w:sz="2" w:space="0"/>
-            <w:insideH w:val="none" w:color="auto" w:sz="0" w:space="0"/>
-            <w:insideV w:val="none" w:color="auto" w:sz="0" w:space="0"/>
-          </w:tblBorders>
-          <w:tblCellMar>
-            <w:top w:w="0" w:type="dxa"/>
-            <w:left w:w="0" w:type="dxa"/>
-            <w:bottom w:w="0" w:type="dxa"/>
-            <w:right w:w="0" w:type="dxa"/>
-          </w:tblCellMar>
-        </w:tblPrEx>
-        <w:tc>
-          <w:tcPr>
-            <w:tcW w:w="0" w:type="auto"/>
-            <w:tcBorders>
-              <w:top w:val="nil"/>
-              <w:left w:val="nil"/>
-              <w:bottom w:val="nil"/>
-              <w:right w:val="single" w:color="auto" w:sz="2" w:space="0"/>
-            </w:tcBorders>
-            <w:shd w:val="clear" w:color="auto" w:fill="auto"/>
-            <w:tcMar>
-              <w:top w:w="120" w:type="dxa"/>
-              <w:left w:w="180" w:type="dxa"/>
-              <w:bottom w:w="120" w:type="dxa"/>
-              <w:right w:w="180" w:type="dxa"/>
-            </w:tcMar>
-            <w:vAlign w:val="center"/>
-          </w:tcPr>
-          <w:p>
-            <w:pPr>
-              <w:rPr>
-                <w:rFonts w:hint="eastAsia" w:ascii="楷体" w:hAnsi="楷体" w:eastAsia="楷体" w:cs="楷体"/>
-                <w:sz w:val="24"/>
-                <w:szCs w:val="24"/>
-              </w:rPr>
-            </w:pPr>
-            <w:r>
-              <w:rPr>
-                <w:rFonts w:hint="eastAsia" w:ascii="楷体" w:hAnsi="楷体" w:eastAsia="楷体" w:cs="楷体"/>
-                <w:sz w:val="24"/>
-                <w:szCs w:val="24"/>
-                <w:lang w:val="en-US" w:eastAsia="zh-CN"/>
-              </w:rPr>
-              <w:t>维修人员 - 辖区设备查看</w:t>
-            </w:r>
-          </w:p>
-        </w:tc>
-        <w:tc>
-          <w:tcPr>
-            <w:tcW w:w="0" w:type="auto"/>
-            <w:tcBorders>
-              <w:top w:val="nil"/>
-              <w:left w:val="nil"/>
-              <w:bottom w:val="nil"/>
-              <w:right w:val="single" w:color="auto" w:sz="2" w:space="0"/>
-            </w:tcBorders>
-            <w:shd w:val="clear" w:color="auto" w:fill="auto"/>
-            <w:tcMar>
-              <w:top w:w="120" w:type="dxa"/>
-              <w:left w:w="180" w:type="dxa"/>
-              <w:bottom w:w="120" w:type="dxa"/>
-              <w:right w:w="180" w:type="dxa"/>
-            </w:tcMar>
-            <w:vAlign w:val="center"/>
-          </w:tcPr>
-          <w:p>
-            <w:pPr>
-              <w:rPr>
-                <w:rFonts w:hint="eastAsia" w:ascii="楷体" w:hAnsi="楷体" w:eastAsia="楷体" w:cs="楷体"/>
-                <w:sz w:val="24"/>
-                <w:szCs w:val="24"/>
-              </w:rPr>
-            </w:pPr>
-            <w:r>
-              <w:rPr>
-                <w:rFonts w:hint="eastAsia" w:ascii="楷体" w:hAnsi="楷体" w:eastAsia="楷体" w:cs="楷体"/>
-                <w:sz w:val="24"/>
-                <w:szCs w:val="24"/>
-                <w:lang w:val="en-US" w:eastAsia="zh-CN"/>
-              </w:rPr>
-              <w:t>APP 端设备列表页面代码、辖区筛选接口代码</w:t>
-            </w:r>
-          </w:p>
-        </w:tc>
-        <w:tc>
-          <w:tcPr>
-            <w:tcW w:w="0" w:type="auto"/>
-            <w:tcBorders>
-              <w:top w:val="nil"/>
-              <w:left w:val="nil"/>
-              <w:bottom w:val="nil"/>
-              <w:right w:val="nil"/>
-            </w:tcBorders>
-            <w:shd w:val="clear" w:color="auto" w:fill="auto"/>
-            <w:tcMar>
-              <w:top w:w="120" w:type="dxa"/>
-              <w:left w:w="180" w:type="dxa"/>
-              <w:bottom w:w="120" w:type="dxa"/>
-              <w:right w:w="180" w:type="dxa"/>
-            </w:tcMar>
-            <w:vAlign w:val="center"/>
-          </w:tcPr>
-          <w:p>
-            <w:pPr>
-              <w:rPr>
-                <w:rFonts w:hint="eastAsia" w:ascii="楷体" w:hAnsi="楷体" w:eastAsia="楷体" w:cs="楷体"/>
-                <w:sz w:val="24"/>
-                <w:szCs w:val="24"/>
-              </w:rPr>
-            </w:pPr>
-            <w:r>
-              <w:rPr>
-                <w:rFonts w:hint="eastAsia" w:ascii="楷体" w:hAnsi="楷体" w:eastAsia="楷体" w:cs="楷体"/>
-                <w:sz w:val="24"/>
-                <w:szCs w:val="24"/>
-                <w:lang w:val="en-US" w:eastAsia="zh-CN"/>
-              </w:rPr>
-              <w:t>后端 3、前端 2</w:t>
-            </w:r>
-          </w:p>
-        </w:tc>
-      </w:tr>
-      <w:tr>
-        <w:tblPrEx>
-          <w:tblBorders>
-            <w:top w:val="single" w:color="auto" w:sz="2" w:space="0"/>
-            <w:left w:val="single" w:color="auto" w:sz="2" w:space="0"/>
-            <w:bottom w:val="single" w:color="auto" w:sz="2" w:space="0"/>
-            <w:right w:val="single" w:color="auto" w:sz="2" w:space="0"/>
-            <w:insideH w:val="none" w:color="auto" w:sz="0" w:space="0"/>
-            <w:insideV w:val="none" w:color="auto" w:sz="0" w:space="0"/>
-          </w:tblBorders>
-          <w:tblCellMar>
-            <w:top w:w="0" w:type="dxa"/>
-            <w:left w:w="0" w:type="dxa"/>
-            <w:bottom w:w="0" w:type="dxa"/>
-            <w:right w:w="0" w:type="dxa"/>
-          </w:tblCellMar>
-        </w:tblPrEx>
-        <w:tc>
-          <w:tcPr>
-            <w:tcW w:w="0" w:type="auto"/>
-            <w:tcBorders>
-              <w:top w:val="nil"/>
-              <w:left w:val="nil"/>
-              <w:bottom w:val="nil"/>
-              <w:right w:val="single" w:color="auto" w:sz="2" w:space="0"/>
-            </w:tcBorders>
-            <w:shd w:val="clear" w:color="auto" w:fill="auto"/>
-            <w:tcMar>
-              <w:top w:w="120" w:type="dxa"/>
-              <w:left w:w="180" w:type="dxa"/>
-              <w:bottom w:w="120" w:type="dxa"/>
-              <w:right w:w="180" w:type="dxa"/>
-            </w:tcMar>
-            <w:vAlign w:val="center"/>
-          </w:tcPr>
-          <w:p>
-            <w:pPr>
-              <w:rPr>
-                <w:rFonts w:hint="eastAsia" w:ascii="楷体" w:hAnsi="楷体" w:eastAsia="楷体" w:cs="楷体"/>
-                <w:sz w:val="24"/>
-                <w:szCs w:val="24"/>
-              </w:rPr>
-            </w:pPr>
-            <w:r>
-              <w:rPr>
-                <w:rFonts w:hint="eastAsia" w:ascii="楷体" w:hAnsi="楷体" w:eastAsia="楷体" w:cs="楷体"/>
-                <w:sz w:val="24"/>
-                <w:szCs w:val="24"/>
-                <w:lang w:val="en-US" w:eastAsia="zh-CN"/>
-              </w:rPr>
-              <w:t>维修人员 - 工单抢单 / 拒单 / 提交</w:t>
-            </w:r>
-          </w:p>
-        </w:tc>
-        <w:tc>
-          <w:tcPr>
-            <w:tcW w:w="0" w:type="auto"/>
-            <w:tcBorders>
-              <w:top w:val="nil"/>
-              <w:left w:val="nil"/>
-              <w:bottom w:val="nil"/>
-              <w:right w:val="single" w:color="auto" w:sz="2" w:space="0"/>
-            </w:tcBorders>
-            <w:shd w:val="clear" w:color="auto" w:fill="auto"/>
-            <w:tcMar>
-              <w:top w:w="120" w:type="dxa"/>
-              <w:left w:w="180" w:type="dxa"/>
-              <w:bottom w:w="120" w:type="dxa"/>
-              <w:right w:w="180" w:type="dxa"/>
-            </w:tcMar>
-            <w:vAlign w:val="center"/>
-          </w:tcPr>
-          <w:p>
-            <w:pPr>
-              <w:rPr>
-                <w:rFonts w:hint="eastAsia" w:ascii="楷体" w:hAnsi="楷体" w:eastAsia="楷体" w:cs="楷体"/>
-                <w:sz w:val="24"/>
-                <w:szCs w:val="24"/>
-              </w:rPr>
-            </w:pPr>
-            <w:r>
-              <w:rPr>
-                <w:rFonts w:hint="eastAsia" w:ascii="楷体" w:hAnsi="楷体" w:eastAsia="楷体" w:cs="楷体"/>
-                <w:sz w:val="24"/>
-                <w:szCs w:val="24"/>
-                <w:lang w:val="en-US" w:eastAsia="zh-CN"/>
-              </w:rPr>
-              <w:t>APP 端工单相关页面代码、工单状态更新接口代码</w:t>
-            </w:r>
-          </w:p>
-        </w:tc>
-        <w:tc>
-          <w:tcPr>
-            <w:tcW w:w="0" w:type="auto"/>
-            <w:tcBorders>
-              <w:top w:val="nil"/>
-              <w:left w:val="nil"/>
-              <w:bottom w:val="nil"/>
-              <w:right w:val="nil"/>
-            </w:tcBorders>
-            <w:shd w:val="clear" w:color="auto" w:fill="auto"/>
-            <w:tcMar>
-              <w:top w:w="120" w:type="dxa"/>
-              <w:left w:w="180" w:type="dxa"/>
-              <w:bottom w:w="120" w:type="dxa"/>
-              <w:right w:w="180" w:type="dxa"/>
-            </w:tcMar>
-            <w:vAlign w:val="center"/>
-          </w:tcPr>
-          <w:p>
-            <w:pPr>
-              <w:rPr>
-                <w:rFonts w:hint="eastAsia" w:ascii="楷体" w:hAnsi="楷体" w:eastAsia="楷体" w:cs="楷体"/>
-                <w:sz w:val="24"/>
-                <w:szCs w:val="24"/>
-              </w:rPr>
-            </w:pPr>
-            <w:r>
-              <w:rPr>
-                <w:rFonts w:hint="eastAsia" w:ascii="楷体" w:hAnsi="楷体" w:eastAsia="楷体" w:cs="楷体"/>
-                <w:sz w:val="24"/>
-                <w:szCs w:val="24"/>
-                <w:lang w:val="en-US" w:eastAsia="zh-CN"/>
-              </w:rPr>
-              <w:t>后端 3、前端 2</w:t>
-            </w:r>
-          </w:p>
-        </w:tc>
-      </w:tr>
-      <w:tr>
-        <w:tblPrEx>
-          <w:tblBorders>
-            <w:top w:val="single" w:color="auto" w:sz="2" w:space="0"/>
-            <w:left w:val="single" w:color="auto" w:sz="2" w:space="0"/>
-            <w:bottom w:val="single" w:color="auto" w:sz="2" w:space="0"/>
-            <w:right w:val="single" w:color="auto" w:sz="2" w:space="0"/>
-            <w:insideH w:val="none" w:color="auto" w:sz="0" w:space="0"/>
-            <w:insideV w:val="none" w:color="auto" w:sz="0" w:space="0"/>
-          </w:tblBorders>
-          <w:tblCellMar>
-            <w:top w:w="0" w:type="dxa"/>
-            <w:left w:w="0" w:type="dxa"/>
-            <w:bottom w:w="0" w:type="dxa"/>
-            <w:right w:w="0" w:type="dxa"/>
-          </w:tblCellMar>
-        </w:tblPrEx>
-        <w:tc>
-          <w:tcPr>
-            <w:tcW w:w="0" w:type="auto"/>
-            <w:tcBorders>
-              <w:top w:val="nil"/>
-              <w:left w:val="nil"/>
-              <w:bottom w:val="nil"/>
-              <w:right w:val="single" w:color="auto" w:sz="2" w:space="0"/>
-            </w:tcBorders>
-            <w:shd w:val="clear" w:color="auto" w:fill="auto"/>
-            <w:tcMar>
-              <w:top w:w="120" w:type="dxa"/>
-              <w:left w:w="180" w:type="dxa"/>
-              <w:bottom w:w="120" w:type="dxa"/>
-              <w:right w:w="180" w:type="dxa"/>
-            </w:tcMar>
-            <w:vAlign w:val="center"/>
-          </w:tcPr>
-          <w:p>
-            <w:pPr>
-              <w:rPr>
-                <w:rFonts w:hint="eastAsia" w:ascii="楷体" w:hAnsi="楷体" w:eastAsia="楷体" w:cs="楷体"/>
-                <w:sz w:val="24"/>
-                <w:szCs w:val="24"/>
-              </w:rPr>
-            </w:pPr>
-            <w:r>
-              <w:rPr>
-                <w:rFonts w:hint="eastAsia" w:ascii="楷体" w:hAnsi="楷体" w:eastAsia="楷体" w:cs="楷体"/>
-                <w:sz w:val="24"/>
-                <w:szCs w:val="24"/>
-                <w:lang w:val="en-US" w:eastAsia="zh-CN"/>
-              </w:rPr>
-              <w:t>学生 - 饮水点地图查看</w:t>
-            </w:r>
-          </w:p>
-        </w:tc>
-        <w:tc>
-          <w:tcPr>
-            <w:tcW w:w="0" w:type="auto"/>
-            <w:tcBorders>
-              <w:top w:val="nil"/>
-              <w:left w:val="nil"/>
-              <w:bottom w:val="nil"/>
-              <w:right w:val="single" w:color="auto" w:sz="2" w:space="0"/>
-            </w:tcBorders>
-            <w:shd w:val="clear" w:color="auto" w:fill="auto"/>
-            <w:tcMar>
-              <w:top w:w="120" w:type="dxa"/>
-              <w:left w:w="180" w:type="dxa"/>
-              <w:bottom w:w="120" w:type="dxa"/>
-              <w:right w:w="180" w:type="dxa"/>
-            </w:tcMar>
-            <w:vAlign w:val="center"/>
-          </w:tcPr>
-          <w:p>
-            <w:pPr>
-              <w:rPr>
-                <w:rFonts w:hint="eastAsia" w:ascii="楷体" w:hAnsi="楷体" w:eastAsia="楷体" w:cs="楷体"/>
-                <w:sz w:val="24"/>
-                <w:szCs w:val="24"/>
-              </w:rPr>
-            </w:pPr>
-            <w:r>
-              <w:rPr>
-                <w:rFonts w:hint="eastAsia" w:ascii="楷体" w:hAnsi="楷体" w:eastAsia="楷体" w:cs="楷体"/>
-                <w:sz w:val="24"/>
-                <w:szCs w:val="24"/>
-                <w:lang w:val="en-US" w:eastAsia="zh-CN"/>
-              </w:rPr>
-              <w:t>APP 端地图页面代码、饮水点标注接口代码</w:t>
-            </w:r>
-          </w:p>
-        </w:tc>
-        <w:tc>
-          <w:tcPr>
-            <w:tcW w:w="0" w:type="auto"/>
-            <w:tcBorders>
-              <w:top w:val="nil"/>
-              <w:left w:val="nil"/>
-              <w:bottom w:val="nil"/>
-              <w:right w:val="nil"/>
-            </w:tcBorders>
-            <w:shd w:val="clear" w:color="auto" w:fill="auto"/>
-            <w:tcMar>
-              <w:top w:w="120" w:type="dxa"/>
-              <w:left w:w="180" w:type="dxa"/>
-              <w:bottom w:w="120" w:type="dxa"/>
-              <w:right w:w="180" w:type="dxa"/>
-            </w:tcMar>
-            <w:vAlign w:val="center"/>
-          </w:tcPr>
-          <w:p>
-            <w:pPr>
-              <w:rPr>
-                <w:rFonts w:hint="eastAsia" w:ascii="楷体" w:hAnsi="楷体" w:eastAsia="楷体" w:cs="楷体"/>
-                <w:sz w:val="24"/>
-                <w:szCs w:val="24"/>
-              </w:rPr>
-            </w:pPr>
-            <w:r>
-              <w:rPr>
-                <w:rFonts w:hint="eastAsia" w:ascii="楷体" w:hAnsi="楷体" w:eastAsia="楷体" w:cs="楷体"/>
-                <w:sz w:val="24"/>
-                <w:szCs w:val="24"/>
-                <w:lang w:val="en-US" w:eastAsia="zh-CN"/>
-              </w:rPr>
-              <w:t>后端 3、前端 2</w:t>
-            </w:r>
-          </w:p>
-        </w:tc>
-      </w:tr>
-      <w:tr>
-        <w:tblPrEx>
-          <w:tblBorders>
-            <w:top w:val="single" w:color="auto" w:sz="2" w:space="0"/>
-            <w:left w:val="single" w:color="auto" w:sz="2" w:space="0"/>
-            <w:bottom w:val="single" w:color="auto" w:sz="2" w:space="0"/>
-            <w:right w:val="single" w:color="auto" w:sz="2" w:space="0"/>
-            <w:insideH w:val="none" w:color="auto" w:sz="0" w:space="0"/>
-            <w:insideV w:val="none" w:color="auto" w:sz="0" w:space="0"/>
-          </w:tblBorders>
-          <w:tblCellMar>
-            <w:top w:w="0" w:type="dxa"/>
-            <w:left w:w="0" w:type="dxa"/>
-            <w:bottom w:w="0" w:type="dxa"/>
-            <w:right w:w="0" w:type="dxa"/>
-          </w:tblCellMar>
-        </w:tblPrEx>
-        <w:tc>
-          <w:tcPr>
-            <w:tcW w:w="0" w:type="auto"/>
-            <w:tcBorders>
-              <w:top w:val="nil"/>
-              <w:left w:val="nil"/>
-              <w:bottom w:val="nil"/>
-              <w:right w:val="single" w:color="auto" w:sz="2" w:space="0"/>
-            </w:tcBorders>
-            <w:shd w:val="clear" w:color="auto" w:fill="auto"/>
-            <w:tcMar>
-              <w:top w:w="120" w:type="dxa"/>
-              <w:left w:w="180" w:type="dxa"/>
-              <w:bottom w:w="120" w:type="dxa"/>
-              <w:right w:w="180" w:type="dxa"/>
-            </w:tcMar>
-            <w:vAlign w:val="center"/>
-          </w:tcPr>
-          <w:p>
-            <w:pPr>
-              <w:rPr>
-                <w:rFonts w:hint="eastAsia" w:ascii="楷体" w:hAnsi="楷体" w:eastAsia="楷体" w:cs="楷体"/>
-                <w:sz w:val="24"/>
-                <w:szCs w:val="24"/>
-              </w:rPr>
-            </w:pPr>
-            <w:r>
-              <w:rPr>
-                <w:rFonts w:hint="eastAsia" w:ascii="楷体" w:hAnsi="楷体" w:eastAsia="楷体" w:cs="楷体"/>
-                <w:sz w:val="24"/>
-                <w:szCs w:val="24"/>
-                <w:lang w:val="en-US" w:eastAsia="zh-CN"/>
-              </w:rPr>
-              <w:t>学生 - 扫码用水</w:t>
-            </w:r>
-          </w:p>
-        </w:tc>
-        <w:tc>
-          <w:tcPr>
-            <w:tcW w:w="0" w:type="auto"/>
-            <w:tcBorders>
-              <w:top w:val="nil"/>
-              <w:left w:val="nil"/>
-              <w:bottom w:val="nil"/>
-              <w:right w:val="single" w:color="auto" w:sz="2" w:space="0"/>
-            </w:tcBorders>
-            <w:shd w:val="clear" w:color="auto" w:fill="auto"/>
-            <w:tcMar>
-              <w:top w:w="120" w:type="dxa"/>
-              <w:left w:w="180" w:type="dxa"/>
-              <w:bottom w:w="120" w:type="dxa"/>
-              <w:right w:w="180" w:type="dxa"/>
-            </w:tcMar>
-            <w:vAlign w:val="center"/>
-          </w:tcPr>
-          <w:p>
-            <w:pPr>
-              <w:rPr>
-                <w:rFonts w:hint="eastAsia" w:ascii="楷体" w:hAnsi="楷体" w:eastAsia="楷体" w:cs="楷体"/>
-                <w:sz w:val="24"/>
-                <w:szCs w:val="24"/>
-              </w:rPr>
-            </w:pPr>
-            <w:r>
-              <w:rPr>
-                <w:rFonts w:hint="eastAsia" w:ascii="楷体" w:hAnsi="楷体" w:eastAsia="楷体" w:cs="楷体"/>
-                <w:sz w:val="24"/>
-                <w:szCs w:val="24"/>
-                <w:lang w:val="en-US" w:eastAsia="zh-CN"/>
-              </w:rPr>
-              <w:t>APP 端扫码模块代码、出水控制接口代码</w:t>
-            </w:r>
-          </w:p>
-        </w:tc>
-        <w:tc>
-          <w:tcPr>
-            <w:tcW w:w="0" w:type="auto"/>
-            <w:tcBorders>
-              <w:top w:val="nil"/>
-              <w:left w:val="nil"/>
-              <w:bottom w:val="nil"/>
-              <w:right w:val="nil"/>
-            </w:tcBorders>
-            <w:shd w:val="clear" w:color="auto" w:fill="auto"/>
-            <w:tcMar>
-              <w:top w:w="120" w:type="dxa"/>
-              <w:left w:w="180" w:type="dxa"/>
-              <w:bottom w:w="120" w:type="dxa"/>
-              <w:right w:w="180" w:type="dxa"/>
-            </w:tcMar>
-            <w:vAlign w:val="center"/>
-          </w:tcPr>
-          <w:p>
-            <w:pPr>
-              <w:rPr>
-                <w:rFonts w:hint="eastAsia" w:ascii="楷体" w:hAnsi="楷体" w:eastAsia="楷体" w:cs="楷体"/>
-                <w:sz w:val="24"/>
-                <w:szCs w:val="24"/>
-              </w:rPr>
-            </w:pPr>
-            <w:r>
-              <w:rPr>
-                <w:rFonts w:hint="eastAsia" w:ascii="楷体" w:hAnsi="楷体" w:eastAsia="楷体" w:cs="楷体"/>
-                <w:sz w:val="24"/>
-                <w:szCs w:val="24"/>
-                <w:lang w:val="en-US" w:eastAsia="zh-CN"/>
-              </w:rPr>
-              <w:t>后端 3、前端 2</w:t>
-            </w:r>
-          </w:p>
-        </w:tc>
-      </w:tr>
-      <w:tr>
-        <w:tblPrEx>
-          <w:tblBorders>
-            <w:top w:val="single" w:color="auto" w:sz="2" w:space="0"/>
-            <w:left w:val="single" w:color="auto" w:sz="2" w:space="0"/>
-            <w:bottom w:val="single" w:color="auto" w:sz="2" w:space="0"/>
-            <w:right w:val="single" w:color="auto" w:sz="2" w:space="0"/>
-            <w:insideH w:val="none" w:color="auto" w:sz="0" w:space="0"/>
-            <w:insideV w:val="none" w:color="auto" w:sz="0" w:space="0"/>
-          </w:tblBorders>
+          <w:shd w:val="clear" w:color="auto" w:fill="auto"/>
           <w:tblCellMar>
             <w:top w:w="0" w:type="dxa"/>
             <w:left w:w="0" w:type="dxa"/>
@@ -7338,6 +7339,7 @@
             <w:insideH w:val="none" w:color="auto" w:sz="0" w:space="0"/>
             <w:insideV w:val="none" w:color="auto" w:sz="0" w:space="0"/>
           </w:tblBorders>
+          <w:shd w:val="clear" w:color="auto" w:fill="auto"/>
           <w:tblCellMar>
             <w:top w:w="0" w:type="dxa"/>
             <w:left w:w="0" w:type="dxa"/>
@@ -7599,6 +7601,143 @@
             <w:insideH w:val="none" w:color="auto" w:sz="0" w:space="0"/>
             <w:insideV w:val="none" w:color="auto" w:sz="0" w:space="0"/>
           </w:tblBorders>
+          <w:shd w:val="clear" w:color="auto" w:fill="auto"/>
+          <w:tblCellMar>
+            <w:top w:w="0" w:type="dxa"/>
+            <w:left w:w="0" w:type="dxa"/>
+            <w:bottom w:w="0" w:type="dxa"/>
+            <w:right w:w="0" w:type="dxa"/>
+          </w:tblCellMar>
+        </w:tblPrEx>
+        <w:tc>
+          <w:tcPr>
+            <w:tcW w:w="0" w:type="auto"/>
+            <w:tcBorders>
+              <w:top w:val="nil"/>
+              <w:left w:val="nil"/>
+              <w:bottom w:val="nil"/>
+              <w:right w:val="single" w:color="auto" w:sz="2" w:space="0"/>
+            </w:tcBorders>
+            <w:shd w:val="clear" w:color="auto" w:fill="auto"/>
+            <w:tcMar>
+              <w:top w:w="120" w:type="dxa"/>
+              <w:left w:w="180" w:type="dxa"/>
+              <w:bottom w:w="120" w:type="dxa"/>
+              <w:right w:w="180" w:type="dxa"/>
+            </w:tcMar>
+            <w:vAlign w:val="center"/>
+          </w:tcPr>
+          <w:p>
+            <w:pPr>
+              <w:rPr>
+                <w:rFonts w:hint="eastAsia" w:ascii="楷体" w:hAnsi="楷体" w:eastAsia="楷体" w:cs="楷体"/>
+                <w:kern w:val="2"/>
+                <w:sz w:val="24"/>
+                <w:szCs w:val="24"/>
+                <w:lang w:val="en-US" w:eastAsia="zh-CN" w:bidi="ar-SA"/>
+              </w:rPr>
+            </w:pPr>
+            <w:r>
+              <w:rPr>
+                <w:rFonts w:hint="eastAsia" w:ascii="楷体" w:hAnsi="楷体" w:eastAsia="楷体" w:cs="楷体"/>
+                <w:sz w:val="24"/>
+                <w:szCs w:val="24"/>
+                <w:lang w:val="en-US" w:eastAsia="zh-CN"/>
+              </w:rPr>
+              <w:t>学生 - 饮水点地图查看</w:t>
+            </w:r>
+          </w:p>
+        </w:tc>
+        <w:tc>
+          <w:tcPr>
+            <w:tcW w:w="3973" w:type="dxa"/>
+            <w:tcBorders>
+              <w:top w:val="nil"/>
+              <w:left w:val="nil"/>
+              <w:bottom w:val="nil"/>
+              <w:right w:val="single" w:color="auto" w:sz="2" w:space="0"/>
+            </w:tcBorders>
+            <w:shd w:val="clear" w:color="auto" w:fill="auto"/>
+            <w:tcMar>
+              <w:top w:w="120" w:type="dxa"/>
+              <w:left w:w="180" w:type="dxa"/>
+              <w:bottom w:w="120" w:type="dxa"/>
+              <w:right w:w="180" w:type="dxa"/>
+            </w:tcMar>
+            <w:vAlign w:val="center"/>
+          </w:tcPr>
+          <w:p>
+            <w:pPr>
+              <w:rPr>
+                <w:rFonts w:hint="eastAsia" w:ascii="楷体" w:hAnsi="楷体" w:eastAsia="楷体" w:cs="楷体"/>
+                <w:kern w:val="2"/>
+                <w:sz w:val="24"/>
+                <w:szCs w:val="24"/>
+                <w:lang w:val="en-US" w:eastAsia="zh-CN" w:bidi="ar-SA"/>
+              </w:rPr>
+            </w:pPr>
+            <w:r>
+              <w:rPr>
+                <w:rFonts w:hint="eastAsia" w:ascii="楷体" w:hAnsi="楷体" w:eastAsia="楷体" w:cs="楷体"/>
+                <w:sz w:val="24"/>
+                <w:szCs w:val="24"/>
+                <w:lang w:val="en-US" w:eastAsia="zh-CN"/>
+              </w:rPr>
+              <w:t>APP 端地图页面代码、饮水点标注接口代码</w:t>
+            </w:r>
+          </w:p>
+        </w:tc>
+        <w:tc>
+          <w:tcPr>
+            <w:tcW w:w="2208" w:type="dxa"/>
+            <w:tcBorders>
+              <w:top w:val="nil"/>
+              <w:left w:val="nil"/>
+              <w:bottom w:val="nil"/>
+              <w:right w:val="nil"/>
+            </w:tcBorders>
+            <w:shd w:val="clear" w:color="auto" w:fill="auto"/>
+            <w:tcMar>
+              <w:top w:w="120" w:type="dxa"/>
+              <w:left w:w="180" w:type="dxa"/>
+              <w:bottom w:w="120" w:type="dxa"/>
+              <w:right w:w="180" w:type="dxa"/>
+            </w:tcMar>
+            <w:vAlign w:val="center"/>
+          </w:tcPr>
+          <w:p>
+            <w:pPr>
+              <w:rPr>
+                <w:rFonts w:hint="eastAsia" w:ascii="楷体" w:hAnsi="楷体" w:eastAsia="楷体" w:cs="楷体"/>
+                <w:kern w:val="2"/>
+                <w:sz w:val="24"/>
+                <w:szCs w:val="24"/>
+                <w:lang w:val="en-US" w:eastAsia="zh-CN" w:bidi="ar-SA"/>
+              </w:rPr>
+            </w:pPr>
+            <w:r>
+              <w:rPr>
+                <w:rFonts w:hint="eastAsia" w:ascii="楷体" w:hAnsi="楷体" w:eastAsia="楷体" w:cs="楷体"/>
+                <w:sz w:val="24"/>
+                <w:szCs w:val="24"/>
+                <w:lang w:val="en-US" w:eastAsia="zh-CN"/>
+              </w:rPr>
+              <w:t>后端 3、前端 2</w:t>
+            </w:r>
+          </w:p>
+        </w:tc>
+      </w:tr>
+      <w:tr>
+        <w:tblPrEx>
+          <w:tblBorders>
+            <w:top w:val="single" w:color="auto" w:sz="2" w:space="0"/>
+            <w:left w:val="single" w:color="auto" w:sz="2" w:space="0"/>
+            <w:bottom w:val="single" w:color="auto" w:sz="2" w:space="0"/>
+            <w:right w:val="single" w:color="auto" w:sz="2" w:space="0"/>
+            <w:insideH w:val="none" w:color="auto" w:sz="0" w:space="0"/>
+            <w:insideV w:val="none" w:color="auto" w:sz="0" w:space="0"/>
+          </w:tblBorders>
+          <w:shd w:val="clear" w:color="auto" w:fill="auto"/>
           <w:tblCellMar>
             <w:top w:w="0" w:type="dxa"/>
             <w:left w:w="0" w:type="dxa"/>
@@ -7805,18 +7944,7 @@
                 <w:szCs w:val="24"/>
                 <w:lang w:val="en-US" w:eastAsia="zh-CN"/>
               </w:rPr>
-              <w:t>APP端查询实时数据页面，</w:t>
-            </w:r>
-            <w:bookmarkStart w:id="0" w:name="_GoBack"/>
-            <w:bookmarkEnd w:id="0"/>
-            <w:r>
-              <w:rPr>
-                <w:rFonts w:hint="eastAsia" w:ascii="楷体" w:hAnsi="楷体" w:eastAsia="楷体" w:cs="楷体"/>
-                <w:sz w:val="24"/>
-                <w:szCs w:val="24"/>
-                <w:lang w:val="en-US" w:eastAsia="zh-CN"/>
-              </w:rPr>
-              <w:t>模拟器实时生成模块源码、实时查询接口代码</w:t>
+              <w:t>APP端查询实时数据页面，模拟器实时生成模块源码、实时查询接口代码</w:t>
             </w:r>
           </w:p>
         </w:tc>
@@ -7869,6 +7997,7 @@
             <w:insideH w:val="none" w:color="auto" w:sz="0" w:space="0"/>
             <w:insideV w:val="none" w:color="auto" w:sz="0" w:space="0"/>
           </w:tblBorders>
+          <w:shd w:val="clear" w:color="auto" w:fill="auto"/>
           <w:tblCellMar>
             <w:top w:w="0" w:type="dxa"/>
             <w:left w:w="0" w:type="dxa"/>
@@ -7998,6 +8127,7 @@
             <w:insideH w:val="none" w:color="auto" w:sz="0" w:space="0"/>
             <w:insideV w:val="none" w:color="auto" w:sz="0" w:space="0"/>
           </w:tblBorders>
+          <w:shd w:val="clear" w:color="auto" w:fill="auto"/>
           <w:tblCellMar>
             <w:top w:w="0" w:type="dxa"/>
             <w:left w:w="0" w:type="dxa"/>
@@ -8127,6 +8257,7 @@
             <w:insideH w:val="none" w:color="auto" w:sz="0" w:space="0"/>
             <w:insideV w:val="none" w:color="auto" w:sz="0" w:space="0"/>
           </w:tblBorders>
+          <w:shd w:val="clear" w:color="auto" w:fill="auto"/>
           <w:tblCellMar>
             <w:top w:w="0" w:type="dxa"/>
             <w:left w:w="0" w:type="dxa"/>
@@ -8833,6 +8964,7 @@
             <w:insideH w:val="none" w:color="auto" w:sz="0" w:space="0"/>
             <w:insideV w:val="none" w:color="auto" w:sz="0" w:space="0"/>
           </w:tblBorders>
+          <w:shd w:val="clear" w:color="auto" w:fill="auto"/>
           <w:tblCellMar>
             <w:top w:w="0" w:type="dxa"/>
             <w:left w:w="0" w:type="dxa"/>
@@ -9001,6 +9133,7 @@
             <w:insideH w:val="none" w:color="auto" w:sz="0" w:space="0"/>
             <w:insideV w:val="none" w:color="auto" w:sz="0" w:space="0"/>
           </w:tblBorders>
+          <w:shd w:val="clear" w:color="auto" w:fill="auto"/>
           <w:tblCellMar>
             <w:top w:w="0" w:type="dxa"/>
             <w:left w:w="0" w:type="dxa"/>
@@ -9169,6 +9302,7 @@
             <w:insideH w:val="none" w:color="auto" w:sz="0" w:space="0"/>
             <w:insideV w:val="none" w:color="auto" w:sz="0" w:space="0"/>
           </w:tblBorders>
+          <w:shd w:val="clear" w:color="auto" w:fill="auto"/>
           <w:tblCellMar>
             <w:top w:w="0" w:type="dxa"/>
             <w:left w:w="0" w:type="dxa"/>
@@ -9337,6 +9471,7 @@
             <w:insideH w:val="none" w:color="auto" w:sz="0" w:space="0"/>
             <w:insideV w:val="none" w:color="auto" w:sz="0" w:space="0"/>
           </w:tblBorders>
+          <w:shd w:val="clear" w:color="auto" w:fill="auto"/>
           <w:tblCellMar>
             <w:top w:w="0" w:type="dxa"/>
             <w:left w:w="0" w:type="dxa"/>

--- a/doc/project/03-计划文档/迭代开发计划第三稿 .docx
+++ b/doc/project/03-计划文档/迭代开发计划第三稿 .docx
@@ -533,12 +533,23 @@
               <w:spacing w:after="120" w:line="360" w:lineRule="auto"/>
               <w:jc w:val="left"/>
               <w:rPr>
-                <w:rFonts w:ascii="黑体" w:hAnsi="黑体" w:eastAsia="黑体"/>
+                <w:rFonts w:hint="default" w:ascii="黑体" w:hAnsi="黑体" w:eastAsia="黑体"/>
                 <w:kern w:val="0"/>
                 <w:sz w:val="24"/>
                 <w:szCs w:val="24"/>
-              </w:rPr>
-            </w:pPr>
+                <w:lang w:val="en-US" w:eastAsia="zh-CN"/>
+              </w:rPr>
+            </w:pPr>
+            <w:r>
+              <w:rPr>
+                <w:rFonts w:hint="eastAsia" w:ascii="黑体" w:hAnsi="黑体" w:eastAsia="黑体"/>
+                <w:kern w:val="0"/>
+                <w:sz w:val="24"/>
+                <w:szCs w:val="24"/>
+                <w:lang w:val="en-US" w:eastAsia="zh-CN"/>
+              </w:rPr>
+              <w:t>2025.12.28</w:t>
+            </w:r>
           </w:p>
         </w:tc>
         <w:tc>
@@ -557,12 +568,23 @@
               <w:spacing w:after="120" w:line="360" w:lineRule="auto"/>
               <w:jc w:val="center"/>
               <w:rPr>
-                <w:rFonts w:ascii="黑体" w:hAnsi="黑体" w:eastAsia="黑体"/>
+                <w:rFonts w:hint="default" w:ascii="黑体" w:hAnsi="黑体" w:eastAsia="黑体"/>
                 <w:kern w:val="0"/>
                 <w:sz w:val="24"/>
                 <w:szCs w:val="24"/>
-              </w:rPr>
-            </w:pPr>
+                <w:lang w:val="en-US" w:eastAsia="zh-CN"/>
+              </w:rPr>
+            </w:pPr>
+            <w:r>
+              <w:rPr>
+                <w:rFonts w:hint="eastAsia" w:ascii="黑体" w:hAnsi="黑体" w:eastAsia="黑体"/>
+                <w:kern w:val="0"/>
+                <w:sz w:val="24"/>
+                <w:szCs w:val="24"/>
+                <w:lang w:val="en-US" w:eastAsia="zh-CN"/>
+              </w:rPr>
+              <w:t>3.1</w:t>
+            </w:r>
           </w:p>
         </w:tc>
         <w:tc>
@@ -581,12 +603,23 @@
               <w:spacing w:after="120" w:line="360" w:lineRule="auto"/>
               <w:jc w:val="center"/>
               <w:rPr>
-                <w:rFonts w:ascii="黑体" w:hAnsi="黑体" w:eastAsia="黑体"/>
+                <w:rFonts w:hint="default" w:ascii="黑体" w:hAnsi="黑体" w:eastAsia="黑体"/>
                 <w:kern w:val="0"/>
                 <w:sz w:val="24"/>
                 <w:szCs w:val="24"/>
-              </w:rPr>
-            </w:pPr>
+                <w:lang w:val="en-US" w:eastAsia="zh-CN"/>
+              </w:rPr>
+            </w:pPr>
+            <w:r>
+              <w:rPr>
+                <w:rFonts w:hint="eastAsia" w:ascii="黑体" w:hAnsi="黑体" w:eastAsia="黑体"/>
+                <w:kern w:val="0"/>
+                <w:sz w:val="24"/>
+                <w:szCs w:val="24"/>
+                <w:lang w:val="en-US" w:eastAsia="zh-CN"/>
+              </w:rPr>
+              <w:t>修改分工安排</w:t>
+            </w:r>
           </w:p>
         </w:tc>
         <w:tc>
@@ -605,12 +638,23 @@
               <w:spacing w:after="120" w:line="360" w:lineRule="auto"/>
               <w:jc w:val="center"/>
               <w:rPr>
-                <w:rFonts w:ascii="黑体" w:hAnsi="黑体" w:eastAsia="黑体"/>
+                <w:rFonts w:hint="default" w:ascii="黑体" w:hAnsi="黑体" w:eastAsia="黑体"/>
                 <w:kern w:val="0"/>
                 <w:sz w:val="24"/>
                 <w:szCs w:val="24"/>
-              </w:rPr>
-            </w:pPr>
+                <w:lang w:val="en-US" w:eastAsia="zh-CN"/>
+              </w:rPr>
+            </w:pPr>
+            <w:r>
+              <w:rPr>
+                <w:rFonts w:hint="eastAsia" w:ascii="黑体" w:hAnsi="黑体" w:eastAsia="黑体"/>
+                <w:kern w:val="0"/>
+                <w:sz w:val="24"/>
+                <w:szCs w:val="24"/>
+                <w:lang w:val="en-US" w:eastAsia="zh-CN"/>
+              </w:rPr>
+              <w:t>曹峻茂</w:t>
+            </w:r>
           </w:p>
         </w:tc>
       </w:tr>
@@ -1797,7 +1841,6 @@
             <w:insideH w:val="none" w:color="auto" w:sz="0" w:space="0"/>
             <w:insideV w:val="none" w:color="auto" w:sz="0" w:space="0"/>
           </w:tblBorders>
-          <w:shd w:val="clear" w:color="auto" w:fill="auto"/>
           <w:tblCellMar>
             <w:top w:w="0" w:type="dxa"/>
             <w:left w:w="0" w:type="dxa"/>
@@ -1890,7 +1933,6 @@
             <w:insideH w:val="none" w:color="auto" w:sz="0" w:space="0"/>
             <w:insideV w:val="none" w:color="auto" w:sz="0" w:space="0"/>
           </w:tblBorders>
-          <w:shd w:val="clear" w:color="auto" w:fill="auto"/>
           <w:tblCellMar>
             <w:top w:w="0" w:type="dxa"/>
             <w:left w:w="0" w:type="dxa"/>
@@ -1983,7 +2025,6 @@
             <w:insideH w:val="none" w:color="auto" w:sz="0" w:space="0"/>
             <w:insideV w:val="none" w:color="auto" w:sz="0" w:space="0"/>
           </w:tblBorders>
-          <w:shd w:val="clear" w:color="auto" w:fill="auto"/>
           <w:tblCellMar>
             <w:top w:w="0" w:type="dxa"/>
             <w:left w:w="0" w:type="dxa"/>
@@ -2076,7 +2117,6 @@
             <w:insideH w:val="none" w:color="auto" w:sz="0" w:space="0"/>
             <w:insideV w:val="none" w:color="auto" w:sz="0" w:space="0"/>
           </w:tblBorders>
-          <w:shd w:val="clear" w:color="auto" w:fill="auto"/>
           <w:tblCellMar>
             <w:top w:w="0" w:type="dxa"/>
             <w:left w:w="0" w:type="dxa"/>
@@ -2599,12 +2639,6 @@
             <w:insideV w:val="none" w:color="auto" w:sz="0" w:space="0"/>
           </w:tblBorders>
           <w:shd w:val="clear" w:color="auto" w:fill="auto"/>
-          <w:tblCellMar>
-            <w:top w:w="0" w:type="dxa"/>
-            <w:left w:w="0" w:type="dxa"/>
-            <w:bottom w:w="0" w:type="dxa"/>
-            <w:right w:w="0" w:type="dxa"/>
-          </w:tblCellMar>
         </w:tblPrEx>
         <w:trPr>
           <w:tblHeader/>
@@ -2787,7 +2821,6 @@
             <w:insideH w:val="none" w:color="auto" w:sz="0" w:space="0"/>
             <w:insideV w:val="none" w:color="auto" w:sz="0" w:space="0"/>
           </w:tblBorders>
-          <w:shd w:val="clear" w:color="auto" w:fill="auto"/>
           <w:tblCellMar>
             <w:top w:w="0" w:type="dxa"/>
             <w:left w:w="0" w:type="dxa"/>
@@ -2973,7 +3006,6 @@
             <w:insideH w:val="none" w:color="auto" w:sz="0" w:space="0"/>
             <w:insideV w:val="none" w:color="auto" w:sz="0" w:space="0"/>
           </w:tblBorders>
-          <w:shd w:val="clear" w:color="auto" w:fill="auto"/>
           <w:tblCellMar>
             <w:top w:w="0" w:type="dxa"/>
             <w:left w:w="0" w:type="dxa"/>
@@ -3015,6 +3047,466 @@
                 <w:lang w:val="en-US" w:eastAsia="zh-CN"/>
               </w:rPr>
               <w:t>管理员 - 人员 / 用户管理</w:t>
+            </w:r>
+          </w:p>
+        </w:tc>
+        <w:tc>
+          <w:tcPr>
+            <w:tcW w:w="0" w:type="auto"/>
+            <w:tcBorders>
+              <w:top w:val="nil"/>
+              <w:left w:val="nil"/>
+              <w:bottom w:val="nil"/>
+              <w:right w:val="nil"/>
+            </w:tcBorders>
+            <w:shd w:val="clear" w:color="auto" w:fill="auto"/>
+            <w:tcMar>
+              <w:top w:w="120" w:type="dxa"/>
+              <w:left w:w="180" w:type="dxa"/>
+              <w:bottom w:w="120" w:type="dxa"/>
+              <w:right w:w="180" w:type="dxa"/>
+            </w:tcMar>
+            <w:vAlign w:val="center"/>
+          </w:tcPr>
+          <w:p>
+            <w:pPr>
+              <w:rPr>
+                <w:rFonts w:hint="eastAsia" w:ascii="楷体" w:hAnsi="楷体" w:eastAsia="楷体" w:cs="楷体"/>
+                <w:sz w:val="24"/>
+                <w:szCs w:val="24"/>
+              </w:rPr>
+            </w:pPr>
+            <w:r>
+              <w:rPr>
+                <w:rFonts w:hint="eastAsia" w:ascii="楷体" w:hAnsi="楷体" w:eastAsia="楷体" w:cs="楷体"/>
+                <w:sz w:val="24"/>
+                <w:szCs w:val="24"/>
+                <w:lang w:val="en-US" w:eastAsia="zh-CN"/>
+              </w:rPr>
+              <w:t>高</w:t>
+            </w:r>
+          </w:p>
+        </w:tc>
+      </w:tr>
+      <w:tr>
+        <w:tblPrEx>
+          <w:tblBorders>
+            <w:top w:val="single" w:color="auto" w:sz="2" w:space="0"/>
+            <w:left w:val="single" w:color="auto" w:sz="2" w:space="0"/>
+            <w:bottom w:val="single" w:color="auto" w:sz="2" w:space="0"/>
+            <w:right w:val="single" w:color="auto" w:sz="2" w:space="0"/>
+            <w:insideH w:val="none" w:color="auto" w:sz="0" w:space="0"/>
+            <w:insideV w:val="none" w:color="auto" w:sz="0" w:space="0"/>
+          </w:tblBorders>
+          <w:tblCellMar>
+            <w:top w:w="0" w:type="dxa"/>
+            <w:left w:w="0" w:type="dxa"/>
+            <w:bottom w:w="0" w:type="dxa"/>
+            <w:right w:w="0" w:type="dxa"/>
+          </w:tblCellMar>
+        </w:tblPrEx>
+        <w:tc>
+          <w:tcPr>
+            <w:tcW w:w="0" w:type="auto"/>
+            <w:tcBorders>
+              <w:top w:val="nil"/>
+              <w:left w:val="nil"/>
+              <w:bottom w:val="nil"/>
+              <w:right w:val="single" w:color="auto" w:sz="2" w:space="0"/>
+            </w:tcBorders>
+            <w:shd w:val="clear" w:color="auto" w:fill="auto"/>
+            <w:tcMar>
+              <w:top w:w="120" w:type="dxa"/>
+              <w:left w:w="180" w:type="dxa"/>
+              <w:bottom w:w="120" w:type="dxa"/>
+              <w:right w:w="180" w:type="dxa"/>
+            </w:tcMar>
+            <w:vAlign w:val="center"/>
+          </w:tcPr>
+          <w:p>
+            <w:pPr>
+              <w:rPr>
+                <w:rFonts w:hint="eastAsia" w:ascii="楷体" w:hAnsi="楷体" w:eastAsia="楷体" w:cs="楷体"/>
+                <w:sz w:val="24"/>
+                <w:szCs w:val="24"/>
+              </w:rPr>
+            </w:pPr>
+            <w:r>
+              <w:rPr>
+                <w:rFonts w:hint="eastAsia" w:ascii="楷体" w:hAnsi="楷体" w:eastAsia="楷体" w:cs="楷体"/>
+                <w:sz w:val="24"/>
+                <w:szCs w:val="24"/>
+                <w:lang w:val="en-US" w:eastAsia="zh-CN"/>
+              </w:rPr>
+              <w:t>管理员 - 告警查看</w:t>
+            </w:r>
+          </w:p>
+        </w:tc>
+        <w:tc>
+          <w:tcPr>
+            <w:tcW w:w="0" w:type="auto"/>
+            <w:tcBorders>
+              <w:top w:val="nil"/>
+              <w:left w:val="nil"/>
+              <w:bottom w:val="nil"/>
+              <w:right w:val="nil"/>
+            </w:tcBorders>
+            <w:shd w:val="clear" w:color="auto" w:fill="auto"/>
+            <w:tcMar>
+              <w:top w:w="120" w:type="dxa"/>
+              <w:left w:w="180" w:type="dxa"/>
+              <w:bottom w:w="120" w:type="dxa"/>
+              <w:right w:w="180" w:type="dxa"/>
+            </w:tcMar>
+            <w:vAlign w:val="center"/>
+          </w:tcPr>
+          <w:p>
+            <w:pPr>
+              <w:rPr>
+                <w:rFonts w:hint="eastAsia" w:ascii="楷体" w:hAnsi="楷体" w:eastAsia="楷体" w:cs="楷体"/>
+                <w:sz w:val="24"/>
+                <w:szCs w:val="24"/>
+              </w:rPr>
+            </w:pPr>
+            <w:r>
+              <w:rPr>
+                <w:rFonts w:hint="eastAsia" w:ascii="楷体" w:hAnsi="楷体" w:eastAsia="楷体" w:cs="楷体"/>
+                <w:sz w:val="24"/>
+                <w:szCs w:val="24"/>
+                <w:lang w:val="en-US" w:eastAsia="zh-CN"/>
+              </w:rPr>
+              <w:t>高</w:t>
+            </w:r>
+          </w:p>
+        </w:tc>
+      </w:tr>
+      <w:tr>
+        <w:tblPrEx>
+          <w:tblBorders>
+            <w:top w:val="single" w:color="auto" w:sz="2" w:space="0"/>
+            <w:left w:val="single" w:color="auto" w:sz="2" w:space="0"/>
+            <w:bottom w:val="single" w:color="auto" w:sz="2" w:space="0"/>
+            <w:right w:val="single" w:color="auto" w:sz="2" w:space="0"/>
+            <w:insideH w:val="none" w:color="auto" w:sz="0" w:space="0"/>
+            <w:insideV w:val="none" w:color="auto" w:sz="0" w:space="0"/>
+          </w:tblBorders>
+          <w:tblCellMar>
+            <w:top w:w="0" w:type="dxa"/>
+            <w:left w:w="0" w:type="dxa"/>
+            <w:bottom w:w="0" w:type="dxa"/>
+            <w:right w:w="0" w:type="dxa"/>
+          </w:tblCellMar>
+        </w:tblPrEx>
+        <w:tc>
+          <w:tcPr>
+            <w:tcW w:w="0" w:type="auto"/>
+            <w:tcBorders>
+              <w:top w:val="nil"/>
+              <w:left w:val="nil"/>
+              <w:bottom w:val="nil"/>
+              <w:right w:val="single" w:color="auto" w:sz="2" w:space="0"/>
+            </w:tcBorders>
+            <w:shd w:val="clear" w:color="auto" w:fill="auto"/>
+            <w:tcMar>
+              <w:top w:w="120" w:type="dxa"/>
+              <w:left w:w="180" w:type="dxa"/>
+              <w:bottom w:w="120" w:type="dxa"/>
+              <w:right w:w="180" w:type="dxa"/>
+            </w:tcMar>
+            <w:vAlign w:val="center"/>
+          </w:tcPr>
+          <w:p>
+            <w:pPr>
+              <w:rPr>
+                <w:rFonts w:hint="eastAsia" w:ascii="楷体" w:hAnsi="楷体" w:eastAsia="楷体" w:cs="楷体"/>
+                <w:sz w:val="24"/>
+                <w:szCs w:val="24"/>
+              </w:rPr>
+            </w:pPr>
+            <w:r>
+              <w:rPr>
+                <w:rFonts w:hint="eastAsia" w:ascii="楷体" w:hAnsi="楷体" w:eastAsia="楷体" w:cs="楷体"/>
+                <w:sz w:val="24"/>
+                <w:szCs w:val="24"/>
+                <w:lang w:val="en-US" w:eastAsia="zh-CN"/>
+              </w:rPr>
+              <w:t>管理员 - 人工派单</w:t>
+            </w:r>
+          </w:p>
+        </w:tc>
+        <w:tc>
+          <w:tcPr>
+            <w:tcW w:w="0" w:type="auto"/>
+            <w:tcBorders>
+              <w:top w:val="nil"/>
+              <w:left w:val="nil"/>
+              <w:bottom w:val="nil"/>
+              <w:right w:val="nil"/>
+            </w:tcBorders>
+            <w:shd w:val="clear" w:color="auto" w:fill="auto"/>
+            <w:tcMar>
+              <w:top w:w="120" w:type="dxa"/>
+              <w:left w:w="180" w:type="dxa"/>
+              <w:bottom w:w="120" w:type="dxa"/>
+              <w:right w:w="180" w:type="dxa"/>
+            </w:tcMar>
+            <w:vAlign w:val="center"/>
+          </w:tcPr>
+          <w:p>
+            <w:pPr>
+              <w:rPr>
+                <w:rFonts w:hint="eastAsia" w:ascii="楷体" w:hAnsi="楷体" w:eastAsia="楷体" w:cs="楷体"/>
+                <w:sz w:val="24"/>
+                <w:szCs w:val="24"/>
+              </w:rPr>
+            </w:pPr>
+            <w:r>
+              <w:rPr>
+                <w:rFonts w:hint="eastAsia" w:ascii="楷体" w:hAnsi="楷体" w:eastAsia="楷体" w:cs="楷体"/>
+                <w:sz w:val="24"/>
+                <w:szCs w:val="24"/>
+                <w:lang w:val="en-US" w:eastAsia="zh-CN"/>
+              </w:rPr>
+              <w:t>高</w:t>
+            </w:r>
+          </w:p>
+        </w:tc>
+      </w:tr>
+      <w:tr>
+        <w:tblPrEx>
+          <w:tblBorders>
+            <w:top w:val="single" w:color="auto" w:sz="2" w:space="0"/>
+            <w:left w:val="single" w:color="auto" w:sz="2" w:space="0"/>
+            <w:bottom w:val="single" w:color="auto" w:sz="2" w:space="0"/>
+            <w:right w:val="single" w:color="auto" w:sz="2" w:space="0"/>
+            <w:insideH w:val="none" w:color="auto" w:sz="0" w:space="0"/>
+            <w:insideV w:val="none" w:color="auto" w:sz="0" w:space="0"/>
+          </w:tblBorders>
+          <w:tblCellMar>
+            <w:top w:w="0" w:type="dxa"/>
+            <w:left w:w="0" w:type="dxa"/>
+            <w:bottom w:w="0" w:type="dxa"/>
+            <w:right w:w="0" w:type="dxa"/>
+          </w:tblCellMar>
+        </w:tblPrEx>
+        <w:tc>
+          <w:tcPr>
+            <w:tcW w:w="0" w:type="auto"/>
+            <w:tcBorders>
+              <w:top w:val="nil"/>
+              <w:left w:val="nil"/>
+              <w:bottom w:val="nil"/>
+              <w:right w:val="single" w:color="auto" w:sz="2" w:space="0"/>
+            </w:tcBorders>
+            <w:shd w:val="clear" w:color="auto" w:fill="auto"/>
+            <w:tcMar>
+              <w:top w:w="120" w:type="dxa"/>
+              <w:left w:w="180" w:type="dxa"/>
+              <w:bottom w:w="120" w:type="dxa"/>
+              <w:right w:w="180" w:type="dxa"/>
+            </w:tcMar>
+            <w:vAlign w:val="center"/>
+          </w:tcPr>
+          <w:p>
+            <w:pPr>
+              <w:rPr>
+                <w:rFonts w:hint="eastAsia" w:ascii="楷体" w:hAnsi="楷体" w:eastAsia="楷体" w:cs="楷体"/>
+                <w:sz w:val="24"/>
+                <w:szCs w:val="24"/>
+              </w:rPr>
+            </w:pPr>
+            <w:r>
+              <w:rPr>
+                <w:rFonts w:hint="eastAsia" w:ascii="楷体" w:hAnsi="楷体" w:eastAsia="楷体" w:cs="楷体"/>
+                <w:sz w:val="24"/>
+                <w:szCs w:val="24"/>
+                <w:lang w:val="en-US" w:eastAsia="zh-CN"/>
+              </w:rPr>
+              <w:t>管理员 - 查看日志</w:t>
+            </w:r>
+          </w:p>
+        </w:tc>
+        <w:tc>
+          <w:tcPr>
+            <w:tcW w:w="0" w:type="auto"/>
+            <w:tcBorders>
+              <w:top w:val="nil"/>
+              <w:left w:val="nil"/>
+              <w:bottom w:val="nil"/>
+              <w:right w:val="nil"/>
+            </w:tcBorders>
+            <w:shd w:val="clear" w:color="auto" w:fill="auto"/>
+            <w:tcMar>
+              <w:top w:w="120" w:type="dxa"/>
+              <w:left w:w="180" w:type="dxa"/>
+              <w:bottom w:w="120" w:type="dxa"/>
+              <w:right w:w="180" w:type="dxa"/>
+            </w:tcMar>
+            <w:vAlign w:val="center"/>
+          </w:tcPr>
+          <w:p>
+            <w:pPr>
+              <w:rPr>
+                <w:rFonts w:hint="eastAsia" w:ascii="楷体" w:hAnsi="楷体" w:eastAsia="楷体" w:cs="楷体"/>
+                <w:sz w:val="24"/>
+                <w:szCs w:val="24"/>
+              </w:rPr>
+            </w:pPr>
+            <w:r>
+              <w:rPr>
+                <w:rFonts w:hint="eastAsia" w:ascii="楷体" w:hAnsi="楷体" w:eastAsia="楷体" w:cs="楷体"/>
+                <w:sz w:val="24"/>
+                <w:szCs w:val="24"/>
+                <w:lang w:val="en-US" w:eastAsia="zh-CN"/>
+              </w:rPr>
+              <w:t>中</w:t>
+            </w:r>
+          </w:p>
+        </w:tc>
+      </w:tr>
+      <w:tr>
+        <w:tblPrEx>
+          <w:tblBorders>
+            <w:top w:val="single" w:color="auto" w:sz="2" w:space="0"/>
+            <w:left w:val="single" w:color="auto" w:sz="2" w:space="0"/>
+            <w:bottom w:val="single" w:color="auto" w:sz="2" w:space="0"/>
+            <w:right w:val="single" w:color="auto" w:sz="2" w:space="0"/>
+            <w:insideH w:val="none" w:color="auto" w:sz="0" w:space="0"/>
+            <w:insideV w:val="none" w:color="auto" w:sz="0" w:space="0"/>
+          </w:tblBorders>
+          <w:tblCellMar>
+            <w:top w:w="0" w:type="dxa"/>
+            <w:left w:w="0" w:type="dxa"/>
+            <w:bottom w:w="0" w:type="dxa"/>
+            <w:right w:w="0" w:type="dxa"/>
+          </w:tblCellMar>
+        </w:tblPrEx>
+        <w:tc>
+          <w:tcPr>
+            <w:tcW w:w="0" w:type="auto"/>
+            <w:tcBorders>
+              <w:top w:val="nil"/>
+              <w:left w:val="nil"/>
+              <w:bottom w:val="nil"/>
+              <w:right w:val="single" w:color="auto" w:sz="2" w:space="0"/>
+            </w:tcBorders>
+            <w:shd w:val="clear" w:color="auto" w:fill="auto"/>
+            <w:tcMar>
+              <w:top w:w="120" w:type="dxa"/>
+              <w:left w:w="180" w:type="dxa"/>
+              <w:bottom w:w="120" w:type="dxa"/>
+              <w:right w:w="180" w:type="dxa"/>
+            </w:tcMar>
+            <w:vAlign w:val="center"/>
+          </w:tcPr>
+          <w:p>
+            <w:pPr>
+              <w:rPr>
+                <w:rFonts w:hint="eastAsia" w:ascii="楷体" w:hAnsi="楷体" w:eastAsia="楷体" w:cs="楷体"/>
+                <w:sz w:val="24"/>
+                <w:szCs w:val="24"/>
+              </w:rPr>
+            </w:pPr>
+            <w:r>
+              <w:rPr>
+                <w:rFonts w:hint="eastAsia" w:ascii="楷体" w:hAnsi="楷体" w:eastAsia="楷体" w:cs="楷体"/>
+                <w:sz w:val="24"/>
+                <w:szCs w:val="24"/>
+                <w:lang w:val="en-US" w:eastAsia="zh-CN"/>
+              </w:rPr>
+              <w:t>维修人员 - 辖区设备查看</w:t>
+            </w:r>
+          </w:p>
+        </w:tc>
+        <w:tc>
+          <w:tcPr>
+            <w:tcW w:w="0" w:type="auto"/>
+            <w:tcBorders>
+              <w:top w:val="nil"/>
+              <w:left w:val="nil"/>
+              <w:bottom w:val="nil"/>
+              <w:right w:val="nil"/>
+            </w:tcBorders>
+            <w:shd w:val="clear" w:color="auto" w:fill="auto"/>
+            <w:tcMar>
+              <w:top w:w="120" w:type="dxa"/>
+              <w:left w:w="180" w:type="dxa"/>
+              <w:bottom w:w="120" w:type="dxa"/>
+              <w:right w:w="180" w:type="dxa"/>
+            </w:tcMar>
+            <w:vAlign w:val="center"/>
+          </w:tcPr>
+          <w:p>
+            <w:pPr>
+              <w:rPr>
+                <w:rFonts w:hint="eastAsia" w:ascii="楷体" w:hAnsi="楷体" w:eastAsia="楷体" w:cs="楷体"/>
+                <w:sz w:val="24"/>
+                <w:szCs w:val="24"/>
+              </w:rPr>
+            </w:pPr>
+            <w:r>
+              <w:rPr>
+                <w:rFonts w:hint="eastAsia" w:ascii="楷体" w:hAnsi="楷体" w:eastAsia="楷体" w:cs="楷体"/>
+                <w:sz w:val="24"/>
+                <w:szCs w:val="24"/>
+                <w:lang w:val="en-US" w:eastAsia="zh-CN"/>
+              </w:rPr>
+              <w:t>高</w:t>
+            </w:r>
+          </w:p>
+        </w:tc>
+      </w:tr>
+      <w:tr>
+        <w:tblPrEx>
+          <w:tblBorders>
+            <w:top w:val="single" w:color="auto" w:sz="2" w:space="0"/>
+            <w:left w:val="single" w:color="auto" w:sz="2" w:space="0"/>
+            <w:bottom w:val="single" w:color="auto" w:sz="2" w:space="0"/>
+            <w:right w:val="single" w:color="auto" w:sz="2" w:space="0"/>
+            <w:insideH w:val="none" w:color="auto" w:sz="0" w:space="0"/>
+            <w:insideV w:val="none" w:color="auto" w:sz="0" w:space="0"/>
+          </w:tblBorders>
+          <w:tblCellMar>
+            <w:top w:w="0" w:type="dxa"/>
+            <w:left w:w="0" w:type="dxa"/>
+            <w:bottom w:w="0" w:type="dxa"/>
+            <w:right w:w="0" w:type="dxa"/>
+          </w:tblCellMar>
+        </w:tblPrEx>
+        <w:tc>
+          <w:tcPr>
+            <w:tcW w:w="0" w:type="auto"/>
+            <w:tcBorders>
+              <w:top w:val="nil"/>
+              <w:left w:val="nil"/>
+              <w:bottom w:val="nil"/>
+              <w:right w:val="single" w:color="auto" w:sz="2" w:space="0"/>
+            </w:tcBorders>
+            <w:shd w:val="clear" w:color="auto" w:fill="auto"/>
+            <w:tcMar>
+              <w:top w:w="120" w:type="dxa"/>
+              <w:left w:w="180" w:type="dxa"/>
+              <w:bottom w:w="120" w:type="dxa"/>
+              <w:right w:w="180" w:type="dxa"/>
+            </w:tcMar>
+            <w:vAlign w:val="center"/>
+          </w:tcPr>
+          <w:p>
+            <w:pPr>
+              <w:rPr>
+                <w:rFonts w:hint="eastAsia" w:ascii="楷体" w:hAnsi="楷体" w:eastAsia="楷体" w:cs="楷体"/>
+                <w:sz w:val="24"/>
+                <w:szCs w:val="24"/>
+              </w:rPr>
+            </w:pPr>
+            <w:r>
+              <w:rPr>
+                <w:rFonts w:hint="eastAsia" w:ascii="楷体" w:hAnsi="楷体" w:eastAsia="楷体" w:cs="楷体"/>
+                <w:sz w:val="24"/>
+                <w:szCs w:val="24"/>
+                <w:lang w:val="en-US" w:eastAsia="zh-CN"/>
+              </w:rPr>
+              <w:t>维修人员 - 工单抢单 / 拒单 / 提交</w:t>
             </w:r>
           </w:p>
         </w:tc>
@@ -3107,7 +3599,191 @@
                 <w:szCs w:val="24"/>
                 <w:lang w:val="en-US" w:eastAsia="zh-CN"/>
               </w:rPr>
-              <w:t>管理员 - 告警查看</w:t>
+              <w:t>维修人员 - 查看通知</w:t>
+            </w:r>
+          </w:p>
+        </w:tc>
+        <w:tc>
+          <w:tcPr>
+            <w:tcW w:w="0" w:type="auto"/>
+            <w:tcBorders>
+              <w:top w:val="nil"/>
+              <w:left w:val="nil"/>
+              <w:bottom w:val="nil"/>
+              <w:right w:val="nil"/>
+            </w:tcBorders>
+            <w:shd w:val="clear" w:color="auto" w:fill="auto"/>
+            <w:tcMar>
+              <w:top w:w="120" w:type="dxa"/>
+              <w:left w:w="180" w:type="dxa"/>
+              <w:bottom w:w="120" w:type="dxa"/>
+              <w:right w:w="180" w:type="dxa"/>
+            </w:tcMar>
+            <w:vAlign w:val="center"/>
+          </w:tcPr>
+          <w:p>
+            <w:pPr>
+              <w:rPr>
+                <w:rFonts w:hint="eastAsia" w:ascii="楷体" w:hAnsi="楷体" w:eastAsia="楷体" w:cs="楷体"/>
+                <w:sz w:val="24"/>
+                <w:szCs w:val="24"/>
+              </w:rPr>
+            </w:pPr>
+            <w:r>
+              <w:rPr>
+                <w:rFonts w:hint="eastAsia" w:ascii="楷体" w:hAnsi="楷体" w:eastAsia="楷体" w:cs="楷体"/>
+                <w:sz w:val="24"/>
+                <w:szCs w:val="24"/>
+                <w:lang w:val="en-US" w:eastAsia="zh-CN"/>
+              </w:rPr>
+              <w:t>低</w:t>
+            </w:r>
+          </w:p>
+        </w:tc>
+      </w:tr>
+      <w:tr>
+        <w:tblPrEx>
+          <w:tblBorders>
+            <w:top w:val="single" w:color="auto" w:sz="2" w:space="0"/>
+            <w:left w:val="single" w:color="auto" w:sz="2" w:space="0"/>
+            <w:bottom w:val="single" w:color="auto" w:sz="2" w:space="0"/>
+            <w:right w:val="single" w:color="auto" w:sz="2" w:space="0"/>
+            <w:insideH w:val="none" w:color="auto" w:sz="0" w:space="0"/>
+            <w:insideV w:val="none" w:color="auto" w:sz="0" w:space="0"/>
+          </w:tblBorders>
+          <w:tblCellMar>
+            <w:top w:w="0" w:type="dxa"/>
+            <w:left w:w="0" w:type="dxa"/>
+            <w:bottom w:w="0" w:type="dxa"/>
+            <w:right w:w="0" w:type="dxa"/>
+          </w:tblCellMar>
+        </w:tblPrEx>
+        <w:tc>
+          <w:tcPr>
+            <w:tcW w:w="0" w:type="auto"/>
+            <w:tcBorders>
+              <w:top w:val="nil"/>
+              <w:left w:val="nil"/>
+              <w:bottom w:val="nil"/>
+              <w:right w:val="single" w:color="auto" w:sz="2" w:space="0"/>
+            </w:tcBorders>
+            <w:shd w:val="clear" w:color="auto" w:fill="auto"/>
+            <w:tcMar>
+              <w:top w:w="120" w:type="dxa"/>
+              <w:left w:w="180" w:type="dxa"/>
+              <w:bottom w:w="120" w:type="dxa"/>
+              <w:right w:w="180" w:type="dxa"/>
+            </w:tcMar>
+            <w:vAlign w:val="center"/>
+          </w:tcPr>
+          <w:p>
+            <w:pPr>
+              <w:rPr>
+                <w:rFonts w:hint="eastAsia" w:ascii="楷体" w:hAnsi="楷体" w:eastAsia="楷体" w:cs="楷体"/>
+                <w:sz w:val="24"/>
+                <w:szCs w:val="24"/>
+              </w:rPr>
+            </w:pPr>
+            <w:r>
+              <w:rPr>
+                <w:rFonts w:hint="eastAsia" w:ascii="楷体" w:hAnsi="楷体" w:eastAsia="楷体" w:cs="楷体"/>
+                <w:sz w:val="24"/>
+                <w:szCs w:val="24"/>
+                <w:lang w:val="en-US" w:eastAsia="zh-CN"/>
+              </w:rPr>
+              <w:t>学生 - 饮水点地图查看</w:t>
+            </w:r>
+          </w:p>
+        </w:tc>
+        <w:tc>
+          <w:tcPr>
+            <w:tcW w:w="0" w:type="auto"/>
+            <w:tcBorders>
+              <w:top w:val="nil"/>
+              <w:left w:val="nil"/>
+              <w:bottom w:val="nil"/>
+              <w:right w:val="nil"/>
+            </w:tcBorders>
+            <w:shd w:val="clear" w:color="auto" w:fill="auto"/>
+            <w:tcMar>
+              <w:top w:w="120" w:type="dxa"/>
+              <w:left w:w="180" w:type="dxa"/>
+              <w:bottom w:w="120" w:type="dxa"/>
+              <w:right w:w="180" w:type="dxa"/>
+            </w:tcMar>
+            <w:vAlign w:val="center"/>
+          </w:tcPr>
+          <w:p>
+            <w:pPr>
+              <w:rPr>
+                <w:rFonts w:hint="eastAsia" w:ascii="楷体" w:hAnsi="楷体" w:eastAsia="楷体" w:cs="楷体"/>
+                <w:sz w:val="24"/>
+                <w:szCs w:val="24"/>
+              </w:rPr>
+            </w:pPr>
+            <w:r>
+              <w:rPr>
+                <w:rFonts w:hint="eastAsia" w:ascii="楷体" w:hAnsi="楷体" w:eastAsia="楷体" w:cs="楷体"/>
+                <w:sz w:val="24"/>
+                <w:szCs w:val="24"/>
+                <w:lang w:val="en-US" w:eastAsia="zh-CN"/>
+              </w:rPr>
+              <w:t>高</w:t>
+            </w:r>
+          </w:p>
+        </w:tc>
+      </w:tr>
+      <w:tr>
+        <w:tblPrEx>
+          <w:tblBorders>
+            <w:top w:val="single" w:color="auto" w:sz="2" w:space="0"/>
+            <w:left w:val="single" w:color="auto" w:sz="2" w:space="0"/>
+            <w:bottom w:val="single" w:color="auto" w:sz="2" w:space="0"/>
+            <w:right w:val="single" w:color="auto" w:sz="2" w:space="0"/>
+            <w:insideH w:val="none" w:color="auto" w:sz="0" w:space="0"/>
+            <w:insideV w:val="none" w:color="auto" w:sz="0" w:space="0"/>
+          </w:tblBorders>
+          <w:tblCellMar>
+            <w:top w:w="0" w:type="dxa"/>
+            <w:left w:w="0" w:type="dxa"/>
+            <w:bottom w:w="0" w:type="dxa"/>
+            <w:right w:w="0" w:type="dxa"/>
+          </w:tblCellMar>
+        </w:tblPrEx>
+        <w:tc>
+          <w:tcPr>
+            <w:tcW w:w="0" w:type="auto"/>
+            <w:tcBorders>
+              <w:top w:val="nil"/>
+              <w:left w:val="nil"/>
+              <w:bottom w:val="nil"/>
+              <w:right w:val="single" w:color="auto" w:sz="2" w:space="0"/>
+            </w:tcBorders>
+            <w:shd w:val="clear" w:color="auto" w:fill="auto"/>
+            <w:tcMar>
+              <w:top w:w="120" w:type="dxa"/>
+              <w:left w:w="180" w:type="dxa"/>
+              <w:bottom w:w="120" w:type="dxa"/>
+              <w:right w:w="180" w:type="dxa"/>
+            </w:tcMar>
+            <w:vAlign w:val="center"/>
+          </w:tcPr>
+          <w:p>
+            <w:pPr>
+              <w:rPr>
+                <w:rFonts w:hint="eastAsia" w:ascii="楷体" w:hAnsi="楷体" w:eastAsia="楷体" w:cs="楷体"/>
+                <w:sz w:val="24"/>
+                <w:szCs w:val="24"/>
+              </w:rPr>
+            </w:pPr>
+            <w:r>
+              <w:rPr>
+                <w:rFonts w:hint="eastAsia" w:ascii="楷体" w:hAnsi="楷体" w:eastAsia="楷体" w:cs="楷体"/>
+                <w:sz w:val="24"/>
+                <w:szCs w:val="24"/>
+                <w:lang w:val="en-US" w:eastAsia="zh-CN"/>
+              </w:rPr>
+              <w:t>学生 - 扫码用水</w:t>
             </w:r>
           </w:p>
         </w:tc>
@@ -3200,7 +3876,7 @@
                 <w:szCs w:val="24"/>
                 <w:lang w:val="en-US" w:eastAsia="zh-CN"/>
               </w:rPr>
-              <w:t>管理员 - 人工派单</w:t>
+              <w:t>学生 - 水质信息查看</w:t>
             </w:r>
           </w:p>
         </w:tc>
@@ -3238,98 +3914,6 @@
                 <w:lang w:val="en-US" w:eastAsia="zh-CN"/>
               </w:rPr>
               <w:t>高</w:t>
-            </w:r>
-          </w:p>
-        </w:tc>
-      </w:tr>
-      <w:tr>
-        <w:tblPrEx>
-          <w:tblBorders>
-            <w:top w:val="single" w:color="auto" w:sz="2" w:space="0"/>
-            <w:left w:val="single" w:color="auto" w:sz="2" w:space="0"/>
-            <w:bottom w:val="single" w:color="auto" w:sz="2" w:space="0"/>
-            <w:right w:val="single" w:color="auto" w:sz="2" w:space="0"/>
-            <w:insideH w:val="none" w:color="auto" w:sz="0" w:space="0"/>
-            <w:insideV w:val="none" w:color="auto" w:sz="0" w:space="0"/>
-          </w:tblBorders>
-          <w:tblCellMar>
-            <w:top w:w="0" w:type="dxa"/>
-            <w:left w:w="0" w:type="dxa"/>
-            <w:bottom w:w="0" w:type="dxa"/>
-            <w:right w:w="0" w:type="dxa"/>
-          </w:tblCellMar>
-        </w:tblPrEx>
-        <w:tc>
-          <w:tcPr>
-            <w:tcW w:w="0" w:type="auto"/>
-            <w:tcBorders>
-              <w:top w:val="nil"/>
-              <w:left w:val="nil"/>
-              <w:bottom w:val="nil"/>
-              <w:right w:val="single" w:color="auto" w:sz="2" w:space="0"/>
-            </w:tcBorders>
-            <w:shd w:val="clear" w:color="auto" w:fill="auto"/>
-            <w:tcMar>
-              <w:top w:w="120" w:type="dxa"/>
-              <w:left w:w="180" w:type="dxa"/>
-              <w:bottom w:w="120" w:type="dxa"/>
-              <w:right w:w="180" w:type="dxa"/>
-            </w:tcMar>
-            <w:vAlign w:val="center"/>
-          </w:tcPr>
-          <w:p>
-            <w:pPr>
-              <w:rPr>
-                <w:rFonts w:hint="eastAsia" w:ascii="楷体" w:hAnsi="楷体" w:eastAsia="楷体" w:cs="楷体"/>
-                <w:sz w:val="24"/>
-                <w:szCs w:val="24"/>
-              </w:rPr>
-            </w:pPr>
-            <w:r>
-              <w:rPr>
-                <w:rFonts w:hint="eastAsia" w:ascii="楷体" w:hAnsi="楷体" w:eastAsia="楷体" w:cs="楷体"/>
-                <w:sz w:val="24"/>
-                <w:szCs w:val="24"/>
-                <w:lang w:val="en-US" w:eastAsia="zh-CN"/>
-              </w:rPr>
-              <w:t>管理员 - 查看日志</w:t>
-            </w:r>
-          </w:p>
-        </w:tc>
-        <w:tc>
-          <w:tcPr>
-            <w:tcW w:w="0" w:type="auto"/>
-            <w:tcBorders>
-              <w:top w:val="nil"/>
-              <w:left w:val="nil"/>
-              <w:bottom w:val="nil"/>
-              <w:right w:val="nil"/>
-            </w:tcBorders>
-            <w:shd w:val="clear" w:color="auto" w:fill="auto"/>
-            <w:tcMar>
-              <w:top w:w="120" w:type="dxa"/>
-              <w:left w:w="180" w:type="dxa"/>
-              <w:bottom w:w="120" w:type="dxa"/>
-              <w:right w:w="180" w:type="dxa"/>
-            </w:tcMar>
-            <w:vAlign w:val="center"/>
-          </w:tcPr>
-          <w:p>
-            <w:pPr>
-              <w:rPr>
-                <w:rFonts w:hint="eastAsia" w:ascii="楷体" w:hAnsi="楷体" w:eastAsia="楷体" w:cs="楷体"/>
-                <w:sz w:val="24"/>
-                <w:szCs w:val="24"/>
-              </w:rPr>
-            </w:pPr>
-            <w:r>
-              <w:rPr>
-                <w:rFonts w:hint="eastAsia" w:ascii="楷体" w:hAnsi="楷体" w:eastAsia="楷体" w:cs="楷体"/>
-                <w:sz w:val="24"/>
-                <w:szCs w:val="24"/>
-                <w:lang w:val="en-US" w:eastAsia="zh-CN"/>
-              </w:rPr>
-              <w:t>中</w:t>
             </w:r>
           </w:p>
         </w:tc>
@@ -3345,561 +3929,6 @@
             <w:insideV w:val="none" w:color="auto" w:sz="0" w:space="0"/>
           </w:tblBorders>
           <w:shd w:val="clear" w:color="auto" w:fill="auto"/>
-          <w:tblCellMar>
-            <w:top w:w="0" w:type="dxa"/>
-            <w:left w:w="0" w:type="dxa"/>
-            <w:bottom w:w="0" w:type="dxa"/>
-            <w:right w:w="0" w:type="dxa"/>
-          </w:tblCellMar>
-        </w:tblPrEx>
-        <w:tc>
-          <w:tcPr>
-            <w:tcW w:w="0" w:type="auto"/>
-            <w:tcBorders>
-              <w:top w:val="nil"/>
-              <w:left w:val="nil"/>
-              <w:bottom w:val="nil"/>
-              <w:right w:val="single" w:color="auto" w:sz="2" w:space="0"/>
-            </w:tcBorders>
-            <w:shd w:val="clear" w:color="auto" w:fill="auto"/>
-            <w:tcMar>
-              <w:top w:w="120" w:type="dxa"/>
-              <w:left w:w="180" w:type="dxa"/>
-              <w:bottom w:w="120" w:type="dxa"/>
-              <w:right w:w="180" w:type="dxa"/>
-            </w:tcMar>
-            <w:vAlign w:val="center"/>
-          </w:tcPr>
-          <w:p>
-            <w:pPr>
-              <w:rPr>
-                <w:rFonts w:hint="eastAsia" w:ascii="楷体" w:hAnsi="楷体" w:eastAsia="楷体" w:cs="楷体"/>
-                <w:sz w:val="24"/>
-                <w:szCs w:val="24"/>
-              </w:rPr>
-            </w:pPr>
-            <w:r>
-              <w:rPr>
-                <w:rFonts w:hint="eastAsia" w:ascii="楷体" w:hAnsi="楷体" w:eastAsia="楷体" w:cs="楷体"/>
-                <w:sz w:val="24"/>
-                <w:szCs w:val="24"/>
-                <w:lang w:val="en-US" w:eastAsia="zh-CN"/>
-              </w:rPr>
-              <w:t>维修人员 - 辖区设备查看</w:t>
-            </w:r>
-          </w:p>
-        </w:tc>
-        <w:tc>
-          <w:tcPr>
-            <w:tcW w:w="0" w:type="auto"/>
-            <w:tcBorders>
-              <w:top w:val="nil"/>
-              <w:left w:val="nil"/>
-              <w:bottom w:val="nil"/>
-              <w:right w:val="nil"/>
-            </w:tcBorders>
-            <w:shd w:val="clear" w:color="auto" w:fill="auto"/>
-            <w:tcMar>
-              <w:top w:w="120" w:type="dxa"/>
-              <w:left w:w="180" w:type="dxa"/>
-              <w:bottom w:w="120" w:type="dxa"/>
-              <w:right w:w="180" w:type="dxa"/>
-            </w:tcMar>
-            <w:vAlign w:val="center"/>
-          </w:tcPr>
-          <w:p>
-            <w:pPr>
-              <w:rPr>
-                <w:rFonts w:hint="eastAsia" w:ascii="楷体" w:hAnsi="楷体" w:eastAsia="楷体" w:cs="楷体"/>
-                <w:sz w:val="24"/>
-                <w:szCs w:val="24"/>
-              </w:rPr>
-            </w:pPr>
-            <w:r>
-              <w:rPr>
-                <w:rFonts w:hint="eastAsia" w:ascii="楷体" w:hAnsi="楷体" w:eastAsia="楷体" w:cs="楷体"/>
-                <w:sz w:val="24"/>
-                <w:szCs w:val="24"/>
-                <w:lang w:val="en-US" w:eastAsia="zh-CN"/>
-              </w:rPr>
-              <w:t>高</w:t>
-            </w:r>
-          </w:p>
-        </w:tc>
-      </w:tr>
-      <w:tr>
-        <w:tblPrEx>
-          <w:tblBorders>
-            <w:top w:val="single" w:color="auto" w:sz="2" w:space="0"/>
-            <w:left w:val="single" w:color="auto" w:sz="2" w:space="0"/>
-            <w:bottom w:val="single" w:color="auto" w:sz="2" w:space="0"/>
-            <w:right w:val="single" w:color="auto" w:sz="2" w:space="0"/>
-            <w:insideH w:val="none" w:color="auto" w:sz="0" w:space="0"/>
-            <w:insideV w:val="none" w:color="auto" w:sz="0" w:space="0"/>
-          </w:tblBorders>
-          <w:shd w:val="clear" w:color="auto" w:fill="auto"/>
-          <w:tblCellMar>
-            <w:top w:w="0" w:type="dxa"/>
-            <w:left w:w="0" w:type="dxa"/>
-            <w:bottom w:w="0" w:type="dxa"/>
-            <w:right w:w="0" w:type="dxa"/>
-          </w:tblCellMar>
-        </w:tblPrEx>
-        <w:tc>
-          <w:tcPr>
-            <w:tcW w:w="0" w:type="auto"/>
-            <w:tcBorders>
-              <w:top w:val="nil"/>
-              <w:left w:val="nil"/>
-              <w:bottom w:val="nil"/>
-              <w:right w:val="single" w:color="auto" w:sz="2" w:space="0"/>
-            </w:tcBorders>
-            <w:shd w:val="clear" w:color="auto" w:fill="auto"/>
-            <w:tcMar>
-              <w:top w:w="120" w:type="dxa"/>
-              <w:left w:w="180" w:type="dxa"/>
-              <w:bottom w:w="120" w:type="dxa"/>
-              <w:right w:w="180" w:type="dxa"/>
-            </w:tcMar>
-            <w:vAlign w:val="center"/>
-          </w:tcPr>
-          <w:p>
-            <w:pPr>
-              <w:rPr>
-                <w:rFonts w:hint="eastAsia" w:ascii="楷体" w:hAnsi="楷体" w:eastAsia="楷体" w:cs="楷体"/>
-                <w:sz w:val="24"/>
-                <w:szCs w:val="24"/>
-              </w:rPr>
-            </w:pPr>
-            <w:r>
-              <w:rPr>
-                <w:rFonts w:hint="eastAsia" w:ascii="楷体" w:hAnsi="楷体" w:eastAsia="楷体" w:cs="楷体"/>
-                <w:sz w:val="24"/>
-                <w:szCs w:val="24"/>
-                <w:lang w:val="en-US" w:eastAsia="zh-CN"/>
-              </w:rPr>
-              <w:t>维修人员 - 工单抢单 / 拒单 / 提交</w:t>
-            </w:r>
-          </w:p>
-        </w:tc>
-        <w:tc>
-          <w:tcPr>
-            <w:tcW w:w="0" w:type="auto"/>
-            <w:tcBorders>
-              <w:top w:val="nil"/>
-              <w:left w:val="nil"/>
-              <w:bottom w:val="nil"/>
-              <w:right w:val="nil"/>
-            </w:tcBorders>
-            <w:shd w:val="clear" w:color="auto" w:fill="auto"/>
-            <w:tcMar>
-              <w:top w:w="120" w:type="dxa"/>
-              <w:left w:w="180" w:type="dxa"/>
-              <w:bottom w:w="120" w:type="dxa"/>
-              <w:right w:w="180" w:type="dxa"/>
-            </w:tcMar>
-            <w:vAlign w:val="center"/>
-          </w:tcPr>
-          <w:p>
-            <w:pPr>
-              <w:rPr>
-                <w:rFonts w:hint="eastAsia" w:ascii="楷体" w:hAnsi="楷体" w:eastAsia="楷体" w:cs="楷体"/>
-                <w:sz w:val="24"/>
-                <w:szCs w:val="24"/>
-              </w:rPr>
-            </w:pPr>
-            <w:r>
-              <w:rPr>
-                <w:rFonts w:hint="eastAsia" w:ascii="楷体" w:hAnsi="楷体" w:eastAsia="楷体" w:cs="楷体"/>
-                <w:sz w:val="24"/>
-                <w:szCs w:val="24"/>
-                <w:lang w:val="en-US" w:eastAsia="zh-CN"/>
-              </w:rPr>
-              <w:t>高</w:t>
-            </w:r>
-          </w:p>
-        </w:tc>
-      </w:tr>
-      <w:tr>
-        <w:tblPrEx>
-          <w:tblBorders>
-            <w:top w:val="single" w:color="auto" w:sz="2" w:space="0"/>
-            <w:left w:val="single" w:color="auto" w:sz="2" w:space="0"/>
-            <w:bottom w:val="single" w:color="auto" w:sz="2" w:space="0"/>
-            <w:right w:val="single" w:color="auto" w:sz="2" w:space="0"/>
-            <w:insideH w:val="none" w:color="auto" w:sz="0" w:space="0"/>
-            <w:insideV w:val="none" w:color="auto" w:sz="0" w:space="0"/>
-          </w:tblBorders>
-          <w:shd w:val="clear" w:color="auto" w:fill="auto"/>
-          <w:tblCellMar>
-            <w:top w:w="0" w:type="dxa"/>
-            <w:left w:w="0" w:type="dxa"/>
-            <w:bottom w:w="0" w:type="dxa"/>
-            <w:right w:w="0" w:type="dxa"/>
-          </w:tblCellMar>
-        </w:tblPrEx>
-        <w:tc>
-          <w:tcPr>
-            <w:tcW w:w="0" w:type="auto"/>
-            <w:tcBorders>
-              <w:top w:val="nil"/>
-              <w:left w:val="nil"/>
-              <w:bottom w:val="nil"/>
-              <w:right w:val="single" w:color="auto" w:sz="2" w:space="0"/>
-            </w:tcBorders>
-            <w:shd w:val="clear" w:color="auto" w:fill="auto"/>
-            <w:tcMar>
-              <w:top w:w="120" w:type="dxa"/>
-              <w:left w:w="180" w:type="dxa"/>
-              <w:bottom w:w="120" w:type="dxa"/>
-              <w:right w:w="180" w:type="dxa"/>
-            </w:tcMar>
-            <w:vAlign w:val="center"/>
-          </w:tcPr>
-          <w:p>
-            <w:pPr>
-              <w:rPr>
-                <w:rFonts w:hint="eastAsia" w:ascii="楷体" w:hAnsi="楷体" w:eastAsia="楷体" w:cs="楷体"/>
-                <w:sz w:val="24"/>
-                <w:szCs w:val="24"/>
-              </w:rPr>
-            </w:pPr>
-            <w:r>
-              <w:rPr>
-                <w:rFonts w:hint="eastAsia" w:ascii="楷体" w:hAnsi="楷体" w:eastAsia="楷体" w:cs="楷体"/>
-                <w:sz w:val="24"/>
-                <w:szCs w:val="24"/>
-                <w:lang w:val="en-US" w:eastAsia="zh-CN"/>
-              </w:rPr>
-              <w:t>维修人员 - 查看通知</w:t>
-            </w:r>
-          </w:p>
-        </w:tc>
-        <w:tc>
-          <w:tcPr>
-            <w:tcW w:w="0" w:type="auto"/>
-            <w:tcBorders>
-              <w:top w:val="nil"/>
-              <w:left w:val="nil"/>
-              <w:bottom w:val="nil"/>
-              <w:right w:val="nil"/>
-            </w:tcBorders>
-            <w:shd w:val="clear" w:color="auto" w:fill="auto"/>
-            <w:tcMar>
-              <w:top w:w="120" w:type="dxa"/>
-              <w:left w:w="180" w:type="dxa"/>
-              <w:bottom w:w="120" w:type="dxa"/>
-              <w:right w:w="180" w:type="dxa"/>
-            </w:tcMar>
-            <w:vAlign w:val="center"/>
-          </w:tcPr>
-          <w:p>
-            <w:pPr>
-              <w:rPr>
-                <w:rFonts w:hint="eastAsia" w:ascii="楷体" w:hAnsi="楷体" w:eastAsia="楷体" w:cs="楷体"/>
-                <w:sz w:val="24"/>
-                <w:szCs w:val="24"/>
-              </w:rPr>
-            </w:pPr>
-            <w:r>
-              <w:rPr>
-                <w:rFonts w:hint="eastAsia" w:ascii="楷体" w:hAnsi="楷体" w:eastAsia="楷体" w:cs="楷体"/>
-                <w:sz w:val="24"/>
-                <w:szCs w:val="24"/>
-                <w:lang w:val="en-US" w:eastAsia="zh-CN"/>
-              </w:rPr>
-              <w:t>低</w:t>
-            </w:r>
-          </w:p>
-        </w:tc>
-      </w:tr>
-      <w:tr>
-        <w:tblPrEx>
-          <w:tblBorders>
-            <w:top w:val="single" w:color="auto" w:sz="2" w:space="0"/>
-            <w:left w:val="single" w:color="auto" w:sz="2" w:space="0"/>
-            <w:bottom w:val="single" w:color="auto" w:sz="2" w:space="0"/>
-            <w:right w:val="single" w:color="auto" w:sz="2" w:space="0"/>
-            <w:insideH w:val="none" w:color="auto" w:sz="0" w:space="0"/>
-            <w:insideV w:val="none" w:color="auto" w:sz="0" w:space="0"/>
-          </w:tblBorders>
-          <w:tblCellMar>
-            <w:top w:w="0" w:type="dxa"/>
-            <w:left w:w="0" w:type="dxa"/>
-            <w:bottom w:w="0" w:type="dxa"/>
-            <w:right w:w="0" w:type="dxa"/>
-          </w:tblCellMar>
-        </w:tblPrEx>
-        <w:tc>
-          <w:tcPr>
-            <w:tcW w:w="0" w:type="auto"/>
-            <w:tcBorders>
-              <w:top w:val="nil"/>
-              <w:left w:val="nil"/>
-              <w:bottom w:val="nil"/>
-              <w:right w:val="single" w:color="auto" w:sz="2" w:space="0"/>
-            </w:tcBorders>
-            <w:shd w:val="clear" w:color="auto" w:fill="auto"/>
-            <w:tcMar>
-              <w:top w:w="120" w:type="dxa"/>
-              <w:left w:w="180" w:type="dxa"/>
-              <w:bottom w:w="120" w:type="dxa"/>
-              <w:right w:w="180" w:type="dxa"/>
-            </w:tcMar>
-            <w:vAlign w:val="center"/>
-          </w:tcPr>
-          <w:p>
-            <w:pPr>
-              <w:rPr>
-                <w:rFonts w:hint="eastAsia" w:ascii="楷体" w:hAnsi="楷体" w:eastAsia="楷体" w:cs="楷体"/>
-                <w:sz w:val="24"/>
-                <w:szCs w:val="24"/>
-              </w:rPr>
-            </w:pPr>
-            <w:r>
-              <w:rPr>
-                <w:rFonts w:hint="eastAsia" w:ascii="楷体" w:hAnsi="楷体" w:eastAsia="楷体" w:cs="楷体"/>
-                <w:sz w:val="24"/>
-                <w:szCs w:val="24"/>
-                <w:lang w:val="en-US" w:eastAsia="zh-CN"/>
-              </w:rPr>
-              <w:t>学生 - 饮水点地图查看</w:t>
-            </w:r>
-          </w:p>
-        </w:tc>
-        <w:tc>
-          <w:tcPr>
-            <w:tcW w:w="0" w:type="auto"/>
-            <w:tcBorders>
-              <w:top w:val="nil"/>
-              <w:left w:val="nil"/>
-              <w:bottom w:val="nil"/>
-              <w:right w:val="nil"/>
-            </w:tcBorders>
-            <w:shd w:val="clear" w:color="auto" w:fill="auto"/>
-            <w:tcMar>
-              <w:top w:w="120" w:type="dxa"/>
-              <w:left w:w="180" w:type="dxa"/>
-              <w:bottom w:w="120" w:type="dxa"/>
-              <w:right w:w="180" w:type="dxa"/>
-            </w:tcMar>
-            <w:vAlign w:val="center"/>
-          </w:tcPr>
-          <w:p>
-            <w:pPr>
-              <w:rPr>
-                <w:rFonts w:hint="eastAsia" w:ascii="楷体" w:hAnsi="楷体" w:eastAsia="楷体" w:cs="楷体"/>
-                <w:sz w:val="24"/>
-                <w:szCs w:val="24"/>
-              </w:rPr>
-            </w:pPr>
-            <w:r>
-              <w:rPr>
-                <w:rFonts w:hint="eastAsia" w:ascii="楷体" w:hAnsi="楷体" w:eastAsia="楷体" w:cs="楷体"/>
-                <w:sz w:val="24"/>
-                <w:szCs w:val="24"/>
-                <w:lang w:val="en-US" w:eastAsia="zh-CN"/>
-              </w:rPr>
-              <w:t>高</w:t>
-            </w:r>
-          </w:p>
-        </w:tc>
-      </w:tr>
-      <w:tr>
-        <w:tblPrEx>
-          <w:tblBorders>
-            <w:top w:val="single" w:color="auto" w:sz="2" w:space="0"/>
-            <w:left w:val="single" w:color="auto" w:sz="2" w:space="0"/>
-            <w:bottom w:val="single" w:color="auto" w:sz="2" w:space="0"/>
-            <w:right w:val="single" w:color="auto" w:sz="2" w:space="0"/>
-            <w:insideH w:val="none" w:color="auto" w:sz="0" w:space="0"/>
-            <w:insideV w:val="none" w:color="auto" w:sz="0" w:space="0"/>
-          </w:tblBorders>
-          <w:tblCellMar>
-            <w:top w:w="0" w:type="dxa"/>
-            <w:left w:w="0" w:type="dxa"/>
-            <w:bottom w:w="0" w:type="dxa"/>
-            <w:right w:w="0" w:type="dxa"/>
-          </w:tblCellMar>
-        </w:tblPrEx>
-        <w:tc>
-          <w:tcPr>
-            <w:tcW w:w="0" w:type="auto"/>
-            <w:tcBorders>
-              <w:top w:val="nil"/>
-              <w:left w:val="nil"/>
-              <w:bottom w:val="nil"/>
-              <w:right w:val="single" w:color="auto" w:sz="2" w:space="0"/>
-            </w:tcBorders>
-            <w:shd w:val="clear" w:color="auto" w:fill="auto"/>
-            <w:tcMar>
-              <w:top w:w="120" w:type="dxa"/>
-              <w:left w:w="180" w:type="dxa"/>
-              <w:bottom w:w="120" w:type="dxa"/>
-              <w:right w:w="180" w:type="dxa"/>
-            </w:tcMar>
-            <w:vAlign w:val="center"/>
-          </w:tcPr>
-          <w:p>
-            <w:pPr>
-              <w:rPr>
-                <w:rFonts w:hint="eastAsia" w:ascii="楷体" w:hAnsi="楷体" w:eastAsia="楷体" w:cs="楷体"/>
-                <w:sz w:val="24"/>
-                <w:szCs w:val="24"/>
-              </w:rPr>
-            </w:pPr>
-            <w:r>
-              <w:rPr>
-                <w:rFonts w:hint="eastAsia" w:ascii="楷体" w:hAnsi="楷体" w:eastAsia="楷体" w:cs="楷体"/>
-                <w:sz w:val="24"/>
-                <w:szCs w:val="24"/>
-                <w:lang w:val="en-US" w:eastAsia="zh-CN"/>
-              </w:rPr>
-              <w:t>学生 - 扫码用水</w:t>
-            </w:r>
-          </w:p>
-        </w:tc>
-        <w:tc>
-          <w:tcPr>
-            <w:tcW w:w="0" w:type="auto"/>
-            <w:tcBorders>
-              <w:top w:val="nil"/>
-              <w:left w:val="nil"/>
-              <w:bottom w:val="nil"/>
-              <w:right w:val="nil"/>
-            </w:tcBorders>
-            <w:shd w:val="clear" w:color="auto" w:fill="auto"/>
-            <w:tcMar>
-              <w:top w:w="120" w:type="dxa"/>
-              <w:left w:w="180" w:type="dxa"/>
-              <w:bottom w:w="120" w:type="dxa"/>
-              <w:right w:w="180" w:type="dxa"/>
-            </w:tcMar>
-            <w:vAlign w:val="center"/>
-          </w:tcPr>
-          <w:p>
-            <w:pPr>
-              <w:rPr>
-                <w:rFonts w:hint="eastAsia" w:ascii="楷体" w:hAnsi="楷体" w:eastAsia="楷体" w:cs="楷体"/>
-                <w:sz w:val="24"/>
-                <w:szCs w:val="24"/>
-              </w:rPr>
-            </w:pPr>
-            <w:r>
-              <w:rPr>
-                <w:rFonts w:hint="eastAsia" w:ascii="楷体" w:hAnsi="楷体" w:eastAsia="楷体" w:cs="楷体"/>
-                <w:sz w:val="24"/>
-                <w:szCs w:val="24"/>
-                <w:lang w:val="en-US" w:eastAsia="zh-CN"/>
-              </w:rPr>
-              <w:t>高</w:t>
-            </w:r>
-          </w:p>
-        </w:tc>
-      </w:tr>
-      <w:tr>
-        <w:tblPrEx>
-          <w:tblBorders>
-            <w:top w:val="single" w:color="auto" w:sz="2" w:space="0"/>
-            <w:left w:val="single" w:color="auto" w:sz="2" w:space="0"/>
-            <w:bottom w:val="single" w:color="auto" w:sz="2" w:space="0"/>
-            <w:right w:val="single" w:color="auto" w:sz="2" w:space="0"/>
-            <w:insideH w:val="none" w:color="auto" w:sz="0" w:space="0"/>
-            <w:insideV w:val="none" w:color="auto" w:sz="0" w:space="0"/>
-          </w:tblBorders>
-          <w:shd w:val="clear" w:color="auto" w:fill="auto"/>
-          <w:tblCellMar>
-            <w:top w:w="0" w:type="dxa"/>
-            <w:left w:w="0" w:type="dxa"/>
-            <w:bottom w:w="0" w:type="dxa"/>
-            <w:right w:w="0" w:type="dxa"/>
-          </w:tblCellMar>
-        </w:tblPrEx>
-        <w:tc>
-          <w:tcPr>
-            <w:tcW w:w="0" w:type="auto"/>
-            <w:tcBorders>
-              <w:top w:val="nil"/>
-              <w:left w:val="nil"/>
-              <w:bottom w:val="nil"/>
-              <w:right w:val="single" w:color="auto" w:sz="2" w:space="0"/>
-            </w:tcBorders>
-            <w:shd w:val="clear" w:color="auto" w:fill="auto"/>
-            <w:tcMar>
-              <w:top w:w="120" w:type="dxa"/>
-              <w:left w:w="180" w:type="dxa"/>
-              <w:bottom w:w="120" w:type="dxa"/>
-              <w:right w:w="180" w:type="dxa"/>
-            </w:tcMar>
-            <w:vAlign w:val="center"/>
-          </w:tcPr>
-          <w:p>
-            <w:pPr>
-              <w:rPr>
-                <w:rFonts w:hint="eastAsia" w:ascii="楷体" w:hAnsi="楷体" w:eastAsia="楷体" w:cs="楷体"/>
-                <w:sz w:val="24"/>
-                <w:szCs w:val="24"/>
-              </w:rPr>
-            </w:pPr>
-            <w:r>
-              <w:rPr>
-                <w:rFonts w:hint="eastAsia" w:ascii="楷体" w:hAnsi="楷体" w:eastAsia="楷体" w:cs="楷体"/>
-                <w:sz w:val="24"/>
-                <w:szCs w:val="24"/>
-                <w:lang w:val="en-US" w:eastAsia="zh-CN"/>
-              </w:rPr>
-              <w:t>学生 - 水质信息查看</w:t>
-            </w:r>
-          </w:p>
-        </w:tc>
-        <w:tc>
-          <w:tcPr>
-            <w:tcW w:w="0" w:type="auto"/>
-            <w:tcBorders>
-              <w:top w:val="nil"/>
-              <w:left w:val="nil"/>
-              <w:bottom w:val="nil"/>
-              <w:right w:val="nil"/>
-            </w:tcBorders>
-            <w:shd w:val="clear" w:color="auto" w:fill="auto"/>
-            <w:tcMar>
-              <w:top w:w="120" w:type="dxa"/>
-              <w:left w:w="180" w:type="dxa"/>
-              <w:bottom w:w="120" w:type="dxa"/>
-              <w:right w:w="180" w:type="dxa"/>
-            </w:tcMar>
-            <w:vAlign w:val="center"/>
-          </w:tcPr>
-          <w:p>
-            <w:pPr>
-              <w:rPr>
-                <w:rFonts w:hint="eastAsia" w:ascii="楷体" w:hAnsi="楷体" w:eastAsia="楷体" w:cs="楷体"/>
-                <w:sz w:val="24"/>
-                <w:szCs w:val="24"/>
-              </w:rPr>
-            </w:pPr>
-            <w:r>
-              <w:rPr>
-                <w:rFonts w:hint="eastAsia" w:ascii="楷体" w:hAnsi="楷体" w:eastAsia="楷体" w:cs="楷体"/>
-                <w:sz w:val="24"/>
-                <w:szCs w:val="24"/>
-                <w:lang w:val="en-US" w:eastAsia="zh-CN"/>
-              </w:rPr>
-              <w:t>高</w:t>
-            </w:r>
-          </w:p>
-        </w:tc>
-      </w:tr>
-      <w:tr>
-        <w:tblPrEx>
-          <w:tblBorders>
-            <w:top w:val="single" w:color="auto" w:sz="2" w:space="0"/>
-            <w:left w:val="single" w:color="auto" w:sz="2" w:space="0"/>
-            <w:bottom w:val="single" w:color="auto" w:sz="2" w:space="0"/>
-            <w:right w:val="single" w:color="auto" w:sz="2" w:space="0"/>
-            <w:insideH w:val="none" w:color="auto" w:sz="0" w:space="0"/>
-            <w:insideV w:val="none" w:color="auto" w:sz="0" w:space="0"/>
-          </w:tblBorders>
           <w:tblCellMar>
             <w:top w:w="0" w:type="dxa"/>
             <w:left w:w="0" w:type="dxa"/>
@@ -4272,7 +4301,6 @@
             <w:insideH w:val="none" w:color="auto" w:sz="0" w:space="0"/>
             <w:insideV w:val="none" w:color="auto" w:sz="0" w:space="0"/>
           </w:tblBorders>
-          <w:shd w:val="clear" w:color="auto" w:fill="auto"/>
           <w:tblCellMar>
             <w:top w:w="0" w:type="dxa"/>
             <w:left w:w="0" w:type="dxa"/>
@@ -4402,7 +4430,6 @@
             <w:insideH w:val="none" w:color="auto" w:sz="0" w:space="0"/>
             <w:insideV w:val="none" w:color="auto" w:sz="0" w:space="0"/>
           </w:tblBorders>
-          <w:shd w:val="clear" w:color="auto" w:fill="auto"/>
           <w:tblCellMar>
             <w:top w:w="0" w:type="dxa"/>
             <w:left w:w="0" w:type="dxa"/>
@@ -4700,7 +4727,6 @@
             <w:insideH w:val="none" w:color="auto" w:sz="0" w:space="0"/>
             <w:insideV w:val="none" w:color="auto" w:sz="0" w:space="0"/>
           </w:tblBorders>
-          <w:shd w:val="clear" w:color="auto" w:fill="auto"/>
           <w:tblCellMar>
             <w:top w:w="0" w:type="dxa"/>
             <w:left w:w="0" w:type="dxa"/>
@@ -4813,7 +4839,6 @@
             <w:insideH w:val="none" w:color="auto" w:sz="0" w:space="0"/>
             <w:insideV w:val="none" w:color="auto" w:sz="0" w:space="0"/>
           </w:tblBorders>
-          <w:shd w:val="clear" w:color="auto" w:fill="auto"/>
           <w:tblCellMar>
             <w:top w:w="0" w:type="dxa"/>
             <w:left w:w="0" w:type="dxa"/>
@@ -5347,6 +5372,7 @@
             <w:insideH w:val="none" w:color="auto" w:sz="0" w:space="0"/>
             <w:insideV w:val="none" w:color="auto" w:sz="0" w:space="0"/>
           </w:tblBorders>
+          <w:shd w:val="clear" w:color="auto" w:fill="auto"/>
           <w:tblCellMar>
             <w:top w:w="0" w:type="dxa"/>
             <w:left w:w="0" w:type="dxa"/>
@@ -5462,6 +5488,135 @@
                 <w:lang w:val="en-US" w:eastAsia="zh-CN"/>
               </w:rPr>
               <w:t>后端 3、前端 1（Web 端）、前端 2（APP 端）</w:t>
+            </w:r>
+          </w:p>
+        </w:tc>
+      </w:tr>
+      <w:tr>
+        <w:tblPrEx>
+          <w:tblBorders>
+            <w:top w:val="single" w:color="auto" w:sz="2" w:space="0"/>
+            <w:left w:val="single" w:color="auto" w:sz="2" w:space="0"/>
+            <w:bottom w:val="single" w:color="auto" w:sz="2" w:space="0"/>
+            <w:right w:val="single" w:color="auto" w:sz="2" w:space="0"/>
+            <w:insideH w:val="none" w:color="auto" w:sz="0" w:space="0"/>
+            <w:insideV w:val="none" w:color="auto" w:sz="0" w:space="0"/>
+          </w:tblBorders>
+          <w:tblCellMar>
+            <w:top w:w="0" w:type="dxa"/>
+            <w:left w:w="0" w:type="dxa"/>
+            <w:bottom w:w="0" w:type="dxa"/>
+            <w:right w:w="0" w:type="dxa"/>
+          </w:tblCellMar>
+        </w:tblPrEx>
+        <w:tc>
+          <w:tcPr>
+            <w:tcW w:w="0" w:type="auto"/>
+            <w:tcBorders>
+              <w:top w:val="nil"/>
+              <w:left w:val="nil"/>
+              <w:bottom w:val="nil"/>
+              <w:right w:val="single" w:color="auto" w:sz="2" w:space="0"/>
+            </w:tcBorders>
+            <w:shd w:val="clear" w:color="auto" w:fill="auto"/>
+            <w:tcMar>
+              <w:top w:w="120" w:type="dxa"/>
+              <w:left w:w="180" w:type="dxa"/>
+              <w:bottom w:w="120" w:type="dxa"/>
+              <w:right w:w="180" w:type="dxa"/>
+            </w:tcMar>
+            <w:vAlign w:val="center"/>
+          </w:tcPr>
+          <w:p>
+            <w:pPr>
+              <w:rPr>
+                <w:rFonts w:hint="eastAsia" w:ascii="楷体" w:hAnsi="楷体" w:eastAsia="楷体" w:cs="楷体"/>
+                <w:sz w:val="24"/>
+                <w:szCs w:val="24"/>
+              </w:rPr>
+            </w:pPr>
+            <w:r>
+              <w:rPr>
+                <w:rFonts w:hint="eastAsia" w:ascii="楷体" w:hAnsi="楷体" w:eastAsia="楷体" w:cs="楷体"/>
+                <w:sz w:val="24"/>
+                <w:szCs w:val="24"/>
+                <w:lang w:val="en-US" w:eastAsia="zh-CN"/>
+              </w:rPr>
+              <w:t>数据模拟器（定时生成）</w:t>
+            </w:r>
+          </w:p>
+        </w:tc>
+        <w:tc>
+          <w:tcPr>
+            <w:tcW w:w="0" w:type="auto"/>
+            <w:tcBorders>
+              <w:top w:val="nil"/>
+              <w:left w:val="nil"/>
+              <w:bottom w:val="nil"/>
+              <w:right w:val="single" w:color="auto" w:sz="2" w:space="0"/>
+            </w:tcBorders>
+            <w:shd w:val="clear" w:color="auto" w:fill="auto"/>
+            <w:tcMar>
+              <w:top w:w="120" w:type="dxa"/>
+              <w:left w:w="180" w:type="dxa"/>
+              <w:bottom w:w="120" w:type="dxa"/>
+              <w:right w:w="180" w:type="dxa"/>
+            </w:tcMar>
+            <w:vAlign w:val="center"/>
+          </w:tcPr>
+          <w:p>
+            <w:pPr>
+              <w:rPr>
+                <w:rFonts w:hint="eastAsia" w:ascii="楷体" w:hAnsi="楷体" w:eastAsia="楷体" w:cs="楷体"/>
+                <w:sz w:val="24"/>
+                <w:szCs w:val="24"/>
+              </w:rPr>
+            </w:pPr>
+            <w:r>
+              <w:rPr>
+                <w:rFonts w:hint="eastAsia" w:ascii="楷体" w:hAnsi="楷体" w:eastAsia="楷体" w:cs="楷体"/>
+                <w:sz w:val="24"/>
+                <w:szCs w:val="24"/>
+                <w:lang w:val="en-US" w:eastAsia="zh-CN"/>
+              </w:rPr>
+              <w:t>Java 版模拟器源码、模拟规则文档、MQTT 发送代码</w:t>
+            </w:r>
+          </w:p>
+        </w:tc>
+        <w:tc>
+          <w:tcPr>
+            <w:tcW w:w="0" w:type="auto"/>
+            <w:tcBorders>
+              <w:top w:val="nil"/>
+              <w:left w:val="nil"/>
+              <w:bottom w:val="nil"/>
+              <w:right w:val="nil"/>
+            </w:tcBorders>
+            <w:shd w:val="clear" w:color="auto" w:fill="auto"/>
+            <w:tcMar>
+              <w:top w:w="120" w:type="dxa"/>
+              <w:left w:w="180" w:type="dxa"/>
+              <w:bottom w:w="120" w:type="dxa"/>
+              <w:right w:w="180" w:type="dxa"/>
+            </w:tcMar>
+            <w:vAlign w:val="center"/>
+          </w:tcPr>
+          <w:p>
+            <w:pPr>
+              <w:rPr>
+                <w:rFonts w:hint="eastAsia" w:ascii="楷体" w:hAnsi="楷体" w:eastAsia="楷体" w:cs="楷体"/>
+                <w:sz w:val="24"/>
+                <w:szCs w:val="24"/>
+              </w:rPr>
+            </w:pPr>
+            <w:r>
+              <w:rPr>
+                <w:rFonts w:hint="eastAsia" w:ascii="楷体" w:hAnsi="楷体" w:eastAsia="楷体" w:cs="楷体"/>
+                <w:sz w:val="24"/>
+                <w:szCs w:val="24"/>
+                <w:lang w:val="en-US" w:eastAsia="zh-CN"/>
+              </w:rPr>
+              <w:t>后端 1</w:t>
             </w:r>
           </w:p>
         </w:tc>
@@ -5517,7 +5672,7 @@
                 <w:szCs w:val="24"/>
                 <w:lang w:val="en-US" w:eastAsia="zh-CN"/>
               </w:rPr>
-              <w:t>数据模拟器（定时生成）</w:t>
+              <w:t>MQTT 数据接收服务</w:t>
             </w:r>
           </w:p>
         </w:tc>
@@ -5554,7 +5709,7 @@
                 <w:szCs w:val="24"/>
                 <w:lang w:val="en-US" w:eastAsia="zh-CN"/>
               </w:rPr>
-              <w:t>Java 版模拟器源码、模拟规则文档、MQTT 发送代码</w:t>
+              <w:t>数据接收与解析代码</w:t>
             </w:r>
           </w:p>
         </w:tc>
@@ -5592,6 +5747,780 @@
                 <w:lang w:val="en-US" w:eastAsia="zh-CN"/>
               </w:rPr>
               <w:t>后端 1</w:t>
+            </w:r>
+          </w:p>
+        </w:tc>
+      </w:tr>
+      <w:tr>
+        <w:tblPrEx>
+          <w:tblBorders>
+            <w:top w:val="single" w:color="auto" w:sz="2" w:space="0"/>
+            <w:left w:val="single" w:color="auto" w:sz="2" w:space="0"/>
+            <w:bottom w:val="single" w:color="auto" w:sz="2" w:space="0"/>
+            <w:right w:val="single" w:color="auto" w:sz="2" w:space="0"/>
+            <w:insideH w:val="none" w:color="auto" w:sz="0" w:space="0"/>
+            <w:insideV w:val="none" w:color="auto" w:sz="0" w:space="0"/>
+          </w:tblBorders>
+          <w:tblCellMar>
+            <w:top w:w="0" w:type="dxa"/>
+            <w:left w:w="0" w:type="dxa"/>
+            <w:bottom w:w="0" w:type="dxa"/>
+            <w:right w:w="0" w:type="dxa"/>
+          </w:tblCellMar>
+        </w:tblPrEx>
+        <w:tc>
+          <w:tcPr>
+            <w:tcW w:w="0" w:type="auto"/>
+            <w:tcBorders>
+              <w:top w:val="nil"/>
+              <w:left w:val="nil"/>
+              <w:bottom w:val="nil"/>
+              <w:right w:val="single" w:color="auto" w:sz="2" w:space="0"/>
+            </w:tcBorders>
+            <w:shd w:val="clear" w:color="auto" w:fill="auto"/>
+            <w:tcMar>
+              <w:top w:w="120" w:type="dxa"/>
+              <w:left w:w="180" w:type="dxa"/>
+              <w:bottom w:w="120" w:type="dxa"/>
+              <w:right w:w="180" w:type="dxa"/>
+            </w:tcMar>
+            <w:vAlign w:val="center"/>
+          </w:tcPr>
+          <w:p>
+            <w:pPr>
+              <w:rPr>
+                <w:rFonts w:hint="eastAsia" w:ascii="楷体" w:hAnsi="楷体" w:eastAsia="楷体" w:cs="楷体"/>
+                <w:sz w:val="24"/>
+                <w:szCs w:val="24"/>
+              </w:rPr>
+            </w:pPr>
+            <w:r>
+              <w:rPr>
+                <w:rFonts w:hint="eastAsia" w:ascii="楷体" w:hAnsi="楷体" w:eastAsia="楷体" w:cs="楷体"/>
+                <w:sz w:val="24"/>
+                <w:szCs w:val="24"/>
+                <w:lang w:val="en-US" w:eastAsia="zh-CN"/>
+              </w:rPr>
+              <w:t>数据库搭建</w:t>
+            </w:r>
+          </w:p>
+        </w:tc>
+        <w:tc>
+          <w:tcPr>
+            <w:tcW w:w="0" w:type="auto"/>
+            <w:tcBorders>
+              <w:top w:val="nil"/>
+              <w:left w:val="nil"/>
+              <w:bottom w:val="nil"/>
+              <w:right w:val="single" w:color="auto" w:sz="2" w:space="0"/>
+            </w:tcBorders>
+            <w:shd w:val="clear" w:color="auto" w:fill="auto"/>
+            <w:tcMar>
+              <w:top w:w="120" w:type="dxa"/>
+              <w:left w:w="180" w:type="dxa"/>
+              <w:bottom w:w="120" w:type="dxa"/>
+              <w:right w:w="180" w:type="dxa"/>
+            </w:tcMar>
+            <w:vAlign w:val="center"/>
+          </w:tcPr>
+          <w:p>
+            <w:pPr>
+              <w:rPr>
+                <w:rFonts w:hint="eastAsia" w:ascii="楷体" w:hAnsi="楷体" w:eastAsia="楷体" w:cs="楷体"/>
+                <w:sz w:val="24"/>
+                <w:szCs w:val="24"/>
+              </w:rPr>
+            </w:pPr>
+            <w:r>
+              <w:rPr>
+                <w:rFonts w:hint="eastAsia" w:ascii="楷体" w:hAnsi="楷体" w:eastAsia="楷体" w:cs="楷体"/>
+                <w:sz w:val="24"/>
+                <w:szCs w:val="24"/>
+                <w:lang w:val="en-US" w:eastAsia="zh-CN"/>
+              </w:rPr>
+              <w:t>数据库脚本（表结构设计）、环境搭建文档</w:t>
+            </w:r>
+          </w:p>
+        </w:tc>
+        <w:tc>
+          <w:tcPr>
+            <w:tcW w:w="0" w:type="auto"/>
+            <w:tcBorders>
+              <w:top w:val="nil"/>
+              <w:left w:val="nil"/>
+              <w:bottom w:val="nil"/>
+              <w:right w:val="nil"/>
+            </w:tcBorders>
+            <w:shd w:val="clear" w:color="auto" w:fill="auto"/>
+            <w:tcMar>
+              <w:top w:w="120" w:type="dxa"/>
+              <w:left w:w="180" w:type="dxa"/>
+              <w:bottom w:w="120" w:type="dxa"/>
+              <w:right w:w="180" w:type="dxa"/>
+            </w:tcMar>
+            <w:vAlign w:val="center"/>
+          </w:tcPr>
+          <w:p>
+            <w:pPr>
+              <w:rPr>
+                <w:rFonts w:hint="eastAsia" w:ascii="楷体" w:hAnsi="楷体" w:eastAsia="楷体" w:cs="楷体"/>
+                <w:sz w:val="24"/>
+                <w:szCs w:val="24"/>
+              </w:rPr>
+            </w:pPr>
+            <w:r>
+              <w:rPr>
+                <w:rFonts w:hint="eastAsia" w:ascii="楷体" w:hAnsi="楷体" w:eastAsia="楷体" w:cs="楷体"/>
+                <w:sz w:val="24"/>
+                <w:szCs w:val="24"/>
+                <w:lang w:val="en-US" w:eastAsia="zh-CN"/>
+              </w:rPr>
+              <w:t>后端 2</w:t>
+            </w:r>
+          </w:p>
+        </w:tc>
+      </w:tr>
+      <w:tr>
+        <w:tblPrEx>
+          <w:tblBorders>
+            <w:top w:val="single" w:color="auto" w:sz="2" w:space="0"/>
+            <w:left w:val="single" w:color="auto" w:sz="2" w:space="0"/>
+            <w:bottom w:val="single" w:color="auto" w:sz="2" w:space="0"/>
+            <w:right w:val="single" w:color="auto" w:sz="2" w:space="0"/>
+            <w:insideH w:val="none" w:color="auto" w:sz="0" w:space="0"/>
+            <w:insideV w:val="none" w:color="auto" w:sz="0" w:space="0"/>
+          </w:tblBorders>
+          <w:tblCellMar>
+            <w:top w:w="0" w:type="dxa"/>
+            <w:left w:w="0" w:type="dxa"/>
+            <w:bottom w:w="0" w:type="dxa"/>
+            <w:right w:w="0" w:type="dxa"/>
+          </w:tblCellMar>
+        </w:tblPrEx>
+        <w:tc>
+          <w:tcPr>
+            <w:tcW w:w="0" w:type="auto"/>
+            <w:tcBorders>
+              <w:top w:val="nil"/>
+              <w:left w:val="nil"/>
+              <w:bottom w:val="nil"/>
+              <w:right w:val="single" w:color="auto" w:sz="2" w:space="0"/>
+            </w:tcBorders>
+            <w:shd w:val="clear" w:color="auto" w:fill="auto"/>
+            <w:tcMar>
+              <w:top w:w="120" w:type="dxa"/>
+              <w:left w:w="180" w:type="dxa"/>
+              <w:bottom w:w="120" w:type="dxa"/>
+              <w:right w:w="180" w:type="dxa"/>
+            </w:tcMar>
+            <w:vAlign w:val="center"/>
+          </w:tcPr>
+          <w:p>
+            <w:pPr>
+              <w:rPr>
+                <w:rFonts w:hint="eastAsia" w:ascii="楷体" w:hAnsi="楷体" w:eastAsia="楷体" w:cs="楷体"/>
+                <w:sz w:val="24"/>
+                <w:szCs w:val="24"/>
+              </w:rPr>
+            </w:pPr>
+            <w:r>
+              <w:rPr>
+                <w:rFonts w:hint="eastAsia" w:ascii="楷体" w:hAnsi="楷体" w:eastAsia="楷体" w:cs="楷体"/>
+                <w:sz w:val="24"/>
+                <w:szCs w:val="24"/>
+                <w:lang w:val="en-US" w:eastAsia="zh-CN"/>
+              </w:rPr>
+              <w:t>管理员 - 设备监控</w:t>
+            </w:r>
+          </w:p>
+        </w:tc>
+        <w:tc>
+          <w:tcPr>
+            <w:tcW w:w="0" w:type="auto"/>
+            <w:tcBorders>
+              <w:top w:val="nil"/>
+              <w:left w:val="nil"/>
+              <w:bottom w:val="nil"/>
+              <w:right w:val="single" w:color="auto" w:sz="2" w:space="0"/>
+            </w:tcBorders>
+            <w:shd w:val="clear" w:color="auto" w:fill="auto"/>
+            <w:tcMar>
+              <w:top w:w="120" w:type="dxa"/>
+              <w:left w:w="180" w:type="dxa"/>
+              <w:bottom w:w="120" w:type="dxa"/>
+              <w:right w:w="180" w:type="dxa"/>
+            </w:tcMar>
+            <w:vAlign w:val="center"/>
+          </w:tcPr>
+          <w:p>
+            <w:pPr>
+              <w:rPr>
+                <w:rFonts w:hint="eastAsia" w:ascii="楷体" w:hAnsi="楷体" w:eastAsia="楷体" w:cs="楷体"/>
+                <w:sz w:val="24"/>
+                <w:szCs w:val="24"/>
+              </w:rPr>
+            </w:pPr>
+            <w:r>
+              <w:rPr>
+                <w:rFonts w:hint="eastAsia" w:ascii="楷体" w:hAnsi="楷体" w:eastAsia="楷体" w:cs="楷体"/>
+                <w:sz w:val="24"/>
+                <w:szCs w:val="24"/>
+                <w:lang w:val="en-US" w:eastAsia="zh-CN"/>
+              </w:rPr>
+              <w:t>Web 端设备监控页面代码、数据查询接口代码</w:t>
+            </w:r>
+          </w:p>
+        </w:tc>
+        <w:tc>
+          <w:tcPr>
+            <w:tcW w:w="0" w:type="auto"/>
+            <w:tcBorders>
+              <w:top w:val="nil"/>
+              <w:left w:val="nil"/>
+              <w:bottom w:val="nil"/>
+              <w:right w:val="nil"/>
+            </w:tcBorders>
+            <w:shd w:val="clear" w:color="auto" w:fill="auto"/>
+            <w:tcMar>
+              <w:top w:w="120" w:type="dxa"/>
+              <w:left w:w="180" w:type="dxa"/>
+              <w:bottom w:w="120" w:type="dxa"/>
+              <w:right w:w="180" w:type="dxa"/>
+            </w:tcMar>
+            <w:vAlign w:val="center"/>
+          </w:tcPr>
+          <w:p>
+            <w:pPr>
+              <w:rPr>
+                <w:rFonts w:hint="eastAsia" w:ascii="楷体" w:hAnsi="楷体" w:eastAsia="楷体" w:cs="楷体"/>
+                <w:sz w:val="24"/>
+                <w:szCs w:val="24"/>
+              </w:rPr>
+            </w:pPr>
+            <w:r>
+              <w:rPr>
+                <w:rFonts w:hint="eastAsia" w:ascii="楷体" w:hAnsi="楷体" w:eastAsia="楷体" w:cs="楷体"/>
+                <w:sz w:val="24"/>
+                <w:szCs w:val="24"/>
+                <w:lang w:val="en-US" w:eastAsia="zh-CN"/>
+              </w:rPr>
+              <w:t>后端 2、前端 1</w:t>
+            </w:r>
+          </w:p>
+        </w:tc>
+      </w:tr>
+      <w:tr>
+        <w:tblPrEx>
+          <w:tblBorders>
+            <w:top w:val="single" w:color="auto" w:sz="2" w:space="0"/>
+            <w:left w:val="single" w:color="auto" w:sz="2" w:space="0"/>
+            <w:bottom w:val="single" w:color="auto" w:sz="2" w:space="0"/>
+            <w:right w:val="single" w:color="auto" w:sz="2" w:space="0"/>
+            <w:insideH w:val="none" w:color="auto" w:sz="0" w:space="0"/>
+            <w:insideV w:val="none" w:color="auto" w:sz="0" w:space="0"/>
+          </w:tblBorders>
+          <w:tblCellMar>
+            <w:top w:w="0" w:type="dxa"/>
+            <w:left w:w="0" w:type="dxa"/>
+            <w:bottom w:w="0" w:type="dxa"/>
+            <w:right w:w="0" w:type="dxa"/>
+          </w:tblCellMar>
+        </w:tblPrEx>
+        <w:tc>
+          <w:tcPr>
+            <w:tcW w:w="0" w:type="auto"/>
+            <w:tcBorders>
+              <w:top w:val="nil"/>
+              <w:left w:val="nil"/>
+              <w:bottom w:val="nil"/>
+              <w:right w:val="single" w:color="auto" w:sz="2" w:space="0"/>
+            </w:tcBorders>
+            <w:shd w:val="clear" w:color="auto" w:fill="auto"/>
+            <w:tcMar>
+              <w:top w:w="120" w:type="dxa"/>
+              <w:left w:w="180" w:type="dxa"/>
+              <w:bottom w:w="120" w:type="dxa"/>
+              <w:right w:w="180" w:type="dxa"/>
+            </w:tcMar>
+            <w:vAlign w:val="center"/>
+          </w:tcPr>
+          <w:p>
+            <w:pPr>
+              <w:rPr>
+                <w:rFonts w:hint="eastAsia" w:ascii="楷体" w:hAnsi="楷体" w:eastAsia="楷体" w:cs="楷体"/>
+                <w:sz w:val="24"/>
+                <w:szCs w:val="24"/>
+              </w:rPr>
+            </w:pPr>
+            <w:r>
+              <w:rPr>
+                <w:rFonts w:hint="eastAsia" w:ascii="楷体" w:hAnsi="楷体" w:eastAsia="楷体" w:cs="楷体"/>
+                <w:sz w:val="24"/>
+                <w:szCs w:val="24"/>
+                <w:lang w:val="en-US" w:eastAsia="zh-CN"/>
+              </w:rPr>
+              <w:t>管理员 - 人员 / 用户管理</w:t>
+            </w:r>
+          </w:p>
+        </w:tc>
+        <w:tc>
+          <w:tcPr>
+            <w:tcW w:w="0" w:type="auto"/>
+            <w:tcBorders>
+              <w:top w:val="nil"/>
+              <w:left w:val="nil"/>
+              <w:bottom w:val="nil"/>
+              <w:right w:val="single" w:color="auto" w:sz="2" w:space="0"/>
+            </w:tcBorders>
+            <w:shd w:val="clear" w:color="auto" w:fill="auto"/>
+            <w:tcMar>
+              <w:top w:w="120" w:type="dxa"/>
+              <w:left w:w="180" w:type="dxa"/>
+              <w:bottom w:w="120" w:type="dxa"/>
+              <w:right w:w="180" w:type="dxa"/>
+            </w:tcMar>
+            <w:vAlign w:val="center"/>
+          </w:tcPr>
+          <w:p>
+            <w:pPr>
+              <w:rPr>
+                <w:rFonts w:hint="eastAsia" w:ascii="楷体" w:hAnsi="楷体" w:eastAsia="楷体" w:cs="楷体"/>
+                <w:sz w:val="24"/>
+                <w:szCs w:val="24"/>
+              </w:rPr>
+            </w:pPr>
+            <w:r>
+              <w:rPr>
+                <w:rFonts w:hint="eastAsia" w:ascii="楷体" w:hAnsi="楷体" w:eastAsia="楷体" w:cs="楷体"/>
+                <w:sz w:val="24"/>
+                <w:szCs w:val="24"/>
+                <w:lang w:val="en-US" w:eastAsia="zh-CN"/>
+              </w:rPr>
+              <w:t>Web 端人员管理页面代码、用户增删改查接口代码</w:t>
+            </w:r>
+          </w:p>
+        </w:tc>
+        <w:tc>
+          <w:tcPr>
+            <w:tcW w:w="0" w:type="auto"/>
+            <w:tcBorders>
+              <w:top w:val="nil"/>
+              <w:left w:val="nil"/>
+              <w:bottom w:val="nil"/>
+              <w:right w:val="nil"/>
+            </w:tcBorders>
+            <w:shd w:val="clear" w:color="auto" w:fill="auto"/>
+            <w:tcMar>
+              <w:top w:w="120" w:type="dxa"/>
+              <w:left w:w="180" w:type="dxa"/>
+              <w:bottom w:w="120" w:type="dxa"/>
+              <w:right w:w="180" w:type="dxa"/>
+            </w:tcMar>
+            <w:vAlign w:val="center"/>
+          </w:tcPr>
+          <w:p>
+            <w:pPr>
+              <w:rPr>
+                <w:rFonts w:hint="eastAsia" w:ascii="楷体" w:hAnsi="楷体" w:eastAsia="楷体" w:cs="楷体"/>
+                <w:sz w:val="24"/>
+                <w:szCs w:val="24"/>
+              </w:rPr>
+            </w:pPr>
+            <w:r>
+              <w:rPr>
+                <w:rFonts w:hint="eastAsia" w:ascii="楷体" w:hAnsi="楷体" w:eastAsia="楷体" w:cs="楷体"/>
+                <w:sz w:val="24"/>
+                <w:szCs w:val="24"/>
+                <w:lang w:val="en-US" w:eastAsia="zh-CN"/>
+              </w:rPr>
+              <w:t>后端 2、前端 1</w:t>
+            </w:r>
+          </w:p>
+        </w:tc>
+      </w:tr>
+      <w:tr>
+        <w:tblPrEx>
+          <w:tblBorders>
+            <w:top w:val="single" w:color="auto" w:sz="2" w:space="0"/>
+            <w:left w:val="single" w:color="auto" w:sz="2" w:space="0"/>
+            <w:bottom w:val="single" w:color="auto" w:sz="2" w:space="0"/>
+            <w:right w:val="single" w:color="auto" w:sz="2" w:space="0"/>
+            <w:insideH w:val="none" w:color="auto" w:sz="0" w:space="0"/>
+            <w:insideV w:val="none" w:color="auto" w:sz="0" w:space="0"/>
+          </w:tblBorders>
+          <w:tblCellMar>
+            <w:top w:w="0" w:type="dxa"/>
+            <w:left w:w="0" w:type="dxa"/>
+            <w:bottom w:w="0" w:type="dxa"/>
+            <w:right w:w="0" w:type="dxa"/>
+          </w:tblCellMar>
+        </w:tblPrEx>
+        <w:tc>
+          <w:tcPr>
+            <w:tcW w:w="0" w:type="auto"/>
+            <w:tcBorders>
+              <w:top w:val="nil"/>
+              <w:left w:val="nil"/>
+              <w:bottom w:val="nil"/>
+              <w:right w:val="single" w:color="auto" w:sz="2" w:space="0"/>
+            </w:tcBorders>
+            <w:shd w:val="clear" w:color="auto" w:fill="auto"/>
+            <w:tcMar>
+              <w:top w:w="120" w:type="dxa"/>
+              <w:left w:w="180" w:type="dxa"/>
+              <w:bottom w:w="120" w:type="dxa"/>
+              <w:right w:w="180" w:type="dxa"/>
+            </w:tcMar>
+            <w:vAlign w:val="center"/>
+          </w:tcPr>
+          <w:p>
+            <w:pPr>
+              <w:rPr>
+                <w:rFonts w:hint="eastAsia" w:ascii="楷体" w:hAnsi="楷体" w:eastAsia="楷体" w:cs="楷体"/>
+                <w:sz w:val="24"/>
+                <w:szCs w:val="24"/>
+              </w:rPr>
+            </w:pPr>
+            <w:r>
+              <w:rPr>
+                <w:rFonts w:hint="eastAsia" w:ascii="楷体" w:hAnsi="楷体" w:eastAsia="楷体" w:cs="楷体"/>
+                <w:sz w:val="24"/>
+                <w:szCs w:val="24"/>
+                <w:lang w:val="en-US" w:eastAsia="zh-CN"/>
+              </w:rPr>
+              <w:t>管理员 - 告警查看</w:t>
+            </w:r>
+          </w:p>
+        </w:tc>
+        <w:tc>
+          <w:tcPr>
+            <w:tcW w:w="0" w:type="auto"/>
+            <w:tcBorders>
+              <w:top w:val="nil"/>
+              <w:left w:val="nil"/>
+              <w:bottom w:val="nil"/>
+              <w:right w:val="single" w:color="auto" w:sz="2" w:space="0"/>
+            </w:tcBorders>
+            <w:shd w:val="clear" w:color="auto" w:fill="auto"/>
+            <w:tcMar>
+              <w:top w:w="120" w:type="dxa"/>
+              <w:left w:w="180" w:type="dxa"/>
+              <w:bottom w:w="120" w:type="dxa"/>
+              <w:right w:w="180" w:type="dxa"/>
+            </w:tcMar>
+            <w:vAlign w:val="center"/>
+          </w:tcPr>
+          <w:p>
+            <w:pPr>
+              <w:rPr>
+                <w:rFonts w:hint="eastAsia" w:ascii="楷体" w:hAnsi="楷体" w:eastAsia="楷体" w:cs="楷体"/>
+                <w:sz w:val="24"/>
+                <w:szCs w:val="24"/>
+              </w:rPr>
+            </w:pPr>
+            <w:r>
+              <w:rPr>
+                <w:rFonts w:hint="eastAsia" w:ascii="楷体" w:hAnsi="楷体" w:eastAsia="楷体" w:cs="楷体"/>
+                <w:sz w:val="24"/>
+                <w:szCs w:val="24"/>
+                <w:lang w:val="en-US" w:eastAsia="zh-CN"/>
+              </w:rPr>
+              <w:t>Web 端告警列表页面代码、告警接口代码</w:t>
+            </w:r>
+          </w:p>
+        </w:tc>
+        <w:tc>
+          <w:tcPr>
+            <w:tcW w:w="0" w:type="auto"/>
+            <w:tcBorders>
+              <w:top w:val="nil"/>
+              <w:left w:val="nil"/>
+              <w:bottom w:val="nil"/>
+              <w:right w:val="nil"/>
+            </w:tcBorders>
+            <w:shd w:val="clear" w:color="auto" w:fill="auto"/>
+            <w:tcMar>
+              <w:top w:w="120" w:type="dxa"/>
+              <w:left w:w="180" w:type="dxa"/>
+              <w:bottom w:w="120" w:type="dxa"/>
+              <w:right w:w="180" w:type="dxa"/>
+            </w:tcMar>
+            <w:vAlign w:val="center"/>
+          </w:tcPr>
+          <w:p>
+            <w:pPr>
+              <w:rPr>
+                <w:rFonts w:hint="eastAsia" w:ascii="楷体" w:hAnsi="楷体" w:eastAsia="楷体" w:cs="楷体"/>
+                <w:sz w:val="24"/>
+                <w:szCs w:val="24"/>
+              </w:rPr>
+            </w:pPr>
+            <w:r>
+              <w:rPr>
+                <w:rFonts w:hint="eastAsia" w:ascii="楷体" w:hAnsi="楷体" w:eastAsia="楷体" w:cs="楷体"/>
+                <w:sz w:val="24"/>
+                <w:szCs w:val="24"/>
+                <w:lang w:val="en-US" w:eastAsia="zh-CN"/>
+              </w:rPr>
+              <w:t>后端 2、前端 1</w:t>
+            </w:r>
+          </w:p>
+        </w:tc>
+      </w:tr>
+      <w:tr>
+        <w:tblPrEx>
+          <w:tblBorders>
+            <w:top w:val="single" w:color="auto" w:sz="2" w:space="0"/>
+            <w:left w:val="single" w:color="auto" w:sz="2" w:space="0"/>
+            <w:bottom w:val="single" w:color="auto" w:sz="2" w:space="0"/>
+            <w:right w:val="single" w:color="auto" w:sz="2" w:space="0"/>
+            <w:insideH w:val="none" w:color="auto" w:sz="0" w:space="0"/>
+            <w:insideV w:val="none" w:color="auto" w:sz="0" w:space="0"/>
+          </w:tblBorders>
+          <w:tblCellMar>
+            <w:top w:w="0" w:type="dxa"/>
+            <w:left w:w="0" w:type="dxa"/>
+            <w:bottom w:w="0" w:type="dxa"/>
+            <w:right w:w="0" w:type="dxa"/>
+          </w:tblCellMar>
+        </w:tblPrEx>
+        <w:tc>
+          <w:tcPr>
+            <w:tcW w:w="0" w:type="auto"/>
+            <w:tcBorders>
+              <w:top w:val="nil"/>
+              <w:left w:val="nil"/>
+              <w:bottom w:val="nil"/>
+              <w:right w:val="single" w:color="auto" w:sz="2" w:space="0"/>
+            </w:tcBorders>
+            <w:shd w:val="clear" w:color="auto" w:fill="auto"/>
+            <w:tcMar>
+              <w:top w:w="120" w:type="dxa"/>
+              <w:left w:w="180" w:type="dxa"/>
+              <w:bottom w:w="120" w:type="dxa"/>
+              <w:right w:w="180" w:type="dxa"/>
+            </w:tcMar>
+            <w:vAlign w:val="center"/>
+          </w:tcPr>
+          <w:p>
+            <w:pPr>
+              <w:rPr>
+                <w:rFonts w:hint="eastAsia" w:ascii="楷体" w:hAnsi="楷体" w:eastAsia="楷体" w:cs="楷体"/>
+                <w:sz w:val="24"/>
+                <w:szCs w:val="24"/>
+              </w:rPr>
+            </w:pPr>
+            <w:r>
+              <w:rPr>
+                <w:rFonts w:hint="eastAsia" w:ascii="楷体" w:hAnsi="楷体" w:eastAsia="楷体" w:cs="楷体"/>
+                <w:sz w:val="24"/>
+                <w:szCs w:val="24"/>
+                <w:lang w:val="en-US" w:eastAsia="zh-CN"/>
+              </w:rPr>
+              <w:t>管理员 - 人工派单</w:t>
+            </w:r>
+          </w:p>
+        </w:tc>
+        <w:tc>
+          <w:tcPr>
+            <w:tcW w:w="0" w:type="auto"/>
+            <w:tcBorders>
+              <w:top w:val="nil"/>
+              <w:left w:val="nil"/>
+              <w:bottom w:val="nil"/>
+              <w:right w:val="single" w:color="auto" w:sz="2" w:space="0"/>
+            </w:tcBorders>
+            <w:shd w:val="clear" w:color="auto" w:fill="auto"/>
+            <w:tcMar>
+              <w:top w:w="120" w:type="dxa"/>
+              <w:left w:w="180" w:type="dxa"/>
+              <w:bottom w:w="120" w:type="dxa"/>
+              <w:right w:w="180" w:type="dxa"/>
+            </w:tcMar>
+            <w:vAlign w:val="center"/>
+          </w:tcPr>
+          <w:p>
+            <w:pPr>
+              <w:rPr>
+                <w:rFonts w:hint="eastAsia" w:ascii="楷体" w:hAnsi="楷体" w:eastAsia="楷体" w:cs="楷体"/>
+                <w:sz w:val="24"/>
+                <w:szCs w:val="24"/>
+              </w:rPr>
+            </w:pPr>
+            <w:r>
+              <w:rPr>
+                <w:rFonts w:hint="eastAsia" w:ascii="楷体" w:hAnsi="楷体" w:eastAsia="楷体" w:cs="楷体"/>
+                <w:sz w:val="24"/>
+                <w:szCs w:val="24"/>
+                <w:lang w:val="en-US" w:eastAsia="zh-CN"/>
+              </w:rPr>
+              <w:t>Web 端派单页面代码、派单接口代码</w:t>
+            </w:r>
+          </w:p>
+        </w:tc>
+        <w:tc>
+          <w:tcPr>
+            <w:tcW w:w="0" w:type="auto"/>
+            <w:tcBorders>
+              <w:top w:val="nil"/>
+              <w:left w:val="nil"/>
+              <w:bottom w:val="nil"/>
+              <w:right w:val="nil"/>
+            </w:tcBorders>
+            <w:shd w:val="clear" w:color="auto" w:fill="auto"/>
+            <w:tcMar>
+              <w:top w:w="120" w:type="dxa"/>
+              <w:left w:w="180" w:type="dxa"/>
+              <w:bottom w:w="120" w:type="dxa"/>
+              <w:right w:w="180" w:type="dxa"/>
+            </w:tcMar>
+            <w:vAlign w:val="center"/>
+          </w:tcPr>
+          <w:p>
+            <w:pPr>
+              <w:rPr>
+                <w:rFonts w:hint="eastAsia" w:ascii="楷体" w:hAnsi="楷体" w:eastAsia="楷体" w:cs="楷体"/>
+                <w:sz w:val="24"/>
+                <w:szCs w:val="24"/>
+              </w:rPr>
+            </w:pPr>
+            <w:r>
+              <w:rPr>
+                <w:rFonts w:hint="eastAsia" w:ascii="楷体" w:hAnsi="楷体" w:eastAsia="楷体" w:cs="楷体"/>
+                <w:sz w:val="24"/>
+                <w:szCs w:val="24"/>
+                <w:lang w:val="en-US" w:eastAsia="zh-CN"/>
+              </w:rPr>
+              <w:t>后端 2、前端 1</w:t>
+            </w:r>
+          </w:p>
+        </w:tc>
+      </w:tr>
+      <w:tr>
+        <w:tblPrEx>
+          <w:tblBorders>
+            <w:top w:val="single" w:color="auto" w:sz="2" w:space="0"/>
+            <w:left w:val="single" w:color="auto" w:sz="2" w:space="0"/>
+            <w:bottom w:val="single" w:color="auto" w:sz="2" w:space="0"/>
+            <w:right w:val="single" w:color="auto" w:sz="2" w:space="0"/>
+            <w:insideH w:val="none" w:color="auto" w:sz="0" w:space="0"/>
+            <w:insideV w:val="none" w:color="auto" w:sz="0" w:space="0"/>
+          </w:tblBorders>
+          <w:tblCellMar>
+            <w:top w:w="0" w:type="dxa"/>
+            <w:left w:w="0" w:type="dxa"/>
+            <w:bottom w:w="0" w:type="dxa"/>
+            <w:right w:w="0" w:type="dxa"/>
+          </w:tblCellMar>
+        </w:tblPrEx>
+        <w:tc>
+          <w:tcPr>
+            <w:tcW w:w="0" w:type="auto"/>
+            <w:tcBorders>
+              <w:top w:val="nil"/>
+              <w:left w:val="nil"/>
+              <w:bottom w:val="nil"/>
+              <w:right w:val="single" w:color="auto" w:sz="2" w:space="0"/>
+            </w:tcBorders>
+            <w:shd w:val="clear" w:color="auto" w:fill="auto"/>
+            <w:tcMar>
+              <w:top w:w="120" w:type="dxa"/>
+              <w:left w:w="180" w:type="dxa"/>
+              <w:bottom w:w="120" w:type="dxa"/>
+              <w:right w:w="180" w:type="dxa"/>
+            </w:tcMar>
+            <w:vAlign w:val="center"/>
+          </w:tcPr>
+          <w:p>
+            <w:pPr>
+              <w:rPr>
+                <w:rFonts w:hint="eastAsia" w:ascii="楷体" w:hAnsi="楷体" w:eastAsia="楷体" w:cs="楷体"/>
+                <w:sz w:val="24"/>
+                <w:szCs w:val="24"/>
+              </w:rPr>
+            </w:pPr>
+            <w:r>
+              <w:rPr>
+                <w:rFonts w:hint="eastAsia" w:ascii="楷体" w:hAnsi="楷体" w:eastAsia="楷体" w:cs="楷体"/>
+                <w:sz w:val="24"/>
+                <w:szCs w:val="24"/>
+                <w:lang w:val="en-US" w:eastAsia="zh-CN"/>
+              </w:rPr>
+              <w:t>维修人员 - 辖区设备查看</w:t>
+            </w:r>
+          </w:p>
+        </w:tc>
+        <w:tc>
+          <w:tcPr>
+            <w:tcW w:w="0" w:type="auto"/>
+            <w:tcBorders>
+              <w:top w:val="nil"/>
+              <w:left w:val="nil"/>
+              <w:bottom w:val="nil"/>
+              <w:right w:val="single" w:color="auto" w:sz="2" w:space="0"/>
+            </w:tcBorders>
+            <w:shd w:val="clear" w:color="auto" w:fill="auto"/>
+            <w:tcMar>
+              <w:top w:w="120" w:type="dxa"/>
+              <w:left w:w="180" w:type="dxa"/>
+              <w:bottom w:w="120" w:type="dxa"/>
+              <w:right w:w="180" w:type="dxa"/>
+            </w:tcMar>
+            <w:vAlign w:val="center"/>
+          </w:tcPr>
+          <w:p>
+            <w:pPr>
+              <w:rPr>
+                <w:rFonts w:hint="eastAsia" w:ascii="楷体" w:hAnsi="楷体" w:eastAsia="楷体" w:cs="楷体"/>
+                <w:sz w:val="24"/>
+                <w:szCs w:val="24"/>
+              </w:rPr>
+            </w:pPr>
+            <w:r>
+              <w:rPr>
+                <w:rFonts w:hint="eastAsia" w:ascii="楷体" w:hAnsi="楷体" w:eastAsia="楷体" w:cs="楷体"/>
+                <w:sz w:val="24"/>
+                <w:szCs w:val="24"/>
+                <w:lang w:val="en-US" w:eastAsia="zh-CN"/>
+              </w:rPr>
+              <w:t>APP 端设备列表页面代码、辖区筛选接口代码</w:t>
+            </w:r>
+          </w:p>
+        </w:tc>
+        <w:tc>
+          <w:tcPr>
+            <w:tcW w:w="0" w:type="auto"/>
+            <w:tcBorders>
+              <w:top w:val="nil"/>
+              <w:left w:val="nil"/>
+              <w:bottom w:val="nil"/>
+              <w:right w:val="nil"/>
+            </w:tcBorders>
+            <w:shd w:val="clear" w:color="auto" w:fill="auto"/>
+            <w:tcMar>
+              <w:top w:w="120" w:type="dxa"/>
+              <w:left w:w="180" w:type="dxa"/>
+              <w:bottom w:w="120" w:type="dxa"/>
+              <w:right w:w="180" w:type="dxa"/>
+            </w:tcMar>
+            <w:vAlign w:val="center"/>
+          </w:tcPr>
+          <w:p>
+            <w:pPr>
+              <w:rPr>
+                <w:rFonts w:hint="eastAsia" w:ascii="楷体" w:hAnsi="楷体" w:eastAsia="楷体" w:cs="楷体"/>
+                <w:sz w:val="24"/>
+                <w:szCs w:val="24"/>
+              </w:rPr>
+            </w:pPr>
+            <w:r>
+              <w:rPr>
+                <w:rFonts w:hint="eastAsia" w:ascii="楷体" w:hAnsi="楷体" w:eastAsia="楷体" w:cs="楷体"/>
+                <w:sz w:val="24"/>
+                <w:szCs w:val="24"/>
+                <w:lang w:val="en-US" w:eastAsia="zh-CN"/>
+              </w:rPr>
+              <w:t>后端 3、前端 2</w:t>
             </w:r>
           </w:p>
         </w:tc>
@@ -5647,7 +6576,7 @@
                 <w:szCs w:val="24"/>
                 <w:lang w:val="en-US" w:eastAsia="zh-CN"/>
               </w:rPr>
-              <w:t>MQTT 数据接收服务</w:t>
+              <w:t>维修人员 - 工单抢单 / 拒单 / 提交</w:t>
             </w:r>
           </w:p>
         </w:tc>
@@ -5684,7 +6613,7 @@
                 <w:szCs w:val="24"/>
                 <w:lang w:val="en-US" w:eastAsia="zh-CN"/>
               </w:rPr>
-              <w:t>数据接收与解析代码</w:t>
+              <w:t>APP 端工单相关页面代码、工单状态更新接口代码</w:t>
             </w:r>
           </w:p>
         </w:tc>
@@ -5721,527 +6650,7 @@
                 <w:szCs w:val="24"/>
                 <w:lang w:val="en-US" w:eastAsia="zh-CN"/>
               </w:rPr>
-              <w:t>后端 1</w:t>
-            </w:r>
-          </w:p>
-        </w:tc>
-      </w:tr>
-      <w:tr>
-        <w:tblPrEx>
-          <w:tblBorders>
-            <w:top w:val="single" w:color="auto" w:sz="2" w:space="0"/>
-            <w:left w:val="single" w:color="auto" w:sz="2" w:space="0"/>
-            <w:bottom w:val="single" w:color="auto" w:sz="2" w:space="0"/>
-            <w:right w:val="single" w:color="auto" w:sz="2" w:space="0"/>
-            <w:insideH w:val="none" w:color="auto" w:sz="0" w:space="0"/>
-            <w:insideV w:val="none" w:color="auto" w:sz="0" w:space="0"/>
-          </w:tblBorders>
-          <w:shd w:val="clear" w:color="auto" w:fill="auto"/>
-          <w:tblCellMar>
-            <w:top w:w="0" w:type="dxa"/>
-            <w:left w:w="0" w:type="dxa"/>
-            <w:bottom w:w="0" w:type="dxa"/>
-            <w:right w:w="0" w:type="dxa"/>
-          </w:tblCellMar>
-        </w:tblPrEx>
-        <w:tc>
-          <w:tcPr>
-            <w:tcW w:w="0" w:type="auto"/>
-            <w:tcBorders>
-              <w:top w:val="nil"/>
-              <w:left w:val="nil"/>
-              <w:bottom w:val="nil"/>
-              <w:right w:val="single" w:color="auto" w:sz="2" w:space="0"/>
-            </w:tcBorders>
-            <w:shd w:val="clear" w:color="auto" w:fill="auto"/>
-            <w:tcMar>
-              <w:top w:w="120" w:type="dxa"/>
-              <w:left w:w="180" w:type="dxa"/>
-              <w:bottom w:w="120" w:type="dxa"/>
-              <w:right w:w="180" w:type="dxa"/>
-            </w:tcMar>
-            <w:vAlign w:val="center"/>
-          </w:tcPr>
-          <w:p>
-            <w:pPr>
-              <w:rPr>
-                <w:rFonts w:hint="eastAsia" w:ascii="楷体" w:hAnsi="楷体" w:eastAsia="楷体" w:cs="楷体"/>
-                <w:sz w:val="24"/>
-                <w:szCs w:val="24"/>
-              </w:rPr>
-            </w:pPr>
-            <w:r>
-              <w:rPr>
-                <w:rFonts w:hint="eastAsia" w:ascii="楷体" w:hAnsi="楷体" w:eastAsia="楷体" w:cs="楷体"/>
-                <w:sz w:val="24"/>
-                <w:szCs w:val="24"/>
-                <w:lang w:val="en-US" w:eastAsia="zh-CN"/>
-              </w:rPr>
-              <w:t>数据库搭建</w:t>
-            </w:r>
-          </w:p>
-        </w:tc>
-        <w:tc>
-          <w:tcPr>
-            <w:tcW w:w="0" w:type="auto"/>
-            <w:tcBorders>
-              <w:top w:val="nil"/>
-              <w:left w:val="nil"/>
-              <w:bottom w:val="nil"/>
-              <w:right w:val="single" w:color="auto" w:sz="2" w:space="0"/>
-            </w:tcBorders>
-            <w:shd w:val="clear" w:color="auto" w:fill="auto"/>
-            <w:tcMar>
-              <w:top w:w="120" w:type="dxa"/>
-              <w:left w:w="180" w:type="dxa"/>
-              <w:bottom w:w="120" w:type="dxa"/>
-              <w:right w:w="180" w:type="dxa"/>
-            </w:tcMar>
-            <w:vAlign w:val="center"/>
-          </w:tcPr>
-          <w:p>
-            <w:pPr>
-              <w:rPr>
-                <w:rFonts w:hint="eastAsia" w:ascii="楷体" w:hAnsi="楷体" w:eastAsia="楷体" w:cs="楷体"/>
-                <w:sz w:val="24"/>
-                <w:szCs w:val="24"/>
-              </w:rPr>
-            </w:pPr>
-            <w:r>
-              <w:rPr>
-                <w:rFonts w:hint="eastAsia" w:ascii="楷体" w:hAnsi="楷体" w:eastAsia="楷体" w:cs="楷体"/>
-                <w:sz w:val="24"/>
-                <w:szCs w:val="24"/>
-                <w:lang w:val="en-US" w:eastAsia="zh-CN"/>
-              </w:rPr>
-              <w:t>数据库脚本（表结构设计）、环境搭建文档</w:t>
-            </w:r>
-          </w:p>
-        </w:tc>
-        <w:tc>
-          <w:tcPr>
-            <w:tcW w:w="0" w:type="auto"/>
-            <w:tcBorders>
-              <w:top w:val="nil"/>
-              <w:left w:val="nil"/>
-              <w:bottom w:val="nil"/>
-              <w:right w:val="nil"/>
-            </w:tcBorders>
-            <w:shd w:val="clear" w:color="auto" w:fill="auto"/>
-            <w:tcMar>
-              <w:top w:w="120" w:type="dxa"/>
-              <w:left w:w="180" w:type="dxa"/>
-              <w:bottom w:w="120" w:type="dxa"/>
-              <w:right w:w="180" w:type="dxa"/>
-            </w:tcMar>
-            <w:vAlign w:val="center"/>
-          </w:tcPr>
-          <w:p>
-            <w:pPr>
-              <w:rPr>
-                <w:rFonts w:hint="eastAsia" w:ascii="楷体" w:hAnsi="楷体" w:eastAsia="楷体" w:cs="楷体"/>
-                <w:sz w:val="24"/>
-                <w:szCs w:val="24"/>
-              </w:rPr>
-            </w:pPr>
-            <w:r>
-              <w:rPr>
-                <w:rFonts w:hint="eastAsia" w:ascii="楷体" w:hAnsi="楷体" w:eastAsia="楷体" w:cs="楷体"/>
-                <w:sz w:val="24"/>
-                <w:szCs w:val="24"/>
-                <w:lang w:val="en-US" w:eastAsia="zh-CN"/>
-              </w:rPr>
-              <w:t>后端 2</w:t>
-            </w:r>
-          </w:p>
-        </w:tc>
-      </w:tr>
-      <w:tr>
-        <w:tblPrEx>
-          <w:tblBorders>
-            <w:top w:val="single" w:color="auto" w:sz="2" w:space="0"/>
-            <w:left w:val="single" w:color="auto" w:sz="2" w:space="0"/>
-            <w:bottom w:val="single" w:color="auto" w:sz="2" w:space="0"/>
-            <w:right w:val="single" w:color="auto" w:sz="2" w:space="0"/>
-            <w:insideH w:val="none" w:color="auto" w:sz="0" w:space="0"/>
-            <w:insideV w:val="none" w:color="auto" w:sz="0" w:space="0"/>
-          </w:tblBorders>
-          <w:shd w:val="clear" w:color="auto" w:fill="auto"/>
-          <w:tblCellMar>
-            <w:top w:w="0" w:type="dxa"/>
-            <w:left w:w="0" w:type="dxa"/>
-            <w:bottom w:w="0" w:type="dxa"/>
-            <w:right w:w="0" w:type="dxa"/>
-          </w:tblCellMar>
-        </w:tblPrEx>
-        <w:tc>
-          <w:tcPr>
-            <w:tcW w:w="0" w:type="auto"/>
-            <w:tcBorders>
-              <w:top w:val="nil"/>
-              <w:left w:val="nil"/>
-              <w:bottom w:val="nil"/>
-              <w:right w:val="single" w:color="auto" w:sz="2" w:space="0"/>
-            </w:tcBorders>
-            <w:shd w:val="clear" w:color="auto" w:fill="auto"/>
-            <w:tcMar>
-              <w:top w:w="120" w:type="dxa"/>
-              <w:left w:w="180" w:type="dxa"/>
-              <w:bottom w:w="120" w:type="dxa"/>
-              <w:right w:w="180" w:type="dxa"/>
-            </w:tcMar>
-            <w:vAlign w:val="center"/>
-          </w:tcPr>
-          <w:p>
-            <w:pPr>
-              <w:rPr>
-                <w:rFonts w:hint="eastAsia" w:ascii="楷体" w:hAnsi="楷体" w:eastAsia="楷体" w:cs="楷体"/>
-                <w:sz w:val="24"/>
-                <w:szCs w:val="24"/>
-              </w:rPr>
-            </w:pPr>
-            <w:r>
-              <w:rPr>
-                <w:rFonts w:hint="eastAsia" w:ascii="楷体" w:hAnsi="楷体" w:eastAsia="楷体" w:cs="楷体"/>
-                <w:sz w:val="24"/>
-                <w:szCs w:val="24"/>
-                <w:lang w:val="en-US" w:eastAsia="zh-CN"/>
-              </w:rPr>
-              <w:t>管理员 - 设备监控</w:t>
-            </w:r>
-          </w:p>
-        </w:tc>
-        <w:tc>
-          <w:tcPr>
-            <w:tcW w:w="0" w:type="auto"/>
-            <w:tcBorders>
-              <w:top w:val="nil"/>
-              <w:left w:val="nil"/>
-              <w:bottom w:val="nil"/>
-              <w:right w:val="single" w:color="auto" w:sz="2" w:space="0"/>
-            </w:tcBorders>
-            <w:shd w:val="clear" w:color="auto" w:fill="auto"/>
-            <w:tcMar>
-              <w:top w:w="120" w:type="dxa"/>
-              <w:left w:w="180" w:type="dxa"/>
-              <w:bottom w:w="120" w:type="dxa"/>
-              <w:right w:w="180" w:type="dxa"/>
-            </w:tcMar>
-            <w:vAlign w:val="center"/>
-          </w:tcPr>
-          <w:p>
-            <w:pPr>
-              <w:rPr>
-                <w:rFonts w:hint="eastAsia" w:ascii="楷体" w:hAnsi="楷体" w:eastAsia="楷体" w:cs="楷体"/>
-                <w:sz w:val="24"/>
-                <w:szCs w:val="24"/>
-              </w:rPr>
-            </w:pPr>
-            <w:r>
-              <w:rPr>
-                <w:rFonts w:hint="eastAsia" w:ascii="楷体" w:hAnsi="楷体" w:eastAsia="楷体" w:cs="楷体"/>
-                <w:sz w:val="24"/>
-                <w:szCs w:val="24"/>
-                <w:lang w:val="en-US" w:eastAsia="zh-CN"/>
-              </w:rPr>
-              <w:t>Web 端设备监控页面代码、数据查询接口代码</w:t>
-            </w:r>
-          </w:p>
-        </w:tc>
-        <w:tc>
-          <w:tcPr>
-            <w:tcW w:w="0" w:type="auto"/>
-            <w:tcBorders>
-              <w:top w:val="nil"/>
-              <w:left w:val="nil"/>
-              <w:bottom w:val="nil"/>
-              <w:right w:val="nil"/>
-            </w:tcBorders>
-            <w:shd w:val="clear" w:color="auto" w:fill="auto"/>
-            <w:tcMar>
-              <w:top w:w="120" w:type="dxa"/>
-              <w:left w:w="180" w:type="dxa"/>
-              <w:bottom w:w="120" w:type="dxa"/>
-              <w:right w:w="180" w:type="dxa"/>
-            </w:tcMar>
-            <w:vAlign w:val="center"/>
-          </w:tcPr>
-          <w:p>
-            <w:pPr>
-              <w:rPr>
-                <w:rFonts w:hint="eastAsia" w:ascii="楷体" w:hAnsi="楷体" w:eastAsia="楷体" w:cs="楷体"/>
-                <w:sz w:val="24"/>
-                <w:szCs w:val="24"/>
-              </w:rPr>
-            </w:pPr>
-            <w:r>
-              <w:rPr>
-                <w:rFonts w:hint="eastAsia" w:ascii="楷体" w:hAnsi="楷体" w:eastAsia="楷体" w:cs="楷体"/>
-                <w:sz w:val="24"/>
-                <w:szCs w:val="24"/>
-                <w:lang w:val="en-US" w:eastAsia="zh-CN"/>
-              </w:rPr>
-              <w:t>后端 2、前端 1</w:t>
-            </w:r>
-          </w:p>
-        </w:tc>
-      </w:tr>
-      <w:tr>
-        <w:tblPrEx>
-          <w:tblBorders>
-            <w:top w:val="single" w:color="auto" w:sz="2" w:space="0"/>
-            <w:left w:val="single" w:color="auto" w:sz="2" w:space="0"/>
-            <w:bottom w:val="single" w:color="auto" w:sz="2" w:space="0"/>
-            <w:right w:val="single" w:color="auto" w:sz="2" w:space="0"/>
-            <w:insideH w:val="none" w:color="auto" w:sz="0" w:space="0"/>
-            <w:insideV w:val="none" w:color="auto" w:sz="0" w:space="0"/>
-          </w:tblBorders>
-          <w:shd w:val="clear" w:color="auto" w:fill="auto"/>
-          <w:tblCellMar>
-            <w:top w:w="0" w:type="dxa"/>
-            <w:left w:w="0" w:type="dxa"/>
-            <w:bottom w:w="0" w:type="dxa"/>
-            <w:right w:w="0" w:type="dxa"/>
-          </w:tblCellMar>
-        </w:tblPrEx>
-        <w:tc>
-          <w:tcPr>
-            <w:tcW w:w="0" w:type="auto"/>
-            <w:tcBorders>
-              <w:top w:val="nil"/>
-              <w:left w:val="nil"/>
-              <w:bottom w:val="nil"/>
-              <w:right w:val="single" w:color="auto" w:sz="2" w:space="0"/>
-            </w:tcBorders>
-            <w:shd w:val="clear" w:color="auto" w:fill="auto"/>
-            <w:tcMar>
-              <w:top w:w="120" w:type="dxa"/>
-              <w:left w:w="180" w:type="dxa"/>
-              <w:bottom w:w="120" w:type="dxa"/>
-              <w:right w:w="180" w:type="dxa"/>
-            </w:tcMar>
-            <w:vAlign w:val="center"/>
-          </w:tcPr>
-          <w:p>
-            <w:pPr>
-              <w:rPr>
-                <w:rFonts w:hint="eastAsia" w:ascii="楷体" w:hAnsi="楷体" w:eastAsia="楷体" w:cs="楷体"/>
-                <w:sz w:val="24"/>
-                <w:szCs w:val="24"/>
-              </w:rPr>
-            </w:pPr>
-            <w:r>
-              <w:rPr>
-                <w:rFonts w:hint="eastAsia" w:ascii="楷体" w:hAnsi="楷体" w:eastAsia="楷体" w:cs="楷体"/>
-                <w:sz w:val="24"/>
-                <w:szCs w:val="24"/>
-                <w:lang w:val="en-US" w:eastAsia="zh-CN"/>
-              </w:rPr>
-              <w:t>管理员 - 人员 / 用户管理</w:t>
-            </w:r>
-          </w:p>
-        </w:tc>
-        <w:tc>
-          <w:tcPr>
-            <w:tcW w:w="0" w:type="auto"/>
-            <w:tcBorders>
-              <w:top w:val="nil"/>
-              <w:left w:val="nil"/>
-              <w:bottom w:val="nil"/>
-              <w:right w:val="single" w:color="auto" w:sz="2" w:space="0"/>
-            </w:tcBorders>
-            <w:shd w:val="clear" w:color="auto" w:fill="auto"/>
-            <w:tcMar>
-              <w:top w:w="120" w:type="dxa"/>
-              <w:left w:w="180" w:type="dxa"/>
-              <w:bottom w:w="120" w:type="dxa"/>
-              <w:right w:w="180" w:type="dxa"/>
-            </w:tcMar>
-            <w:vAlign w:val="center"/>
-          </w:tcPr>
-          <w:p>
-            <w:pPr>
-              <w:rPr>
-                <w:rFonts w:hint="eastAsia" w:ascii="楷体" w:hAnsi="楷体" w:eastAsia="楷体" w:cs="楷体"/>
-                <w:sz w:val="24"/>
-                <w:szCs w:val="24"/>
-              </w:rPr>
-            </w:pPr>
-            <w:r>
-              <w:rPr>
-                <w:rFonts w:hint="eastAsia" w:ascii="楷体" w:hAnsi="楷体" w:eastAsia="楷体" w:cs="楷体"/>
-                <w:sz w:val="24"/>
-                <w:szCs w:val="24"/>
-                <w:lang w:val="en-US" w:eastAsia="zh-CN"/>
-              </w:rPr>
-              <w:t>Web 端人员管理页面代码、用户增删改查接口代码</w:t>
-            </w:r>
-          </w:p>
-        </w:tc>
-        <w:tc>
-          <w:tcPr>
-            <w:tcW w:w="0" w:type="auto"/>
-            <w:tcBorders>
-              <w:top w:val="nil"/>
-              <w:left w:val="nil"/>
-              <w:bottom w:val="nil"/>
-              <w:right w:val="nil"/>
-            </w:tcBorders>
-            <w:shd w:val="clear" w:color="auto" w:fill="auto"/>
-            <w:tcMar>
-              <w:top w:w="120" w:type="dxa"/>
-              <w:left w:w="180" w:type="dxa"/>
-              <w:bottom w:w="120" w:type="dxa"/>
-              <w:right w:w="180" w:type="dxa"/>
-            </w:tcMar>
-            <w:vAlign w:val="center"/>
-          </w:tcPr>
-          <w:p>
-            <w:pPr>
-              <w:rPr>
-                <w:rFonts w:hint="eastAsia" w:ascii="楷体" w:hAnsi="楷体" w:eastAsia="楷体" w:cs="楷体"/>
-                <w:sz w:val="24"/>
-                <w:szCs w:val="24"/>
-              </w:rPr>
-            </w:pPr>
-            <w:r>
-              <w:rPr>
-                <w:rFonts w:hint="eastAsia" w:ascii="楷体" w:hAnsi="楷体" w:eastAsia="楷体" w:cs="楷体"/>
-                <w:sz w:val="24"/>
-                <w:szCs w:val="24"/>
-                <w:lang w:val="en-US" w:eastAsia="zh-CN"/>
-              </w:rPr>
-              <w:t>后端 2、前端 1</w:t>
-            </w:r>
-          </w:p>
-        </w:tc>
-      </w:tr>
-      <w:tr>
-        <w:tblPrEx>
-          <w:tblBorders>
-            <w:top w:val="single" w:color="auto" w:sz="2" w:space="0"/>
-            <w:left w:val="single" w:color="auto" w:sz="2" w:space="0"/>
-            <w:bottom w:val="single" w:color="auto" w:sz="2" w:space="0"/>
-            <w:right w:val="single" w:color="auto" w:sz="2" w:space="0"/>
-            <w:insideH w:val="none" w:color="auto" w:sz="0" w:space="0"/>
-            <w:insideV w:val="none" w:color="auto" w:sz="0" w:space="0"/>
-          </w:tblBorders>
-          <w:shd w:val="clear" w:color="auto" w:fill="auto"/>
-          <w:tblCellMar>
-            <w:top w:w="0" w:type="dxa"/>
-            <w:left w:w="0" w:type="dxa"/>
-            <w:bottom w:w="0" w:type="dxa"/>
-            <w:right w:w="0" w:type="dxa"/>
-          </w:tblCellMar>
-        </w:tblPrEx>
-        <w:tc>
-          <w:tcPr>
-            <w:tcW w:w="0" w:type="auto"/>
-            <w:tcBorders>
-              <w:top w:val="nil"/>
-              <w:left w:val="nil"/>
-              <w:bottom w:val="nil"/>
-              <w:right w:val="single" w:color="auto" w:sz="2" w:space="0"/>
-            </w:tcBorders>
-            <w:shd w:val="clear" w:color="auto" w:fill="auto"/>
-            <w:tcMar>
-              <w:top w:w="120" w:type="dxa"/>
-              <w:left w:w="180" w:type="dxa"/>
-              <w:bottom w:w="120" w:type="dxa"/>
-              <w:right w:w="180" w:type="dxa"/>
-            </w:tcMar>
-            <w:vAlign w:val="center"/>
-          </w:tcPr>
-          <w:p>
-            <w:pPr>
-              <w:rPr>
-                <w:rFonts w:hint="eastAsia" w:ascii="楷体" w:hAnsi="楷体" w:eastAsia="楷体" w:cs="楷体"/>
-                <w:sz w:val="24"/>
-                <w:szCs w:val="24"/>
-              </w:rPr>
-            </w:pPr>
-            <w:r>
-              <w:rPr>
-                <w:rFonts w:hint="eastAsia" w:ascii="楷体" w:hAnsi="楷体" w:eastAsia="楷体" w:cs="楷体"/>
-                <w:sz w:val="24"/>
-                <w:szCs w:val="24"/>
-                <w:lang w:val="en-US" w:eastAsia="zh-CN"/>
-              </w:rPr>
-              <w:t>管理员 - 告警查看</w:t>
-            </w:r>
-          </w:p>
-        </w:tc>
-        <w:tc>
-          <w:tcPr>
-            <w:tcW w:w="0" w:type="auto"/>
-            <w:tcBorders>
-              <w:top w:val="nil"/>
-              <w:left w:val="nil"/>
-              <w:bottom w:val="nil"/>
-              <w:right w:val="single" w:color="auto" w:sz="2" w:space="0"/>
-            </w:tcBorders>
-            <w:shd w:val="clear" w:color="auto" w:fill="auto"/>
-            <w:tcMar>
-              <w:top w:w="120" w:type="dxa"/>
-              <w:left w:w="180" w:type="dxa"/>
-              <w:bottom w:w="120" w:type="dxa"/>
-              <w:right w:w="180" w:type="dxa"/>
-            </w:tcMar>
-            <w:vAlign w:val="center"/>
-          </w:tcPr>
-          <w:p>
-            <w:pPr>
-              <w:rPr>
-                <w:rFonts w:hint="eastAsia" w:ascii="楷体" w:hAnsi="楷体" w:eastAsia="楷体" w:cs="楷体"/>
-                <w:sz w:val="24"/>
-                <w:szCs w:val="24"/>
-              </w:rPr>
-            </w:pPr>
-            <w:r>
-              <w:rPr>
-                <w:rFonts w:hint="eastAsia" w:ascii="楷体" w:hAnsi="楷体" w:eastAsia="楷体" w:cs="楷体"/>
-                <w:sz w:val="24"/>
-                <w:szCs w:val="24"/>
-                <w:lang w:val="en-US" w:eastAsia="zh-CN"/>
-              </w:rPr>
-              <w:t>Web 端告警列表页面代码、告警接口代码</w:t>
-            </w:r>
-          </w:p>
-        </w:tc>
-        <w:tc>
-          <w:tcPr>
-            <w:tcW w:w="0" w:type="auto"/>
-            <w:tcBorders>
-              <w:top w:val="nil"/>
-              <w:left w:val="nil"/>
-              <w:bottom w:val="nil"/>
-              <w:right w:val="nil"/>
-            </w:tcBorders>
-            <w:shd w:val="clear" w:color="auto" w:fill="auto"/>
-            <w:tcMar>
-              <w:top w:w="120" w:type="dxa"/>
-              <w:left w:w="180" w:type="dxa"/>
-              <w:bottom w:w="120" w:type="dxa"/>
-              <w:right w:w="180" w:type="dxa"/>
-            </w:tcMar>
-            <w:vAlign w:val="center"/>
-          </w:tcPr>
-          <w:p>
-            <w:pPr>
-              <w:rPr>
-                <w:rFonts w:hint="eastAsia" w:ascii="楷体" w:hAnsi="楷体" w:eastAsia="楷体" w:cs="楷体"/>
-                <w:sz w:val="24"/>
-                <w:szCs w:val="24"/>
-              </w:rPr>
-            </w:pPr>
-            <w:r>
-              <w:rPr>
-                <w:rFonts w:hint="eastAsia" w:ascii="楷体" w:hAnsi="楷体" w:eastAsia="楷体" w:cs="楷体"/>
-                <w:sz w:val="24"/>
-                <w:szCs w:val="24"/>
-                <w:lang w:val="en-US" w:eastAsia="zh-CN"/>
-              </w:rPr>
-              <w:t>后端 2、前端 1</w:t>
+              <w:t>后端 3、前端 2</w:t>
             </w:r>
           </w:p>
         </w:tc>
@@ -6289,15 +6698,6 @@
                 <w:szCs w:val="24"/>
               </w:rPr>
             </w:pPr>
-            <w:r>
-              <w:rPr>
-                <w:rFonts w:hint="eastAsia" w:ascii="楷体" w:hAnsi="楷体" w:eastAsia="楷体" w:cs="楷体"/>
-                <w:sz w:val="24"/>
-                <w:szCs w:val="24"/>
-                <w:lang w:val="en-US" w:eastAsia="zh-CN"/>
-              </w:rPr>
-              <w:t>管理员 - 人工派单</w:t>
-            </w:r>
           </w:p>
         </w:tc>
         <w:tc>
@@ -6326,15 +6726,6 @@
                 <w:szCs w:val="24"/>
               </w:rPr>
             </w:pPr>
-            <w:r>
-              <w:rPr>
-                <w:rFonts w:hint="eastAsia" w:ascii="楷体" w:hAnsi="楷体" w:eastAsia="楷体" w:cs="楷体"/>
-                <w:sz w:val="24"/>
-                <w:szCs w:val="24"/>
-                <w:lang w:val="en-US" w:eastAsia="zh-CN"/>
-              </w:rPr>
-              <w:t>Web 端派单页面代码、派单接口代码</w:t>
-            </w:r>
           </w:p>
         </w:tc>
         <w:tc>
@@ -6363,275 +6754,6 @@
                 <w:szCs w:val="24"/>
               </w:rPr>
             </w:pPr>
-            <w:r>
-              <w:rPr>
-                <w:rFonts w:hint="eastAsia" w:ascii="楷体" w:hAnsi="楷体" w:eastAsia="楷体" w:cs="楷体"/>
-                <w:sz w:val="24"/>
-                <w:szCs w:val="24"/>
-                <w:lang w:val="en-US" w:eastAsia="zh-CN"/>
-              </w:rPr>
-              <w:t>后端 2、前端 1</w:t>
-            </w:r>
-          </w:p>
-        </w:tc>
-      </w:tr>
-      <w:tr>
-        <w:tblPrEx>
-          <w:tblBorders>
-            <w:top w:val="single" w:color="auto" w:sz="2" w:space="0"/>
-            <w:left w:val="single" w:color="auto" w:sz="2" w:space="0"/>
-            <w:bottom w:val="single" w:color="auto" w:sz="2" w:space="0"/>
-            <w:right w:val="single" w:color="auto" w:sz="2" w:space="0"/>
-            <w:insideH w:val="none" w:color="auto" w:sz="0" w:space="0"/>
-            <w:insideV w:val="none" w:color="auto" w:sz="0" w:space="0"/>
-          </w:tblBorders>
-          <w:shd w:val="clear" w:color="auto" w:fill="auto"/>
-          <w:tblCellMar>
-            <w:top w:w="0" w:type="dxa"/>
-            <w:left w:w="0" w:type="dxa"/>
-            <w:bottom w:w="0" w:type="dxa"/>
-            <w:right w:w="0" w:type="dxa"/>
-          </w:tblCellMar>
-        </w:tblPrEx>
-        <w:tc>
-          <w:tcPr>
-            <w:tcW w:w="0" w:type="auto"/>
-            <w:tcBorders>
-              <w:top w:val="nil"/>
-              <w:left w:val="nil"/>
-              <w:bottom w:val="nil"/>
-              <w:right w:val="single" w:color="auto" w:sz="2" w:space="0"/>
-            </w:tcBorders>
-            <w:shd w:val="clear" w:color="auto" w:fill="auto"/>
-            <w:tcMar>
-              <w:top w:w="120" w:type="dxa"/>
-              <w:left w:w="180" w:type="dxa"/>
-              <w:bottom w:w="120" w:type="dxa"/>
-              <w:right w:w="180" w:type="dxa"/>
-            </w:tcMar>
-            <w:vAlign w:val="center"/>
-          </w:tcPr>
-          <w:p>
-            <w:pPr>
-              <w:rPr>
-                <w:rFonts w:hint="eastAsia" w:ascii="楷体" w:hAnsi="楷体" w:eastAsia="楷体" w:cs="楷体"/>
-                <w:sz w:val="24"/>
-                <w:szCs w:val="24"/>
-              </w:rPr>
-            </w:pPr>
-            <w:r>
-              <w:rPr>
-                <w:rFonts w:hint="eastAsia" w:ascii="楷体" w:hAnsi="楷体" w:eastAsia="楷体" w:cs="楷体"/>
-                <w:sz w:val="24"/>
-                <w:szCs w:val="24"/>
-                <w:lang w:val="en-US" w:eastAsia="zh-CN"/>
-              </w:rPr>
-              <w:t>维修人员 - 辖区设备查看</w:t>
-            </w:r>
-          </w:p>
-        </w:tc>
-        <w:tc>
-          <w:tcPr>
-            <w:tcW w:w="0" w:type="auto"/>
-            <w:tcBorders>
-              <w:top w:val="nil"/>
-              <w:left w:val="nil"/>
-              <w:bottom w:val="nil"/>
-              <w:right w:val="single" w:color="auto" w:sz="2" w:space="0"/>
-            </w:tcBorders>
-            <w:shd w:val="clear" w:color="auto" w:fill="auto"/>
-            <w:tcMar>
-              <w:top w:w="120" w:type="dxa"/>
-              <w:left w:w="180" w:type="dxa"/>
-              <w:bottom w:w="120" w:type="dxa"/>
-              <w:right w:w="180" w:type="dxa"/>
-            </w:tcMar>
-            <w:vAlign w:val="center"/>
-          </w:tcPr>
-          <w:p>
-            <w:pPr>
-              <w:rPr>
-                <w:rFonts w:hint="eastAsia" w:ascii="楷体" w:hAnsi="楷体" w:eastAsia="楷体" w:cs="楷体"/>
-                <w:sz w:val="24"/>
-                <w:szCs w:val="24"/>
-              </w:rPr>
-            </w:pPr>
-            <w:r>
-              <w:rPr>
-                <w:rFonts w:hint="eastAsia" w:ascii="楷体" w:hAnsi="楷体" w:eastAsia="楷体" w:cs="楷体"/>
-                <w:sz w:val="24"/>
-                <w:szCs w:val="24"/>
-                <w:lang w:val="en-US" w:eastAsia="zh-CN"/>
-              </w:rPr>
-              <w:t>APP 端设备列表页面代码、辖区筛选接口代码</w:t>
-            </w:r>
-          </w:p>
-        </w:tc>
-        <w:tc>
-          <w:tcPr>
-            <w:tcW w:w="0" w:type="auto"/>
-            <w:tcBorders>
-              <w:top w:val="nil"/>
-              <w:left w:val="nil"/>
-              <w:bottom w:val="nil"/>
-              <w:right w:val="nil"/>
-            </w:tcBorders>
-            <w:shd w:val="clear" w:color="auto" w:fill="auto"/>
-            <w:tcMar>
-              <w:top w:w="120" w:type="dxa"/>
-              <w:left w:w="180" w:type="dxa"/>
-              <w:bottom w:w="120" w:type="dxa"/>
-              <w:right w:w="180" w:type="dxa"/>
-            </w:tcMar>
-            <w:vAlign w:val="center"/>
-          </w:tcPr>
-          <w:p>
-            <w:pPr>
-              <w:rPr>
-                <w:rFonts w:hint="eastAsia" w:ascii="楷体" w:hAnsi="楷体" w:eastAsia="楷体" w:cs="楷体"/>
-                <w:sz w:val="24"/>
-                <w:szCs w:val="24"/>
-              </w:rPr>
-            </w:pPr>
-            <w:r>
-              <w:rPr>
-                <w:rFonts w:hint="eastAsia" w:ascii="楷体" w:hAnsi="楷体" w:eastAsia="楷体" w:cs="楷体"/>
-                <w:sz w:val="24"/>
-                <w:szCs w:val="24"/>
-                <w:lang w:val="en-US" w:eastAsia="zh-CN"/>
-              </w:rPr>
-              <w:t>后端 3、前端 2</w:t>
-            </w:r>
-          </w:p>
-        </w:tc>
-      </w:tr>
-      <w:tr>
-        <w:tblPrEx>
-          <w:tblBorders>
-            <w:top w:val="single" w:color="auto" w:sz="2" w:space="0"/>
-            <w:left w:val="single" w:color="auto" w:sz="2" w:space="0"/>
-            <w:bottom w:val="single" w:color="auto" w:sz="2" w:space="0"/>
-            <w:right w:val="single" w:color="auto" w:sz="2" w:space="0"/>
-            <w:insideH w:val="none" w:color="auto" w:sz="0" w:space="0"/>
-            <w:insideV w:val="none" w:color="auto" w:sz="0" w:space="0"/>
-          </w:tblBorders>
-          <w:shd w:val="clear" w:color="auto" w:fill="auto"/>
-          <w:tblCellMar>
-            <w:top w:w="0" w:type="dxa"/>
-            <w:left w:w="0" w:type="dxa"/>
-            <w:bottom w:w="0" w:type="dxa"/>
-            <w:right w:w="0" w:type="dxa"/>
-          </w:tblCellMar>
-        </w:tblPrEx>
-        <w:tc>
-          <w:tcPr>
-            <w:tcW w:w="0" w:type="auto"/>
-            <w:tcBorders>
-              <w:top w:val="nil"/>
-              <w:left w:val="nil"/>
-              <w:bottom w:val="nil"/>
-              <w:right w:val="single" w:color="auto" w:sz="2" w:space="0"/>
-            </w:tcBorders>
-            <w:shd w:val="clear" w:color="auto" w:fill="auto"/>
-            <w:tcMar>
-              <w:top w:w="120" w:type="dxa"/>
-              <w:left w:w="180" w:type="dxa"/>
-              <w:bottom w:w="120" w:type="dxa"/>
-              <w:right w:w="180" w:type="dxa"/>
-            </w:tcMar>
-            <w:vAlign w:val="center"/>
-          </w:tcPr>
-          <w:p>
-            <w:pPr>
-              <w:rPr>
-                <w:rFonts w:hint="eastAsia" w:ascii="楷体" w:hAnsi="楷体" w:eastAsia="楷体" w:cs="楷体"/>
-                <w:sz w:val="24"/>
-                <w:szCs w:val="24"/>
-              </w:rPr>
-            </w:pPr>
-            <w:r>
-              <w:rPr>
-                <w:rFonts w:hint="eastAsia" w:ascii="楷体" w:hAnsi="楷体" w:eastAsia="楷体" w:cs="楷体"/>
-                <w:sz w:val="24"/>
-                <w:szCs w:val="24"/>
-                <w:lang w:val="en-US" w:eastAsia="zh-CN"/>
-              </w:rPr>
-              <w:t>维修人员 - 工单抢单 / 拒单 / 提交</w:t>
-            </w:r>
-          </w:p>
-        </w:tc>
-        <w:tc>
-          <w:tcPr>
-            <w:tcW w:w="0" w:type="auto"/>
-            <w:tcBorders>
-              <w:top w:val="nil"/>
-              <w:left w:val="nil"/>
-              <w:bottom w:val="nil"/>
-              <w:right w:val="single" w:color="auto" w:sz="2" w:space="0"/>
-            </w:tcBorders>
-            <w:shd w:val="clear" w:color="auto" w:fill="auto"/>
-            <w:tcMar>
-              <w:top w:w="120" w:type="dxa"/>
-              <w:left w:w="180" w:type="dxa"/>
-              <w:bottom w:w="120" w:type="dxa"/>
-              <w:right w:w="180" w:type="dxa"/>
-            </w:tcMar>
-            <w:vAlign w:val="center"/>
-          </w:tcPr>
-          <w:p>
-            <w:pPr>
-              <w:rPr>
-                <w:rFonts w:hint="eastAsia" w:ascii="楷体" w:hAnsi="楷体" w:eastAsia="楷体" w:cs="楷体"/>
-                <w:sz w:val="24"/>
-                <w:szCs w:val="24"/>
-              </w:rPr>
-            </w:pPr>
-            <w:r>
-              <w:rPr>
-                <w:rFonts w:hint="eastAsia" w:ascii="楷体" w:hAnsi="楷体" w:eastAsia="楷体" w:cs="楷体"/>
-                <w:sz w:val="24"/>
-                <w:szCs w:val="24"/>
-                <w:lang w:val="en-US" w:eastAsia="zh-CN"/>
-              </w:rPr>
-              <w:t>APP 端工单相关页面代码、工单状态更新接口代码</w:t>
-            </w:r>
-          </w:p>
-        </w:tc>
-        <w:tc>
-          <w:tcPr>
-            <w:tcW w:w="0" w:type="auto"/>
-            <w:tcBorders>
-              <w:top w:val="nil"/>
-              <w:left w:val="nil"/>
-              <w:bottom w:val="nil"/>
-              <w:right w:val="nil"/>
-            </w:tcBorders>
-            <w:shd w:val="clear" w:color="auto" w:fill="auto"/>
-            <w:tcMar>
-              <w:top w:w="120" w:type="dxa"/>
-              <w:left w:w="180" w:type="dxa"/>
-              <w:bottom w:w="120" w:type="dxa"/>
-              <w:right w:w="180" w:type="dxa"/>
-            </w:tcMar>
-            <w:vAlign w:val="center"/>
-          </w:tcPr>
-          <w:p>
-            <w:pPr>
-              <w:rPr>
-                <w:rFonts w:hint="eastAsia" w:ascii="楷体" w:hAnsi="楷体" w:eastAsia="楷体" w:cs="楷体"/>
-                <w:sz w:val="24"/>
-                <w:szCs w:val="24"/>
-              </w:rPr>
-            </w:pPr>
-            <w:r>
-              <w:rPr>
-                <w:rFonts w:hint="eastAsia" w:ascii="楷体" w:hAnsi="楷体" w:eastAsia="楷体" w:cs="楷体"/>
-                <w:sz w:val="24"/>
-                <w:szCs w:val="24"/>
-                <w:lang w:val="en-US" w:eastAsia="zh-CN"/>
-              </w:rPr>
-              <w:t>后端 3、前端 2</w:t>
-            </w:r>
           </w:p>
         </w:tc>
       </w:tr>
@@ -6678,6 +6800,15 @@
                 <w:szCs w:val="24"/>
               </w:rPr>
             </w:pPr>
+            <w:r>
+              <w:rPr>
+                <w:rFonts w:hint="eastAsia" w:ascii="楷体" w:hAnsi="楷体" w:eastAsia="楷体" w:cs="楷体"/>
+                <w:sz w:val="24"/>
+                <w:szCs w:val="24"/>
+                <w:lang w:val="en-US" w:eastAsia="zh-CN"/>
+              </w:rPr>
+              <w:t>学生 - 扫码用水</w:t>
+            </w:r>
           </w:p>
         </w:tc>
         <w:tc>
@@ -6706,6 +6837,15 @@
                 <w:szCs w:val="24"/>
               </w:rPr>
             </w:pPr>
+            <w:r>
+              <w:rPr>
+                <w:rFonts w:hint="eastAsia" w:ascii="楷体" w:hAnsi="楷体" w:eastAsia="楷体" w:cs="楷体"/>
+                <w:sz w:val="24"/>
+                <w:szCs w:val="24"/>
+                <w:lang w:val="en-US" w:eastAsia="zh-CN"/>
+              </w:rPr>
+              <w:t>APP 端扫码模块代码、出水控制接口代码</w:t>
+            </w:r>
           </w:p>
         </w:tc>
         <w:tc>
@@ -6734,6 +6874,15 @@
                 <w:szCs w:val="24"/>
               </w:rPr>
             </w:pPr>
+            <w:r>
+              <w:rPr>
+                <w:rFonts w:hint="eastAsia" w:ascii="楷体" w:hAnsi="楷体" w:eastAsia="楷体" w:cs="楷体"/>
+                <w:sz w:val="24"/>
+                <w:szCs w:val="24"/>
+                <w:lang w:val="en-US" w:eastAsia="zh-CN"/>
+              </w:rPr>
+              <w:t>后端 3、前端 2</w:t>
+            </w:r>
           </w:p>
         </w:tc>
       </w:tr>
@@ -6747,136 +6896,6 @@
             <w:insideH w:val="none" w:color="auto" w:sz="0" w:space="0"/>
             <w:insideV w:val="none" w:color="auto" w:sz="0" w:space="0"/>
           </w:tblBorders>
-          <w:tblCellMar>
-            <w:top w:w="0" w:type="dxa"/>
-            <w:left w:w="0" w:type="dxa"/>
-            <w:bottom w:w="0" w:type="dxa"/>
-            <w:right w:w="0" w:type="dxa"/>
-          </w:tblCellMar>
-        </w:tblPrEx>
-        <w:tc>
-          <w:tcPr>
-            <w:tcW w:w="0" w:type="auto"/>
-            <w:tcBorders>
-              <w:top w:val="nil"/>
-              <w:left w:val="nil"/>
-              <w:bottom w:val="nil"/>
-              <w:right w:val="single" w:color="auto" w:sz="2" w:space="0"/>
-            </w:tcBorders>
-            <w:shd w:val="clear" w:color="auto" w:fill="auto"/>
-            <w:tcMar>
-              <w:top w:w="120" w:type="dxa"/>
-              <w:left w:w="180" w:type="dxa"/>
-              <w:bottom w:w="120" w:type="dxa"/>
-              <w:right w:w="180" w:type="dxa"/>
-            </w:tcMar>
-            <w:vAlign w:val="center"/>
-          </w:tcPr>
-          <w:p>
-            <w:pPr>
-              <w:rPr>
-                <w:rFonts w:hint="eastAsia" w:ascii="楷体" w:hAnsi="楷体" w:eastAsia="楷体" w:cs="楷体"/>
-                <w:sz w:val="24"/>
-                <w:szCs w:val="24"/>
-              </w:rPr>
-            </w:pPr>
-            <w:r>
-              <w:rPr>
-                <w:rFonts w:hint="eastAsia" w:ascii="楷体" w:hAnsi="楷体" w:eastAsia="楷体" w:cs="楷体"/>
-                <w:sz w:val="24"/>
-                <w:szCs w:val="24"/>
-                <w:lang w:val="en-US" w:eastAsia="zh-CN"/>
-              </w:rPr>
-              <w:t>学生 - 扫码用水</w:t>
-            </w:r>
-          </w:p>
-        </w:tc>
-        <w:tc>
-          <w:tcPr>
-            <w:tcW w:w="0" w:type="auto"/>
-            <w:tcBorders>
-              <w:top w:val="nil"/>
-              <w:left w:val="nil"/>
-              <w:bottom w:val="nil"/>
-              <w:right w:val="single" w:color="auto" w:sz="2" w:space="0"/>
-            </w:tcBorders>
-            <w:shd w:val="clear" w:color="auto" w:fill="auto"/>
-            <w:tcMar>
-              <w:top w:w="120" w:type="dxa"/>
-              <w:left w:w="180" w:type="dxa"/>
-              <w:bottom w:w="120" w:type="dxa"/>
-              <w:right w:w="180" w:type="dxa"/>
-            </w:tcMar>
-            <w:vAlign w:val="center"/>
-          </w:tcPr>
-          <w:p>
-            <w:pPr>
-              <w:rPr>
-                <w:rFonts w:hint="eastAsia" w:ascii="楷体" w:hAnsi="楷体" w:eastAsia="楷体" w:cs="楷体"/>
-                <w:sz w:val="24"/>
-                <w:szCs w:val="24"/>
-              </w:rPr>
-            </w:pPr>
-            <w:r>
-              <w:rPr>
-                <w:rFonts w:hint="eastAsia" w:ascii="楷体" w:hAnsi="楷体" w:eastAsia="楷体" w:cs="楷体"/>
-                <w:sz w:val="24"/>
-                <w:szCs w:val="24"/>
-                <w:lang w:val="en-US" w:eastAsia="zh-CN"/>
-              </w:rPr>
-              <w:t>APP 端扫码模块代码、出水控制接口代码</w:t>
-            </w:r>
-          </w:p>
-        </w:tc>
-        <w:tc>
-          <w:tcPr>
-            <w:tcW w:w="0" w:type="auto"/>
-            <w:tcBorders>
-              <w:top w:val="nil"/>
-              <w:left w:val="nil"/>
-              <w:bottom w:val="nil"/>
-              <w:right w:val="nil"/>
-            </w:tcBorders>
-            <w:shd w:val="clear" w:color="auto" w:fill="auto"/>
-            <w:tcMar>
-              <w:top w:w="120" w:type="dxa"/>
-              <w:left w:w="180" w:type="dxa"/>
-              <w:bottom w:w="120" w:type="dxa"/>
-              <w:right w:w="180" w:type="dxa"/>
-            </w:tcMar>
-            <w:vAlign w:val="center"/>
-          </w:tcPr>
-          <w:p>
-            <w:pPr>
-              <w:rPr>
-                <w:rFonts w:hint="eastAsia" w:ascii="楷体" w:hAnsi="楷体" w:eastAsia="楷体" w:cs="楷体"/>
-                <w:sz w:val="24"/>
-                <w:szCs w:val="24"/>
-              </w:rPr>
-            </w:pPr>
-            <w:r>
-              <w:rPr>
-                <w:rFonts w:hint="eastAsia" w:ascii="楷体" w:hAnsi="楷体" w:eastAsia="楷体" w:cs="楷体"/>
-                <w:sz w:val="24"/>
-                <w:szCs w:val="24"/>
-                <w:lang w:val="en-US" w:eastAsia="zh-CN"/>
-              </w:rPr>
-              <w:t>后端 3、前端 2</w:t>
-            </w:r>
-          </w:p>
-        </w:tc>
-      </w:tr>
-      <w:tr>
-        <w:tblPrEx>
-          <w:tblBorders>
-            <w:top w:val="single" w:color="auto" w:sz="2" w:space="0"/>
-            <w:left w:val="single" w:color="auto" w:sz="2" w:space="0"/>
-            <w:bottom w:val="single" w:color="auto" w:sz="2" w:space="0"/>
-            <w:right w:val="single" w:color="auto" w:sz="2" w:space="0"/>
-            <w:insideH w:val="none" w:color="auto" w:sz="0" w:space="0"/>
-            <w:insideV w:val="none" w:color="auto" w:sz="0" w:space="0"/>
-          </w:tblBorders>
-          <w:shd w:val="clear" w:color="auto" w:fill="auto"/>
           <w:tblCellMar>
             <w:top w:w="0" w:type="dxa"/>
             <w:left w:w="0" w:type="dxa"/>
@@ -7206,7 +7225,6 @@
             <w:insideH w:val="none" w:color="auto" w:sz="0" w:space="0"/>
             <w:insideV w:val="none" w:color="auto" w:sz="0" w:space="0"/>
           </w:tblBorders>
-          <w:shd w:val="clear" w:color="auto" w:fill="auto"/>
           <w:tblCellMar>
             <w:top w:w="0" w:type="dxa"/>
             <w:left w:w="0" w:type="dxa"/>
@@ -7325,6 +7343,531 @@
                 <w:lang w:val="en-US" w:eastAsia="zh-CN"/>
               </w:rPr>
               <w:t>责任人</w:t>
+            </w:r>
+          </w:p>
+        </w:tc>
+      </w:tr>
+      <w:tr>
+        <w:tblPrEx>
+          <w:tblBorders>
+            <w:top w:val="single" w:color="auto" w:sz="2" w:space="0"/>
+            <w:left w:val="single" w:color="auto" w:sz="2" w:space="0"/>
+            <w:bottom w:val="single" w:color="auto" w:sz="2" w:space="0"/>
+            <w:right w:val="single" w:color="auto" w:sz="2" w:space="0"/>
+            <w:insideH w:val="none" w:color="auto" w:sz="0" w:space="0"/>
+            <w:insideV w:val="none" w:color="auto" w:sz="0" w:space="0"/>
+          </w:tblBorders>
+          <w:tblCellMar>
+            <w:top w:w="0" w:type="dxa"/>
+            <w:left w:w="0" w:type="dxa"/>
+            <w:bottom w:w="0" w:type="dxa"/>
+            <w:right w:w="0" w:type="dxa"/>
+          </w:tblCellMar>
+        </w:tblPrEx>
+        <w:tc>
+          <w:tcPr>
+            <w:tcW w:w="0" w:type="auto"/>
+            <w:tcBorders>
+              <w:top w:val="nil"/>
+              <w:left w:val="nil"/>
+              <w:bottom w:val="nil"/>
+              <w:right w:val="single" w:color="auto" w:sz="2" w:space="0"/>
+            </w:tcBorders>
+            <w:shd w:val="clear" w:color="auto" w:fill="auto"/>
+            <w:tcMar>
+              <w:top w:w="120" w:type="dxa"/>
+              <w:left w:w="180" w:type="dxa"/>
+              <w:bottom w:w="120" w:type="dxa"/>
+              <w:right w:w="180" w:type="dxa"/>
+            </w:tcMar>
+            <w:vAlign w:val="center"/>
+          </w:tcPr>
+          <w:p>
+            <w:pPr>
+              <w:rPr>
+                <w:rFonts w:hint="default" w:ascii="楷体" w:hAnsi="楷体" w:eastAsia="楷体" w:cs="楷体"/>
+                <w:sz w:val="24"/>
+                <w:szCs w:val="24"/>
+                <w:lang w:val="en-US" w:eastAsia="zh-CN"/>
+              </w:rPr>
+            </w:pPr>
+            <w:r>
+              <w:rPr>
+                <w:rFonts w:hint="eastAsia" w:ascii="楷体" w:hAnsi="楷体" w:eastAsia="楷体" w:cs="楷体"/>
+                <w:sz w:val="24"/>
+                <w:szCs w:val="24"/>
+                <w:lang w:val="en-US" w:eastAsia="zh-CN"/>
+              </w:rPr>
+              <w:t>管理员-地区管理</w:t>
+            </w:r>
+          </w:p>
+        </w:tc>
+        <w:tc>
+          <w:tcPr>
+            <w:tcW w:w="3973" w:type="dxa"/>
+            <w:tcBorders>
+              <w:top w:val="nil"/>
+              <w:left w:val="nil"/>
+              <w:bottom w:val="nil"/>
+              <w:right w:val="single" w:color="auto" w:sz="2" w:space="0"/>
+            </w:tcBorders>
+            <w:shd w:val="clear" w:color="auto" w:fill="auto"/>
+            <w:tcMar>
+              <w:top w:w="120" w:type="dxa"/>
+              <w:left w:w="180" w:type="dxa"/>
+              <w:bottom w:w="120" w:type="dxa"/>
+              <w:right w:w="180" w:type="dxa"/>
+            </w:tcMar>
+            <w:vAlign w:val="center"/>
+          </w:tcPr>
+          <w:p>
+            <w:pPr>
+              <w:rPr>
+                <w:rFonts w:hint="default" w:ascii="楷体" w:hAnsi="楷体" w:eastAsia="楷体" w:cs="楷体"/>
+                <w:sz w:val="24"/>
+                <w:szCs w:val="24"/>
+                <w:lang w:val="en-US" w:eastAsia="zh-CN"/>
+              </w:rPr>
+            </w:pPr>
+            <w:r>
+              <w:rPr>
+                <w:rFonts w:hint="eastAsia" w:ascii="楷体" w:hAnsi="楷体" w:eastAsia="楷体" w:cs="楷体"/>
+                <w:sz w:val="24"/>
+                <w:szCs w:val="24"/>
+                <w:lang w:val="en-US" w:eastAsia="zh-CN"/>
+              </w:rPr>
+              <w:t>Web端地区管理页面代码、后端地区管理接口</w:t>
+            </w:r>
+          </w:p>
+        </w:tc>
+        <w:tc>
+          <w:tcPr>
+            <w:tcW w:w="2208" w:type="dxa"/>
+            <w:tcBorders>
+              <w:top w:val="nil"/>
+              <w:left w:val="nil"/>
+              <w:bottom w:val="nil"/>
+              <w:right w:val="nil"/>
+            </w:tcBorders>
+            <w:shd w:val="clear" w:color="auto" w:fill="auto"/>
+            <w:tcMar>
+              <w:top w:w="120" w:type="dxa"/>
+              <w:left w:w="180" w:type="dxa"/>
+              <w:bottom w:w="120" w:type="dxa"/>
+              <w:right w:w="180" w:type="dxa"/>
+            </w:tcMar>
+            <w:vAlign w:val="center"/>
+          </w:tcPr>
+          <w:p>
+            <w:pPr>
+              <w:rPr>
+                <w:rFonts w:hint="default" w:ascii="楷体" w:hAnsi="楷体" w:eastAsia="楷体" w:cs="楷体"/>
+                <w:sz w:val="24"/>
+                <w:szCs w:val="24"/>
+                <w:lang w:val="en-US" w:eastAsia="zh-CN"/>
+              </w:rPr>
+            </w:pPr>
+            <w:r>
+              <w:rPr>
+                <w:rFonts w:hint="eastAsia" w:ascii="楷体" w:hAnsi="楷体" w:eastAsia="楷体" w:cs="楷体"/>
+                <w:sz w:val="24"/>
+                <w:szCs w:val="24"/>
+                <w:lang w:val="en-US" w:eastAsia="zh-CN"/>
+              </w:rPr>
+              <w:t>后端2，前端1</w:t>
+            </w:r>
+          </w:p>
+        </w:tc>
+      </w:tr>
+      <w:tr>
+        <w:tblPrEx>
+          <w:tblBorders>
+            <w:top w:val="single" w:color="auto" w:sz="2" w:space="0"/>
+            <w:left w:val="single" w:color="auto" w:sz="2" w:space="0"/>
+            <w:bottom w:val="single" w:color="auto" w:sz="2" w:space="0"/>
+            <w:right w:val="single" w:color="auto" w:sz="2" w:space="0"/>
+            <w:insideH w:val="none" w:color="auto" w:sz="0" w:space="0"/>
+            <w:insideV w:val="none" w:color="auto" w:sz="0" w:space="0"/>
+          </w:tblBorders>
+          <w:tblCellMar>
+            <w:top w:w="0" w:type="dxa"/>
+            <w:left w:w="0" w:type="dxa"/>
+            <w:bottom w:w="0" w:type="dxa"/>
+            <w:right w:w="0" w:type="dxa"/>
+          </w:tblCellMar>
+        </w:tblPrEx>
+        <w:tc>
+          <w:tcPr>
+            <w:tcW w:w="0" w:type="auto"/>
+            <w:tcBorders>
+              <w:top w:val="nil"/>
+              <w:left w:val="nil"/>
+              <w:bottom w:val="nil"/>
+              <w:right w:val="single" w:color="auto" w:sz="2" w:space="0"/>
+            </w:tcBorders>
+            <w:shd w:val="clear" w:color="auto" w:fill="auto"/>
+            <w:tcMar>
+              <w:top w:w="120" w:type="dxa"/>
+              <w:left w:w="180" w:type="dxa"/>
+              <w:bottom w:w="120" w:type="dxa"/>
+              <w:right w:w="180" w:type="dxa"/>
+            </w:tcMar>
+            <w:vAlign w:val="center"/>
+          </w:tcPr>
+          <w:p>
+            <w:pPr>
+              <w:rPr>
+                <w:rFonts w:hint="eastAsia" w:ascii="楷体" w:hAnsi="楷体" w:eastAsia="楷体" w:cs="楷体"/>
+                <w:sz w:val="24"/>
+                <w:szCs w:val="24"/>
+              </w:rPr>
+            </w:pPr>
+            <w:r>
+              <w:rPr>
+                <w:rFonts w:hint="eastAsia" w:ascii="楷体" w:hAnsi="楷体" w:eastAsia="楷体" w:cs="楷体"/>
+                <w:sz w:val="24"/>
+                <w:szCs w:val="24"/>
+                <w:lang w:val="en-US" w:eastAsia="zh-CN"/>
+              </w:rPr>
+              <w:t>查看派单通知（维修 ）</w:t>
+            </w:r>
+          </w:p>
+        </w:tc>
+        <w:tc>
+          <w:tcPr>
+            <w:tcW w:w="3973" w:type="dxa"/>
+            <w:tcBorders>
+              <w:top w:val="nil"/>
+              <w:left w:val="nil"/>
+              <w:bottom w:val="nil"/>
+              <w:right w:val="single" w:color="auto" w:sz="2" w:space="0"/>
+            </w:tcBorders>
+            <w:shd w:val="clear" w:color="auto" w:fill="auto"/>
+            <w:tcMar>
+              <w:top w:w="120" w:type="dxa"/>
+              <w:left w:w="180" w:type="dxa"/>
+              <w:bottom w:w="120" w:type="dxa"/>
+              <w:right w:w="180" w:type="dxa"/>
+            </w:tcMar>
+            <w:vAlign w:val="center"/>
+          </w:tcPr>
+          <w:p>
+            <w:pPr>
+              <w:rPr>
+                <w:rFonts w:hint="eastAsia" w:ascii="楷体" w:hAnsi="楷体" w:eastAsia="楷体" w:cs="楷体"/>
+                <w:sz w:val="24"/>
+                <w:szCs w:val="24"/>
+              </w:rPr>
+            </w:pPr>
+            <w:r>
+              <w:rPr>
+                <w:rFonts w:hint="eastAsia" w:ascii="楷体" w:hAnsi="楷体" w:eastAsia="楷体" w:cs="楷体"/>
+                <w:sz w:val="24"/>
+                <w:szCs w:val="24"/>
+                <w:lang w:val="en-US" w:eastAsia="zh-CN"/>
+              </w:rPr>
+              <w:t>APP 端通知弹窗代码、派单通知推送接口代码</w:t>
+            </w:r>
+          </w:p>
+        </w:tc>
+        <w:tc>
+          <w:tcPr>
+            <w:tcW w:w="2208" w:type="dxa"/>
+            <w:tcBorders>
+              <w:top w:val="nil"/>
+              <w:left w:val="nil"/>
+              <w:bottom w:val="nil"/>
+              <w:right w:val="nil"/>
+            </w:tcBorders>
+            <w:shd w:val="clear" w:color="auto" w:fill="auto"/>
+            <w:tcMar>
+              <w:top w:w="120" w:type="dxa"/>
+              <w:left w:w="180" w:type="dxa"/>
+              <w:bottom w:w="120" w:type="dxa"/>
+              <w:right w:w="180" w:type="dxa"/>
+            </w:tcMar>
+            <w:vAlign w:val="center"/>
+          </w:tcPr>
+          <w:p>
+            <w:pPr>
+              <w:rPr>
+                <w:rFonts w:hint="eastAsia" w:ascii="楷体" w:hAnsi="楷体" w:eastAsia="楷体" w:cs="楷体"/>
+                <w:sz w:val="24"/>
+                <w:szCs w:val="24"/>
+              </w:rPr>
+            </w:pPr>
+            <w:r>
+              <w:rPr>
+                <w:rFonts w:hint="eastAsia" w:ascii="楷体" w:hAnsi="楷体" w:eastAsia="楷体" w:cs="楷体"/>
+                <w:sz w:val="24"/>
+                <w:szCs w:val="24"/>
+                <w:lang w:val="en-US" w:eastAsia="zh-CN"/>
+              </w:rPr>
+              <w:t>后端 1、前端 2</w:t>
+            </w:r>
+          </w:p>
+        </w:tc>
+      </w:tr>
+      <w:tr>
+        <w:tblPrEx>
+          <w:tblBorders>
+            <w:top w:val="single" w:color="auto" w:sz="2" w:space="0"/>
+            <w:left w:val="single" w:color="auto" w:sz="2" w:space="0"/>
+            <w:bottom w:val="single" w:color="auto" w:sz="2" w:space="0"/>
+            <w:right w:val="single" w:color="auto" w:sz="2" w:space="0"/>
+            <w:insideH w:val="none" w:color="auto" w:sz="0" w:space="0"/>
+            <w:insideV w:val="none" w:color="auto" w:sz="0" w:space="0"/>
+          </w:tblBorders>
+          <w:tblCellMar>
+            <w:top w:w="0" w:type="dxa"/>
+            <w:left w:w="0" w:type="dxa"/>
+            <w:bottom w:w="0" w:type="dxa"/>
+            <w:right w:w="0" w:type="dxa"/>
+          </w:tblCellMar>
+        </w:tblPrEx>
+        <w:tc>
+          <w:tcPr>
+            <w:tcW w:w="0" w:type="auto"/>
+            <w:tcBorders>
+              <w:top w:val="nil"/>
+              <w:left w:val="nil"/>
+              <w:bottom w:val="nil"/>
+              <w:right w:val="single" w:color="auto" w:sz="2" w:space="0"/>
+            </w:tcBorders>
+            <w:shd w:val="clear" w:color="auto" w:fill="auto"/>
+            <w:tcMar>
+              <w:top w:w="120" w:type="dxa"/>
+              <w:left w:w="180" w:type="dxa"/>
+              <w:bottom w:w="120" w:type="dxa"/>
+              <w:right w:w="180" w:type="dxa"/>
+            </w:tcMar>
+            <w:vAlign w:val="center"/>
+          </w:tcPr>
+          <w:p>
+            <w:pPr>
+              <w:rPr>
+                <w:rFonts w:hint="eastAsia" w:ascii="楷体" w:hAnsi="楷体" w:eastAsia="楷体" w:cs="楷体"/>
+                <w:kern w:val="2"/>
+                <w:sz w:val="24"/>
+                <w:szCs w:val="24"/>
+                <w:lang w:val="en-US" w:eastAsia="zh-CN" w:bidi="ar-SA"/>
+              </w:rPr>
+            </w:pPr>
+            <w:r>
+              <w:rPr>
+                <w:rFonts w:hint="eastAsia" w:ascii="楷体" w:hAnsi="楷体" w:eastAsia="楷体" w:cs="楷体"/>
+                <w:sz w:val="24"/>
+                <w:szCs w:val="24"/>
+                <w:lang w:val="en-US" w:eastAsia="zh-CN"/>
+              </w:rPr>
+              <w:t>学生 - 饮水点地图查看</w:t>
+            </w:r>
+          </w:p>
+        </w:tc>
+        <w:tc>
+          <w:tcPr>
+            <w:tcW w:w="3973" w:type="dxa"/>
+            <w:tcBorders>
+              <w:top w:val="nil"/>
+              <w:left w:val="nil"/>
+              <w:bottom w:val="nil"/>
+              <w:right w:val="single" w:color="auto" w:sz="2" w:space="0"/>
+            </w:tcBorders>
+            <w:shd w:val="clear" w:color="auto" w:fill="auto"/>
+            <w:tcMar>
+              <w:top w:w="120" w:type="dxa"/>
+              <w:left w:w="180" w:type="dxa"/>
+              <w:bottom w:w="120" w:type="dxa"/>
+              <w:right w:w="180" w:type="dxa"/>
+            </w:tcMar>
+            <w:vAlign w:val="center"/>
+          </w:tcPr>
+          <w:p>
+            <w:pPr>
+              <w:rPr>
+                <w:rFonts w:hint="eastAsia" w:ascii="楷体" w:hAnsi="楷体" w:eastAsia="楷体" w:cs="楷体"/>
+                <w:kern w:val="2"/>
+                <w:sz w:val="24"/>
+                <w:szCs w:val="24"/>
+                <w:lang w:val="en-US" w:eastAsia="zh-CN" w:bidi="ar-SA"/>
+              </w:rPr>
+            </w:pPr>
+            <w:r>
+              <w:rPr>
+                <w:rFonts w:hint="eastAsia" w:ascii="楷体" w:hAnsi="楷体" w:eastAsia="楷体" w:cs="楷体"/>
+                <w:sz w:val="24"/>
+                <w:szCs w:val="24"/>
+                <w:lang w:val="en-US" w:eastAsia="zh-CN"/>
+              </w:rPr>
+              <w:t>APP 端地图页面代码、饮水点标注接口代码</w:t>
+            </w:r>
+          </w:p>
+        </w:tc>
+        <w:tc>
+          <w:tcPr>
+            <w:tcW w:w="2208" w:type="dxa"/>
+            <w:tcBorders>
+              <w:top w:val="nil"/>
+              <w:left w:val="nil"/>
+              <w:bottom w:val="nil"/>
+              <w:right w:val="nil"/>
+            </w:tcBorders>
+            <w:shd w:val="clear" w:color="auto" w:fill="auto"/>
+            <w:tcMar>
+              <w:top w:w="120" w:type="dxa"/>
+              <w:left w:w="180" w:type="dxa"/>
+              <w:bottom w:w="120" w:type="dxa"/>
+              <w:right w:w="180" w:type="dxa"/>
+            </w:tcMar>
+            <w:vAlign w:val="center"/>
+          </w:tcPr>
+          <w:p>
+            <w:pPr>
+              <w:rPr>
+                <w:rFonts w:hint="eastAsia" w:ascii="楷体" w:hAnsi="楷体" w:eastAsia="楷体" w:cs="楷体"/>
+                <w:kern w:val="2"/>
+                <w:sz w:val="24"/>
+                <w:szCs w:val="24"/>
+                <w:lang w:val="en-US" w:eastAsia="zh-CN" w:bidi="ar-SA"/>
+              </w:rPr>
+            </w:pPr>
+            <w:r>
+              <w:rPr>
+                <w:rFonts w:hint="eastAsia" w:ascii="楷体" w:hAnsi="楷体" w:eastAsia="楷体" w:cs="楷体"/>
+                <w:sz w:val="24"/>
+                <w:szCs w:val="24"/>
+                <w:lang w:val="en-US" w:eastAsia="zh-CN"/>
+              </w:rPr>
+              <w:t>后端 1、前端 2</w:t>
+            </w:r>
+          </w:p>
+        </w:tc>
+      </w:tr>
+      <w:tr>
+        <w:tblPrEx>
+          <w:tblBorders>
+            <w:top w:val="single" w:color="auto" w:sz="2" w:space="0"/>
+            <w:left w:val="single" w:color="auto" w:sz="2" w:space="0"/>
+            <w:bottom w:val="single" w:color="auto" w:sz="2" w:space="0"/>
+            <w:right w:val="single" w:color="auto" w:sz="2" w:space="0"/>
+            <w:insideH w:val="none" w:color="auto" w:sz="0" w:space="0"/>
+            <w:insideV w:val="none" w:color="auto" w:sz="0" w:space="0"/>
+          </w:tblBorders>
+          <w:tblCellMar>
+            <w:top w:w="0" w:type="dxa"/>
+            <w:left w:w="0" w:type="dxa"/>
+            <w:bottom w:w="0" w:type="dxa"/>
+            <w:right w:w="0" w:type="dxa"/>
+          </w:tblCellMar>
+        </w:tblPrEx>
+        <w:tc>
+          <w:tcPr>
+            <w:tcW w:w="0" w:type="auto"/>
+            <w:tcBorders>
+              <w:top w:val="nil"/>
+              <w:left w:val="nil"/>
+              <w:bottom w:val="nil"/>
+              <w:right w:val="single" w:color="auto" w:sz="2" w:space="0"/>
+            </w:tcBorders>
+            <w:shd w:val="clear" w:color="auto" w:fill="auto"/>
+            <w:tcMar>
+              <w:top w:w="120" w:type="dxa"/>
+              <w:left w:w="180" w:type="dxa"/>
+              <w:bottom w:w="120" w:type="dxa"/>
+              <w:right w:w="180" w:type="dxa"/>
+            </w:tcMar>
+            <w:vAlign w:val="center"/>
+          </w:tcPr>
+          <w:p>
+            <w:pPr>
+              <w:rPr>
+                <w:rFonts w:hint="eastAsia" w:ascii="楷体" w:hAnsi="楷体" w:eastAsia="楷体" w:cs="楷体"/>
+                <w:sz w:val="24"/>
+                <w:szCs w:val="24"/>
+              </w:rPr>
+            </w:pPr>
+            <w:r>
+              <w:rPr>
+                <w:rFonts w:hint="eastAsia" w:ascii="楷体" w:hAnsi="楷体" w:eastAsia="楷体" w:cs="楷体"/>
+                <w:sz w:val="24"/>
+                <w:szCs w:val="24"/>
+                <w:lang w:val="en-US" w:eastAsia="zh-CN"/>
+              </w:rPr>
+              <w:t>学生 - 每日饮水量统计</w:t>
+            </w:r>
+          </w:p>
+        </w:tc>
+        <w:tc>
+          <w:tcPr>
+            <w:tcW w:w="3973" w:type="dxa"/>
+            <w:tcBorders>
+              <w:top w:val="nil"/>
+              <w:left w:val="nil"/>
+              <w:bottom w:val="nil"/>
+              <w:right w:val="single" w:color="auto" w:sz="2" w:space="0"/>
+            </w:tcBorders>
+            <w:shd w:val="clear" w:color="auto" w:fill="auto"/>
+            <w:tcMar>
+              <w:top w:w="120" w:type="dxa"/>
+              <w:left w:w="180" w:type="dxa"/>
+              <w:bottom w:w="120" w:type="dxa"/>
+              <w:right w:w="180" w:type="dxa"/>
+            </w:tcMar>
+            <w:vAlign w:val="center"/>
+          </w:tcPr>
+          <w:p>
+            <w:pPr>
+              <w:rPr>
+                <w:rFonts w:hint="eastAsia" w:ascii="楷体" w:hAnsi="楷体" w:eastAsia="楷体" w:cs="楷体"/>
+                <w:sz w:val="24"/>
+                <w:szCs w:val="24"/>
+              </w:rPr>
+            </w:pPr>
+            <w:r>
+              <w:rPr>
+                <w:rFonts w:hint="eastAsia" w:ascii="楷体" w:hAnsi="楷体" w:eastAsia="楷体" w:cs="楷体"/>
+                <w:sz w:val="24"/>
+                <w:szCs w:val="24"/>
+                <w:lang w:val="en-US" w:eastAsia="zh-CN"/>
+              </w:rPr>
+              <w:t>APP 端饮水量统计页面代码、统计接口代码</w:t>
+            </w:r>
+          </w:p>
+        </w:tc>
+        <w:tc>
+          <w:tcPr>
+            <w:tcW w:w="2208" w:type="dxa"/>
+            <w:tcBorders>
+              <w:top w:val="nil"/>
+              <w:left w:val="nil"/>
+              <w:bottom w:val="nil"/>
+              <w:right w:val="nil"/>
+            </w:tcBorders>
+            <w:shd w:val="clear" w:color="auto" w:fill="auto"/>
+            <w:tcMar>
+              <w:top w:w="120" w:type="dxa"/>
+              <w:left w:w="180" w:type="dxa"/>
+              <w:bottom w:w="120" w:type="dxa"/>
+              <w:right w:w="180" w:type="dxa"/>
+            </w:tcMar>
+            <w:vAlign w:val="center"/>
+          </w:tcPr>
+          <w:p>
+            <w:pPr>
+              <w:rPr>
+                <w:rFonts w:hint="eastAsia" w:ascii="楷体" w:hAnsi="楷体" w:eastAsia="楷体" w:cs="楷体"/>
+                <w:sz w:val="24"/>
+                <w:szCs w:val="24"/>
+              </w:rPr>
+            </w:pPr>
+            <w:r>
+              <w:rPr>
+                <w:rFonts w:hint="eastAsia" w:ascii="楷体" w:hAnsi="楷体" w:eastAsia="楷体" w:cs="楷体"/>
+                <w:sz w:val="24"/>
+                <w:szCs w:val="24"/>
+                <w:lang w:val="en-US" w:eastAsia="zh-CN"/>
+              </w:rPr>
+              <w:t>后端 1、前端 2</w:t>
             </w:r>
           </w:p>
         </w:tc>
@@ -7368,96 +7911,94 @@
           <w:p>
             <w:pPr>
               <w:rPr>
+                <w:rFonts w:hint="eastAsia" w:ascii="楷体" w:hAnsi="楷体" w:eastAsia="楷体" w:cs="楷体"/>
+                <w:sz w:val="24"/>
+                <w:szCs w:val="24"/>
+              </w:rPr>
+            </w:pPr>
+            <w:r>
+              <w:rPr>
+                <w:rFonts w:hint="eastAsia" w:ascii="楷体" w:hAnsi="楷体" w:eastAsia="楷体" w:cs="楷体"/>
+                <w:sz w:val="24"/>
+                <w:szCs w:val="24"/>
+                <w:lang w:val="en-US" w:eastAsia="zh-CN"/>
+              </w:rPr>
+              <w:t>学生-实时查询数据</w:t>
+            </w:r>
+          </w:p>
+        </w:tc>
+        <w:tc>
+          <w:tcPr>
+            <w:tcW w:w="3973" w:type="dxa"/>
+            <w:tcBorders>
+              <w:top w:val="nil"/>
+              <w:left w:val="nil"/>
+              <w:bottom w:val="nil"/>
+              <w:right w:val="single" w:color="auto" w:sz="2" w:space="0"/>
+            </w:tcBorders>
+            <w:shd w:val="clear" w:color="auto" w:fill="auto"/>
+            <w:tcMar>
+              <w:top w:w="120" w:type="dxa"/>
+              <w:left w:w="180" w:type="dxa"/>
+              <w:bottom w:w="120" w:type="dxa"/>
+              <w:right w:w="180" w:type="dxa"/>
+            </w:tcMar>
+            <w:vAlign w:val="center"/>
+          </w:tcPr>
+          <w:p>
+            <w:pPr>
+              <w:rPr>
+                <w:rFonts w:hint="eastAsia" w:ascii="楷体" w:hAnsi="楷体" w:eastAsia="楷体" w:cs="楷体"/>
+                <w:sz w:val="24"/>
+                <w:szCs w:val="24"/>
+              </w:rPr>
+            </w:pPr>
+            <w:r>
+              <w:rPr>
+                <w:rFonts w:hint="eastAsia" w:ascii="楷体" w:hAnsi="楷体" w:eastAsia="楷体" w:cs="楷体"/>
+                <w:sz w:val="24"/>
+                <w:szCs w:val="24"/>
+                <w:lang w:val="en-US" w:eastAsia="zh-CN"/>
+              </w:rPr>
+              <w:t>APP端查询实时数据页面，模拟器实时生成模块源码、实时查询接口代码</w:t>
+            </w:r>
+          </w:p>
+        </w:tc>
+        <w:tc>
+          <w:tcPr>
+            <w:tcW w:w="2208" w:type="dxa"/>
+            <w:tcBorders>
+              <w:top w:val="nil"/>
+              <w:left w:val="nil"/>
+              <w:bottom w:val="nil"/>
+              <w:right w:val="nil"/>
+            </w:tcBorders>
+            <w:shd w:val="clear" w:color="auto" w:fill="auto"/>
+            <w:tcMar>
+              <w:top w:w="120" w:type="dxa"/>
+              <w:left w:w="180" w:type="dxa"/>
+              <w:bottom w:w="120" w:type="dxa"/>
+              <w:right w:w="180" w:type="dxa"/>
+            </w:tcMar>
+            <w:vAlign w:val="center"/>
+          </w:tcPr>
+          <w:p>
+            <w:pPr>
+              <w:rPr>
                 <w:rFonts w:hint="default" w:ascii="楷体" w:hAnsi="楷体" w:eastAsia="楷体" w:cs="楷体"/>
                 <w:sz w:val="24"/>
                 <w:szCs w:val="24"/>
-                <w:lang w:val="en-US" w:eastAsia="zh-CN"/>
-              </w:rPr>
-            </w:pPr>
-            <w:r>
-              <w:rPr>
-                <w:rFonts w:hint="eastAsia" w:ascii="楷体" w:hAnsi="楷体" w:eastAsia="楷体" w:cs="楷体"/>
-                <w:sz w:val="24"/>
-                <w:szCs w:val="24"/>
-                <w:lang w:val="en-US" w:eastAsia="zh-CN"/>
-              </w:rPr>
-              <w:t>管理员-地区管理</w:t>
-            </w:r>
-          </w:p>
-        </w:tc>
-        <w:tc>
-          <w:tcPr>
-            <w:tcW w:w="3973" w:type="dxa"/>
-            <w:tcBorders>
-              <w:top w:val="nil"/>
-              <w:left w:val="nil"/>
-              <w:bottom w:val="nil"/>
-              <w:right w:val="single" w:color="auto" w:sz="2" w:space="0"/>
-            </w:tcBorders>
-            <w:shd w:val="clear" w:color="auto" w:fill="auto"/>
-            <w:tcMar>
-              <w:top w:w="120" w:type="dxa"/>
-              <w:left w:w="180" w:type="dxa"/>
-              <w:bottom w:w="120" w:type="dxa"/>
-              <w:right w:w="180" w:type="dxa"/>
-            </w:tcMar>
-            <w:vAlign w:val="center"/>
-          </w:tcPr>
-          <w:p>
-            <w:pPr>
-              <w:rPr>
-                <w:rFonts w:hint="default" w:ascii="楷体" w:hAnsi="楷体" w:eastAsia="楷体" w:cs="楷体"/>
-                <w:sz w:val="24"/>
-                <w:szCs w:val="24"/>
-                <w:lang w:val="en-US" w:eastAsia="zh-CN"/>
-              </w:rPr>
-            </w:pPr>
-            <w:r>
-              <w:rPr>
-                <w:rFonts w:hint="eastAsia" w:ascii="楷体" w:hAnsi="楷体" w:eastAsia="楷体" w:cs="楷体"/>
-                <w:sz w:val="24"/>
-                <w:szCs w:val="24"/>
-                <w:lang w:val="en-US" w:eastAsia="zh-CN"/>
-              </w:rPr>
-              <w:t>Web端地区管理页面代码、后端地区管理接口</w:t>
-            </w:r>
-          </w:p>
-        </w:tc>
-        <w:tc>
-          <w:tcPr>
-            <w:tcW w:w="2208" w:type="dxa"/>
-            <w:tcBorders>
-              <w:top w:val="nil"/>
-              <w:left w:val="nil"/>
-              <w:bottom w:val="nil"/>
-              <w:right w:val="nil"/>
-            </w:tcBorders>
-            <w:shd w:val="clear" w:color="auto" w:fill="auto"/>
-            <w:tcMar>
-              <w:top w:w="120" w:type="dxa"/>
-              <w:left w:w="180" w:type="dxa"/>
-              <w:bottom w:w="120" w:type="dxa"/>
-              <w:right w:w="180" w:type="dxa"/>
-            </w:tcMar>
-            <w:vAlign w:val="center"/>
-          </w:tcPr>
-          <w:p>
-            <w:pPr>
-              <w:rPr>
-                <w:rFonts w:hint="default" w:ascii="楷体" w:hAnsi="楷体" w:eastAsia="楷体" w:cs="楷体"/>
-                <w:sz w:val="24"/>
-                <w:szCs w:val="24"/>
-                <w:lang w:val="en-US" w:eastAsia="zh-CN"/>
-              </w:rPr>
-            </w:pPr>
-            <w:r>
-              <w:rPr>
-                <w:rFonts w:hint="eastAsia" w:ascii="楷体" w:hAnsi="楷体" w:eastAsia="楷体" w:cs="楷体"/>
-                <w:sz w:val="24"/>
-                <w:szCs w:val="24"/>
-                <w:lang w:val="en-US" w:eastAsia="zh-CN"/>
-              </w:rPr>
-              <w:t>后端2，前端1</w:t>
+                <w:lang w:val="en-US"/>
+              </w:rPr>
+            </w:pPr>
+            <w:r>
+              <w:rPr>
+                <w:rFonts w:hint="eastAsia" w:ascii="楷体" w:hAnsi="楷体" w:eastAsia="楷体" w:cs="楷体"/>
+                <w:sz w:val="24"/>
+                <w:szCs w:val="24"/>
+                <w:lang w:val="en-US" w:eastAsia="zh-CN"/>
+              </w:rPr>
+              <w:t>后端 1、前端2</w:t>
             </w:r>
           </w:p>
         </w:tc>
@@ -7512,7 +8053,7 @@
                 <w:szCs w:val="24"/>
                 <w:lang w:val="en-US" w:eastAsia="zh-CN"/>
               </w:rPr>
-              <w:t>查看派单通知（维修 ）</w:t>
+              <w:t>系统性能优化</w:t>
             </w:r>
           </w:p>
         </w:tc>
@@ -7549,7 +8090,7 @@
                 <w:szCs w:val="24"/>
                 <w:lang w:val="en-US" w:eastAsia="zh-CN"/>
               </w:rPr>
-              <w:t>APP 端通知弹窗代码、派单通知推送接口代码</w:t>
+              <w:t>缓存配置代码、并发处理优化代码、性能测试报告</w:t>
             </w:r>
           </w:p>
         </w:tc>
@@ -7586,273 +8127,7 @@
                 <w:szCs w:val="24"/>
                 <w:lang w:val="en-US" w:eastAsia="zh-CN"/>
               </w:rPr>
-              <w:t>后端 3、前端 2</w:t>
-            </w:r>
-          </w:p>
-        </w:tc>
-      </w:tr>
-      <w:tr>
-        <w:tblPrEx>
-          <w:tblBorders>
-            <w:top w:val="single" w:color="auto" w:sz="2" w:space="0"/>
-            <w:left w:val="single" w:color="auto" w:sz="2" w:space="0"/>
-            <w:bottom w:val="single" w:color="auto" w:sz="2" w:space="0"/>
-            <w:right w:val="single" w:color="auto" w:sz="2" w:space="0"/>
-            <w:insideH w:val="none" w:color="auto" w:sz="0" w:space="0"/>
-            <w:insideV w:val="none" w:color="auto" w:sz="0" w:space="0"/>
-          </w:tblBorders>
-          <w:shd w:val="clear" w:color="auto" w:fill="auto"/>
-          <w:tblCellMar>
-            <w:top w:w="0" w:type="dxa"/>
-            <w:left w:w="0" w:type="dxa"/>
-            <w:bottom w:w="0" w:type="dxa"/>
-            <w:right w:w="0" w:type="dxa"/>
-          </w:tblCellMar>
-        </w:tblPrEx>
-        <w:tc>
-          <w:tcPr>
-            <w:tcW w:w="0" w:type="auto"/>
-            <w:tcBorders>
-              <w:top w:val="nil"/>
-              <w:left w:val="nil"/>
-              <w:bottom w:val="nil"/>
-              <w:right w:val="single" w:color="auto" w:sz="2" w:space="0"/>
-            </w:tcBorders>
-            <w:shd w:val="clear" w:color="auto" w:fill="auto"/>
-            <w:tcMar>
-              <w:top w:w="120" w:type="dxa"/>
-              <w:left w:w="180" w:type="dxa"/>
-              <w:bottom w:w="120" w:type="dxa"/>
-              <w:right w:w="180" w:type="dxa"/>
-            </w:tcMar>
-            <w:vAlign w:val="center"/>
-          </w:tcPr>
-          <w:p>
-            <w:pPr>
-              <w:rPr>
-                <w:rFonts w:hint="eastAsia" w:ascii="楷体" w:hAnsi="楷体" w:eastAsia="楷体" w:cs="楷体"/>
-                <w:kern w:val="2"/>
-                <w:sz w:val="24"/>
-                <w:szCs w:val="24"/>
-                <w:lang w:val="en-US" w:eastAsia="zh-CN" w:bidi="ar-SA"/>
-              </w:rPr>
-            </w:pPr>
-            <w:r>
-              <w:rPr>
-                <w:rFonts w:hint="eastAsia" w:ascii="楷体" w:hAnsi="楷体" w:eastAsia="楷体" w:cs="楷体"/>
-                <w:sz w:val="24"/>
-                <w:szCs w:val="24"/>
-                <w:lang w:val="en-US" w:eastAsia="zh-CN"/>
-              </w:rPr>
-              <w:t>学生 - 饮水点地图查看</w:t>
-            </w:r>
-          </w:p>
-        </w:tc>
-        <w:tc>
-          <w:tcPr>
-            <w:tcW w:w="3973" w:type="dxa"/>
-            <w:tcBorders>
-              <w:top w:val="nil"/>
-              <w:left w:val="nil"/>
-              <w:bottom w:val="nil"/>
-              <w:right w:val="single" w:color="auto" w:sz="2" w:space="0"/>
-            </w:tcBorders>
-            <w:shd w:val="clear" w:color="auto" w:fill="auto"/>
-            <w:tcMar>
-              <w:top w:w="120" w:type="dxa"/>
-              <w:left w:w="180" w:type="dxa"/>
-              <w:bottom w:w="120" w:type="dxa"/>
-              <w:right w:w="180" w:type="dxa"/>
-            </w:tcMar>
-            <w:vAlign w:val="center"/>
-          </w:tcPr>
-          <w:p>
-            <w:pPr>
-              <w:rPr>
-                <w:rFonts w:hint="eastAsia" w:ascii="楷体" w:hAnsi="楷体" w:eastAsia="楷体" w:cs="楷体"/>
-                <w:kern w:val="2"/>
-                <w:sz w:val="24"/>
-                <w:szCs w:val="24"/>
-                <w:lang w:val="en-US" w:eastAsia="zh-CN" w:bidi="ar-SA"/>
-              </w:rPr>
-            </w:pPr>
-            <w:r>
-              <w:rPr>
-                <w:rFonts w:hint="eastAsia" w:ascii="楷体" w:hAnsi="楷体" w:eastAsia="楷体" w:cs="楷体"/>
-                <w:sz w:val="24"/>
-                <w:szCs w:val="24"/>
-                <w:lang w:val="en-US" w:eastAsia="zh-CN"/>
-              </w:rPr>
-              <w:t>APP 端地图页面代码、饮水点标注接口代码</w:t>
-            </w:r>
-          </w:p>
-        </w:tc>
-        <w:tc>
-          <w:tcPr>
-            <w:tcW w:w="2208" w:type="dxa"/>
-            <w:tcBorders>
-              <w:top w:val="nil"/>
-              <w:left w:val="nil"/>
-              <w:bottom w:val="nil"/>
-              <w:right w:val="nil"/>
-            </w:tcBorders>
-            <w:shd w:val="clear" w:color="auto" w:fill="auto"/>
-            <w:tcMar>
-              <w:top w:w="120" w:type="dxa"/>
-              <w:left w:w="180" w:type="dxa"/>
-              <w:bottom w:w="120" w:type="dxa"/>
-              <w:right w:w="180" w:type="dxa"/>
-            </w:tcMar>
-            <w:vAlign w:val="center"/>
-          </w:tcPr>
-          <w:p>
-            <w:pPr>
-              <w:rPr>
-                <w:rFonts w:hint="eastAsia" w:ascii="楷体" w:hAnsi="楷体" w:eastAsia="楷体" w:cs="楷体"/>
-                <w:kern w:val="2"/>
-                <w:sz w:val="24"/>
-                <w:szCs w:val="24"/>
-                <w:lang w:val="en-US" w:eastAsia="zh-CN" w:bidi="ar-SA"/>
-              </w:rPr>
-            </w:pPr>
-            <w:r>
-              <w:rPr>
-                <w:rFonts w:hint="eastAsia" w:ascii="楷体" w:hAnsi="楷体" w:eastAsia="楷体" w:cs="楷体"/>
-                <w:sz w:val="24"/>
-                <w:szCs w:val="24"/>
-                <w:lang w:val="en-US" w:eastAsia="zh-CN"/>
-              </w:rPr>
-              <w:t>后端 3、前端 2</w:t>
-            </w:r>
-          </w:p>
-        </w:tc>
-      </w:tr>
-      <w:tr>
-        <w:tblPrEx>
-          <w:tblBorders>
-            <w:top w:val="single" w:color="auto" w:sz="2" w:space="0"/>
-            <w:left w:val="single" w:color="auto" w:sz="2" w:space="0"/>
-            <w:bottom w:val="single" w:color="auto" w:sz="2" w:space="0"/>
-            <w:right w:val="single" w:color="auto" w:sz="2" w:space="0"/>
-            <w:insideH w:val="none" w:color="auto" w:sz="0" w:space="0"/>
-            <w:insideV w:val="none" w:color="auto" w:sz="0" w:space="0"/>
-          </w:tblBorders>
-          <w:shd w:val="clear" w:color="auto" w:fill="auto"/>
-          <w:tblCellMar>
-            <w:top w:w="0" w:type="dxa"/>
-            <w:left w:w="0" w:type="dxa"/>
-            <w:bottom w:w="0" w:type="dxa"/>
-            <w:right w:w="0" w:type="dxa"/>
-          </w:tblCellMar>
-        </w:tblPrEx>
-        <w:tc>
-          <w:tcPr>
-            <w:tcW w:w="0" w:type="auto"/>
-            <w:tcBorders>
-              <w:top w:val="nil"/>
-              <w:left w:val="nil"/>
-              <w:bottom w:val="nil"/>
-              <w:right w:val="single" w:color="auto" w:sz="2" w:space="0"/>
-            </w:tcBorders>
-            <w:shd w:val="clear" w:color="auto" w:fill="auto"/>
-            <w:tcMar>
-              <w:top w:w="120" w:type="dxa"/>
-              <w:left w:w="180" w:type="dxa"/>
-              <w:bottom w:w="120" w:type="dxa"/>
-              <w:right w:w="180" w:type="dxa"/>
-            </w:tcMar>
-            <w:vAlign w:val="center"/>
-          </w:tcPr>
-          <w:p>
-            <w:pPr>
-              <w:rPr>
-                <w:rFonts w:hint="eastAsia" w:ascii="楷体" w:hAnsi="楷体" w:eastAsia="楷体" w:cs="楷体"/>
-                <w:sz w:val="24"/>
-                <w:szCs w:val="24"/>
-              </w:rPr>
-            </w:pPr>
-            <w:r>
-              <w:rPr>
-                <w:rFonts w:hint="eastAsia" w:ascii="楷体" w:hAnsi="楷体" w:eastAsia="楷体" w:cs="楷体"/>
-                <w:sz w:val="24"/>
-                <w:szCs w:val="24"/>
-                <w:lang w:val="en-US" w:eastAsia="zh-CN"/>
-              </w:rPr>
-              <w:t>学生 - 每日饮水量统计</w:t>
-            </w:r>
-          </w:p>
-        </w:tc>
-        <w:tc>
-          <w:tcPr>
-            <w:tcW w:w="3973" w:type="dxa"/>
-            <w:tcBorders>
-              <w:top w:val="nil"/>
-              <w:left w:val="nil"/>
-              <w:bottom w:val="nil"/>
-              <w:right w:val="single" w:color="auto" w:sz="2" w:space="0"/>
-            </w:tcBorders>
-            <w:shd w:val="clear" w:color="auto" w:fill="auto"/>
-            <w:tcMar>
-              <w:top w:w="120" w:type="dxa"/>
-              <w:left w:w="180" w:type="dxa"/>
-              <w:bottom w:w="120" w:type="dxa"/>
-              <w:right w:w="180" w:type="dxa"/>
-            </w:tcMar>
-            <w:vAlign w:val="center"/>
-          </w:tcPr>
-          <w:p>
-            <w:pPr>
-              <w:rPr>
-                <w:rFonts w:hint="eastAsia" w:ascii="楷体" w:hAnsi="楷体" w:eastAsia="楷体" w:cs="楷体"/>
-                <w:sz w:val="24"/>
-                <w:szCs w:val="24"/>
-              </w:rPr>
-            </w:pPr>
-            <w:r>
-              <w:rPr>
-                <w:rFonts w:hint="eastAsia" w:ascii="楷体" w:hAnsi="楷体" w:eastAsia="楷体" w:cs="楷体"/>
-                <w:sz w:val="24"/>
-                <w:szCs w:val="24"/>
-                <w:lang w:val="en-US" w:eastAsia="zh-CN"/>
-              </w:rPr>
-              <w:t>APP 端饮水量统计页面代码、统计接口代码</w:t>
-            </w:r>
-          </w:p>
-        </w:tc>
-        <w:tc>
-          <w:tcPr>
-            <w:tcW w:w="2208" w:type="dxa"/>
-            <w:tcBorders>
-              <w:top w:val="nil"/>
-              <w:left w:val="nil"/>
-              <w:bottom w:val="nil"/>
-              <w:right w:val="nil"/>
-            </w:tcBorders>
-            <w:shd w:val="clear" w:color="auto" w:fill="auto"/>
-            <w:tcMar>
-              <w:top w:w="120" w:type="dxa"/>
-              <w:left w:w="180" w:type="dxa"/>
-              <w:bottom w:w="120" w:type="dxa"/>
-              <w:right w:w="180" w:type="dxa"/>
-            </w:tcMar>
-            <w:vAlign w:val="center"/>
-          </w:tcPr>
-          <w:p>
-            <w:pPr>
-              <w:rPr>
-                <w:rFonts w:hint="eastAsia" w:ascii="楷体" w:hAnsi="楷体" w:eastAsia="楷体" w:cs="楷体"/>
-                <w:sz w:val="24"/>
-                <w:szCs w:val="24"/>
-              </w:rPr>
-            </w:pPr>
-            <w:r>
-              <w:rPr>
-                <w:rFonts w:hint="eastAsia" w:ascii="楷体" w:hAnsi="楷体" w:eastAsia="楷体" w:cs="楷体"/>
-                <w:sz w:val="24"/>
-                <w:szCs w:val="24"/>
-                <w:lang w:val="en-US" w:eastAsia="zh-CN"/>
-              </w:rPr>
-              <w:t>后端 2、前端 2</w:t>
+              <w:t>后端 1、后端 2、后端 3</w:t>
             </w:r>
           </w:p>
         </w:tc>
@@ -7907,7 +8182,7 @@
                 <w:szCs w:val="24"/>
                 <w:lang w:val="en-US" w:eastAsia="zh-CN"/>
               </w:rPr>
-              <w:t>学生-实时查询数据</w:t>
+              <w:t>系统安全性优化</w:t>
             </w:r>
           </w:p>
         </w:tc>
@@ -7944,7 +8219,7 @@
                 <w:szCs w:val="24"/>
                 <w:lang w:val="en-US" w:eastAsia="zh-CN"/>
               </w:rPr>
-              <w:t>APP端查询实时数据页面，模拟器实时生成模块源码、实时查询接口代码</w:t>
+              <w:t>权限细化代码、数据加密代码、安全测试报告</w:t>
             </w:r>
           </w:p>
         </w:tc>
@@ -7969,20 +8244,19 @@
           <w:p>
             <w:pPr>
               <w:rPr>
-                <w:rFonts w:hint="default" w:ascii="楷体" w:hAnsi="楷体" w:eastAsia="楷体" w:cs="楷体"/>
-                <w:sz w:val="24"/>
-                <w:szCs w:val="24"/>
-                <w:lang w:val="en-US"/>
-              </w:rPr>
-            </w:pPr>
-            <w:r>
-              <w:rPr>
-                <w:rFonts w:hint="eastAsia" w:ascii="楷体" w:hAnsi="楷体" w:eastAsia="楷体" w:cs="楷体"/>
-                <w:sz w:val="24"/>
-                <w:szCs w:val="24"/>
-                <w:lang w:val="en-US" w:eastAsia="zh-CN"/>
-              </w:rPr>
-              <w:t>后端 1、后端 2、前端2</w:t>
+                <w:rFonts w:hint="eastAsia" w:ascii="楷体" w:hAnsi="楷体" w:eastAsia="楷体" w:cs="楷体"/>
+                <w:sz w:val="24"/>
+                <w:szCs w:val="24"/>
+              </w:rPr>
+            </w:pPr>
+            <w:r>
+              <w:rPr>
+                <w:rFonts w:hint="eastAsia" w:ascii="楷体" w:hAnsi="楷体" w:eastAsia="楷体" w:cs="楷体"/>
+                <w:sz w:val="24"/>
+                <w:szCs w:val="24"/>
+                <w:lang w:val="en-US" w:eastAsia="zh-CN"/>
+              </w:rPr>
+              <w:t>后端 2、后端 3</w:t>
             </w:r>
           </w:p>
         </w:tc>
@@ -7997,267 +8271,6 @@
             <w:insideH w:val="none" w:color="auto" w:sz="0" w:space="0"/>
             <w:insideV w:val="none" w:color="auto" w:sz="0" w:space="0"/>
           </w:tblBorders>
-          <w:shd w:val="clear" w:color="auto" w:fill="auto"/>
-          <w:tblCellMar>
-            <w:top w:w="0" w:type="dxa"/>
-            <w:left w:w="0" w:type="dxa"/>
-            <w:bottom w:w="0" w:type="dxa"/>
-            <w:right w:w="0" w:type="dxa"/>
-          </w:tblCellMar>
-        </w:tblPrEx>
-        <w:tc>
-          <w:tcPr>
-            <w:tcW w:w="0" w:type="auto"/>
-            <w:tcBorders>
-              <w:top w:val="nil"/>
-              <w:left w:val="nil"/>
-              <w:bottom w:val="nil"/>
-              <w:right w:val="single" w:color="auto" w:sz="2" w:space="0"/>
-            </w:tcBorders>
-            <w:shd w:val="clear" w:color="auto" w:fill="auto"/>
-            <w:tcMar>
-              <w:top w:w="120" w:type="dxa"/>
-              <w:left w:w="180" w:type="dxa"/>
-              <w:bottom w:w="120" w:type="dxa"/>
-              <w:right w:w="180" w:type="dxa"/>
-            </w:tcMar>
-            <w:vAlign w:val="center"/>
-          </w:tcPr>
-          <w:p>
-            <w:pPr>
-              <w:rPr>
-                <w:rFonts w:hint="eastAsia" w:ascii="楷体" w:hAnsi="楷体" w:eastAsia="楷体" w:cs="楷体"/>
-                <w:sz w:val="24"/>
-                <w:szCs w:val="24"/>
-              </w:rPr>
-            </w:pPr>
-            <w:r>
-              <w:rPr>
-                <w:rFonts w:hint="eastAsia" w:ascii="楷体" w:hAnsi="楷体" w:eastAsia="楷体" w:cs="楷体"/>
-                <w:sz w:val="24"/>
-                <w:szCs w:val="24"/>
-                <w:lang w:val="en-US" w:eastAsia="zh-CN"/>
-              </w:rPr>
-              <w:t>系统性能优化</w:t>
-            </w:r>
-          </w:p>
-        </w:tc>
-        <w:tc>
-          <w:tcPr>
-            <w:tcW w:w="3973" w:type="dxa"/>
-            <w:tcBorders>
-              <w:top w:val="nil"/>
-              <w:left w:val="nil"/>
-              <w:bottom w:val="nil"/>
-              <w:right w:val="single" w:color="auto" w:sz="2" w:space="0"/>
-            </w:tcBorders>
-            <w:shd w:val="clear" w:color="auto" w:fill="auto"/>
-            <w:tcMar>
-              <w:top w:w="120" w:type="dxa"/>
-              <w:left w:w="180" w:type="dxa"/>
-              <w:bottom w:w="120" w:type="dxa"/>
-              <w:right w:w="180" w:type="dxa"/>
-            </w:tcMar>
-            <w:vAlign w:val="center"/>
-          </w:tcPr>
-          <w:p>
-            <w:pPr>
-              <w:rPr>
-                <w:rFonts w:hint="eastAsia" w:ascii="楷体" w:hAnsi="楷体" w:eastAsia="楷体" w:cs="楷体"/>
-                <w:sz w:val="24"/>
-                <w:szCs w:val="24"/>
-              </w:rPr>
-            </w:pPr>
-            <w:r>
-              <w:rPr>
-                <w:rFonts w:hint="eastAsia" w:ascii="楷体" w:hAnsi="楷体" w:eastAsia="楷体" w:cs="楷体"/>
-                <w:sz w:val="24"/>
-                <w:szCs w:val="24"/>
-                <w:lang w:val="en-US" w:eastAsia="zh-CN"/>
-              </w:rPr>
-              <w:t>缓存配置代码、并发处理优化代码、性能测试报告</w:t>
-            </w:r>
-          </w:p>
-        </w:tc>
-        <w:tc>
-          <w:tcPr>
-            <w:tcW w:w="2208" w:type="dxa"/>
-            <w:tcBorders>
-              <w:top w:val="nil"/>
-              <w:left w:val="nil"/>
-              <w:bottom w:val="nil"/>
-              <w:right w:val="nil"/>
-            </w:tcBorders>
-            <w:shd w:val="clear" w:color="auto" w:fill="auto"/>
-            <w:tcMar>
-              <w:top w:w="120" w:type="dxa"/>
-              <w:left w:w="180" w:type="dxa"/>
-              <w:bottom w:w="120" w:type="dxa"/>
-              <w:right w:w="180" w:type="dxa"/>
-            </w:tcMar>
-            <w:vAlign w:val="center"/>
-          </w:tcPr>
-          <w:p>
-            <w:pPr>
-              <w:rPr>
-                <w:rFonts w:hint="eastAsia" w:ascii="楷体" w:hAnsi="楷体" w:eastAsia="楷体" w:cs="楷体"/>
-                <w:sz w:val="24"/>
-                <w:szCs w:val="24"/>
-              </w:rPr>
-            </w:pPr>
-            <w:r>
-              <w:rPr>
-                <w:rFonts w:hint="eastAsia" w:ascii="楷体" w:hAnsi="楷体" w:eastAsia="楷体" w:cs="楷体"/>
-                <w:sz w:val="24"/>
-                <w:szCs w:val="24"/>
-                <w:lang w:val="en-US" w:eastAsia="zh-CN"/>
-              </w:rPr>
-              <w:t>后端 1、后端 2、后端 3</w:t>
-            </w:r>
-          </w:p>
-        </w:tc>
-      </w:tr>
-      <w:tr>
-        <w:tblPrEx>
-          <w:tblBorders>
-            <w:top w:val="single" w:color="auto" w:sz="2" w:space="0"/>
-            <w:left w:val="single" w:color="auto" w:sz="2" w:space="0"/>
-            <w:bottom w:val="single" w:color="auto" w:sz="2" w:space="0"/>
-            <w:right w:val="single" w:color="auto" w:sz="2" w:space="0"/>
-            <w:insideH w:val="none" w:color="auto" w:sz="0" w:space="0"/>
-            <w:insideV w:val="none" w:color="auto" w:sz="0" w:space="0"/>
-          </w:tblBorders>
-          <w:shd w:val="clear" w:color="auto" w:fill="auto"/>
-          <w:tblCellMar>
-            <w:top w:w="0" w:type="dxa"/>
-            <w:left w:w="0" w:type="dxa"/>
-            <w:bottom w:w="0" w:type="dxa"/>
-            <w:right w:w="0" w:type="dxa"/>
-          </w:tblCellMar>
-        </w:tblPrEx>
-        <w:tc>
-          <w:tcPr>
-            <w:tcW w:w="0" w:type="auto"/>
-            <w:tcBorders>
-              <w:top w:val="nil"/>
-              <w:left w:val="nil"/>
-              <w:bottom w:val="nil"/>
-              <w:right w:val="single" w:color="auto" w:sz="2" w:space="0"/>
-            </w:tcBorders>
-            <w:shd w:val="clear" w:color="auto" w:fill="auto"/>
-            <w:tcMar>
-              <w:top w:w="120" w:type="dxa"/>
-              <w:left w:w="180" w:type="dxa"/>
-              <w:bottom w:w="120" w:type="dxa"/>
-              <w:right w:w="180" w:type="dxa"/>
-            </w:tcMar>
-            <w:vAlign w:val="center"/>
-          </w:tcPr>
-          <w:p>
-            <w:pPr>
-              <w:rPr>
-                <w:rFonts w:hint="eastAsia" w:ascii="楷体" w:hAnsi="楷体" w:eastAsia="楷体" w:cs="楷体"/>
-                <w:sz w:val="24"/>
-                <w:szCs w:val="24"/>
-              </w:rPr>
-            </w:pPr>
-            <w:r>
-              <w:rPr>
-                <w:rFonts w:hint="eastAsia" w:ascii="楷体" w:hAnsi="楷体" w:eastAsia="楷体" w:cs="楷体"/>
-                <w:sz w:val="24"/>
-                <w:szCs w:val="24"/>
-                <w:lang w:val="en-US" w:eastAsia="zh-CN"/>
-              </w:rPr>
-              <w:t>系统安全性优化</w:t>
-            </w:r>
-          </w:p>
-        </w:tc>
-        <w:tc>
-          <w:tcPr>
-            <w:tcW w:w="3973" w:type="dxa"/>
-            <w:tcBorders>
-              <w:top w:val="nil"/>
-              <w:left w:val="nil"/>
-              <w:bottom w:val="nil"/>
-              <w:right w:val="single" w:color="auto" w:sz="2" w:space="0"/>
-            </w:tcBorders>
-            <w:shd w:val="clear" w:color="auto" w:fill="auto"/>
-            <w:tcMar>
-              <w:top w:w="120" w:type="dxa"/>
-              <w:left w:w="180" w:type="dxa"/>
-              <w:bottom w:w="120" w:type="dxa"/>
-              <w:right w:w="180" w:type="dxa"/>
-            </w:tcMar>
-            <w:vAlign w:val="center"/>
-          </w:tcPr>
-          <w:p>
-            <w:pPr>
-              <w:rPr>
-                <w:rFonts w:hint="eastAsia" w:ascii="楷体" w:hAnsi="楷体" w:eastAsia="楷体" w:cs="楷体"/>
-                <w:sz w:val="24"/>
-                <w:szCs w:val="24"/>
-              </w:rPr>
-            </w:pPr>
-            <w:r>
-              <w:rPr>
-                <w:rFonts w:hint="eastAsia" w:ascii="楷体" w:hAnsi="楷体" w:eastAsia="楷体" w:cs="楷体"/>
-                <w:sz w:val="24"/>
-                <w:szCs w:val="24"/>
-                <w:lang w:val="en-US" w:eastAsia="zh-CN"/>
-              </w:rPr>
-              <w:t>权限细化代码、数据加密代码、安全测试报告</w:t>
-            </w:r>
-          </w:p>
-        </w:tc>
-        <w:tc>
-          <w:tcPr>
-            <w:tcW w:w="2208" w:type="dxa"/>
-            <w:tcBorders>
-              <w:top w:val="nil"/>
-              <w:left w:val="nil"/>
-              <w:bottom w:val="nil"/>
-              <w:right w:val="nil"/>
-            </w:tcBorders>
-            <w:shd w:val="clear" w:color="auto" w:fill="auto"/>
-            <w:tcMar>
-              <w:top w:w="120" w:type="dxa"/>
-              <w:left w:w="180" w:type="dxa"/>
-              <w:bottom w:w="120" w:type="dxa"/>
-              <w:right w:w="180" w:type="dxa"/>
-            </w:tcMar>
-            <w:vAlign w:val="center"/>
-          </w:tcPr>
-          <w:p>
-            <w:pPr>
-              <w:rPr>
-                <w:rFonts w:hint="eastAsia" w:ascii="楷体" w:hAnsi="楷体" w:eastAsia="楷体" w:cs="楷体"/>
-                <w:sz w:val="24"/>
-                <w:szCs w:val="24"/>
-              </w:rPr>
-            </w:pPr>
-            <w:r>
-              <w:rPr>
-                <w:rFonts w:hint="eastAsia" w:ascii="楷体" w:hAnsi="楷体" w:eastAsia="楷体" w:cs="楷体"/>
-                <w:sz w:val="24"/>
-                <w:szCs w:val="24"/>
-                <w:lang w:val="en-US" w:eastAsia="zh-CN"/>
-              </w:rPr>
-              <w:t>后端 2、后端 3</w:t>
-            </w:r>
-          </w:p>
-        </w:tc>
-      </w:tr>
-      <w:tr>
-        <w:tblPrEx>
-          <w:tblBorders>
-            <w:top w:val="single" w:color="auto" w:sz="2" w:space="0"/>
-            <w:left w:val="single" w:color="auto" w:sz="2" w:space="0"/>
-            <w:bottom w:val="single" w:color="auto" w:sz="2" w:space="0"/>
-            <w:right w:val="single" w:color="auto" w:sz="2" w:space="0"/>
-            <w:insideH w:val="none" w:color="auto" w:sz="0" w:space="0"/>
-            <w:insideV w:val="none" w:color="auto" w:sz="0" w:space="0"/>
-          </w:tblBorders>
-          <w:shd w:val="clear" w:color="auto" w:fill="auto"/>
           <w:tblCellMar>
             <w:top w:w="0" w:type="dxa"/>
             <w:left w:w="0" w:type="dxa"/>
@@ -9133,7 +9146,6 @@
             <w:insideH w:val="none" w:color="auto" w:sz="0" w:space="0"/>
             <w:insideV w:val="none" w:color="auto" w:sz="0" w:space="0"/>
           </w:tblBorders>
-          <w:shd w:val="clear" w:color="auto" w:fill="auto"/>
           <w:tblCellMar>
             <w:top w:w="0" w:type="dxa"/>
             <w:left w:w="0" w:type="dxa"/>
@@ -9302,7 +9314,6 @@
             <w:insideH w:val="none" w:color="auto" w:sz="0" w:space="0"/>
             <w:insideV w:val="none" w:color="auto" w:sz="0" w:space="0"/>
           </w:tblBorders>
-          <w:shd w:val="clear" w:color="auto" w:fill="auto"/>
           <w:tblCellMar>
             <w:top w:w="0" w:type="dxa"/>
             <w:left w:w="0" w:type="dxa"/>
@@ -9471,7 +9482,6 @@
             <w:insideH w:val="none" w:color="auto" w:sz="0" w:space="0"/>
             <w:insideV w:val="none" w:color="auto" w:sz="0" w:space="0"/>
           </w:tblBorders>
-          <w:shd w:val="clear" w:color="auto" w:fill="auto"/>
           <w:tblCellMar>
             <w:top w:w="0" w:type="dxa"/>
             <w:left w:w="0" w:type="dxa"/>
